--- a/evaluation/publication_results/manuscript_package_20260719/tirs_final_submission_package_20260720/submission_upload_files_20260720/04_Supplementary_Methods_and_Prompts_20260720.docx
+++ b/evaluation/publication_results/manuscript_package_20260719/tirs_final_submission_package_20260720/submission_upload_files_20260720/04_Supplementary_Methods_and_Prompts_20260720.docx
@@ -6347,6 +6347,66 @@
         <w:t>The package supports reproduction of the reported technical evaluation if the same code, corpus files, model identifiers, benchmark files, and API model behavior are available. Exact generated answers may still vary because hosted LLM behavior can change over time even when the model name and prompt are fixed. The archived per-question CSVs are therefore part of the evidence record and should be used to audit the reported results.</w:t>
       </w:r>
     </w:p>
+    <w:p>
+      <w:r>
+        <w:br w:type="page"/>
+      </w:r>
+    </w:p>
+    <w:p>
+      <w:r>
+        <w:rPr>
+          <w:rFonts w:ascii="Times New Roman" w:hAnsi="Times New Roman" w:eastAsia="Times New Roman"/>
+          <w:b/>
+          <w:color w:val="000000"/>
+          <w:sz w:val="24"/>
+        </w:rPr>
+        <w:t>Operational Failure Thresholds</w:t>
+      </w:r>
+    </w:p>
+    <w:p>
+      <w:r>
+        <w:rPr>
+          <w:rFonts w:ascii="Times New Roman" w:hAnsi="Times New Roman" w:eastAsia="Times New Roman"/>
+          <w:b w:val="0"/>
+          <w:color w:val="000000"/>
+          <w:sz w:val="24"/>
+        </w:rPr>
+        <w:t>The primary reported metrics were continuous means. They were not converted into a single binary success claim for the manuscript. The evaluation code nevertheless used operational flags to identify rows requiring review.</w:t>
+      </w:r>
+    </w:p>
+    <w:p>
+      <w:r>
+        <w:rPr>
+          <w:rFonts w:ascii="Times New Roman" w:hAnsi="Times New Roman" w:eastAsia="Times New Roman"/>
+          <w:b w:val="0"/>
+          <w:color w:val="000000"/>
+          <w:sz w:val="24"/>
+        </w:rPr>
+        <w:t>Answerable rows were flagged when the retrieved gold source was missing, article retrieval was incomplete, retrieved expected-term coverage was below 0.50, generated answer-term coverage was below 0.50, citations were absent, cited labels were not among retrieved labels, or the system refused an answerable question.</w:t>
+      </w:r>
+    </w:p>
+    <w:p>
+      <w:r>
+        <w:rPr>
+          <w:rFonts w:ascii="Times New Roman" w:hAnsi="Times New Roman" w:eastAsia="Times New Roman"/>
+          <w:b w:val="0"/>
+          <w:color w:val="000000"/>
+          <w:sz w:val="24"/>
+        </w:rPr>
+        <w:t>AI-judge faithfulness below 0.80 was flagged as unfaithful. The English completeness diagnostic experiment used AI-judge completeness below 0.80 to identify low-completeness answerable English rows. Unanswerable rows were flagged when the literal refusal sentence was not detected.</w:t>
+      </w:r>
+    </w:p>
+    <w:p>
+      <w:r>
+        <w:rPr>
+          <w:rFonts w:ascii="Times New Roman" w:hAnsi="Times New Roman" w:eastAsia="Times New Roman"/>
+          <w:b w:val="0"/>
+          <w:color w:val="000000"/>
+          <w:sz w:val="24"/>
+        </w:rPr>
+        <w:t>These thresholds were used for technical error analysis and targeted repair. They were not regulatory acceptance criteria.</w:t>
+      </w:r>
+    </w:p>
     <w:sectPr>
       <w:pgSz w:w="12240" w:h="15840"/>
       <w:pgMar w:top="1440" w:right="1440" w:bottom="1440" w:left="1440" w:header="720" w:footer="720" w:gutter="0"/>

--- a/evaluation/publication_results/manuscript_package_20260719/tirs_final_submission_package_20260720/submission_upload_files_20260720/04_Supplementary_Methods_and_Prompts_20260720.docx
+++ b/evaluation/publication_results/manuscript_package_20260719/tirs_final_submission_package_20260720/submission_upload_files_20260720/04_Supplementary_Methods_and_Prompts_20260720.docx
@@ -9,11 +9,11 @@
       </w:pPr>
       <w:r>
         <w:rPr>
-          <w:rFonts w:ascii="Arial" w:hAnsi="Arial" w:eastAsia="Arial"/>
+          <w:rFonts w:ascii="Times New Roman" w:hAnsi="Times New Roman" w:eastAsia="Times New Roman" w:cs="Times New Roman"/>
           <w:b w:val="0"/>
           <w:i w:val="0"/>
           <w:color w:val="000000"/>
-          <w:sz w:val="36"/>
+          <w:sz w:val="24"/>
         </w:rPr>
         <w:t>Supplementary Methods and Prompts</w:t>
       </w:r>
@@ -24,11 +24,11 @@
       </w:pPr>
       <w:r>
         <w:rPr>
-          <w:rFonts w:ascii="Arial" w:hAnsi="Arial" w:eastAsia="Arial"/>
+          <w:rFonts w:ascii="Times New Roman" w:hAnsi="Times New Roman" w:eastAsia="Times New Roman" w:cs="Times New Roman"/>
           <w:b w:val="0"/>
           <w:i w:val="0"/>
           <w:color w:val="000000"/>
-          <w:sz w:val="22"/>
+          <w:sz w:val="24"/>
         </w:rPr>
         <w:t>Title: Bilingual Retrieval-Augmented Access to ANVISA Regulatory Documents</w:t>
       </w:r>
@@ -39,11 +39,11 @@
       </w:pPr>
       <w:r>
         <w:rPr>
-          <w:rFonts w:ascii="Arial" w:hAnsi="Arial" w:eastAsia="Arial"/>
+          <w:rFonts w:ascii="Times New Roman" w:hAnsi="Times New Roman" w:eastAsia="Times New Roman" w:cs="Times New Roman"/>
           <w:b w:val="0"/>
           <w:i w:val="0"/>
           <w:color w:val="000000"/>
-          <w:sz w:val="22"/>
+          <w:sz w:val="24"/>
         </w:rPr>
         <w:t>Prepared: 2026-07-20</w:t>
       </w:r>
@@ -55,11 +55,11 @@
       </w:pPr>
       <w:r>
         <w:rPr>
-          <w:rFonts w:ascii="Arial" w:hAnsi="Arial" w:eastAsia="Arial"/>
+          <w:rFonts w:ascii="Times New Roman" w:hAnsi="Times New Roman" w:eastAsia="Times New Roman" w:cs="Times New Roman"/>
           <w:b w:val="0"/>
           <w:i w:val="0"/>
           <w:color w:val="000000"/>
-          <w:sz w:val="28"/>
+          <w:sz w:val="24"/>
         </w:rPr>
         <w:t>Purpose</w:t>
       </w:r>
@@ -70,31 +70,31 @@
       </w:pPr>
       <w:r>
         <w:rPr>
-          <w:rFonts w:ascii="Arial" w:hAnsi="Arial" w:eastAsia="Arial"/>
+          <w:rFonts w:ascii="Times New Roman" w:hAnsi="Times New Roman" w:eastAsia="Times New Roman" w:cs="Times New Roman"/>
           <w:b w:val="0"/>
           <w:i w:val="0"/>
           <w:color w:val="000000"/>
-          <w:sz w:val="22"/>
+          <w:sz w:val="24"/>
         </w:rPr>
         <w:t xml:space="preserve">This file provides reproducibility details that are too technical for the main manuscript. It documents corpus processing, article-aware chunking, retrieval, reranking, bilingual query support, generation prompts, refusal rules, evaluation metrics, and automated judging. Source files used to verify these details are included in </w:t>
       </w:r>
       <w:r>
         <w:rPr>
-          <w:rFonts w:ascii="Arial" w:hAnsi="Arial" w:eastAsia="Arial"/>
+          <w:rFonts w:ascii="Times New Roman" w:hAnsi="Times New Roman" w:eastAsia="Times New Roman" w:cs="Times New Roman"/>
           <w:b w:val="0"/>
           <w:i w:val="0"/>
           <w:color w:val="000000"/>
-          <w:sz w:val="22"/>
+          <w:sz w:val="24"/>
         </w:rPr>
         <w:t>evidence_artifacts/code/</w:t>
       </w:r>
       <w:r>
         <w:rPr>
-          <w:rFonts w:ascii="Arial" w:hAnsi="Arial" w:eastAsia="Arial"/>
+          <w:rFonts w:ascii="Times New Roman" w:hAnsi="Times New Roman" w:eastAsia="Times New Roman" w:cs="Times New Roman"/>
           <w:b w:val="0"/>
           <w:i w:val="0"/>
           <w:color w:val="000000"/>
-          <w:sz w:val="22"/>
+          <w:sz w:val="24"/>
         </w:rPr>
         <w:t>.</w:t>
       </w:r>
@@ -106,11 +106,11 @@
       </w:pPr>
       <w:r>
         <w:rPr>
-          <w:rFonts w:ascii="Arial" w:hAnsi="Arial" w:eastAsia="Arial"/>
+          <w:rFonts w:ascii="Times New Roman" w:hAnsi="Times New Roman" w:eastAsia="Times New Roman" w:cs="Times New Roman"/>
           <w:b w:val="0"/>
           <w:i w:val="0"/>
           <w:color w:val="000000"/>
-          <w:sz w:val="28"/>
+          <w:sz w:val="24"/>
         </w:rPr>
         <w:t>Software Files Used for Reproducibility</w:t>
       </w:r>
@@ -148,11 +148,11 @@
             </w:pPr>
             <w:r>
               <w:rPr>
-                <w:rFonts w:ascii="Arial" w:hAnsi="Arial" w:eastAsia="Arial"/>
+                <w:rFonts w:ascii="Times New Roman" w:hAnsi="Times New Roman" w:eastAsia="Times New Roman" w:cs="Times New Roman"/>
                 <w:b/>
                 <w:i w:val="0"/>
                 <w:color w:val="000000"/>
-                <w:sz w:val="18"/>
+                <w:sz w:val="24"/>
               </w:rPr>
               <w:t>File</w:t>
             </w:r>
@@ -175,11 +175,11 @@
             </w:pPr>
             <w:r>
               <w:rPr>
-                <w:rFonts w:ascii="Arial" w:hAnsi="Arial" w:eastAsia="Arial"/>
+                <w:rFonts w:ascii="Times New Roman" w:hAnsi="Times New Roman" w:eastAsia="Times New Roman" w:cs="Times New Roman"/>
                 <w:b/>
                 <w:i w:val="0"/>
                 <w:color w:val="000000"/>
-                <w:sz w:val="18"/>
+                <w:sz w:val="24"/>
               </w:rPr>
               <w:t>Role</w:t>
             </w:r>
@@ -207,11 +207,11 @@
             </w:pPr>
             <w:r>
               <w:rPr>
-                <w:rFonts w:ascii="Arial" w:hAnsi="Arial" w:eastAsia="Arial"/>
+                <w:rFonts w:ascii="Times New Roman" w:hAnsi="Times New Roman" w:eastAsia="Times New Roman" w:cs="Times New Roman"/>
                 <w:b w:val="0"/>
                 <w:i w:val="0"/>
                 <w:color w:val="000000"/>
-                <w:sz w:val="18"/>
+                <w:sz w:val="24"/>
               </w:rPr>
               <w:t>evidence_artifacts/code/config.py</w:t>
             </w:r>
@@ -234,11 +234,11 @@
             </w:pPr>
             <w:r>
               <w:rPr>
-                <w:rFonts w:ascii="Arial" w:hAnsi="Arial" w:eastAsia="Arial"/>
+                <w:rFonts w:ascii="Times New Roman" w:hAnsi="Times New Roman" w:eastAsia="Times New Roman" w:cs="Times New Roman"/>
                 <w:b w:val="0"/>
                 <w:i w:val="0"/>
                 <w:color w:val="000000"/>
-                <w:sz w:val="18"/>
+                <w:sz w:val="24"/>
               </w:rPr>
               <w:t>Models, paths, chunking constants, retrieval constants, reranker constants</w:t>
             </w:r>
@@ -266,11 +266,11 @@
             </w:pPr>
             <w:r>
               <w:rPr>
-                <w:rFonts w:ascii="Arial" w:hAnsi="Arial" w:eastAsia="Arial"/>
+                <w:rFonts w:ascii="Times New Roman" w:hAnsi="Times New Roman" w:eastAsia="Times New Roman" w:cs="Times New Roman"/>
                 <w:b w:val="0"/>
                 <w:i w:val="0"/>
                 <w:color w:val="000000"/>
-                <w:sz w:val="18"/>
+                <w:sz w:val="24"/>
               </w:rPr>
               <w:t>evidence_artifacts/code/prompts.py</w:t>
             </w:r>
@@ -293,11 +293,11 @@
             </w:pPr>
             <w:r>
               <w:rPr>
-                <w:rFonts w:ascii="Arial" w:hAnsi="Arial" w:eastAsia="Arial"/>
+                <w:rFonts w:ascii="Times New Roman" w:hAnsi="Times New Roman" w:eastAsia="Times New Roman" w:cs="Times New Roman"/>
                 <w:b w:val="0"/>
                 <w:i w:val="0"/>
                 <w:color w:val="000000"/>
-                <w:sz w:val="18"/>
+                <w:sz w:val="24"/>
               </w:rPr>
               <w:t>Final answer-generation prompt</w:t>
             </w:r>
@@ -325,11 +325,11 @@
             </w:pPr>
             <w:r>
               <w:rPr>
-                <w:rFonts w:ascii="Arial" w:hAnsi="Arial" w:eastAsia="Arial"/>
+                <w:rFonts w:ascii="Times New Roman" w:hAnsi="Times New Roman" w:eastAsia="Times New Roman" w:cs="Times New Roman"/>
                 <w:b w:val="0"/>
                 <w:i w:val="0"/>
                 <w:color w:val="000000"/>
-                <w:sz w:val="18"/>
+                <w:sz w:val="24"/>
               </w:rPr>
               <w:t>evidence_artifacts/code/retrieval.py</w:t>
             </w:r>
@@ -352,11 +352,11 @@
             </w:pPr>
             <w:r>
               <w:rPr>
-                <w:rFonts w:ascii="Arial" w:hAnsi="Arial" w:eastAsia="Arial"/>
+                <w:rFonts w:ascii="Times New Roman" w:hAnsi="Times New Roman" w:eastAsia="Times New Roman" w:cs="Times New Roman"/>
                 <w:b w:val="0"/>
                 <w:i w:val="0"/>
                 <w:color w:val="000000"/>
-                <w:sz w:val="18"/>
+                <w:sz w:val="24"/>
               </w:rPr>
               <w:t>Hybrid retrieval, BM25 tokenization, rank fusion, cross-encoder reranking, anchors</w:t>
             </w:r>
@@ -384,11 +384,11 @@
             </w:pPr>
             <w:r>
               <w:rPr>
-                <w:rFonts w:ascii="Arial" w:hAnsi="Arial" w:eastAsia="Arial"/>
+                <w:rFonts w:ascii="Times New Roman" w:hAnsi="Times New Roman" w:eastAsia="Times New Roman" w:cs="Times New Roman"/>
                 <w:b w:val="0"/>
                 <w:i w:val="0"/>
                 <w:color w:val="000000"/>
-                <w:sz w:val="18"/>
+                <w:sz w:val="24"/>
               </w:rPr>
               <w:t>evidence_artifacts/code/publication_eval.py</w:t>
             </w:r>
@@ -411,11 +411,11 @@
             </w:pPr>
             <w:r>
               <w:rPr>
-                <w:rFonts w:ascii="Arial" w:hAnsi="Arial" w:eastAsia="Arial"/>
+                <w:rFonts w:ascii="Times New Roman" w:hAnsi="Times New Roman" w:eastAsia="Times New Roman" w:cs="Times New Roman"/>
                 <w:b w:val="0"/>
                 <w:i w:val="0"/>
                 <w:color w:val="000000"/>
-                <w:sz w:val="18"/>
+                <w:sz w:val="24"/>
               </w:rPr>
               <w:t>Evaluation loop, generation loop, metrics exported to CSV, run manifests</w:t>
             </w:r>
@@ -443,11 +443,11 @@
             </w:pPr>
             <w:r>
               <w:rPr>
-                <w:rFonts w:ascii="Arial" w:hAnsi="Arial" w:eastAsia="Arial"/>
+                <w:rFonts w:ascii="Times New Roman" w:hAnsi="Times New Roman" w:eastAsia="Times New Roman" w:cs="Times New Roman"/>
                 <w:b w:val="0"/>
                 <w:i w:val="0"/>
                 <w:color w:val="000000"/>
-                <w:sz w:val="18"/>
+                <w:sz w:val="24"/>
               </w:rPr>
               <w:t>evidence_artifacts/code/answer_quality.py</w:t>
             </w:r>
@@ -470,11 +470,11 @@
             </w:pPr>
             <w:r>
               <w:rPr>
-                <w:rFonts w:ascii="Arial" w:hAnsi="Arial" w:eastAsia="Arial"/>
+                <w:rFonts w:ascii="Times New Roman" w:hAnsi="Times New Roman" w:eastAsia="Times New Roman" w:cs="Times New Roman"/>
                 <w:b w:val="0"/>
                 <w:i w:val="0"/>
                 <w:color w:val="000000"/>
-                <w:sz w:val="18"/>
+                <w:sz w:val="24"/>
               </w:rPr>
               <w:t>Citation extraction, citation validation, AI-judge prompt</w:t>
             </w:r>
@@ -502,11 +502,11 @@
             </w:pPr>
             <w:r>
               <w:rPr>
-                <w:rFonts w:ascii="Arial" w:hAnsi="Arial" w:eastAsia="Arial"/>
+                <w:rFonts w:ascii="Times New Roman" w:hAnsi="Times New Roman" w:eastAsia="Times New Roman" w:cs="Times New Roman"/>
                 <w:b w:val="0"/>
                 <w:i w:val="0"/>
                 <w:color w:val="000000"/>
-                <w:sz w:val="18"/>
+                <w:sz w:val="24"/>
               </w:rPr>
               <w:t>evidence_artifacts/code/evaluation_statistics.py</w:t>
             </w:r>
@@ -529,11 +529,11 @@
             </w:pPr>
             <w:r>
               <w:rPr>
-                <w:rFonts w:ascii="Arial" w:hAnsi="Arial" w:eastAsia="Arial"/>
+                <w:rFonts w:ascii="Times New Roman" w:hAnsi="Times New Roman" w:eastAsia="Times New Roman" w:cs="Times New Roman"/>
                 <w:b w:val="0"/>
                 <w:i w:val="0"/>
                 <w:color w:val="000000"/>
-                <w:sz w:val="18"/>
+                <w:sz w:val="24"/>
               </w:rPr>
               <w:t>Article retrieval metrics and bootstrap confidence intervals</w:t>
             </w:r>
@@ -549,11 +549,11 @@
       </w:pPr>
       <w:r>
         <w:rPr>
-          <w:rFonts w:ascii="Arial" w:hAnsi="Arial" w:eastAsia="Arial"/>
+          <w:rFonts w:ascii="Times New Roman" w:hAnsi="Times New Roman" w:eastAsia="Times New Roman" w:cs="Times New Roman"/>
           <w:b w:val="0"/>
           <w:i w:val="0"/>
           <w:color w:val="000000"/>
-          <w:sz w:val="28"/>
+          <w:sz w:val="24"/>
         </w:rPr>
         <w:t>Corpus Processing</w:t>
       </w:r>
@@ -564,11 +564,11 @@
       </w:pPr>
       <w:r>
         <w:rPr>
-          <w:rFonts w:ascii="Arial" w:hAnsi="Arial" w:eastAsia="Arial"/>
+          <w:rFonts w:ascii="Times New Roman" w:hAnsi="Times New Roman" w:eastAsia="Times New Roman" w:cs="Times New Roman"/>
           <w:b w:val="0"/>
           <w:i w:val="0"/>
           <w:color w:val="000000"/>
-          <w:sz w:val="22"/>
+          <w:sz w:val="24"/>
         </w:rPr>
         <w:t>The source corpus consisted of six selected ANVISA regulatory documents. The files were processed into cleaned plain-text files before indexing. Cleaning removed HTML/MHTML markup residue, page boilerplate, and formatting artifacts while preserving article labels and regulatory structure. The final cleaned corpus was the only source used for retrieval and answer generation.</w:t>
       </w:r>
@@ -579,11 +579,11 @@
       </w:pPr>
       <w:r>
         <w:rPr>
-          <w:rFonts w:ascii="Arial" w:hAnsi="Arial" w:eastAsia="Arial"/>
+          <w:rFonts w:ascii="Times New Roman" w:hAnsi="Times New Roman" w:eastAsia="Times New Roman" w:cs="Times New Roman"/>
           <w:b w:val="0"/>
           <w:i w:val="0"/>
           <w:color w:val="000000"/>
-          <w:sz w:val="22"/>
+          <w:sz w:val="24"/>
         </w:rPr>
         <w:t>The closed-corpus design was intentional. The system did not search live ANVISA pages, submission portals, current form repositories, fee tables, private company records, or documents outside the local index. A question asking for information outside the indexed documents was treated as unanswerable, even when it was regulatory in topic.</w:t>
       </w:r>
@@ -594,31 +594,31 @@
       </w:pPr>
       <w:r>
         <w:rPr>
-          <w:rFonts w:ascii="Arial" w:hAnsi="Arial" w:eastAsia="Arial"/>
+          <w:rFonts w:ascii="Times New Roman" w:hAnsi="Times New Roman" w:eastAsia="Times New Roman" w:cs="Times New Roman"/>
           <w:b w:val="0"/>
           <w:i w:val="0"/>
           <w:color w:val="000000"/>
-          <w:sz w:val="22"/>
+          <w:sz w:val="24"/>
         </w:rPr>
         <w:t xml:space="preserve">Source verification identified one metadata issue: the local file name </w:t>
       </w:r>
       <w:r>
         <w:rPr>
-          <w:rFonts w:ascii="Arial" w:hAnsi="Arial" w:eastAsia="Arial"/>
+          <w:rFonts w:ascii="Times New Roman" w:hAnsi="Times New Roman" w:eastAsia="Times New Roman" w:cs="Times New Roman"/>
           <w:b w:val="0"/>
           <w:i w:val="0"/>
           <w:color w:val="000000"/>
-          <w:sz w:val="22"/>
+          <w:sz w:val="24"/>
         </w:rPr>
         <w:t>RDC_406_2020_Estudos_de_Estabilidade.txt</w:t>
       </w:r>
       <w:r>
         <w:rPr>
-          <w:rFonts w:ascii="Arial" w:hAnsi="Arial" w:eastAsia="Arial"/>
+          <w:rFonts w:ascii="Times New Roman" w:hAnsi="Times New Roman" w:eastAsia="Times New Roman" w:cs="Times New Roman"/>
           <w:b w:val="0"/>
           <w:i w:val="0"/>
           <w:color w:val="000000"/>
-          <w:sz w:val="22"/>
+          <w:sz w:val="24"/>
         </w:rPr>
         <w:t xml:space="preserve"> suggested stability studies, but the document content was RDC 406/2020 on pharmacovigilance. All manuscript and supplement tables therefore describe that document by official regulation number and topic.</w:t>
       </w:r>
@@ -630,11 +630,11 @@
       </w:pPr>
       <w:r>
         <w:rPr>
-          <w:rFonts w:ascii="Arial" w:hAnsi="Arial" w:eastAsia="Arial"/>
+          <w:rFonts w:ascii="Times New Roman" w:hAnsi="Times New Roman" w:eastAsia="Times New Roman" w:cs="Times New Roman"/>
           <w:b w:val="0"/>
           <w:i w:val="0"/>
           <w:color w:val="000000"/>
-          <w:sz w:val="28"/>
+          <w:sz w:val="24"/>
         </w:rPr>
         <w:t>Article-Aware Chunking</w:t>
       </w:r>
@@ -645,11 +645,11 @@
       </w:pPr>
       <w:r>
         <w:rPr>
-          <w:rFonts w:ascii="Arial" w:hAnsi="Arial" w:eastAsia="Arial"/>
+          <w:rFonts w:ascii="Times New Roman" w:hAnsi="Times New Roman" w:eastAsia="Times New Roman" w:cs="Times New Roman"/>
           <w:b w:val="0"/>
           <w:i w:val="0"/>
           <w:color w:val="000000"/>
-          <w:sz w:val="22"/>
+          <w:sz w:val="24"/>
         </w:rPr>
         <w:t>The final index used article-aware chunking rather than arbitrary fixed-size chunks. The target unit was one regulatory article per chunk when possible. Nearby chapter, section, document, and citation metadata were retained with each chunk.</w:t>
       </w:r>
@@ -660,11 +660,11 @@
       </w:pPr>
       <w:r>
         <w:rPr>
-          <w:rFonts w:ascii="Arial" w:hAnsi="Arial" w:eastAsia="Arial"/>
+          <w:rFonts w:ascii="Times New Roman" w:hAnsi="Times New Roman" w:eastAsia="Times New Roman" w:cs="Times New Roman"/>
           <w:b w:val="0"/>
           <w:i w:val="0"/>
           <w:color w:val="000000"/>
-          <w:sz w:val="22"/>
+          <w:sz w:val="24"/>
         </w:rPr>
         <w:t>Chunking constants:</w:t>
       </w:r>
@@ -702,11 +702,11 @@
             </w:pPr>
             <w:r>
               <w:rPr>
-                <w:rFonts w:ascii="Arial" w:hAnsi="Arial" w:eastAsia="Arial"/>
+                <w:rFonts w:ascii="Times New Roman" w:hAnsi="Times New Roman" w:eastAsia="Times New Roman" w:cs="Times New Roman"/>
                 <w:b/>
                 <w:i w:val="0"/>
                 <w:color w:val="000000"/>
-                <w:sz w:val="18"/>
+                <w:sz w:val="24"/>
               </w:rPr>
               <w:t>Setting</w:t>
             </w:r>
@@ -729,11 +729,11 @@
             </w:pPr>
             <w:r>
               <w:rPr>
-                <w:rFonts w:ascii="Arial" w:hAnsi="Arial" w:eastAsia="Arial"/>
+                <w:rFonts w:ascii="Times New Roman" w:hAnsi="Times New Roman" w:eastAsia="Times New Roman" w:cs="Times New Roman"/>
                 <w:b/>
                 <w:i w:val="0"/>
                 <w:color w:val="000000"/>
-                <w:sz w:val="18"/>
+                <w:sz w:val="24"/>
               </w:rPr>
               <w:t>Value</w:t>
             </w:r>
@@ -761,11 +761,11 @@
             </w:pPr>
             <w:r>
               <w:rPr>
-                <w:rFonts w:ascii="Arial" w:hAnsi="Arial" w:eastAsia="Arial"/>
+                <w:rFonts w:ascii="Times New Roman" w:hAnsi="Times New Roman" w:eastAsia="Times New Roman" w:cs="Times New Roman"/>
                 <w:b w:val="0"/>
                 <w:i w:val="0"/>
                 <w:color w:val="000000"/>
-                <w:sz w:val="18"/>
+                <w:sz w:val="24"/>
               </w:rPr>
               <w:t>Single-article chunk maximum</w:t>
             </w:r>
@@ -788,11 +788,11 @@
             </w:pPr>
             <w:r>
               <w:rPr>
-                <w:rFonts w:ascii="Arial" w:hAnsi="Arial" w:eastAsia="Arial"/>
+                <w:rFonts w:ascii="Times New Roman" w:hAnsi="Times New Roman" w:eastAsia="Times New Roman" w:cs="Times New Roman"/>
                 <w:b w:val="0"/>
                 <w:i w:val="0"/>
                 <w:color w:val="000000"/>
-                <w:sz w:val="18"/>
+                <w:sz w:val="24"/>
               </w:rPr>
               <w:t>500 tokens</w:t>
             </w:r>
@@ -820,11 +820,11 @@
             </w:pPr>
             <w:r>
               <w:rPr>
-                <w:rFonts w:ascii="Arial" w:hAnsi="Arial" w:eastAsia="Arial"/>
+                <w:rFonts w:ascii="Times New Roman" w:hAnsi="Times New Roman" w:eastAsia="Times New Roman" w:cs="Times New Roman"/>
                 <w:b w:val="0"/>
                 <w:i w:val="0"/>
                 <w:color w:val="000000"/>
-                <w:sz w:val="18"/>
+                <w:sz w:val="24"/>
               </w:rPr>
               <w:t>Long-article chunk size</w:t>
             </w:r>
@@ -847,11 +847,11 @@
             </w:pPr>
             <w:r>
               <w:rPr>
-                <w:rFonts w:ascii="Arial" w:hAnsi="Arial" w:eastAsia="Arial"/>
+                <w:rFonts w:ascii="Times New Roman" w:hAnsi="Times New Roman" w:eastAsia="Times New Roman" w:cs="Times New Roman"/>
                 <w:b w:val="0"/>
                 <w:i w:val="0"/>
                 <w:color w:val="000000"/>
-                <w:sz w:val="18"/>
+                <w:sz w:val="24"/>
               </w:rPr>
               <w:t>400 tokens</w:t>
             </w:r>
@@ -879,11 +879,11 @@
             </w:pPr>
             <w:r>
               <w:rPr>
-                <w:rFonts w:ascii="Arial" w:hAnsi="Arial" w:eastAsia="Arial"/>
+                <w:rFonts w:ascii="Times New Roman" w:hAnsi="Times New Roman" w:eastAsia="Times New Roman" w:cs="Times New Roman"/>
                 <w:b w:val="0"/>
                 <w:i w:val="0"/>
                 <w:color w:val="000000"/>
-                <w:sz w:val="18"/>
+                <w:sz w:val="24"/>
               </w:rPr>
               <w:t>Long-article overlap</w:t>
             </w:r>
@@ -906,11 +906,11 @@
             </w:pPr>
             <w:r>
               <w:rPr>
-                <w:rFonts w:ascii="Arial" w:hAnsi="Arial" w:eastAsia="Arial"/>
+                <w:rFonts w:ascii="Times New Roman" w:hAnsi="Times New Roman" w:eastAsia="Times New Roman" w:cs="Times New Roman"/>
                 <w:b w:val="0"/>
                 <w:i w:val="0"/>
                 <w:color w:val="000000"/>
-                <w:sz w:val="18"/>
+                <w:sz w:val="24"/>
               </w:rPr>
               <w:t>60 tokens</w:t>
             </w:r>
@@ -938,11 +938,11 @@
             </w:pPr>
             <w:r>
               <w:rPr>
-                <w:rFonts w:ascii="Arial" w:hAnsi="Arial" w:eastAsia="Arial"/>
+                <w:rFonts w:ascii="Times New Roman" w:hAnsi="Times New Roman" w:eastAsia="Times New Roman" w:cs="Times New Roman"/>
                 <w:b w:val="0"/>
                 <w:i w:val="0"/>
                 <w:color w:val="000000"/>
-                <w:sz w:val="18"/>
+                <w:sz w:val="24"/>
               </w:rPr>
               <w:t>Embedding maximum length</w:t>
             </w:r>
@@ -965,11 +965,11 @@
             </w:pPr>
             <w:r>
               <w:rPr>
-                <w:rFonts w:ascii="Arial" w:hAnsi="Arial" w:eastAsia="Arial"/>
+                <w:rFonts w:ascii="Times New Roman" w:hAnsi="Times New Roman" w:eastAsia="Times New Roman" w:cs="Times New Roman"/>
                 <w:b w:val="0"/>
                 <w:i w:val="0"/>
                 <w:color w:val="000000"/>
-                <w:sz w:val="18"/>
+                <w:sz w:val="24"/>
               </w:rPr>
               <w:t>512 tokens</w:t>
             </w:r>
@@ -984,11 +984,11 @@
       </w:pPr>
       <w:r>
         <w:rPr>
-          <w:rFonts w:ascii="Arial" w:hAnsi="Arial" w:eastAsia="Arial"/>
+          <w:rFonts w:ascii="Times New Roman" w:hAnsi="Times New Roman" w:eastAsia="Times New Roman" w:cs="Times New Roman"/>
           <w:b w:val="0"/>
           <w:i w:val="0"/>
           <w:color w:val="000000"/>
-          <w:sz w:val="22"/>
+          <w:sz w:val="24"/>
         </w:rPr>
         <w:t>Final index audit:</w:t>
       </w:r>
@@ -1026,11 +1026,11 @@
             </w:pPr>
             <w:r>
               <w:rPr>
-                <w:rFonts w:ascii="Arial" w:hAnsi="Arial" w:eastAsia="Arial"/>
+                <w:rFonts w:ascii="Times New Roman" w:hAnsi="Times New Roman" w:eastAsia="Times New Roman" w:cs="Times New Roman"/>
                 <w:b/>
                 <w:i w:val="0"/>
                 <w:color w:val="000000"/>
-                <w:sz w:val="18"/>
+                <w:sz w:val="24"/>
               </w:rPr>
               <w:t>Measure</w:t>
             </w:r>
@@ -1053,11 +1053,11 @@
             </w:pPr>
             <w:r>
               <w:rPr>
-                <w:rFonts w:ascii="Arial" w:hAnsi="Arial" w:eastAsia="Arial"/>
+                <w:rFonts w:ascii="Times New Roman" w:hAnsi="Times New Roman" w:eastAsia="Times New Roman" w:cs="Times New Roman"/>
                 <w:b/>
                 <w:i w:val="0"/>
                 <w:color w:val="000000"/>
-                <w:sz w:val="18"/>
+                <w:sz w:val="24"/>
               </w:rPr>
               <w:t>Value</w:t>
             </w:r>
@@ -1085,11 +1085,11 @@
             </w:pPr>
             <w:r>
               <w:rPr>
-                <w:rFonts w:ascii="Arial" w:hAnsi="Arial" w:eastAsia="Arial"/>
+                <w:rFonts w:ascii="Times New Roman" w:hAnsi="Times New Roman" w:eastAsia="Times New Roman" w:cs="Times New Roman"/>
                 <w:b w:val="0"/>
                 <w:i w:val="0"/>
                 <w:color w:val="000000"/>
-                <w:sz w:val="18"/>
+                <w:sz w:val="24"/>
               </w:rPr>
               <w:t>Source documents</w:t>
             </w:r>
@@ -1112,11 +1112,11 @@
             </w:pPr>
             <w:r>
               <w:rPr>
-                <w:rFonts w:ascii="Arial" w:hAnsi="Arial" w:eastAsia="Arial"/>
+                <w:rFonts w:ascii="Times New Roman" w:hAnsi="Times New Roman" w:eastAsia="Times New Roman" w:cs="Times New Roman"/>
                 <w:b w:val="0"/>
                 <w:i w:val="0"/>
                 <w:color w:val="000000"/>
-                <w:sz w:val="18"/>
+                <w:sz w:val="24"/>
               </w:rPr>
               <w:t>6</w:t>
             </w:r>
@@ -1144,11 +1144,11 @@
             </w:pPr>
             <w:r>
               <w:rPr>
-                <w:rFonts w:ascii="Arial" w:hAnsi="Arial" w:eastAsia="Arial"/>
+                <w:rFonts w:ascii="Times New Roman" w:hAnsi="Times New Roman" w:eastAsia="Times New Roman" w:cs="Times New Roman"/>
                 <w:b w:val="0"/>
                 <w:i w:val="0"/>
                 <w:color w:val="000000"/>
-                <w:sz w:val="18"/>
+                <w:sz w:val="24"/>
               </w:rPr>
               <w:t>Detected articles</w:t>
             </w:r>
@@ -1171,11 +1171,11 @@
             </w:pPr>
             <w:r>
               <w:rPr>
-                <w:rFonts w:ascii="Arial" w:hAnsi="Arial" w:eastAsia="Arial"/>
+                <w:rFonts w:ascii="Times New Roman" w:hAnsi="Times New Roman" w:eastAsia="Times New Roman" w:cs="Times New Roman"/>
                 <w:b w:val="0"/>
                 <w:i w:val="0"/>
                 <w:color w:val="000000"/>
-                <w:sz w:val="18"/>
+                <w:sz w:val="24"/>
               </w:rPr>
               <w:t>382</w:t>
             </w:r>
@@ -1203,11 +1203,11 @@
             </w:pPr>
             <w:r>
               <w:rPr>
-                <w:rFonts w:ascii="Arial" w:hAnsi="Arial" w:eastAsia="Arial"/>
+                <w:rFonts w:ascii="Times New Roman" w:hAnsi="Times New Roman" w:eastAsia="Times New Roman" w:cs="Times New Roman"/>
                 <w:b w:val="0"/>
                 <w:i w:val="0"/>
                 <w:color w:val="000000"/>
-                <w:sz w:val="18"/>
+                <w:sz w:val="24"/>
               </w:rPr>
               <w:t>Total chunks</w:t>
             </w:r>
@@ -1230,11 +1230,11 @@
             </w:pPr>
             <w:r>
               <w:rPr>
-                <w:rFonts w:ascii="Arial" w:hAnsi="Arial" w:eastAsia="Arial"/>
+                <w:rFonts w:ascii="Times New Roman" w:hAnsi="Times New Roman" w:eastAsia="Times New Roman" w:cs="Times New Roman"/>
                 <w:b w:val="0"/>
                 <w:i w:val="0"/>
                 <w:color w:val="000000"/>
-                <w:sz w:val="18"/>
+                <w:sz w:val="24"/>
               </w:rPr>
               <w:t>481</w:t>
             </w:r>
@@ -1262,11 +1262,11 @@
             </w:pPr>
             <w:r>
               <w:rPr>
-                <w:rFonts w:ascii="Arial" w:hAnsi="Arial" w:eastAsia="Arial"/>
+                <w:rFonts w:ascii="Times New Roman" w:hAnsi="Times New Roman" w:eastAsia="Times New Roman" w:cs="Times New Roman"/>
                 <w:b w:val="0"/>
                 <w:i w:val="0"/>
                 <w:color w:val="000000"/>
-                <w:sz w:val="18"/>
+                <w:sz w:val="24"/>
               </w:rPr>
               <w:t>Single-chunk articles</w:t>
             </w:r>
@@ -1289,11 +1289,11 @@
             </w:pPr>
             <w:r>
               <w:rPr>
-                <w:rFonts w:ascii="Arial" w:hAnsi="Arial" w:eastAsia="Arial"/>
+                <w:rFonts w:ascii="Times New Roman" w:hAnsi="Times New Roman" w:eastAsia="Times New Roman" w:cs="Times New Roman"/>
                 <w:b w:val="0"/>
                 <w:i w:val="0"/>
                 <w:color w:val="000000"/>
-                <w:sz w:val="18"/>
+                <w:sz w:val="24"/>
               </w:rPr>
               <w:t>359</w:t>
             </w:r>
@@ -1321,11 +1321,11 @@
             </w:pPr>
             <w:r>
               <w:rPr>
-                <w:rFonts w:ascii="Arial" w:hAnsi="Arial" w:eastAsia="Arial"/>
+                <w:rFonts w:ascii="Times New Roman" w:hAnsi="Times New Roman" w:eastAsia="Times New Roman" w:cs="Times New Roman"/>
                 <w:b w:val="0"/>
                 <w:i w:val="0"/>
                 <w:color w:val="000000"/>
-                <w:sz w:val="18"/>
+                <w:sz w:val="24"/>
               </w:rPr>
               <w:t>Long articles split into multiple chunks</w:t>
             </w:r>
@@ -1348,11 +1348,11 @@
             </w:pPr>
             <w:r>
               <w:rPr>
-                <w:rFonts w:ascii="Arial" w:hAnsi="Arial" w:eastAsia="Arial"/>
+                <w:rFonts w:ascii="Times New Roman" w:hAnsi="Times New Roman" w:eastAsia="Times New Roman" w:cs="Times New Roman"/>
                 <w:b w:val="0"/>
                 <w:i w:val="0"/>
                 <w:color w:val="000000"/>
-                <w:sz w:val="18"/>
+                <w:sz w:val="24"/>
               </w:rPr>
               <w:t>23</w:t>
             </w:r>
@@ -1380,11 +1380,11 @@
             </w:pPr>
             <w:r>
               <w:rPr>
-                <w:rFonts w:ascii="Arial" w:hAnsi="Arial" w:eastAsia="Arial"/>
+                <w:rFonts w:ascii="Times New Roman" w:hAnsi="Times New Roman" w:eastAsia="Times New Roman" w:cs="Times New Roman"/>
                 <w:b w:val="0"/>
                 <w:i w:val="0"/>
                 <w:color w:val="000000"/>
-                <w:sz w:val="18"/>
+                <w:sz w:val="24"/>
               </w:rPr>
               <w:t>Split chunks from long articles</w:t>
             </w:r>
@@ -1407,11 +1407,11 @@
             </w:pPr>
             <w:r>
               <w:rPr>
-                <w:rFonts w:ascii="Arial" w:hAnsi="Arial" w:eastAsia="Arial"/>
+                <w:rFonts w:ascii="Times New Roman" w:hAnsi="Times New Roman" w:eastAsia="Times New Roman" w:cs="Times New Roman"/>
                 <w:b w:val="0"/>
                 <w:i w:val="0"/>
                 <w:color w:val="000000"/>
-                <w:sz w:val="18"/>
+                <w:sz w:val="24"/>
               </w:rPr>
               <w:t>150</w:t>
             </w:r>
@@ -1439,11 +1439,11 @@
             </w:pPr>
             <w:r>
               <w:rPr>
-                <w:rFonts w:ascii="Arial" w:hAnsi="Arial" w:eastAsia="Arial"/>
+                <w:rFonts w:ascii="Times New Roman" w:hAnsi="Times New Roman" w:eastAsia="Times New Roman" w:cs="Times New Roman"/>
                 <w:b w:val="0"/>
                 <w:i w:val="0"/>
                 <w:color w:val="000000"/>
-                <w:sz w:val="18"/>
+                <w:sz w:val="24"/>
               </w:rPr>
               <w:t>Median chunk length</w:t>
             </w:r>
@@ -1466,11 +1466,11 @@
             </w:pPr>
             <w:r>
               <w:rPr>
-                <w:rFonts w:ascii="Arial" w:hAnsi="Arial" w:eastAsia="Arial"/>
+                <w:rFonts w:ascii="Times New Roman" w:hAnsi="Times New Roman" w:eastAsia="Times New Roman" w:cs="Times New Roman"/>
                 <w:b w:val="0"/>
                 <w:i w:val="0"/>
                 <w:color w:val="000000"/>
-                <w:sz w:val="18"/>
+                <w:sz w:val="24"/>
               </w:rPr>
               <w:t>155 tokens</w:t>
             </w:r>
@@ -1498,11 +1498,11 @@
             </w:pPr>
             <w:r>
               <w:rPr>
-                <w:rFonts w:ascii="Arial" w:hAnsi="Arial" w:eastAsia="Arial"/>
+                <w:rFonts w:ascii="Times New Roman" w:hAnsi="Times New Roman" w:eastAsia="Times New Roman" w:cs="Times New Roman"/>
                 <w:b w:val="0"/>
                 <w:i w:val="0"/>
                 <w:color w:val="000000"/>
-                <w:sz w:val="18"/>
+                <w:sz w:val="24"/>
               </w:rPr>
               <w:t>Maximum chunk length</w:t>
             </w:r>
@@ -1525,11 +1525,11 @@
             </w:pPr>
             <w:r>
               <w:rPr>
-                <w:rFonts w:ascii="Arial" w:hAnsi="Arial" w:eastAsia="Arial"/>
+                <w:rFonts w:ascii="Times New Roman" w:hAnsi="Times New Roman" w:eastAsia="Times New Roman" w:cs="Times New Roman"/>
                 <w:b w:val="0"/>
                 <w:i w:val="0"/>
                 <w:color w:val="000000"/>
-                <w:sz w:val="18"/>
+                <w:sz w:val="24"/>
               </w:rPr>
               <w:t>503 tokens</w:t>
             </w:r>
@@ -1557,11 +1557,11 @@
             </w:pPr>
             <w:r>
               <w:rPr>
-                <w:rFonts w:ascii="Arial" w:hAnsi="Arial" w:eastAsia="Arial"/>
+                <w:rFonts w:ascii="Times New Roman" w:hAnsi="Times New Roman" w:eastAsia="Times New Roman" w:cs="Times New Roman"/>
                 <w:b w:val="0"/>
                 <w:i w:val="0"/>
                 <w:color w:val="000000"/>
-                <w:sz w:val="18"/>
+                <w:sz w:val="24"/>
               </w:rPr>
               <w:t>Chunks above 700 tokens</w:t>
             </w:r>
@@ -1584,11 +1584,11 @@
             </w:pPr>
             <w:r>
               <w:rPr>
-                <w:rFonts w:ascii="Arial" w:hAnsi="Arial" w:eastAsia="Arial"/>
+                <w:rFonts w:ascii="Times New Roman" w:hAnsi="Times New Roman" w:eastAsia="Times New Roman" w:cs="Times New Roman"/>
                 <w:b w:val="0"/>
                 <w:i w:val="0"/>
                 <w:color w:val="000000"/>
-                <w:sz w:val="18"/>
+                <w:sz w:val="24"/>
               </w:rPr>
               <w:t>0</w:t>
             </w:r>
@@ -1604,11 +1604,11 @@
       </w:pPr>
       <w:r>
         <w:rPr>
-          <w:rFonts w:ascii="Arial" w:hAnsi="Arial" w:eastAsia="Arial"/>
+          <w:rFonts w:ascii="Times New Roman" w:hAnsi="Times New Roman" w:eastAsia="Times New Roman" w:cs="Times New Roman"/>
           <w:b w:val="0"/>
           <w:i w:val="0"/>
           <w:color w:val="000000"/>
-          <w:sz w:val="28"/>
+          <w:sz w:val="24"/>
         </w:rPr>
         <w:t>Embeddings and Vector Index</w:t>
       </w:r>
@@ -1619,31 +1619,31 @@
       </w:pPr>
       <w:r>
         <w:rPr>
-          <w:rFonts w:ascii="Arial" w:hAnsi="Arial" w:eastAsia="Arial"/>
+          <w:rFonts w:ascii="Times New Roman" w:hAnsi="Times New Roman" w:eastAsia="Times New Roman" w:cs="Times New Roman"/>
           <w:b w:val="0"/>
           <w:i w:val="0"/>
           <w:color w:val="000000"/>
-          <w:sz w:val="22"/>
+          <w:sz w:val="24"/>
         </w:rPr>
         <w:t xml:space="preserve">The embedding model was </w:t>
       </w:r>
       <w:r>
         <w:rPr>
-          <w:rFonts w:ascii="Arial" w:hAnsi="Arial" w:eastAsia="Arial"/>
+          <w:rFonts w:ascii="Times New Roman" w:hAnsi="Times New Roman" w:eastAsia="Times New Roman" w:cs="Times New Roman"/>
           <w:b w:val="0"/>
           <w:i w:val="0"/>
           <w:color w:val="000000"/>
-          <w:sz w:val="22"/>
+          <w:sz w:val="24"/>
         </w:rPr>
         <w:t>sentence-transformers/all-MiniLM-L6-v2</w:t>
       </w:r>
       <w:r>
         <w:rPr>
-          <w:rFonts w:ascii="Arial" w:hAnsi="Arial" w:eastAsia="Arial"/>
+          <w:rFonts w:ascii="Times New Roman" w:hAnsi="Times New Roman" w:eastAsia="Times New Roman" w:cs="Times New Roman"/>
           <w:b w:val="0"/>
           <w:i w:val="0"/>
           <w:color w:val="000000"/>
-          <w:sz w:val="22"/>
+          <w:sz w:val="24"/>
         </w:rPr>
         <w:t>. In the final package, the model path was recorded from the local cache:</w:t>
       </w:r>
@@ -1654,11 +1654,11 @@
       </w:pPr>
       <w:r>
         <w:rPr>
-          <w:rFonts w:ascii="Arial" w:hAnsi="Arial" w:eastAsia="Arial"/>
+          <w:rFonts w:ascii="Times New Roman" w:hAnsi="Times New Roman" w:eastAsia="Times New Roman" w:cs="Times New Roman"/>
           <w:b w:val="0"/>
           <w:i w:val="0"/>
           <w:color w:val="000000"/>
-          <w:sz w:val="22"/>
+          <w:sz w:val="24"/>
         </w:rPr>
         <w:t>models--sentence-transformers--all-MiniLM-L6-v2/snapshots/c9745ed1d9f207416be6d2e6f8de32d1f16199bf</w:t>
       </w:r>
@@ -1669,11 +1669,11 @@
       </w:pPr>
       <w:r>
         <w:rPr>
-          <w:rFonts w:ascii="Arial" w:hAnsi="Arial" w:eastAsia="Arial"/>
+          <w:rFonts w:ascii="Times New Roman" w:hAnsi="Times New Roman" w:eastAsia="Times New Roman" w:cs="Times New Roman"/>
           <w:b w:val="0"/>
           <w:i w:val="0"/>
           <w:color w:val="000000"/>
-          <w:sz w:val="22"/>
+          <w:sz w:val="24"/>
         </w:rPr>
         <w:t>The vector store was rebuilt after corpus cleaning and article-aware chunking. The pipeline manifest recorded 382 articles, 481 chunks, and six sources.</w:t>
       </w:r>
@@ -1685,11 +1685,11 @@
       </w:pPr>
       <w:r>
         <w:rPr>
-          <w:rFonts w:ascii="Arial" w:hAnsi="Arial" w:eastAsia="Arial"/>
+          <w:rFonts w:ascii="Times New Roman" w:hAnsi="Times New Roman" w:eastAsia="Times New Roman" w:cs="Times New Roman"/>
           <w:b w:val="0"/>
           <w:i w:val="0"/>
           <w:color w:val="000000"/>
-          <w:sz w:val="28"/>
+          <w:sz w:val="24"/>
         </w:rPr>
         <w:t>Hybrid Retrieval</w:t>
       </w:r>
@@ -1700,11 +1700,11 @@
       </w:pPr>
       <w:r>
         <w:rPr>
-          <w:rFonts w:ascii="Arial" w:hAnsi="Arial" w:eastAsia="Arial"/>
+          <w:rFonts w:ascii="Times New Roman" w:hAnsi="Times New Roman" w:eastAsia="Times New Roman" w:cs="Times New Roman"/>
           <w:b w:val="0"/>
           <w:i w:val="0"/>
           <w:color w:val="000000"/>
-          <w:sz w:val="22"/>
+          <w:sz w:val="24"/>
         </w:rPr>
         <w:t>The final retriever combined dense vector retrieval and keyword retrieval.</w:t>
       </w:r>
@@ -1715,11 +1715,11 @@
       </w:pPr>
       <w:r>
         <w:rPr>
-          <w:rFonts w:ascii="Arial" w:hAnsi="Arial" w:eastAsia="Arial"/>
+          <w:rFonts w:ascii="Times New Roman" w:hAnsi="Times New Roman" w:eastAsia="Times New Roman" w:cs="Times New Roman"/>
           <w:b w:val="0"/>
           <w:i w:val="0"/>
           <w:color w:val="000000"/>
-          <w:sz w:val="22"/>
+          <w:sz w:val="24"/>
         </w:rPr>
         <w:t>Retrieval settings:</w:t>
       </w:r>
@@ -1757,11 +1757,11 @@
             </w:pPr>
             <w:r>
               <w:rPr>
-                <w:rFonts w:ascii="Arial" w:hAnsi="Arial" w:eastAsia="Arial"/>
+                <w:rFonts w:ascii="Times New Roman" w:hAnsi="Times New Roman" w:eastAsia="Times New Roman" w:cs="Times New Roman"/>
                 <w:b/>
                 <w:i w:val="0"/>
                 <w:color w:val="000000"/>
-                <w:sz w:val="18"/>
+                <w:sz w:val="24"/>
               </w:rPr>
               <w:t>Setting</w:t>
             </w:r>
@@ -1784,11 +1784,11 @@
             </w:pPr>
             <w:r>
               <w:rPr>
-                <w:rFonts w:ascii="Arial" w:hAnsi="Arial" w:eastAsia="Arial"/>
+                <w:rFonts w:ascii="Times New Roman" w:hAnsi="Times New Roman" w:eastAsia="Times New Roman" w:cs="Times New Roman"/>
                 <w:b/>
                 <w:i w:val="0"/>
                 <w:color w:val="000000"/>
-                <w:sz w:val="18"/>
+                <w:sz w:val="24"/>
               </w:rPr>
               <w:t>Value</w:t>
             </w:r>
@@ -1816,11 +1816,11 @@
             </w:pPr>
             <w:r>
               <w:rPr>
-                <w:rFonts w:ascii="Arial" w:hAnsi="Arial" w:eastAsia="Arial"/>
+                <w:rFonts w:ascii="Times New Roman" w:hAnsi="Times New Roman" w:eastAsia="Times New Roman" w:cs="Times New Roman"/>
                 <w:b w:val="0"/>
                 <w:i w:val="0"/>
                 <w:color w:val="000000"/>
-                <w:sz w:val="18"/>
+                <w:sz w:val="24"/>
               </w:rPr>
               <w:t>Dense vector candidate depth</w:t>
             </w:r>
@@ -1843,11 +1843,11 @@
             </w:pPr>
             <w:r>
               <w:rPr>
-                <w:rFonts w:ascii="Arial" w:hAnsi="Arial" w:eastAsia="Arial"/>
+                <w:rFonts w:ascii="Times New Roman" w:hAnsi="Times New Roman" w:eastAsia="Times New Roman" w:cs="Times New Roman"/>
                 <w:b w:val="0"/>
                 <w:i w:val="0"/>
                 <w:color w:val="000000"/>
-                <w:sz w:val="18"/>
+                <w:sz w:val="24"/>
               </w:rPr>
               <w:t>100</w:t>
             </w:r>
@@ -1875,11 +1875,11 @@
             </w:pPr>
             <w:r>
               <w:rPr>
-                <w:rFonts w:ascii="Arial" w:hAnsi="Arial" w:eastAsia="Arial"/>
+                <w:rFonts w:ascii="Times New Roman" w:hAnsi="Times New Roman" w:eastAsia="Times New Roman" w:cs="Times New Roman"/>
                 <w:b w:val="0"/>
                 <w:i w:val="0"/>
                 <w:color w:val="000000"/>
-                <w:sz w:val="18"/>
+                <w:sz w:val="24"/>
               </w:rPr>
               <w:t>BM25 candidate depth</w:t>
             </w:r>
@@ -1902,11 +1902,11 @@
             </w:pPr>
             <w:r>
               <w:rPr>
-                <w:rFonts w:ascii="Arial" w:hAnsi="Arial" w:eastAsia="Arial"/>
+                <w:rFonts w:ascii="Times New Roman" w:hAnsi="Times New Roman" w:eastAsia="Times New Roman" w:cs="Times New Roman"/>
                 <w:b w:val="0"/>
                 <w:i w:val="0"/>
                 <w:color w:val="000000"/>
-                <w:sz w:val="18"/>
+                <w:sz w:val="24"/>
               </w:rPr>
               <w:t>100</w:t>
             </w:r>
@@ -1934,11 +1934,11 @@
             </w:pPr>
             <w:r>
               <w:rPr>
-                <w:rFonts w:ascii="Arial" w:hAnsi="Arial" w:eastAsia="Arial"/>
+                <w:rFonts w:ascii="Times New Roman" w:hAnsi="Times New Roman" w:eastAsia="Times New Roman" w:cs="Times New Roman"/>
                 <w:b w:val="0"/>
                 <w:i w:val="0"/>
                 <w:color w:val="000000"/>
-                <w:sz w:val="18"/>
+                <w:sz w:val="24"/>
               </w:rPr>
               <w:t>Rank-fusion candidate depth</w:t>
             </w:r>
@@ -1961,11 +1961,11 @@
             </w:pPr>
             <w:r>
               <w:rPr>
-                <w:rFonts w:ascii="Arial" w:hAnsi="Arial" w:eastAsia="Arial"/>
+                <w:rFonts w:ascii="Times New Roman" w:hAnsi="Times New Roman" w:eastAsia="Times New Roman" w:cs="Times New Roman"/>
                 <w:b w:val="0"/>
                 <w:i w:val="0"/>
                 <w:color w:val="000000"/>
-                <w:sz w:val="18"/>
+                <w:sz w:val="24"/>
               </w:rPr>
               <w:t>100</w:t>
             </w:r>
@@ -1993,11 +1993,11 @@
             </w:pPr>
             <w:r>
               <w:rPr>
-                <w:rFonts w:ascii="Arial" w:hAnsi="Arial" w:eastAsia="Arial"/>
+                <w:rFonts w:ascii="Times New Roman" w:hAnsi="Times New Roman" w:eastAsia="Times New Roman" w:cs="Times New Roman"/>
                 <w:b w:val="0"/>
                 <w:i w:val="0"/>
                 <w:color w:val="000000"/>
-                <w:sz w:val="18"/>
+                <w:sz w:val="24"/>
               </w:rPr>
               <w:t>Reciprocal-rank-fusion constant</w:t>
             </w:r>
@@ -2020,11 +2020,11 @@
             </w:pPr>
             <w:r>
               <w:rPr>
-                <w:rFonts w:ascii="Arial" w:hAnsi="Arial" w:eastAsia="Arial"/>
+                <w:rFonts w:ascii="Times New Roman" w:hAnsi="Times New Roman" w:eastAsia="Times New Roman" w:cs="Times New Roman"/>
                 <w:b w:val="0"/>
                 <w:i w:val="0"/>
                 <w:color w:val="000000"/>
-                <w:sz w:val="18"/>
+                <w:sz w:val="24"/>
               </w:rPr>
               <w:t>60</w:t>
             </w:r>
@@ -2052,11 +2052,11 @@
             </w:pPr>
             <w:r>
               <w:rPr>
-                <w:rFonts w:ascii="Arial" w:hAnsi="Arial" w:eastAsia="Arial"/>
+                <w:rFonts w:ascii="Times New Roman" w:hAnsi="Times New Roman" w:eastAsia="Times New Roman" w:cs="Times New Roman"/>
                 <w:b w:val="0"/>
                 <w:i w:val="0"/>
                 <w:color w:val="000000"/>
-                <w:sz w:val="18"/>
+                <w:sz w:val="24"/>
               </w:rPr>
               <w:t>Final reranked passages sent to answer model</w:t>
             </w:r>
@@ -2079,11 +2079,11 @@
             </w:pPr>
             <w:r>
               <w:rPr>
-                <w:rFonts w:ascii="Arial" w:hAnsi="Arial" w:eastAsia="Arial"/>
+                <w:rFonts w:ascii="Times New Roman" w:hAnsi="Times New Roman" w:eastAsia="Times New Roman" w:cs="Times New Roman"/>
                 <w:b w:val="0"/>
                 <w:i w:val="0"/>
                 <w:color w:val="000000"/>
-                <w:sz w:val="18"/>
+                <w:sz w:val="24"/>
               </w:rPr>
               <w:t>5</w:t>
             </w:r>
@@ -2111,11 +2111,11 @@
             </w:pPr>
             <w:r>
               <w:rPr>
-                <w:rFonts w:ascii="Arial" w:hAnsi="Arial" w:eastAsia="Arial"/>
+                <w:rFonts w:ascii="Times New Roman" w:hAnsi="Times New Roman" w:eastAsia="Times New Roman" w:cs="Times New Roman"/>
                 <w:b w:val="0"/>
                 <w:i w:val="0"/>
                 <w:color w:val="000000"/>
-                <w:sz w:val="18"/>
+                <w:sz w:val="24"/>
               </w:rPr>
               <w:t>Reranker batch size</w:t>
             </w:r>
@@ -2138,11 +2138,11 @@
             </w:pPr>
             <w:r>
               <w:rPr>
-                <w:rFonts w:ascii="Arial" w:hAnsi="Arial" w:eastAsia="Arial"/>
+                <w:rFonts w:ascii="Times New Roman" w:hAnsi="Times New Roman" w:eastAsia="Times New Roman" w:cs="Times New Roman"/>
                 <w:b w:val="0"/>
                 <w:i w:val="0"/>
                 <w:color w:val="000000"/>
-                <w:sz w:val="18"/>
+                <w:sz w:val="24"/>
               </w:rPr>
               <w:t>8</w:t>
             </w:r>
@@ -2157,11 +2157,11 @@
       </w:pPr>
       <w:r>
         <w:rPr>
-          <w:rFonts w:ascii="Arial" w:hAnsi="Arial" w:eastAsia="Arial"/>
+          <w:rFonts w:ascii="Times New Roman" w:hAnsi="Times New Roman" w:eastAsia="Times New Roman" w:cs="Times New Roman"/>
           <w:b w:val="0"/>
           <w:i w:val="0"/>
           <w:color w:val="000000"/>
-          <w:sz w:val="22"/>
+          <w:sz w:val="24"/>
         </w:rPr>
         <w:t>BM25 used normalized lexical tokens. Text was normalized by removing accents, lowercasing, and extracting alphanumeric tokens. BM25 was applied to searchable text that combined chunk text and metadata fields, including regulation identifier, document aliases, document title, citation label, chapter, section, and topics.</w:t>
       </w:r>
@@ -2172,11 +2172,11 @@
       </w:pPr>
       <w:r>
         <w:rPr>
-          <w:rFonts w:ascii="Arial" w:hAnsi="Arial" w:eastAsia="Arial"/>
+          <w:rFonts w:ascii="Times New Roman" w:hAnsi="Times New Roman" w:eastAsia="Times New Roman" w:cs="Times New Roman"/>
           <w:b w:val="0"/>
           <w:i w:val="0"/>
           <w:color w:val="000000"/>
-          <w:sz w:val="22"/>
+          <w:sz w:val="24"/>
         </w:rPr>
         <w:t>Dense and BM25 candidates were merged with reciprocal rank fusion:</w:t>
       </w:r>
@@ -2187,11 +2187,11 @@
       </w:pPr>
       <w:r>
         <w:rPr>
-          <w:rFonts w:ascii="Arial" w:hAnsi="Arial" w:eastAsia="Arial"/>
+          <w:rFonts w:ascii="Times New Roman" w:hAnsi="Times New Roman" w:eastAsia="Times New Roman" w:cs="Times New Roman"/>
           <w:b w:val="0"/>
           <w:i w:val="0"/>
           <w:color w:val="000000"/>
-          <w:sz w:val="22"/>
+          <w:sz w:val="24"/>
         </w:rPr>
         <w:t>score = sum(1 / (60 + rank))</w:t>
       </w:r>
@@ -2202,11 +2202,11 @@
       </w:pPr>
       <w:r>
         <w:rPr>
-          <w:rFonts w:ascii="Arial" w:hAnsi="Arial" w:eastAsia="Arial"/>
+          <w:rFonts w:ascii="Times New Roman" w:hAnsi="Times New Roman" w:eastAsia="Times New Roman" w:cs="Times New Roman"/>
           <w:b w:val="0"/>
           <w:i w:val="0"/>
           <w:color w:val="000000"/>
-          <w:sz w:val="22"/>
+          <w:sz w:val="24"/>
         </w:rPr>
         <w:t>Candidates were sorted by fused score and then reranked.</w:t>
       </w:r>
@@ -2218,11 +2218,11 @@
       </w:pPr>
       <w:r>
         <w:rPr>
-          <w:rFonts w:ascii="Arial" w:hAnsi="Arial" w:eastAsia="Arial"/>
+          <w:rFonts w:ascii="Times New Roman" w:hAnsi="Times New Roman" w:eastAsia="Times New Roman" w:cs="Times New Roman"/>
           <w:b w:val="0"/>
           <w:i w:val="0"/>
           <w:color w:val="000000"/>
-          <w:sz w:val="28"/>
+          <w:sz w:val="24"/>
         </w:rPr>
         <w:t>Reranking</w:t>
       </w:r>
@@ -2233,31 +2233,31 @@
       </w:pPr>
       <w:r>
         <w:rPr>
-          <w:rFonts w:ascii="Arial" w:hAnsi="Arial" w:eastAsia="Arial"/>
+          <w:rFonts w:ascii="Times New Roman" w:hAnsi="Times New Roman" w:eastAsia="Times New Roman" w:cs="Times New Roman"/>
           <w:b w:val="0"/>
           <w:i w:val="0"/>
           <w:color w:val="000000"/>
-          <w:sz w:val="22"/>
+          <w:sz w:val="24"/>
         </w:rPr>
         <w:t xml:space="preserve">The reranker was </w:t>
       </w:r>
       <w:r>
         <w:rPr>
-          <w:rFonts w:ascii="Arial" w:hAnsi="Arial" w:eastAsia="Arial"/>
+          <w:rFonts w:ascii="Times New Roman" w:hAnsi="Times New Roman" w:eastAsia="Times New Roman" w:cs="Times New Roman"/>
           <w:b w:val="0"/>
           <w:i w:val="0"/>
           <w:color w:val="000000"/>
-          <w:sz w:val="22"/>
+          <w:sz w:val="24"/>
         </w:rPr>
         <w:t>cross-encoder/mmarco-mMiniLMv2-L12-H384-v1</w:t>
       </w:r>
       <w:r>
         <w:rPr>
-          <w:rFonts w:ascii="Arial" w:hAnsi="Arial" w:eastAsia="Arial"/>
+          <w:rFonts w:ascii="Times New Roman" w:hAnsi="Times New Roman" w:eastAsia="Times New Roman" w:cs="Times New Roman"/>
           <w:b w:val="0"/>
           <w:i w:val="0"/>
           <w:color w:val="000000"/>
-          <w:sz w:val="22"/>
+          <w:sz w:val="24"/>
         </w:rPr>
         <w:t>. In the final local cache, the model path was:</w:t>
       </w:r>
@@ -2268,11 +2268,11 @@
       </w:pPr>
       <w:r>
         <w:rPr>
-          <w:rFonts w:ascii="Arial" w:hAnsi="Arial" w:eastAsia="Arial"/>
+          <w:rFonts w:ascii="Times New Roman" w:hAnsi="Times New Roman" w:eastAsia="Times New Roman" w:cs="Times New Roman"/>
           <w:b w:val="0"/>
           <w:i w:val="0"/>
           <w:color w:val="000000"/>
-          <w:sz w:val="22"/>
+          <w:sz w:val="24"/>
         </w:rPr>
         <w:t>models--cross-encoder--mmarco-mMiniLMv2-L12-H384-v1/snapshots/1427fd652930e4ba29e8149678df786c240d8825</w:t>
       </w:r>
@@ -2283,11 +2283,11 @@
       </w:pPr>
       <w:r>
         <w:rPr>
-          <w:rFonts w:ascii="Arial" w:hAnsi="Arial" w:eastAsia="Arial"/>
+          <w:rFonts w:ascii="Times New Roman" w:hAnsi="Times New Roman" w:eastAsia="Times New Roman" w:cs="Times New Roman"/>
           <w:b w:val="0"/>
           <w:i w:val="0"/>
           <w:color w:val="000000"/>
-          <w:sz w:val="22"/>
+          <w:sz w:val="24"/>
         </w:rPr>
         <w:t>The reranker scored pairs of query text and searchable node text. The top five reranked passages were used to build the answer context.</w:t>
       </w:r>
@@ -2298,11 +2298,11 @@
       </w:pPr>
       <w:r>
         <w:rPr>
-          <w:rFonts w:ascii="Arial" w:hAnsi="Arial" w:eastAsia="Arial"/>
+          <w:rFonts w:ascii="Times New Roman" w:hAnsi="Times New Roman" w:eastAsia="Times New Roman" w:cs="Times New Roman"/>
           <w:b w:val="0"/>
           <w:i w:val="0"/>
           <w:color w:val="000000"/>
-          <w:sz w:val="22"/>
+          <w:sz w:val="24"/>
         </w:rPr>
         <w:t>Additional deterministic anchors were used for specific regulatory patterns:</w:t>
       </w:r>
@@ -2314,11 +2314,11 @@
       </w:pPr>
       <w:r>
         <w:rPr>
-          <w:rFonts w:ascii="Arial" w:hAnsi="Arial" w:eastAsia="Arial"/>
+          <w:rFonts w:ascii="Times New Roman" w:hAnsi="Times New Roman" w:eastAsia="Times New Roman" w:cs="Times New Roman"/>
           <w:b w:val="0"/>
           <w:i w:val="0"/>
           <w:color w:val="000000"/>
-          <w:sz w:val="22"/>
+          <w:sz w:val="24"/>
         </w:rPr>
         <w:t>Source-identification questions could force an Article 1/source-scope anchor when the question asked which document covered a topic.</w:t>
       </w:r>
@@ -2330,11 +2330,11 @@
       </w:pPr>
       <w:r>
         <w:rPr>
-          <w:rFonts w:ascii="Arial" w:hAnsi="Arial" w:eastAsia="Arial"/>
+          <w:rFonts w:ascii="Times New Roman" w:hAnsi="Times New Roman" w:eastAsia="Times New Roman" w:cs="Times New Roman"/>
           <w:b w:val="0"/>
           <w:i w:val="0"/>
           <w:color w:val="000000"/>
-          <w:sz w:val="22"/>
+          <w:sz w:val="24"/>
         </w:rPr>
         <w:t>Named regulation scope questions could anchor the corresponding regulation's Article 1.</w:t>
       </w:r>
@@ -2346,11 +2346,11 @@
       </w:pPr>
       <w:r>
         <w:rPr>
-          <w:rFonts w:ascii="Arial" w:hAnsi="Arial" w:eastAsia="Arial"/>
+          <w:rFonts w:ascii="Times New Roman" w:hAnsi="Times New Roman" w:eastAsia="Times New Roman" w:cs="Times New Roman"/>
           <w:b w:val="0"/>
           <w:i w:val="0"/>
           <w:color w:val="000000"/>
-          <w:sz w:val="22"/>
+          <w:sz w:val="24"/>
         </w:rPr>
         <w:t>Certain exact legal patterns added a targeted anchor when previous development runs showed that the relevant article could be missed by generic reranking.</w:t>
       </w:r>
@@ -2362,11 +2362,11 @@
       </w:pPr>
       <w:r>
         <w:rPr>
-          <w:rFonts w:ascii="Arial" w:hAnsi="Arial" w:eastAsia="Arial"/>
+          <w:rFonts w:ascii="Times New Roman" w:hAnsi="Times New Roman" w:eastAsia="Times New Roman" w:cs="Times New Roman"/>
           <w:b w:val="0"/>
           <w:i w:val="0"/>
           <w:color w:val="000000"/>
-          <w:sz w:val="22"/>
+          <w:sz w:val="24"/>
         </w:rPr>
         <w:t>Neighbor articles were added for selected scope, definition, exemption, responsibility, and medical-device questions when adjacent articles were likely to be needed for completeness.</w:t>
       </w:r>
@@ -2377,11 +2377,11 @@
       </w:pPr>
       <w:r>
         <w:rPr>
-          <w:rFonts w:ascii="Arial" w:hAnsi="Arial" w:eastAsia="Arial"/>
+          <w:rFonts w:ascii="Times New Roman" w:hAnsi="Times New Roman" w:eastAsia="Times New Roman" w:cs="Times New Roman"/>
           <w:b w:val="0"/>
           <w:i w:val="0"/>
           <w:color w:val="000000"/>
-          <w:sz w:val="22"/>
+          <w:sz w:val="24"/>
         </w:rPr>
         <w:t>These anchors were rule-based retrieval aids. They did not add facts to the answer. The answer model still had to use retrieved context and article citations.</w:t>
       </w:r>
@@ -2393,11 +2393,11 @@
       </w:pPr>
       <w:r>
         <w:rPr>
-          <w:rFonts w:ascii="Arial" w:hAnsi="Arial" w:eastAsia="Arial"/>
+          <w:rFonts w:ascii="Times New Roman" w:hAnsi="Times New Roman" w:eastAsia="Times New Roman" w:cs="Times New Roman"/>
           <w:b w:val="0"/>
           <w:i w:val="0"/>
           <w:color w:val="000000"/>
-          <w:sz w:val="28"/>
+          <w:sz w:val="24"/>
         </w:rPr>
         <w:t>English Query Support</w:t>
       </w:r>
@@ -2408,11 +2408,11 @@
       </w:pPr>
       <w:r>
         <w:rPr>
-          <w:rFonts w:ascii="Arial" w:hAnsi="Arial" w:eastAsia="Arial"/>
+          <w:rFonts w:ascii="Times New Roman" w:hAnsi="Times New Roman" w:eastAsia="Times New Roman" w:cs="Times New Roman"/>
           <w:b w:val="0"/>
           <w:i w:val="0"/>
           <w:color w:val="000000"/>
-          <w:sz w:val="22"/>
+          <w:sz w:val="24"/>
         </w:rPr>
         <w:t>English questions were answered in English, but retrieval was allowed to include Portuguese anchors because the source documents were in Portuguese. The original question remained visible to the answering model. Conservative terminology anchors were used for regulatory terms:</w:t>
       </w:r>
@@ -2450,11 +2450,11 @@
             </w:pPr>
             <w:r>
               <w:rPr>
-                <w:rFonts w:ascii="Arial" w:hAnsi="Arial" w:eastAsia="Arial"/>
+                <w:rFonts w:ascii="Times New Roman" w:hAnsi="Times New Roman" w:eastAsia="Times New Roman" w:cs="Times New Roman"/>
                 <w:b/>
                 <w:i w:val="0"/>
                 <w:color w:val="000000"/>
-                <w:sz w:val="18"/>
+                <w:sz w:val="24"/>
               </w:rPr>
               <w:t>English term</w:t>
             </w:r>
@@ -2477,11 +2477,11 @@
             </w:pPr>
             <w:r>
               <w:rPr>
-                <w:rFonts w:ascii="Arial" w:hAnsi="Arial" w:eastAsia="Arial"/>
+                <w:rFonts w:ascii="Times New Roman" w:hAnsi="Times New Roman" w:eastAsia="Times New Roman" w:cs="Times New Roman"/>
                 <w:b/>
                 <w:i w:val="0"/>
                 <w:color w:val="000000"/>
-                <w:sz w:val="18"/>
+                <w:sz w:val="24"/>
               </w:rPr>
               <w:t>Portuguese retrieval anchor</w:t>
             </w:r>
@@ -2509,11 +2509,11 @@
             </w:pPr>
             <w:r>
               <w:rPr>
-                <w:rFonts w:ascii="Arial" w:hAnsi="Arial" w:eastAsia="Arial"/>
+                <w:rFonts w:ascii="Times New Roman" w:hAnsi="Times New Roman" w:eastAsia="Times New Roman" w:cs="Times New Roman"/>
                 <w:b w:val="0"/>
                 <w:i w:val="0"/>
                 <w:color w:val="000000"/>
-                <w:sz w:val="18"/>
+                <w:sz w:val="24"/>
               </w:rPr>
               <w:t>clinical trial</w:t>
             </w:r>
@@ -2536,11 +2536,11 @@
             </w:pPr>
             <w:r>
               <w:rPr>
-                <w:rFonts w:ascii="Arial" w:hAnsi="Arial" w:eastAsia="Arial"/>
+                <w:rFonts w:ascii="Times New Roman" w:hAnsi="Times New Roman" w:eastAsia="Times New Roman" w:cs="Times New Roman"/>
                 <w:b w:val="0"/>
                 <w:i w:val="0"/>
                 <w:color w:val="000000"/>
-                <w:sz w:val="18"/>
+                <w:sz w:val="24"/>
               </w:rPr>
               <w:t>ensaio clinico</w:t>
             </w:r>
@@ -2568,11 +2568,11 @@
             </w:pPr>
             <w:r>
               <w:rPr>
-                <w:rFonts w:ascii="Arial" w:hAnsi="Arial" w:eastAsia="Arial"/>
+                <w:rFonts w:ascii="Times New Roman" w:hAnsi="Times New Roman" w:eastAsia="Times New Roman" w:cs="Times New Roman"/>
                 <w:b w:val="0"/>
                 <w:i w:val="0"/>
                 <w:color w:val="000000"/>
-                <w:sz w:val="18"/>
+                <w:sz w:val="24"/>
               </w:rPr>
               <w:t>sponsor</w:t>
             </w:r>
@@ -2595,11 +2595,11 @@
             </w:pPr>
             <w:r>
               <w:rPr>
-                <w:rFonts w:ascii="Arial" w:hAnsi="Arial" w:eastAsia="Arial"/>
+                <w:rFonts w:ascii="Times New Roman" w:hAnsi="Times New Roman" w:eastAsia="Times New Roman" w:cs="Times New Roman"/>
                 <w:b w:val="0"/>
                 <w:i w:val="0"/>
                 <w:color w:val="000000"/>
-                <w:sz w:val="18"/>
+                <w:sz w:val="24"/>
               </w:rPr>
               <w:t>patrocinador</w:t>
             </w:r>
@@ -2627,11 +2627,11 @@
             </w:pPr>
             <w:r>
               <w:rPr>
-                <w:rFonts w:ascii="Arial" w:hAnsi="Arial" w:eastAsia="Arial"/>
+                <w:rFonts w:ascii="Times New Roman" w:hAnsi="Times New Roman" w:eastAsia="Times New Roman" w:cs="Times New Roman"/>
                 <w:b w:val="0"/>
                 <w:i w:val="0"/>
                 <w:color w:val="000000"/>
-                <w:sz w:val="18"/>
+                <w:sz w:val="24"/>
               </w:rPr>
               <w:t>biological product</w:t>
             </w:r>
@@ -2654,11 +2654,11 @@
             </w:pPr>
             <w:r>
               <w:rPr>
-                <w:rFonts w:ascii="Arial" w:hAnsi="Arial" w:eastAsia="Arial"/>
+                <w:rFonts w:ascii="Times New Roman" w:hAnsi="Times New Roman" w:eastAsia="Times New Roman" w:cs="Times New Roman"/>
                 <w:b w:val="0"/>
                 <w:i w:val="0"/>
                 <w:color w:val="000000"/>
-                <w:sz w:val="18"/>
+                <w:sz w:val="24"/>
               </w:rPr>
               <w:t>produto biologico</w:t>
             </w:r>
@@ -2686,11 +2686,11 @@
             </w:pPr>
             <w:r>
               <w:rPr>
-                <w:rFonts w:ascii="Arial" w:hAnsi="Arial" w:eastAsia="Arial"/>
+                <w:rFonts w:ascii="Times New Roman" w:hAnsi="Times New Roman" w:eastAsia="Times New Roman" w:cs="Times New Roman"/>
                 <w:b w:val="0"/>
                 <w:i w:val="0"/>
                 <w:color w:val="000000"/>
-                <w:sz w:val="18"/>
+                <w:sz w:val="24"/>
               </w:rPr>
               <w:t>medical device</w:t>
             </w:r>
@@ -2713,11 +2713,11 @@
             </w:pPr>
             <w:r>
               <w:rPr>
-                <w:rFonts w:ascii="Arial" w:hAnsi="Arial" w:eastAsia="Arial"/>
+                <w:rFonts w:ascii="Times New Roman" w:hAnsi="Times New Roman" w:eastAsia="Times New Roman" w:cs="Times New Roman"/>
                 <w:b w:val="0"/>
                 <w:i w:val="0"/>
                 <w:color w:val="000000"/>
-                <w:sz w:val="18"/>
+                <w:sz w:val="24"/>
               </w:rPr>
               <w:t>dispositivo medico</w:t>
             </w:r>
@@ -2745,11 +2745,11 @@
             </w:pPr>
             <w:r>
               <w:rPr>
-                <w:rFonts w:ascii="Arial" w:hAnsi="Arial" w:eastAsia="Arial"/>
+                <w:rFonts w:ascii="Times New Roman" w:hAnsi="Times New Roman" w:eastAsia="Times New Roman" w:cs="Times New Roman"/>
                 <w:b w:val="0"/>
                 <w:i w:val="0"/>
                 <w:color w:val="000000"/>
-                <w:sz w:val="18"/>
+                <w:sz w:val="24"/>
               </w:rPr>
               <w:t>stability study</w:t>
             </w:r>
@@ -2772,11 +2772,11 @@
             </w:pPr>
             <w:r>
               <w:rPr>
-                <w:rFonts w:ascii="Arial" w:hAnsi="Arial" w:eastAsia="Arial"/>
+                <w:rFonts w:ascii="Times New Roman" w:hAnsi="Times New Roman" w:eastAsia="Times New Roman" w:cs="Times New Roman"/>
                 <w:b w:val="0"/>
                 <w:i w:val="0"/>
                 <w:color w:val="000000"/>
-                <w:sz w:val="18"/>
+                <w:sz w:val="24"/>
               </w:rPr>
               <w:t>estudo de estabilidade</w:t>
             </w:r>
@@ -2804,11 +2804,11 @@
             </w:pPr>
             <w:r>
               <w:rPr>
-                <w:rFonts w:ascii="Arial" w:hAnsi="Arial" w:eastAsia="Arial"/>
+                <w:rFonts w:ascii="Times New Roman" w:hAnsi="Times New Roman" w:eastAsia="Times New Roman" w:cs="Times New Roman"/>
                 <w:b w:val="0"/>
                 <w:i w:val="0"/>
                 <w:color w:val="000000"/>
-                <w:sz w:val="18"/>
+                <w:sz w:val="24"/>
               </w:rPr>
               <w:t>pharmacovigilance</w:t>
             </w:r>
@@ -2831,11 +2831,11 @@
             </w:pPr>
             <w:r>
               <w:rPr>
-                <w:rFonts w:ascii="Arial" w:hAnsi="Arial" w:eastAsia="Arial"/>
+                <w:rFonts w:ascii="Times New Roman" w:hAnsi="Times New Roman" w:eastAsia="Times New Roman" w:cs="Times New Roman"/>
                 <w:b w:val="0"/>
                 <w:i w:val="0"/>
                 <w:color w:val="000000"/>
-                <w:sz w:val="18"/>
+                <w:sz w:val="24"/>
               </w:rPr>
               <w:t>farmacovigilancia</w:t>
             </w:r>
@@ -2850,11 +2850,11 @@
       </w:pPr>
       <w:r>
         <w:rPr>
-          <w:rFonts w:ascii="Arial" w:hAnsi="Arial" w:eastAsia="Arial"/>
+          <w:rFonts w:ascii="Times New Roman" w:hAnsi="Times New Roman" w:eastAsia="Times New Roman" w:cs="Times New Roman"/>
           <w:b w:val="0"/>
           <w:i w:val="0"/>
           <w:color w:val="000000"/>
-          <w:sz w:val="22"/>
+          <w:sz w:val="24"/>
         </w:rPr>
         <w:t>The purpose was retrieval support, not translation of the benchmark answer.</w:t>
       </w:r>
@@ -2866,11 +2866,11 @@
       </w:pPr>
       <w:r>
         <w:rPr>
-          <w:rFonts w:ascii="Arial" w:hAnsi="Arial" w:eastAsia="Arial"/>
+          <w:rFonts w:ascii="Times New Roman" w:hAnsi="Times New Roman" w:eastAsia="Times New Roman" w:cs="Times New Roman"/>
           <w:b w:val="0"/>
           <w:i w:val="0"/>
           <w:color w:val="000000"/>
-          <w:sz w:val="28"/>
+          <w:sz w:val="24"/>
         </w:rPr>
         <w:t>Answer Model</w:t>
       </w:r>
@@ -2881,31 +2881,31 @@
       </w:pPr>
       <w:r>
         <w:rPr>
-          <w:rFonts w:ascii="Arial" w:hAnsi="Arial" w:eastAsia="Arial"/>
+          <w:rFonts w:ascii="Times New Roman" w:hAnsi="Times New Roman" w:eastAsia="Times New Roman" w:cs="Times New Roman"/>
           <w:b w:val="0"/>
           <w:i w:val="0"/>
           <w:color w:val="000000"/>
-          <w:sz w:val="22"/>
+          <w:sz w:val="24"/>
         </w:rPr>
         <w:t xml:space="preserve">The answer model was </w:t>
       </w:r>
       <w:r>
         <w:rPr>
-          <w:rFonts w:ascii="Arial" w:hAnsi="Arial" w:eastAsia="Arial"/>
+          <w:rFonts w:ascii="Times New Roman" w:hAnsi="Times New Roman" w:eastAsia="Times New Roman" w:cs="Times New Roman"/>
           <w:b w:val="0"/>
           <w:i w:val="0"/>
           <w:color w:val="000000"/>
-          <w:sz w:val="22"/>
+          <w:sz w:val="24"/>
         </w:rPr>
         <w:t>models/gemini-flash-lite-latest</w:t>
       </w:r>
       <w:r>
         <w:rPr>
-          <w:rFonts w:ascii="Arial" w:hAnsi="Arial" w:eastAsia="Arial"/>
+          <w:rFonts w:ascii="Times New Roman" w:hAnsi="Times New Roman" w:eastAsia="Times New Roman" w:cs="Times New Roman"/>
           <w:b w:val="0"/>
           <w:i w:val="0"/>
           <w:color w:val="000000"/>
-          <w:sz w:val="22"/>
+          <w:sz w:val="24"/>
         </w:rPr>
         <w:t>. Generation used the retrieved context and the original question. The answer had to be in the same language as the question. Answers were post-processed only to normalize article citation brackets when the answer added paragraph or item suffixes to a retrieved article-level citation.</w:t>
       </w:r>
@@ -2917,11 +2917,11 @@
       </w:pPr>
       <w:r>
         <w:rPr>
-          <w:rFonts w:ascii="Arial" w:hAnsi="Arial" w:eastAsia="Arial"/>
+          <w:rFonts w:ascii="Times New Roman" w:hAnsi="Times New Roman" w:eastAsia="Times New Roman" w:cs="Times New Roman"/>
           <w:b w:val="0"/>
           <w:i w:val="0"/>
           <w:color w:val="000000"/>
-          <w:sz w:val="28"/>
+          <w:sz w:val="24"/>
         </w:rPr>
         <w:t>Final Answer Prompt</w:t>
       </w:r>
@@ -2932,11 +2932,11 @@
       </w:pPr>
       <w:r>
         <w:rPr>
-          <w:rFonts w:ascii="Arial" w:hAnsi="Arial" w:eastAsia="Arial"/>
+          <w:rFonts w:ascii="Times New Roman" w:hAnsi="Times New Roman" w:eastAsia="Times New Roman" w:cs="Times New Roman"/>
           <w:b w:val="0"/>
           <w:i w:val="0"/>
           <w:color w:val="000000"/>
-          <w:sz w:val="22"/>
+          <w:sz w:val="24"/>
         </w:rPr>
         <w:t>The final answer prompt was:</w:t>
       </w:r>
@@ -2947,11 +2947,11 @@
       </w:pPr>
       <w:r>
         <w:rPr>
-          <w:rFonts w:ascii="Arial" w:hAnsi="Arial" w:eastAsia="Arial"/>
+          <w:rFonts w:ascii="Times New Roman" w:hAnsi="Times New Roman" w:eastAsia="Times New Roman" w:cs="Times New Roman"/>
           <w:b w:val="0"/>
           <w:i w:val="0"/>
           <w:color w:val="000000"/>
-          <w:sz w:val="22"/>
+          <w:sz w:val="24"/>
         </w:rPr>
         <w:t>```text</w:t>
       </w:r>
@@ -2962,11 +2962,11 @@
       </w:pPr>
       <w:r>
         <w:rPr>
-          <w:rFonts w:ascii="Arial" w:hAnsi="Arial" w:eastAsia="Arial"/>
+          <w:rFonts w:ascii="Times New Roman" w:hAnsi="Times New Roman" w:eastAsia="Times New Roman" w:cs="Times New Roman"/>
           <w:b w:val="0"/>
           <w:i w:val="0"/>
           <w:color w:val="000000"/>
-          <w:sz w:val="22"/>
+          <w:sz w:val="24"/>
         </w:rPr>
         <w:t>You are an ANVISA regulatory evidence assistant. Answer the question using only the</w:t>
       </w:r>
@@ -2977,11 +2977,11 @@
       </w:pPr>
       <w:r>
         <w:rPr>
-          <w:rFonts w:ascii="Arial" w:hAnsi="Arial" w:eastAsia="Arial"/>
+          <w:rFonts w:ascii="Times New Roman" w:hAnsi="Times New Roman" w:eastAsia="Times New Roman" w:cs="Times New Roman"/>
           <w:b w:val="0"/>
           <w:i w:val="0"/>
           <w:color w:val="000000"/>
-          <w:sz w:val="22"/>
+          <w:sz w:val="24"/>
         </w:rPr>
         <w:t>retrieved context below.</w:t>
       </w:r>
@@ -2992,11 +2992,11 @@
       </w:pPr>
       <w:r>
         <w:rPr>
-          <w:rFonts w:ascii="Arial" w:hAnsi="Arial" w:eastAsia="Arial"/>
+          <w:rFonts w:ascii="Times New Roman" w:hAnsi="Times New Roman" w:eastAsia="Times New Roman" w:cs="Times New Roman"/>
           <w:b w:val="0"/>
           <w:i w:val="0"/>
           <w:color w:val="000000"/>
-          <w:sz w:val="22"/>
+          <w:sz w:val="24"/>
         </w:rPr>
         <w:t>Rules:</w:t>
       </w:r>
@@ -3007,11 +3007,11 @@
       </w:pPr>
       <w:r>
         <w:rPr>
-          <w:rFonts w:ascii="Arial" w:hAnsi="Arial" w:eastAsia="Arial"/>
+          <w:rFonts w:ascii="Times New Roman" w:hAnsi="Times New Roman" w:eastAsia="Times New Roman" w:cs="Times New Roman"/>
           <w:b w:val="0"/>
           <w:i w:val="0"/>
           <w:color w:val="000000"/>
-          <w:sz w:val="22"/>
+          <w:sz w:val="24"/>
         </w:rPr>
         <w:t>1. Do not use outside knowledge or infer facts not stated in the context.</w:t>
       </w:r>
@@ -3022,11 +3022,11 @@
       </w:pPr>
       <w:r>
         <w:rPr>
-          <w:rFonts w:ascii="Arial" w:hAnsi="Arial" w:eastAsia="Arial"/>
+          <w:rFonts w:ascii="Times New Roman" w:hAnsi="Times New Roman" w:eastAsia="Times New Roman" w:cs="Times New Roman"/>
           <w:b w:val="0"/>
           <w:i w:val="0"/>
           <w:color w:val="000000"/>
-          <w:sz w:val="22"/>
+          <w:sz w:val="24"/>
         </w:rPr>
         <w:t>2. Answer in the same language as the question.</w:t>
       </w:r>
@@ -3037,11 +3037,11 @@
       </w:pPr>
       <w:r>
         <w:rPr>
-          <w:rFonts w:ascii="Arial" w:hAnsi="Arial" w:eastAsia="Arial"/>
+          <w:rFonts w:ascii="Times New Roman" w:hAnsi="Times New Roman" w:eastAsia="Times New Roman" w:cs="Times New Roman"/>
           <w:b w:val="0"/>
           <w:i w:val="0"/>
           <w:color w:val="000000"/>
-          <w:sz w:val="22"/>
+          <w:sz w:val="24"/>
         </w:rPr>
         <w:t>The retrieved context may be Portuguese; still answer in English when the</w:t>
       </w:r>
@@ -3052,11 +3052,11 @@
       </w:pPr>
       <w:r>
         <w:rPr>
-          <w:rFonts w:ascii="Arial" w:hAnsi="Arial" w:eastAsia="Arial"/>
+          <w:rFonts w:ascii="Times New Roman" w:hAnsi="Times New Roman" w:eastAsia="Times New Roman" w:cs="Times New Roman"/>
           <w:b w:val="0"/>
           <w:i w:val="0"/>
           <w:color w:val="000000"/>
-          <w:sz w:val="22"/>
+          <w:sz w:val="24"/>
         </w:rPr>
         <w:t>question is English.</w:t>
       </w:r>
@@ -3067,11 +3067,11 @@
       </w:pPr>
       <w:r>
         <w:rPr>
-          <w:rFonts w:ascii="Arial" w:hAnsi="Arial" w:eastAsia="Arial"/>
+          <w:rFonts w:ascii="Times New Roman" w:hAnsi="Times New Roman" w:eastAsia="Times New Roman" w:cs="Times New Roman"/>
           <w:b w:val="0"/>
           <w:i w:val="0"/>
           <w:color w:val="000000"/>
-          <w:sz w:val="22"/>
+          <w:sz w:val="24"/>
         </w:rPr>
         <w:t>If the question is written in Portuguese, answer in Portuguese. Do not</w:t>
       </w:r>
@@ -3082,11 +3082,11 @@
       </w:pPr>
       <w:r>
         <w:rPr>
-          <w:rFonts w:ascii="Arial" w:hAnsi="Arial" w:eastAsia="Arial"/>
+          <w:rFonts w:ascii="Times New Roman" w:hAnsi="Times New Roman" w:eastAsia="Times New Roman" w:cs="Times New Roman"/>
           <w:b w:val="0"/>
           <w:i w:val="0"/>
           <w:color w:val="000000"/>
-          <w:sz w:val="22"/>
+          <w:sz w:val="24"/>
         </w:rPr>
         <w:t>translate Portuguese questions into English.</w:t>
       </w:r>
@@ -3097,11 +3097,11 @@
       </w:pPr>
       <w:r>
         <w:rPr>
-          <w:rFonts w:ascii="Arial" w:hAnsi="Arial" w:eastAsia="Arial"/>
+          <w:rFonts w:ascii="Times New Roman" w:hAnsi="Times New Roman" w:eastAsia="Times New Roman" w:cs="Times New Roman"/>
           <w:b w:val="0"/>
           <w:i w:val="0"/>
           <w:color w:val="000000"/>
-          <w:sz w:val="22"/>
+          <w:sz w:val="24"/>
         </w:rPr>
         <w:t>3. Cite every material statement inline using the context's citation_label exactly,</w:t>
       </w:r>
@@ -3112,11 +3112,11 @@
       </w:pPr>
       <w:r>
         <w:rPr>
-          <w:rFonts w:ascii="Arial" w:hAnsi="Arial" w:eastAsia="Arial"/>
+          <w:rFonts w:ascii="Times New Roman" w:hAnsi="Times New Roman" w:eastAsia="Times New Roman" w:cs="Times New Roman"/>
           <w:b w:val="0"/>
           <w:i w:val="0"/>
           <w:color w:val="000000"/>
-          <w:sz w:val="22"/>
+          <w:sz w:val="24"/>
         </w:rPr>
         <w:t>formatted in square brackets, for example [RDC 945/2024, Art. 23].</w:t>
       </w:r>
@@ -3127,11 +3127,11 @@
       </w:pPr>
       <w:r>
         <w:rPr>
-          <w:rFonts w:ascii="Arial" w:hAnsi="Arial" w:eastAsia="Arial"/>
+          <w:rFonts w:ascii="Times New Roman" w:hAnsi="Times New Roman" w:eastAsia="Times New Roman" w:cs="Times New Roman"/>
           <w:b w:val="0"/>
           <w:i w:val="0"/>
           <w:color w:val="000000"/>
-          <w:sz w:val="22"/>
+          <w:sz w:val="24"/>
         </w:rPr>
         <w:t>Put each citation in its own pair of brackets.</w:t>
       </w:r>
@@ -3142,11 +3142,11 @@
       </w:pPr>
       <w:r>
         <w:rPr>
-          <w:rFonts w:ascii="Arial" w:hAnsi="Arial" w:eastAsia="Arial"/>
+          <w:rFonts w:ascii="Times New Roman" w:hAnsi="Times New Roman" w:eastAsia="Times New Roman" w:cs="Times New Roman"/>
           <w:b w:val="0"/>
           <w:i w:val="0"/>
           <w:color w:val="000000"/>
-          <w:sz w:val="22"/>
+          <w:sz w:val="24"/>
         </w:rPr>
         <w:t>Do not add paragraph, item, section, page, or line suffixes unless they are part</w:t>
       </w:r>
@@ -3157,11 +3157,11 @@
       </w:pPr>
       <w:r>
         <w:rPr>
-          <w:rFonts w:ascii="Arial" w:hAnsi="Arial" w:eastAsia="Arial"/>
+          <w:rFonts w:ascii="Times New Roman" w:hAnsi="Times New Roman" w:eastAsia="Times New Roman" w:cs="Times New Roman"/>
           <w:b w:val="0"/>
           <w:i w:val="0"/>
           <w:color w:val="000000"/>
-          <w:sz w:val="22"/>
+          <w:sz w:val="24"/>
         </w:rPr>
         <w:t>of the retrieved citation_label itself.</w:t>
       </w:r>
@@ -3172,11 +3172,11 @@
       </w:pPr>
       <w:r>
         <w:rPr>
-          <w:rFonts w:ascii="Arial" w:hAnsi="Arial" w:eastAsia="Arial"/>
+          <w:rFonts w:ascii="Times New Roman" w:hAnsi="Times New Roman" w:eastAsia="Times New Roman" w:cs="Times New Roman"/>
           <w:b w:val="0"/>
           <w:i w:val="0"/>
           <w:color w:val="000000"/>
-          <w:sz w:val="22"/>
+          <w:sz w:val="24"/>
         </w:rPr>
         <w:t>Every non-refusal answer must include at least one citation containing "Art.";</w:t>
       </w:r>
@@ -3187,11 +3187,11 @@
       </w:pPr>
       <w:r>
         <w:rPr>
-          <w:rFonts w:ascii="Arial" w:hAnsi="Arial" w:eastAsia="Arial"/>
+          <w:rFonts w:ascii="Times New Roman" w:hAnsi="Times New Roman" w:eastAsia="Times New Roman" w:cs="Times New Roman"/>
           <w:b w:val="0"/>
           <w:i w:val="0"/>
           <w:color w:val="000000"/>
-          <w:sz w:val="22"/>
+          <w:sz w:val="24"/>
         </w:rPr>
         <w:t>do not rely only on a preamble or document-level citation when article evidence</w:t>
       </w:r>
@@ -3202,11 +3202,11 @@
       </w:pPr>
       <w:r>
         <w:rPr>
-          <w:rFonts w:ascii="Arial" w:hAnsi="Arial" w:eastAsia="Arial"/>
+          <w:rFonts w:ascii="Times New Roman" w:hAnsi="Times New Roman" w:eastAsia="Times New Roman" w:cs="Times New Roman"/>
           <w:b w:val="0"/>
           <w:i w:val="0"/>
           <w:color w:val="000000"/>
-          <w:sz w:val="22"/>
+          <w:sz w:val="24"/>
         </w:rPr>
         <w:t>is available.</w:t>
       </w:r>
@@ -3217,11 +3217,11 @@
       </w:pPr>
       <w:r>
         <w:rPr>
-          <w:rFonts w:ascii="Arial" w:hAnsi="Arial" w:eastAsia="Arial"/>
+          <w:rFonts w:ascii="Times New Roman" w:hAnsi="Times New Roman" w:eastAsia="Times New Roman" w:cs="Times New Roman"/>
           <w:b w:val="0"/>
           <w:i w:val="0"/>
           <w:color w:val="000000"/>
-          <w:sz w:val="22"/>
+          <w:sz w:val="24"/>
         </w:rPr>
         <w:t>4. Never invent a document number, article, section, deadline, or requirement.</w:t>
       </w:r>
@@ -3232,11 +3232,11 @@
       </w:pPr>
       <w:r>
         <w:rPr>
-          <w:rFonts w:ascii="Arial" w:hAnsi="Arial" w:eastAsia="Arial"/>
+          <w:rFonts w:ascii="Times New Roman" w:hAnsi="Times New Roman" w:eastAsia="Times New Roman" w:cs="Times New Roman"/>
           <w:b w:val="0"/>
           <w:i w:val="0"/>
           <w:color w:val="000000"/>
-          <w:sz w:val="22"/>
+          <w:sz w:val="24"/>
         </w:rPr>
         <w:t>5. If the context does not contain enough evidence to answer the exact question,</w:t>
       </w:r>
@@ -3247,11 +3247,11 @@
       </w:pPr>
       <w:r>
         <w:rPr>
-          <w:rFonts w:ascii="Arial" w:hAnsi="Arial" w:eastAsia="Arial"/>
+          <w:rFonts w:ascii="Times New Roman" w:hAnsi="Times New Roman" w:eastAsia="Times New Roman" w:cs="Times New Roman"/>
           <w:b w:val="0"/>
           <w:i w:val="0"/>
           <w:color w:val="000000"/>
-          <w:sz w:val="22"/>
+          <w:sz w:val="24"/>
         </w:rPr>
         <w:t>respond only with the appropriate sentence below and do not add a citation:</w:t>
       </w:r>
@@ -3262,11 +3262,11 @@
       </w:pPr>
       <w:r>
         <w:rPr>
-          <w:rFonts w:ascii="Arial" w:hAnsi="Arial" w:eastAsia="Arial"/>
+          <w:rFonts w:ascii="Times New Roman" w:hAnsi="Times New Roman" w:eastAsia="Times New Roman" w:cs="Times New Roman"/>
           <w:b w:val="0"/>
           <w:i w:val="0"/>
           <w:color w:val="000000"/>
-          <w:sz w:val="22"/>
+          <w:sz w:val="24"/>
         </w:rPr>
         <w:t>Portuguese: Os documentos recuperados nao fornecem informacao suficiente para responder.</w:t>
       </w:r>
@@ -3277,11 +3277,11 @@
       </w:pPr>
       <w:r>
         <w:rPr>
-          <w:rFonts w:ascii="Arial" w:hAnsi="Arial" w:eastAsia="Arial"/>
+          <w:rFonts w:ascii="Times New Roman" w:hAnsi="Times New Roman" w:eastAsia="Times New Roman" w:cs="Times New Roman"/>
           <w:b w:val="0"/>
           <w:i w:val="0"/>
           <w:color w:val="000000"/>
-          <w:sz w:val="22"/>
+          <w:sz w:val="24"/>
         </w:rPr>
         <w:t>English: The retrieved documents do not provide enough information to answer.</w:t>
       </w:r>
@@ -3292,11 +3292,11 @@
       </w:pPr>
       <w:r>
         <w:rPr>
-          <w:rFonts w:ascii="Arial" w:hAnsi="Arial" w:eastAsia="Arial"/>
+          <w:rFonts w:ascii="Times New Roman" w:hAnsi="Times New Roman" w:eastAsia="Times New Roman" w:cs="Times New Roman"/>
           <w:b w:val="0"/>
           <w:i w:val="0"/>
           <w:color w:val="000000"/>
-          <w:sz w:val="22"/>
+          <w:sz w:val="24"/>
         </w:rPr>
         <w:t>Treat related-but-incomplete context as insufficient. Do not substitute a nearby</w:t>
       </w:r>
@@ -3307,11 +3307,11 @@
       </w:pPr>
       <w:r>
         <w:rPr>
-          <w:rFonts w:ascii="Arial" w:hAnsi="Arial" w:eastAsia="Arial"/>
+          <w:rFonts w:ascii="Times New Roman" w:hAnsi="Times New Roman" w:eastAsia="Times New Roman" w:cs="Times New Roman"/>
           <w:b w:val="0"/>
           <w:i w:val="0"/>
           <w:color w:val="000000"/>
-          <w:sz w:val="22"/>
+          <w:sz w:val="24"/>
         </w:rPr>
         <w:t>general rule, procedure, system name, deadline, definition, or article when the</w:t>
       </w:r>
@@ -3322,11 +3322,11 @@
       </w:pPr>
       <w:r>
         <w:rPr>
-          <w:rFonts w:ascii="Arial" w:hAnsi="Arial" w:eastAsia="Arial"/>
+          <w:rFonts w:ascii="Times New Roman" w:hAnsi="Times New Roman" w:eastAsia="Times New Roman" w:cs="Times New Roman"/>
           <w:b w:val="0"/>
           <w:i w:val="0"/>
           <w:color w:val="000000"/>
-          <w:sz w:val="22"/>
+          <w:sz w:val="24"/>
         </w:rPr>
         <w:t>question asks for a more specific fact that is absent.</w:t>
       </w:r>
@@ -3337,11 +3337,11 @@
       </w:pPr>
       <w:r>
         <w:rPr>
-          <w:rFonts w:ascii="Arial" w:hAnsi="Arial" w:eastAsia="Arial"/>
+          <w:rFonts w:ascii="Times New Roman" w:hAnsi="Times New Roman" w:eastAsia="Times New Roman" w:cs="Times New Roman"/>
           <w:b w:val="0"/>
           <w:i w:val="0"/>
           <w:color w:val="000000"/>
-          <w:sz w:val="22"/>
+          <w:sz w:val="24"/>
         </w:rPr>
         <w:t>This includes questions asking for current forms, form models, exact URLs,</w:t>
       </w:r>
@@ -3352,11 +3352,11 @@
       </w:pPr>
       <w:r>
         <w:rPr>
-          <w:rFonts w:ascii="Arial" w:hAnsi="Arial" w:eastAsia="Arial"/>
+          <w:rFonts w:ascii="Times New Roman" w:hAnsi="Times New Roman" w:eastAsia="Times New Roman" w:cs="Times New Roman"/>
           <w:b w:val="0"/>
           <w:i w:val="0"/>
           <w:color w:val="000000"/>
-          <w:sz w:val="22"/>
+          <w:sz w:val="24"/>
         </w:rPr>
         <w:t>current fees or values, private contract terms, company-specific submission</w:t>
       </w:r>
@@ -3367,11 +3367,11 @@
       </w:pPr>
       <w:r>
         <w:rPr>
-          <w:rFonts w:ascii="Arial" w:hAnsi="Arial" w:eastAsia="Arial"/>
+          <w:rFonts w:ascii="Times New Roman" w:hAnsi="Times New Roman" w:eastAsia="Times New Roman" w:cs="Times New Roman"/>
           <w:b w:val="0"/>
           <w:i w:val="0"/>
           <w:color w:val="000000"/>
-          <w:sz w:val="22"/>
+          <w:sz w:val="24"/>
         </w:rPr>
         <w:t>status, personal contact information, market prices, reimbursement, taxes,</w:t>
       </w:r>
@@ -3382,11 +3382,11 @@
       </w:pPr>
       <w:r>
         <w:rPr>
-          <w:rFonts w:ascii="Arial" w:hAnsi="Arial" w:eastAsia="Arial"/>
+          <w:rFonts w:ascii="Times New Roman" w:hAnsi="Times New Roman" w:eastAsia="Times New Roman" w:cs="Times New Roman"/>
           <w:b w:val="0"/>
           <w:i w:val="0"/>
           <w:color w:val="000000"/>
-          <w:sz w:val="22"/>
+          <w:sz w:val="24"/>
         </w:rPr>
         <w:t>patents, future approvals, or advice that is not explicitly stated in the</w:t>
       </w:r>
@@ -3397,11 +3397,11 @@
       </w:pPr>
       <w:r>
         <w:rPr>
-          <w:rFonts w:ascii="Arial" w:hAnsi="Arial" w:eastAsia="Arial"/>
+          <w:rFonts w:ascii="Times New Roman" w:hAnsi="Times New Roman" w:eastAsia="Times New Roman" w:cs="Times New Roman"/>
           <w:b w:val="0"/>
           <w:i w:val="0"/>
           <w:color w:val="000000"/>
-          <w:sz w:val="22"/>
+          <w:sz w:val="24"/>
         </w:rPr>
         <w:t>retrieved regulatory text.</w:t>
       </w:r>
@@ -3412,11 +3412,11 @@
       </w:pPr>
       <w:r>
         <w:rPr>
-          <w:rFonts w:ascii="Arial" w:hAnsi="Arial" w:eastAsia="Arial"/>
+          <w:rFonts w:ascii="Times New Roman" w:hAnsi="Times New Roman" w:eastAsia="Times New Roman" w:cs="Times New Roman"/>
           <w:b w:val="0"/>
           <w:i w:val="0"/>
           <w:color w:val="000000"/>
-          <w:sz w:val="22"/>
+          <w:sz w:val="24"/>
         </w:rPr>
         <w:t>6. Before answering, silently classify the retrieved evidence as one of:</w:t>
       </w:r>
@@ -3427,11 +3427,11 @@
       </w:pPr>
       <w:r>
         <w:rPr>
-          <w:rFonts w:ascii="Arial" w:hAnsi="Arial" w:eastAsia="Arial"/>
+          <w:rFonts w:ascii="Times New Roman" w:hAnsi="Times New Roman" w:eastAsia="Times New Roman" w:cs="Times New Roman"/>
           <w:b w:val="0"/>
           <w:i w:val="0"/>
           <w:color w:val="000000"/>
-          <w:sz w:val="22"/>
+          <w:sz w:val="24"/>
         </w:rPr>
         <w:t>sufficient: it directly answers every material part of the question;</w:t>
       </w:r>
@@ -3442,11 +3442,11 @@
       </w:pPr>
       <w:r>
         <w:rPr>
-          <w:rFonts w:ascii="Arial" w:hAnsi="Arial" w:eastAsia="Arial"/>
+          <w:rFonts w:ascii="Times New Roman" w:hAnsi="Times New Roman" w:eastAsia="Times New Roman" w:cs="Times New Roman"/>
           <w:b w:val="0"/>
           <w:i w:val="0"/>
           <w:color w:val="000000"/>
-          <w:sz w:val="22"/>
+          <w:sz w:val="24"/>
         </w:rPr>
         <w:t>partial_related: it discusses the topic but omits the requested specific fact;</w:t>
       </w:r>
@@ -3457,11 +3457,11 @@
       </w:pPr>
       <w:r>
         <w:rPr>
-          <w:rFonts w:ascii="Arial" w:hAnsi="Arial" w:eastAsia="Arial"/>
+          <w:rFonts w:ascii="Times New Roman" w:hAnsi="Times New Roman" w:eastAsia="Times New Roman" w:cs="Times New Roman"/>
           <w:b w:val="0"/>
           <w:i w:val="0"/>
           <w:color w:val="000000"/>
-          <w:sz w:val="22"/>
+          <w:sz w:val="24"/>
         </w:rPr>
         <w:t>insufficient: it does not contain relevant evidence.</w:t>
       </w:r>
@@ -3472,11 +3472,11 @@
       </w:pPr>
       <w:r>
         <w:rPr>
-          <w:rFonts w:ascii="Arial" w:hAnsi="Arial" w:eastAsia="Arial"/>
+          <w:rFonts w:ascii="Times New Roman" w:hAnsi="Times New Roman" w:eastAsia="Times New Roman" w:cs="Times New Roman"/>
           <w:b w:val="0"/>
           <w:i w:val="0"/>
           <w:color w:val="000000"/>
-          <w:sz w:val="22"/>
+          <w:sz w:val="24"/>
         </w:rPr>
         <w:t>Answer only when evidence is sufficient. For partial_related or insufficient,</w:t>
       </w:r>
@@ -3487,11 +3487,11 @@
       </w:pPr>
       <w:r>
         <w:rPr>
-          <w:rFonts w:ascii="Arial" w:hAnsi="Arial" w:eastAsia="Arial"/>
+          <w:rFonts w:ascii="Times New Roman" w:hAnsi="Times New Roman" w:eastAsia="Times New Roman" w:cs="Times New Roman"/>
           <w:b w:val="0"/>
           <w:i w:val="0"/>
           <w:color w:val="000000"/>
-          <w:sz w:val="22"/>
+          <w:sz w:val="24"/>
         </w:rPr>
         <w:t>return only the refusal sentence from rule 5.</w:t>
       </w:r>
@@ -3502,11 +3502,11 @@
       </w:pPr>
       <w:r>
         <w:rPr>
-          <w:rFonts w:ascii="Arial" w:hAnsi="Arial" w:eastAsia="Arial"/>
+          <w:rFonts w:ascii="Times New Roman" w:hAnsi="Times New Roman" w:eastAsia="Times New Roman" w:cs="Times New Roman"/>
           <w:b w:val="0"/>
           <w:i w:val="0"/>
           <w:color w:val="000000"/>
-          <w:sz w:val="22"/>
+          <w:sz w:val="24"/>
         </w:rPr>
         <w:t>7. For yes/no or false-premise questions, answer with a cited negative only when</w:t>
       </w:r>
@@ -3517,11 +3517,11 @@
       </w:pPr>
       <w:r>
         <w:rPr>
-          <w:rFonts w:ascii="Arial" w:hAnsi="Arial" w:eastAsia="Arial"/>
+          <w:rFonts w:ascii="Times New Roman" w:hAnsi="Times New Roman" w:eastAsia="Times New Roman" w:cs="Times New Roman"/>
           <w:b w:val="0"/>
           <w:i w:val="0"/>
           <w:color w:val="000000"/>
-          <w:sz w:val="22"/>
+          <w:sz w:val="24"/>
         </w:rPr>
         <w:t>the retrieved context directly contradicts the premise. Use "Nao" for</w:t>
       </w:r>
@@ -3532,11 +3532,11 @@
       </w:pPr>
       <w:r>
         <w:rPr>
-          <w:rFonts w:ascii="Arial" w:hAnsi="Arial" w:eastAsia="Arial"/>
+          <w:rFonts w:ascii="Times New Roman" w:hAnsi="Times New Roman" w:eastAsia="Times New Roman" w:cs="Times New Roman"/>
           <w:b w:val="0"/>
           <w:i w:val="0"/>
           <w:color w:val="000000"/>
-          <w:sz w:val="22"/>
+          <w:sz w:val="24"/>
         </w:rPr>
         <w:t>Portuguese questions and "No" for English questions. If the context merely</w:t>
       </w:r>
@@ -3547,11 +3547,11 @@
       </w:pPr>
       <w:r>
         <w:rPr>
-          <w:rFonts w:ascii="Arial" w:hAnsi="Arial" w:eastAsia="Arial"/>
+          <w:rFonts w:ascii="Times New Roman" w:hAnsi="Times New Roman" w:eastAsia="Times New Roman" w:cs="Times New Roman"/>
           <w:b w:val="0"/>
           <w:i w:val="0"/>
           <w:color w:val="000000"/>
-          <w:sz w:val="22"/>
+          <w:sz w:val="24"/>
         </w:rPr>
         <w:t>lacks the premise or does not address it, use the refusal sentence instead.</w:t>
       </w:r>
@@ -3562,11 +3562,11 @@
       </w:pPr>
       <w:r>
         <w:rPr>
-          <w:rFonts w:ascii="Arial" w:hAnsi="Arial" w:eastAsia="Arial"/>
+          <w:rFonts w:ascii="Times New Roman" w:hAnsi="Times New Roman" w:eastAsia="Times New Roman" w:cs="Times New Roman"/>
           <w:b w:val="0"/>
           <w:i w:val="0"/>
           <w:color w:val="000000"/>
-          <w:sz w:val="22"/>
+          <w:sz w:val="24"/>
         </w:rPr>
         <w:t>8. Prefer a concise direct answer, but answer every material part of the question.</w:t>
       </w:r>
@@ -3577,11 +3577,11 @@
       </w:pPr>
       <w:r>
         <w:rPr>
-          <w:rFonts w:ascii="Arial" w:hAnsi="Arial" w:eastAsia="Arial"/>
+          <w:rFonts w:ascii="Times New Roman" w:hAnsi="Times New Roman" w:eastAsia="Times New Roman" w:cs="Times New Roman"/>
           <w:b w:val="0"/>
           <w:i w:val="0"/>
           <w:color w:val="000000"/>
-          <w:sz w:val="22"/>
+          <w:sz w:val="24"/>
         </w:rPr>
         <w:t>Include deadlines, formats, lists of required documents, conditions,</w:t>
       </w:r>
@@ -3592,11 +3592,11 @@
       </w:pPr>
       <w:r>
         <w:rPr>
-          <w:rFonts w:ascii="Arial" w:hAnsi="Arial" w:eastAsia="Arial"/>
+          <w:rFonts w:ascii="Times New Roman" w:hAnsi="Times New Roman" w:eastAsia="Times New Roman" w:cs="Times New Roman"/>
           <w:b w:val="0"/>
           <w:i w:val="0"/>
           <w:color w:val="000000"/>
-          <w:sz w:val="22"/>
+          <w:sz w:val="24"/>
         </w:rPr>
         <w:t>exceptions, and consequences when the question asks for them and the context</w:t>
       </w:r>
@@ -3607,11 +3607,11 @@
       </w:pPr>
       <w:r>
         <w:rPr>
-          <w:rFonts w:ascii="Arial" w:hAnsi="Arial" w:eastAsia="Arial"/>
+          <w:rFonts w:ascii="Times New Roman" w:hAnsi="Times New Roman" w:eastAsia="Times New Roman" w:cs="Times New Roman"/>
           <w:b w:val="0"/>
           <w:i w:val="0"/>
           <w:color w:val="000000"/>
-          <w:sz w:val="22"/>
+          <w:sz w:val="24"/>
         </w:rPr>
         <w:t>provides them.</w:t>
       </w:r>
@@ -3622,11 +3622,11 @@
       </w:pPr>
       <w:r>
         <w:rPr>
-          <w:rFonts w:ascii="Arial" w:hAnsi="Arial" w:eastAsia="Arial"/>
+          <w:rFonts w:ascii="Times New Roman" w:hAnsi="Times New Roman" w:eastAsia="Times New Roman" w:cs="Times New Roman"/>
           <w:b w:val="0"/>
           <w:i w:val="0"/>
           <w:color w:val="000000"/>
-          <w:sz w:val="22"/>
+          <w:sz w:val="24"/>
         </w:rPr>
         <w:t>When the relevant article contains numbered items, lettered subitems, or</w:t>
       </w:r>
@@ -3637,11 +3637,11 @@
       </w:pPr>
       <w:r>
         <w:rPr>
-          <w:rFonts w:ascii="Arial" w:hAnsi="Arial" w:eastAsia="Arial"/>
+          <w:rFonts w:ascii="Times New Roman" w:hAnsi="Times New Roman" w:eastAsia="Times New Roman" w:cs="Times New Roman"/>
           <w:b w:val="0"/>
           <w:i w:val="0"/>
           <w:color w:val="000000"/>
-          <w:sz w:val="22"/>
+          <w:sz w:val="24"/>
         </w:rPr>
         <w:t>paragraphs such as I, II, III, a), b), §1, §2, read the whole retrieved</w:t>
       </w:r>
@@ -3652,11 +3652,11 @@
       </w:pPr>
       <w:r>
         <w:rPr>
-          <w:rFonts w:ascii="Arial" w:hAnsi="Arial" w:eastAsia="Arial"/>
+          <w:rFonts w:ascii="Times New Roman" w:hAnsi="Times New Roman" w:eastAsia="Times New Roman" w:cs="Times New Roman"/>
           <w:b w:val="0"/>
           <w:i w:val="0"/>
           <w:color w:val="000000"/>
-          <w:sz w:val="22"/>
+          <w:sz w:val="24"/>
         </w:rPr>
         <w:t>article before answering. For "what documents", "what information", "which</w:t>
       </w:r>
@@ -3667,11 +3667,11 @@
       </w:pPr>
       <w:r>
         <w:rPr>
-          <w:rFonts w:ascii="Arial" w:hAnsi="Arial" w:eastAsia="Arial"/>
+          <w:rFonts w:ascii="Times New Roman" w:hAnsi="Times New Roman" w:eastAsia="Times New Roman" w:cs="Times New Roman"/>
           <w:b w:val="0"/>
           <w:i w:val="0"/>
           <w:color w:val="000000"/>
-          <w:sz w:val="22"/>
+          <w:sz w:val="24"/>
         </w:rPr>
         <w:t>are excluded", "which are exempt", or similar list questions, include every</w:t>
       </w:r>
@@ -3682,11 +3682,11 @@
       </w:pPr>
       <w:r>
         <w:rPr>
-          <w:rFonts w:ascii="Arial" w:hAnsi="Arial" w:eastAsia="Arial"/>
+          <w:rFonts w:ascii="Times New Roman" w:hAnsi="Times New Roman" w:eastAsia="Times New Roman" w:cs="Times New Roman"/>
           <w:b w:val="0"/>
           <w:i w:val="0"/>
           <w:color w:val="000000"/>
-          <w:sz w:val="22"/>
+          <w:sz w:val="24"/>
         </w:rPr>
         <w:t>relevant category from the retrieved article. You may group related items to</w:t>
       </w:r>
@@ -3697,11 +3697,11 @@
       </w:pPr>
       <w:r>
         <w:rPr>
-          <w:rFonts w:ascii="Arial" w:hAnsi="Arial" w:eastAsia="Arial"/>
+          <w:rFonts w:ascii="Times New Roman" w:hAnsi="Times New Roman" w:eastAsia="Times New Roman" w:cs="Times New Roman"/>
           <w:b w:val="0"/>
           <w:i w:val="0"/>
           <w:color w:val="000000"/>
-          <w:sz w:val="22"/>
+          <w:sz w:val="24"/>
         </w:rPr>
         <w:t>stay concise, but do not omit early or later items from the same article.</w:t>
       </w:r>
@@ -3712,11 +3712,11 @@
       </w:pPr>
       <w:r>
         <w:rPr>
-          <w:rFonts w:ascii="Arial" w:hAnsi="Arial" w:eastAsia="Arial"/>
+          <w:rFonts w:ascii="Times New Roman" w:hAnsi="Times New Roman" w:eastAsia="Times New Roman" w:cs="Times New Roman"/>
           <w:b w:val="0"/>
           <w:i w:val="0"/>
           <w:color w:val="000000"/>
-          <w:sz w:val="22"/>
+          <w:sz w:val="24"/>
         </w:rPr>
         <w:t>9. When the question asks which regulatory document covers a topic, matching article</w:t>
       </w:r>
@@ -3727,11 +3727,11 @@
       </w:pPr>
       <w:r>
         <w:rPr>
-          <w:rFonts w:ascii="Arial" w:hAnsi="Arial" w:eastAsia="Arial"/>
+          <w:rFonts w:ascii="Times New Roman" w:hAnsi="Times New Roman" w:eastAsia="Times New Roman" w:cs="Times New Roman"/>
           <w:b w:val="0"/>
           <w:i w:val="0"/>
           <w:color w:val="000000"/>
-          <w:sz w:val="22"/>
+          <w:sz w:val="24"/>
         </w:rPr>
         <w:t>text plus its regulation_id or citation_label is sufficient evidence to name that</w:t>
       </w:r>
@@ -3742,11 +3742,11 @@
       </w:pPr>
       <w:r>
         <w:rPr>
-          <w:rFonts w:ascii="Arial" w:hAnsi="Arial" w:eastAsia="Arial"/>
+          <w:rFonts w:ascii="Times New Roman" w:hAnsi="Times New Roman" w:eastAsia="Times New Roman" w:cs="Times New Roman"/>
           <w:b w:val="0"/>
           <w:i w:val="0"/>
           <w:color w:val="000000"/>
-          <w:sz w:val="22"/>
+          <w:sz w:val="24"/>
         </w:rPr>
         <w:t>document. Cite the most directly relevant retrieved article.</w:t>
       </w:r>
@@ -3757,11 +3757,11 @@
       </w:pPr>
       <w:r>
         <w:rPr>
-          <w:rFonts w:ascii="Arial" w:hAnsi="Arial" w:eastAsia="Arial"/>
+          <w:rFonts w:ascii="Times New Roman" w:hAnsi="Times New Roman" w:eastAsia="Times New Roman" w:cs="Times New Roman"/>
           <w:b w:val="0"/>
           <w:i w:val="0"/>
           <w:color w:val="000000"/>
-          <w:sz w:val="22"/>
+          <w:sz w:val="24"/>
         </w:rPr>
         <w:t>10. For purpose or scope questions, supplement preamble evidence with relevant</w:t>
       </w:r>
@@ -3772,11 +3772,11 @@
       </w:pPr>
       <w:r>
         <w:rPr>
-          <w:rFonts w:ascii="Arial" w:hAnsi="Arial" w:eastAsia="Arial"/>
+          <w:rFonts w:ascii="Times New Roman" w:hAnsi="Times New Roman" w:eastAsia="Times New Roman" w:cs="Times New Roman"/>
           <w:b w:val="0"/>
           <w:i w:val="0"/>
           <w:color w:val="000000"/>
-          <w:sz w:val="22"/>
+          <w:sz w:val="24"/>
         </w:rPr>
         <w:t>objective, scope, or definitions articles when they are retrieved.</w:t>
       </w:r>
@@ -3787,11 +3787,11 @@
       </w:pPr>
       <w:r>
         <w:rPr>
-          <w:rFonts w:ascii="Arial" w:hAnsi="Arial" w:eastAsia="Arial"/>
+          <w:rFonts w:ascii="Times New Roman" w:hAnsi="Times New Roman" w:eastAsia="Times New Roman" w:cs="Times New Roman"/>
           <w:b w:val="0"/>
           <w:i w:val="0"/>
           <w:color w:val="000000"/>
-          <w:sz w:val="22"/>
+          <w:sz w:val="24"/>
         </w:rPr>
         <w:t>Final validation: unless the response is the refusal sentence or answers a publication</w:t>
       </w:r>
@@ -3802,11 +3802,11 @@
       </w:pPr>
       <w:r>
         <w:rPr>
-          <w:rFonts w:ascii="Arial" w:hAnsi="Arial" w:eastAsia="Arial"/>
+          <w:rFonts w:ascii="Times New Roman" w:hAnsi="Times New Roman" w:eastAsia="Times New Roman" w:cs="Times New Roman"/>
           <w:b w:val="0"/>
           <w:i w:val="0"/>
           <w:color w:val="000000"/>
-          <w:sz w:val="22"/>
+          <w:sz w:val="24"/>
         </w:rPr>
         <w:t>date found only in the preamble, it is invalid if it does not contain the literal text</w:t>
       </w:r>
@@ -3817,11 +3817,11 @@
       </w:pPr>
       <w:r>
         <w:rPr>
-          <w:rFonts w:ascii="Arial" w:hAnsi="Arial" w:eastAsia="Arial"/>
+          <w:rFonts w:ascii="Times New Roman" w:hAnsi="Times New Roman" w:eastAsia="Times New Roman" w:cs="Times New Roman"/>
           <w:b w:val="0"/>
           <w:i w:val="0"/>
           <w:color w:val="000000"/>
-          <w:sz w:val="22"/>
+          <w:sz w:val="24"/>
         </w:rPr>
         <w:t>", Art." inside at least one square-bracket citation. Revise it using retrieved article</w:t>
       </w:r>
@@ -3832,11 +3832,11 @@
       </w:pPr>
       <w:r>
         <w:rPr>
-          <w:rFonts w:ascii="Arial" w:hAnsi="Arial" w:eastAsia="Arial"/>
+          <w:rFonts w:ascii="Times New Roman" w:hAnsi="Times New Roman" w:eastAsia="Times New Roman" w:cs="Times New Roman"/>
           <w:b w:val="0"/>
           <w:i w:val="0"/>
           <w:color w:val="000000"/>
-          <w:sz w:val="22"/>
+          <w:sz w:val="24"/>
         </w:rPr>
         <w:t>evidence before returning it. Never invent an article citation for preamble-only facts.</w:t>
       </w:r>
@@ -3847,11 +3847,11 @@
       </w:pPr>
       <w:r>
         <w:rPr>
-          <w:rFonts w:ascii="Arial" w:hAnsi="Arial" w:eastAsia="Arial"/>
+          <w:rFonts w:ascii="Times New Roman" w:hAnsi="Times New Roman" w:eastAsia="Times New Roman" w:cs="Times New Roman"/>
           <w:b w:val="0"/>
           <w:i w:val="0"/>
           <w:color w:val="000000"/>
-          <w:sz w:val="22"/>
+          <w:sz w:val="24"/>
         </w:rPr>
         <w:t>Retrieved context:</w:t>
       </w:r>
@@ -3862,11 +3862,11 @@
       </w:pPr>
       <w:r>
         <w:rPr>
-          <w:rFonts w:ascii="Arial" w:hAnsi="Arial" w:eastAsia="Arial"/>
+          <w:rFonts w:ascii="Times New Roman" w:hAnsi="Times New Roman" w:eastAsia="Times New Roman" w:cs="Times New Roman"/>
           <w:b w:val="0"/>
           <w:i w:val="0"/>
           <w:color w:val="000000"/>
-          <w:sz w:val="22"/>
+          <w:sz w:val="24"/>
         </w:rPr>
         <w:t>---------------------</w:t>
       </w:r>
@@ -3877,11 +3877,11 @@
       </w:pPr>
       <w:r>
         <w:rPr>
-          <w:rFonts w:ascii="Arial" w:hAnsi="Arial" w:eastAsia="Arial"/>
+          <w:rFonts w:ascii="Times New Roman" w:hAnsi="Times New Roman" w:eastAsia="Times New Roman" w:cs="Times New Roman"/>
           <w:b w:val="0"/>
           <w:i w:val="0"/>
           <w:color w:val="000000"/>
-          <w:sz w:val="22"/>
+          <w:sz w:val="24"/>
         </w:rPr>
         <w:t>{context_str}</w:t>
       </w:r>
@@ -3892,11 +3892,11 @@
       </w:pPr>
       <w:r>
         <w:rPr>
-          <w:rFonts w:ascii="Arial" w:hAnsi="Arial" w:eastAsia="Arial"/>
+          <w:rFonts w:ascii="Times New Roman" w:hAnsi="Times New Roman" w:eastAsia="Times New Roman" w:cs="Times New Roman"/>
           <w:b w:val="0"/>
           <w:i w:val="0"/>
           <w:color w:val="000000"/>
-          <w:sz w:val="22"/>
+          <w:sz w:val="24"/>
         </w:rPr>
         <w:t>---------------------</w:t>
       </w:r>
@@ -3907,11 +3907,11 @@
       </w:pPr>
       <w:r>
         <w:rPr>
-          <w:rFonts w:ascii="Arial" w:hAnsi="Arial" w:eastAsia="Arial"/>
+          <w:rFonts w:ascii="Times New Roman" w:hAnsi="Times New Roman" w:eastAsia="Times New Roman" w:cs="Times New Roman"/>
           <w:b w:val="0"/>
           <w:i w:val="0"/>
           <w:color w:val="000000"/>
-          <w:sz w:val="22"/>
+          <w:sz w:val="24"/>
         </w:rPr>
         <w:t>Question: {query_str}</w:t>
       </w:r>
@@ -3922,11 +3922,11 @@
       </w:pPr>
       <w:r>
         <w:rPr>
-          <w:rFonts w:ascii="Arial" w:hAnsi="Arial" w:eastAsia="Arial"/>
+          <w:rFonts w:ascii="Times New Roman" w:hAnsi="Times New Roman" w:eastAsia="Times New Roman" w:cs="Times New Roman"/>
           <w:b w:val="0"/>
           <w:i w:val="0"/>
           <w:color w:val="000000"/>
-          <w:sz w:val="22"/>
+          <w:sz w:val="24"/>
         </w:rPr>
         <w:t>Answer:</w:t>
       </w:r>
@@ -3937,11 +3937,11 @@
       </w:pPr>
       <w:r>
         <w:rPr>
-          <w:rFonts w:ascii="Arial" w:hAnsi="Arial" w:eastAsia="Arial"/>
+          <w:rFonts w:ascii="Times New Roman" w:hAnsi="Times New Roman" w:eastAsia="Times New Roman" w:cs="Times New Roman"/>
           <w:b w:val="0"/>
           <w:i w:val="0"/>
           <w:color w:val="000000"/>
-          <w:sz w:val="22"/>
+          <w:sz w:val="24"/>
         </w:rPr>
         <w:t>`</w:t>
       </w:r>
@@ -3953,11 +3953,11 @@
       </w:pPr>
       <w:r>
         <w:rPr>
-          <w:rFonts w:ascii="Arial" w:hAnsi="Arial" w:eastAsia="Arial"/>
+          <w:rFonts w:ascii="Times New Roman" w:hAnsi="Times New Roman" w:eastAsia="Times New Roman" w:cs="Times New Roman"/>
           <w:b w:val="0"/>
           <w:i w:val="0"/>
           <w:color w:val="000000"/>
-          <w:sz w:val="28"/>
+          <w:sz w:val="24"/>
         </w:rPr>
         <w:t>Refusal Rule</w:t>
       </w:r>
@@ -3968,11 +3968,11 @@
       </w:pPr>
       <w:r>
         <w:rPr>
-          <w:rFonts w:ascii="Arial" w:hAnsi="Arial" w:eastAsia="Arial"/>
+          <w:rFonts w:ascii="Times New Roman" w:hAnsi="Times New Roman" w:eastAsia="Times New Roman" w:cs="Times New Roman"/>
           <w:b w:val="0"/>
           <w:i w:val="0"/>
           <w:color w:val="000000"/>
-          <w:sz w:val="22"/>
+          <w:sz w:val="24"/>
         </w:rPr>
         <w:t>The refusal sentence was language-specific:</w:t>
       </w:r>
@@ -4010,11 +4010,11 @@
             </w:pPr>
             <w:r>
               <w:rPr>
-                <w:rFonts w:ascii="Arial" w:hAnsi="Arial" w:eastAsia="Arial"/>
+                <w:rFonts w:ascii="Times New Roman" w:hAnsi="Times New Roman" w:eastAsia="Times New Roman" w:cs="Times New Roman"/>
                 <w:b/>
                 <w:i w:val="0"/>
                 <w:color w:val="000000"/>
-                <w:sz w:val="18"/>
+                <w:sz w:val="24"/>
               </w:rPr>
               <w:t>Question language</w:t>
             </w:r>
@@ -4037,11 +4037,11 @@
             </w:pPr>
             <w:r>
               <w:rPr>
-                <w:rFonts w:ascii="Arial" w:hAnsi="Arial" w:eastAsia="Arial"/>
+                <w:rFonts w:ascii="Times New Roman" w:hAnsi="Times New Roman" w:eastAsia="Times New Roman" w:cs="Times New Roman"/>
                 <w:b/>
                 <w:i w:val="0"/>
                 <w:color w:val="000000"/>
-                <w:sz w:val="18"/>
+                <w:sz w:val="24"/>
               </w:rPr>
               <w:t>Refusal sentence</w:t>
             </w:r>
@@ -4069,11 +4069,11 @@
             </w:pPr>
             <w:r>
               <w:rPr>
-                <w:rFonts w:ascii="Arial" w:hAnsi="Arial" w:eastAsia="Arial"/>
+                <w:rFonts w:ascii="Times New Roman" w:hAnsi="Times New Roman" w:eastAsia="Times New Roman" w:cs="Times New Roman"/>
                 <w:b w:val="0"/>
                 <w:i w:val="0"/>
                 <w:color w:val="000000"/>
-                <w:sz w:val="18"/>
+                <w:sz w:val="24"/>
               </w:rPr>
               <w:t>Portuguese</w:t>
             </w:r>
@@ -4096,11 +4096,11 @@
             </w:pPr>
             <w:r>
               <w:rPr>
-                <w:rFonts w:ascii="Arial" w:hAnsi="Arial" w:eastAsia="Arial"/>
+                <w:rFonts w:ascii="Times New Roman" w:hAnsi="Times New Roman" w:eastAsia="Times New Roman" w:cs="Times New Roman"/>
                 <w:b w:val="0"/>
                 <w:i w:val="0"/>
                 <w:color w:val="000000"/>
-                <w:sz w:val="18"/>
+                <w:sz w:val="24"/>
               </w:rPr>
               <w:t>Os documentos recuperados nao fornecem informacao suficiente para responder.</w:t>
             </w:r>
@@ -4128,11 +4128,11 @@
             </w:pPr>
             <w:r>
               <w:rPr>
-                <w:rFonts w:ascii="Arial" w:hAnsi="Arial" w:eastAsia="Arial"/>
+                <w:rFonts w:ascii="Times New Roman" w:hAnsi="Times New Roman" w:eastAsia="Times New Roman" w:cs="Times New Roman"/>
                 <w:b w:val="0"/>
                 <w:i w:val="0"/>
                 <w:color w:val="000000"/>
-                <w:sz w:val="18"/>
+                <w:sz w:val="24"/>
               </w:rPr>
               <w:t>English</w:t>
             </w:r>
@@ -4155,11 +4155,11 @@
             </w:pPr>
             <w:r>
               <w:rPr>
-                <w:rFonts w:ascii="Arial" w:hAnsi="Arial" w:eastAsia="Arial"/>
+                <w:rFonts w:ascii="Times New Roman" w:hAnsi="Times New Roman" w:eastAsia="Times New Roman" w:cs="Times New Roman"/>
                 <w:b w:val="0"/>
                 <w:i w:val="0"/>
                 <w:color w:val="000000"/>
-                <w:sz w:val="18"/>
+                <w:sz w:val="24"/>
               </w:rPr>
               <w:t>The retrieved documents do not provide enough information to answer.</w:t>
             </w:r>
@@ -4174,27 +4174,25 @@
       </w:pPr>
       <w:r>
         <w:rPr>
-          <w:rFonts w:ascii="Arial" w:hAnsi="Arial" w:eastAsia="Arial"/>
+          <w:rFonts w:ascii="Times New Roman" w:hAnsi="Times New Roman" w:eastAsia="Times New Roman" w:cs="Times New Roman"/>
+          <w:color w:val="000000"/>
+          <w:sz w:val="24"/>
+        </w:rPr>
+        <w:t>Refusal was required when context was absent, irrelevant, or only partially related. The final prompt explicitly classified related-but-incomplete evidence as insufficient. This was added because the first AI-authored prospective stress test showed that the system sometimes answered current operational questions from nearby general regulatory text.</w:t>
+      </w:r>
+    </w:p>
+    <w:p>
+      <w:pPr>
+        <w:pStyle w:val="Heading2"/>
+        <w:spacing w:before="280" w:after="120"/>
+      </w:pPr>
+      <w:r>
+        <w:rPr>
+          <w:rFonts w:ascii="Times New Roman" w:hAnsi="Times New Roman" w:eastAsia="Times New Roman" w:cs="Times New Roman"/>
           <w:b w:val="0"/>
           <w:i w:val="0"/>
           <w:color w:val="000000"/>
-          <w:sz w:val="22"/>
-        </w:rPr>
-        <w:t>Refusal was required when context was absent, irrelevant, or only partially related. The final prompt explicitly classified related-but-incomplete evidence as insufficient. This was added because the first external stress test showed that the system sometimes answered current operational questions from nearby general regulatory text.</w:t>
-      </w:r>
-    </w:p>
-    <w:p>
-      <w:pPr>
-        <w:pStyle w:val="Heading2"/>
-        <w:spacing w:before="280" w:after="120"/>
-      </w:pPr>
-      <w:r>
-        <w:rPr>
-          <w:rFonts w:ascii="Arial" w:hAnsi="Arial" w:eastAsia="Arial"/>
-          <w:b w:val="0"/>
-          <w:i w:val="0"/>
-          <w:color w:val="000000"/>
-          <w:sz w:val="28"/>
+          <w:sz w:val="24"/>
         </w:rPr>
         <w:t>Benchmark Design</w:t>
       </w:r>
@@ -4205,11 +4203,11 @@
       </w:pPr>
       <w:r>
         <w:rPr>
-          <w:rFonts w:ascii="Arial" w:hAnsi="Arial" w:eastAsia="Arial"/>
+          <w:rFonts w:ascii="Times New Roman" w:hAnsi="Times New Roman" w:eastAsia="Times New Roman" w:cs="Times New Roman"/>
           <w:b w:val="0"/>
           <w:i w:val="0"/>
           <w:color w:val="000000"/>
-          <w:sz w:val="22"/>
+          <w:sz w:val="24"/>
         </w:rPr>
         <w:t>The 200-question benchmark contained 100 bilingual pairs and 200 rows:</w:t>
       </w:r>
@@ -4247,11 +4245,11 @@
             </w:pPr>
             <w:r>
               <w:rPr>
-                <w:rFonts w:ascii="Arial" w:hAnsi="Arial" w:eastAsia="Arial"/>
+                <w:rFonts w:ascii="Times New Roman" w:hAnsi="Times New Roman" w:eastAsia="Times New Roman" w:cs="Times New Roman"/>
                 <w:b/>
                 <w:i w:val="0"/>
                 <w:color w:val="000000"/>
-                <w:sz w:val="18"/>
+                <w:sz w:val="24"/>
               </w:rPr>
               <w:t>Bucket</w:t>
             </w:r>
@@ -4274,11 +4272,11 @@
             </w:pPr>
             <w:r>
               <w:rPr>
-                <w:rFonts w:ascii="Arial" w:hAnsi="Arial" w:eastAsia="Arial"/>
+                <w:rFonts w:ascii="Times New Roman" w:hAnsi="Times New Roman" w:eastAsia="Times New Roman" w:cs="Times New Roman"/>
                 <w:b/>
                 <w:i w:val="0"/>
                 <w:color w:val="000000"/>
-                <w:sz w:val="18"/>
+                <w:sz w:val="24"/>
               </w:rPr>
               <w:t>Count</w:t>
             </w:r>
@@ -4306,11 +4304,11 @@
             </w:pPr>
             <w:r>
               <w:rPr>
-                <w:rFonts w:ascii="Arial" w:hAnsi="Arial" w:eastAsia="Arial"/>
+                <w:rFonts w:ascii="Times New Roman" w:hAnsi="Times New Roman" w:eastAsia="Times New Roman" w:cs="Times New Roman"/>
                 <w:b w:val="0"/>
                 <w:i w:val="0"/>
                 <w:color w:val="000000"/>
-                <w:sz w:val="18"/>
+                <w:sz w:val="24"/>
               </w:rPr>
               <w:t>Portuguese answerable</w:t>
             </w:r>
@@ -4333,11 +4331,11 @@
             </w:pPr>
             <w:r>
               <w:rPr>
-                <w:rFonts w:ascii="Arial" w:hAnsi="Arial" w:eastAsia="Arial"/>
+                <w:rFonts w:ascii="Times New Roman" w:hAnsi="Times New Roman" w:eastAsia="Times New Roman" w:cs="Times New Roman"/>
                 <w:b w:val="0"/>
                 <w:i w:val="0"/>
                 <w:color w:val="000000"/>
-                <w:sz w:val="18"/>
+                <w:sz w:val="24"/>
               </w:rPr>
               <w:t>70</w:t>
             </w:r>
@@ -4365,11 +4363,11 @@
             </w:pPr>
             <w:r>
               <w:rPr>
-                <w:rFonts w:ascii="Arial" w:hAnsi="Arial" w:eastAsia="Arial"/>
+                <w:rFonts w:ascii="Times New Roman" w:hAnsi="Times New Roman" w:eastAsia="Times New Roman" w:cs="Times New Roman"/>
                 <w:b w:val="0"/>
                 <w:i w:val="0"/>
                 <w:color w:val="000000"/>
-                <w:sz w:val="18"/>
+                <w:sz w:val="24"/>
               </w:rPr>
               <w:t>English answerable</w:t>
             </w:r>
@@ -4392,11 +4390,11 @@
             </w:pPr>
             <w:r>
               <w:rPr>
-                <w:rFonts w:ascii="Arial" w:hAnsi="Arial" w:eastAsia="Arial"/>
+                <w:rFonts w:ascii="Times New Roman" w:hAnsi="Times New Roman" w:eastAsia="Times New Roman" w:cs="Times New Roman"/>
                 <w:b w:val="0"/>
                 <w:i w:val="0"/>
                 <w:color w:val="000000"/>
-                <w:sz w:val="18"/>
+                <w:sz w:val="24"/>
               </w:rPr>
               <w:t>70</w:t>
             </w:r>
@@ -4424,11 +4422,11 @@
             </w:pPr>
             <w:r>
               <w:rPr>
-                <w:rFonts w:ascii="Arial" w:hAnsi="Arial" w:eastAsia="Arial"/>
+                <w:rFonts w:ascii="Times New Roman" w:hAnsi="Times New Roman" w:eastAsia="Times New Roman" w:cs="Times New Roman"/>
                 <w:b w:val="0"/>
                 <w:i w:val="0"/>
                 <w:color w:val="000000"/>
-                <w:sz w:val="18"/>
+                <w:sz w:val="24"/>
               </w:rPr>
               <w:t>Multi-article or exception</w:t>
             </w:r>
@@ -4451,11 +4449,11 @@
             </w:pPr>
             <w:r>
               <w:rPr>
-                <w:rFonts w:ascii="Arial" w:hAnsi="Arial" w:eastAsia="Arial"/>
+                <w:rFonts w:ascii="Times New Roman" w:hAnsi="Times New Roman" w:eastAsia="Times New Roman" w:cs="Times New Roman"/>
                 <w:b w:val="0"/>
                 <w:i w:val="0"/>
                 <w:color w:val="000000"/>
-                <w:sz w:val="18"/>
+                <w:sz w:val="24"/>
               </w:rPr>
               <w:t>20</w:t>
             </w:r>
@@ -4483,11 +4481,11 @@
             </w:pPr>
             <w:r>
               <w:rPr>
-                <w:rFonts w:ascii="Arial" w:hAnsi="Arial" w:eastAsia="Arial"/>
+                <w:rFonts w:ascii="Times New Roman" w:hAnsi="Times New Roman" w:eastAsia="Times New Roman" w:cs="Times New Roman"/>
                 <w:b w:val="0"/>
                 <w:i w:val="0"/>
                 <w:color w:val="000000"/>
-                <w:sz w:val="18"/>
+                <w:sz w:val="24"/>
               </w:rPr>
               <w:t>Unanswerable or adversarial</w:t>
             </w:r>
@@ -4510,11 +4508,11 @@
             </w:pPr>
             <w:r>
               <w:rPr>
-                <w:rFonts w:ascii="Arial" w:hAnsi="Arial" w:eastAsia="Arial"/>
+                <w:rFonts w:ascii="Times New Roman" w:hAnsi="Times New Roman" w:eastAsia="Times New Roman" w:cs="Times New Roman"/>
                 <w:b w:val="0"/>
                 <w:i w:val="0"/>
                 <w:color w:val="000000"/>
-                <w:sz w:val="18"/>
+                <w:sz w:val="24"/>
               </w:rPr>
               <w:t>40</w:t>
             </w:r>
@@ -4529,11 +4527,11 @@
       </w:pPr>
       <w:r>
         <w:rPr>
-          <w:rFonts w:ascii="Arial" w:hAnsi="Arial" w:eastAsia="Arial"/>
+          <w:rFonts w:ascii="Times New Roman" w:hAnsi="Times New Roman" w:eastAsia="Times New Roman" w:cs="Times New Roman"/>
           <w:b w:val="0"/>
           <w:i w:val="0"/>
           <w:color w:val="000000"/>
-          <w:sz w:val="22"/>
+          <w:sz w:val="24"/>
         </w:rPr>
         <w:t>Language counts were balanced: 100 Portuguese rows and 100 English rows. The benchmark audit recorded 78 unique gold article citations. Portuguese and English members of each pair shared the same data split to avoid leakage across languages.</w:t>
       </w:r>
@@ -4544,11 +4542,11 @@
       </w:pPr>
       <w:r>
         <w:rPr>
-          <w:rFonts w:ascii="Arial" w:hAnsi="Arial" w:eastAsia="Arial"/>
+          <w:rFonts w:ascii="Times New Roman" w:hAnsi="Times New Roman" w:eastAsia="Times New Roman" w:cs="Times New Roman"/>
           <w:b w:val="0"/>
           <w:i w:val="0"/>
           <w:color w:val="000000"/>
-          <w:sz w:val="22"/>
+          <w:sz w:val="24"/>
         </w:rPr>
         <w:t>Split counts:</w:t>
       </w:r>
@@ -4586,11 +4584,11 @@
             </w:pPr>
             <w:r>
               <w:rPr>
-                <w:rFonts w:ascii="Arial" w:hAnsi="Arial" w:eastAsia="Arial"/>
+                <w:rFonts w:ascii="Times New Roman" w:hAnsi="Times New Roman" w:eastAsia="Times New Roman" w:cs="Times New Roman"/>
                 <w:b/>
                 <w:i w:val="0"/>
                 <w:color w:val="000000"/>
-                <w:sz w:val="18"/>
+                <w:sz w:val="24"/>
               </w:rPr>
               <w:t>Split</w:t>
             </w:r>
@@ -4613,11 +4611,11 @@
             </w:pPr>
             <w:r>
               <w:rPr>
-                <w:rFonts w:ascii="Arial" w:hAnsi="Arial" w:eastAsia="Arial"/>
+                <w:rFonts w:ascii="Times New Roman" w:hAnsi="Times New Roman" w:eastAsia="Times New Roman" w:cs="Times New Roman"/>
                 <w:b/>
                 <w:i w:val="0"/>
                 <w:color w:val="000000"/>
-                <w:sz w:val="18"/>
+                <w:sz w:val="24"/>
               </w:rPr>
               <w:t>Rows</w:t>
             </w:r>
@@ -4645,11 +4643,11 @@
             </w:pPr>
             <w:r>
               <w:rPr>
-                <w:rFonts w:ascii="Arial" w:hAnsi="Arial" w:eastAsia="Arial"/>
+                <w:rFonts w:ascii="Times New Roman" w:hAnsi="Times New Roman" w:eastAsia="Times New Roman" w:cs="Times New Roman"/>
                 <w:b w:val="0"/>
                 <w:i w:val="0"/>
                 <w:color w:val="000000"/>
-                <w:sz w:val="18"/>
+                <w:sz w:val="24"/>
               </w:rPr>
               <w:t>Held-out test</w:t>
             </w:r>
@@ -4672,11 +4670,11 @@
             </w:pPr>
             <w:r>
               <w:rPr>
-                <w:rFonts w:ascii="Arial" w:hAnsi="Arial" w:eastAsia="Arial"/>
+                <w:rFonts w:ascii="Times New Roman" w:hAnsi="Times New Roman" w:eastAsia="Times New Roman" w:cs="Times New Roman"/>
                 <w:b w:val="0"/>
                 <w:i w:val="0"/>
                 <w:color w:val="000000"/>
-                <w:sz w:val="18"/>
+                <w:sz w:val="24"/>
               </w:rPr>
               <w:t>75</w:t>
             </w:r>
@@ -4704,11 +4702,11 @@
             </w:pPr>
             <w:r>
               <w:rPr>
-                <w:rFonts w:ascii="Arial" w:hAnsi="Arial" w:eastAsia="Arial"/>
+                <w:rFonts w:ascii="Times New Roman" w:hAnsi="Times New Roman" w:eastAsia="Times New Roman" w:cs="Times New Roman"/>
                 <w:b w:val="0"/>
                 <w:i w:val="0"/>
                 <w:color w:val="000000"/>
-                <w:sz w:val="18"/>
+                <w:sz w:val="24"/>
               </w:rPr>
               <w:t>Calibration</w:t>
             </w:r>
@@ -4731,11 +4729,11 @@
             </w:pPr>
             <w:r>
               <w:rPr>
-                <w:rFonts w:ascii="Arial" w:hAnsi="Arial" w:eastAsia="Arial"/>
+                <w:rFonts w:ascii="Times New Roman" w:hAnsi="Times New Roman" w:eastAsia="Times New Roman" w:cs="Times New Roman"/>
                 <w:b w:val="0"/>
                 <w:i w:val="0"/>
                 <w:color w:val="000000"/>
-                <w:sz w:val="18"/>
+                <w:sz w:val="24"/>
               </w:rPr>
               <w:t>20</w:t>
             </w:r>
@@ -4763,11 +4761,11 @@
             </w:pPr>
             <w:r>
               <w:rPr>
-                <w:rFonts w:ascii="Arial" w:hAnsi="Arial" w:eastAsia="Arial"/>
+                <w:rFonts w:ascii="Times New Roman" w:hAnsi="Times New Roman" w:eastAsia="Times New Roman" w:cs="Times New Roman"/>
                 <w:b w:val="0"/>
                 <w:i w:val="0"/>
                 <w:color w:val="000000"/>
-                <w:sz w:val="18"/>
+                <w:sz w:val="24"/>
               </w:rPr>
               <w:t>Development remainder</w:t>
             </w:r>
@@ -4790,11 +4788,11 @@
             </w:pPr>
             <w:r>
               <w:rPr>
-                <w:rFonts w:ascii="Arial" w:hAnsi="Arial" w:eastAsia="Arial"/>
+                <w:rFonts w:ascii="Times New Roman" w:hAnsi="Times New Roman" w:eastAsia="Times New Roman" w:cs="Times New Roman"/>
                 <w:b w:val="0"/>
                 <w:i w:val="0"/>
                 <w:color w:val="000000"/>
-                <w:sz w:val="18"/>
+                <w:sz w:val="24"/>
               </w:rPr>
               <w:t>5</w:t>
             </w:r>
@@ -4809,27 +4807,25 @@
       </w:pPr>
       <w:r>
         <w:rPr>
-          <w:rFonts w:ascii="Arial" w:hAnsi="Arial" w:eastAsia="Arial"/>
+          <w:rFonts w:ascii="Times New Roman" w:hAnsi="Times New Roman" w:eastAsia="Times New Roman" w:cs="Times New Roman"/>
+          <w:color w:val="000000"/>
+          <w:sz w:val="24"/>
+        </w:rPr>
+        <w:t>The AI-authored prospective stress test contained 50 questions, organized as 25 bilingual pairs. The refusal-focused AI-authored test contained 30 questions, organized as 15 bilingual pairs.</w:t>
+      </w:r>
+    </w:p>
+    <w:p>
+      <w:pPr>
+        <w:pStyle w:val="Heading2"/>
+        <w:spacing w:before="280" w:after="120"/>
+      </w:pPr>
+      <w:r>
+        <w:rPr>
+          <w:rFonts w:ascii="Times New Roman" w:hAnsi="Times New Roman" w:eastAsia="Times New Roman" w:cs="Times New Roman"/>
           <w:b w:val="0"/>
           <w:i w:val="0"/>
           <w:color w:val="000000"/>
-          <w:sz w:val="22"/>
-        </w:rPr>
-        <w:t>The external stress test contained 50 questions, organized as 25 bilingual pairs. The refusal-focused external test contained 30 questions, organized as 15 bilingual pairs.</w:t>
-      </w:r>
-    </w:p>
-    <w:p>
-      <w:pPr>
-        <w:pStyle w:val="Heading2"/>
-        <w:spacing w:before="280" w:after="120"/>
-      </w:pPr>
-      <w:r>
-        <w:rPr>
-          <w:rFonts w:ascii="Arial" w:hAnsi="Arial" w:eastAsia="Arial"/>
-          <w:b w:val="0"/>
-          <w:i w:val="0"/>
-          <w:color w:val="000000"/>
-          <w:sz w:val="28"/>
+          <w:sz w:val="24"/>
         </w:rPr>
         <w:t>Evaluation Outputs</w:t>
       </w:r>
@@ -4840,11 +4836,11 @@
       </w:pPr>
       <w:r>
         <w:rPr>
-          <w:rFonts w:ascii="Arial" w:hAnsi="Arial" w:eastAsia="Arial"/>
+          <w:rFonts w:ascii="Times New Roman" w:hAnsi="Times New Roman" w:eastAsia="Times New Roman" w:cs="Times New Roman"/>
           <w:b w:val="0"/>
           <w:i w:val="0"/>
           <w:color w:val="000000"/>
-          <w:sz w:val="22"/>
+          <w:sz w:val="24"/>
         </w:rPr>
         <w:t>For each row, the evaluation script saved:</w:t>
       </w:r>
@@ -4856,11 +4852,11 @@
       </w:pPr>
       <w:r>
         <w:rPr>
-          <w:rFonts w:ascii="Arial" w:hAnsi="Arial" w:eastAsia="Arial"/>
+          <w:rFonts w:ascii="Times New Roman" w:hAnsi="Times New Roman" w:eastAsia="Times New Roman" w:cs="Times New Roman"/>
           <w:b w:val="0"/>
           <w:i w:val="0"/>
           <w:color w:val="000000"/>
-          <w:sz w:val="22"/>
+          <w:sz w:val="24"/>
         </w:rPr>
         <w:t>question id</w:t>
       </w:r>
@@ -4872,11 +4868,11 @@
       </w:pPr>
       <w:r>
         <w:rPr>
-          <w:rFonts w:ascii="Arial" w:hAnsi="Arial" w:eastAsia="Arial"/>
+          <w:rFonts w:ascii="Times New Roman" w:hAnsi="Times New Roman" w:eastAsia="Times New Roman" w:cs="Times New Roman"/>
           <w:b w:val="0"/>
           <w:i w:val="0"/>
           <w:color w:val="000000"/>
-          <w:sz w:val="22"/>
+          <w:sz w:val="24"/>
         </w:rPr>
         <w:t>pair id</w:t>
       </w:r>
@@ -4888,11 +4884,11 @@
       </w:pPr>
       <w:r>
         <w:rPr>
-          <w:rFonts w:ascii="Arial" w:hAnsi="Arial" w:eastAsia="Arial"/>
+          <w:rFonts w:ascii="Times New Roman" w:hAnsi="Times New Roman" w:eastAsia="Times New Roman" w:cs="Times New Roman"/>
           <w:b w:val="0"/>
           <w:i w:val="0"/>
           <w:color w:val="000000"/>
-          <w:sz w:val="22"/>
+          <w:sz w:val="24"/>
         </w:rPr>
         <w:t>language</w:t>
       </w:r>
@@ -4904,11 +4900,11 @@
       </w:pPr>
       <w:r>
         <w:rPr>
-          <w:rFonts w:ascii="Arial" w:hAnsi="Arial" w:eastAsia="Arial"/>
+          <w:rFonts w:ascii="Times New Roman" w:hAnsi="Times New Roman" w:eastAsia="Times New Roman" w:cs="Times New Roman"/>
           <w:b w:val="0"/>
           <w:i w:val="0"/>
           <w:color w:val="000000"/>
-          <w:sz w:val="22"/>
+          <w:sz w:val="24"/>
         </w:rPr>
         <w:t>category</w:t>
       </w:r>
@@ -4920,11 +4916,11 @@
       </w:pPr>
       <w:r>
         <w:rPr>
-          <w:rFonts w:ascii="Arial" w:hAnsi="Arial" w:eastAsia="Arial"/>
+          <w:rFonts w:ascii="Times New Roman" w:hAnsi="Times New Roman" w:eastAsia="Times New Roman" w:cs="Times New Roman"/>
           <w:b w:val="0"/>
           <w:i w:val="0"/>
           <w:color w:val="000000"/>
-          <w:sz w:val="22"/>
+          <w:sz w:val="24"/>
         </w:rPr>
         <w:t>answerability</w:t>
       </w:r>
@@ -4936,11 +4932,11 @@
       </w:pPr>
       <w:r>
         <w:rPr>
-          <w:rFonts w:ascii="Arial" w:hAnsi="Arial" w:eastAsia="Arial"/>
+          <w:rFonts w:ascii="Times New Roman" w:hAnsi="Times New Roman" w:eastAsia="Times New Roman" w:cs="Times New Roman"/>
           <w:b w:val="0"/>
           <w:i w:val="0"/>
           <w:color w:val="000000"/>
-          <w:sz w:val="22"/>
+          <w:sz w:val="24"/>
         </w:rPr>
         <w:t>gold source documents</w:t>
       </w:r>
@@ -4952,11 +4948,11 @@
       </w:pPr>
       <w:r>
         <w:rPr>
-          <w:rFonts w:ascii="Arial" w:hAnsi="Arial" w:eastAsia="Arial"/>
+          <w:rFonts w:ascii="Times New Roman" w:hAnsi="Times New Roman" w:eastAsia="Times New Roman" w:cs="Times New Roman"/>
           <w:b w:val="0"/>
           <w:i w:val="0"/>
           <w:color w:val="000000"/>
-          <w:sz w:val="22"/>
+          <w:sz w:val="24"/>
         </w:rPr>
         <w:t>gold articles</w:t>
       </w:r>
@@ -4968,11 +4964,11 @@
       </w:pPr>
       <w:r>
         <w:rPr>
-          <w:rFonts w:ascii="Arial" w:hAnsi="Arial" w:eastAsia="Arial"/>
+          <w:rFonts w:ascii="Times New Roman" w:hAnsi="Times New Roman" w:eastAsia="Times New Roman" w:cs="Times New Roman"/>
           <w:b w:val="0"/>
           <w:i w:val="0"/>
           <w:color w:val="000000"/>
-          <w:sz w:val="22"/>
+          <w:sz w:val="24"/>
         </w:rPr>
         <w:t>gold citations</w:t>
       </w:r>
@@ -4984,11 +4980,11 @@
       </w:pPr>
       <w:r>
         <w:rPr>
-          <w:rFonts w:ascii="Arial" w:hAnsi="Arial" w:eastAsia="Arial"/>
+          <w:rFonts w:ascii="Times New Roman" w:hAnsi="Times New Roman" w:eastAsia="Times New Roman" w:cs="Times New Roman"/>
           <w:b w:val="0"/>
           <w:i w:val="0"/>
           <w:color w:val="000000"/>
-          <w:sz w:val="22"/>
+          <w:sz w:val="24"/>
         </w:rPr>
         <w:t>raw vector sources and citations</w:t>
       </w:r>
@@ -5000,11 +4996,11 @@
       </w:pPr>
       <w:r>
         <w:rPr>
-          <w:rFonts w:ascii="Arial" w:hAnsi="Arial" w:eastAsia="Arial"/>
+          <w:rFonts w:ascii="Times New Roman" w:hAnsi="Times New Roman" w:eastAsia="Times New Roman" w:cs="Times New Roman"/>
           <w:b w:val="0"/>
           <w:i w:val="0"/>
           <w:color w:val="000000"/>
-          <w:sz w:val="22"/>
+          <w:sz w:val="24"/>
         </w:rPr>
         <w:t>BM25 sources and citations</w:t>
       </w:r>
@@ -5016,11 +5012,11 @@
       </w:pPr>
       <w:r>
         <w:rPr>
-          <w:rFonts w:ascii="Arial" w:hAnsi="Arial" w:eastAsia="Arial"/>
+          <w:rFonts w:ascii="Times New Roman" w:hAnsi="Times New Roman" w:eastAsia="Times New Roman" w:cs="Times New Roman"/>
           <w:b w:val="0"/>
           <w:i w:val="0"/>
           <w:color w:val="000000"/>
-          <w:sz w:val="22"/>
+          <w:sz w:val="24"/>
         </w:rPr>
         <w:t>fused sources and citations</w:t>
       </w:r>
@@ -5032,11 +5028,11 @@
       </w:pPr>
       <w:r>
         <w:rPr>
-          <w:rFonts w:ascii="Arial" w:hAnsi="Arial" w:eastAsia="Arial"/>
+          <w:rFonts w:ascii="Times New Roman" w:hAnsi="Times New Roman" w:eastAsia="Times New Roman" w:cs="Times New Roman"/>
           <w:b w:val="0"/>
           <w:i w:val="0"/>
           <w:color w:val="000000"/>
-          <w:sz w:val="22"/>
+          <w:sz w:val="24"/>
         </w:rPr>
         <w:t>final retrieved sources and citations</w:t>
       </w:r>
@@ -5048,11 +5044,11 @@
       </w:pPr>
       <w:r>
         <w:rPr>
-          <w:rFonts w:ascii="Arial" w:hAnsi="Arial" w:eastAsia="Arial"/>
+          <w:rFonts w:ascii="Times New Roman" w:hAnsi="Times New Roman" w:eastAsia="Times New Roman" w:cs="Times New Roman"/>
           <w:b w:val="0"/>
           <w:i w:val="0"/>
           <w:color w:val="000000"/>
-          <w:sz w:val="22"/>
+          <w:sz w:val="24"/>
         </w:rPr>
         <w:t>retrieval query and rerank query</w:t>
       </w:r>
@@ -5064,11 +5060,11 @@
       </w:pPr>
       <w:r>
         <w:rPr>
-          <w:rFonts w:ascii="Arial" w:hAnsi="Arial" w:eastAsia="Arial"/>
+          <w:rFonts w:ascii="Times New Roman" w:hAnsi="Times New Roman" w:eastAsia="Times New Roman" w:cs="Times New Roman"/>
           <w:b w:val="0"/>
           <w:i w:val="0"/>
           <w:color w:val="000000"/>
-          <w:sz w:val="22"/>
+          <w:sz w:val="24"/>
         </w:rPr>
         <w:t>rewrite status</w:t>
       </w:r>
@@ -5080,11 +5076,11 @@
       </w:pPr>
       <w:r>
         <w:rPr>
-          <w:rFonts w:ascii="Arial" w:hAnsi="Arial" w:eastAsia="Arial"/>
+          <w:rFonts w:ascii="Times New Roman" w:hAnsi="Times New Roman" w:eastAsia="Times New Roman" w:cs="Times New Roman"/>
           <w:b w:val="0"/>
           <w:i w:val="0"/>
           <w:color w:val="000000"/>
-          <w:sz w:val="22"/>
+          <w:sz w:val="24"/>
         </w:rPr>
         <w:t>answer text</w:t>
       </w:r>
@@ -5096,11 +5092,11 @@
       </w:pPr>
       <w:r>
         <w:rPr>
-          <w:rFonts w:ascii="Arial" w:hAnsi="Arial" w:eastAsia="Arial"/>
+          <w:rFonts w:ascii="Times New Roman" w:hAnsi="Times New Roman" w:eastAsia="Times New Roman" w:cs="Times New Roman"/>
           <w:b w:val="0"/>
           <w:i w:val="0"/>
           <w:color w:val="000000"/>
-          <w:sz w:val="22"/>
+          <w:sz w:val="24"/>
         </w:rPr>
         <w:t>answer citations</w:t>
       </w:r>
@@ -5112,11 +5108,11 @@
       </w:pPr>
       <w:r>
         <w:rPr>
-          <w:rFonts w:ascii="Arial" w:hAnsi="Arial" w:eastAsia="Arial"/>
+          <w:rFonts w:ascii="Times New Roman" w:hAnsi="Times New Roman" w:eastAsia="Times New Roman" w:cs="Times New Roman"/>
           <w:b w:val="0"/>
           <w:i w:val="0"/>
           <w:color w:val="000000"/>
-          <w:sz w:val="22"/>
+          <w:sz w:val="24"/>
         </w:rPr>
         <w:t>refusal detection</w:t>
       </w:r>
@@ -5128,11 +5124,11 @@
       </w:pPr>
       <w:r>
         <w:rPr>
-          <w:rFonts w:ascii="Arial" w:hAnsi="Arial" w:eastAsia="Arial"/>
+          <w:rFonts w:ascii="Times New Roman" w:hAnsi="Times New Roman" w:eastAsia="Times New Roman" w:cs="Times New Roman"/>
           <w:b w:val="0"/>
           <w:i w:val="0"/>
           <w:color w:val="000000"/>
-          <w:sz w:val="22"/>
+          <w:sz w:val="24"/>
         </w:rPr>
         <w:t>citation validity</w:t>
       </w:r>
@@ -5144,11 +5140,11 @@
       </w:pPr>
       <w:r>
         <w:rPr>
-          <w:rFonts w:ascii="Arial" w:hAnsi="Arial" w:eastAsia="Arial"/>
+          <w:rFonts w:ascii="Times New Roman" w:hAnsi="Times New Roman" w:eastAsia="Times New Roman" w:cs="Times New Roman"/>
           <w:b w:val="0"/>
           <w:i w:val="0"/>
           <w:color w:val="000000"/>
-          <w:sz w:val="22"/>
+          <w:sz w:val="24"/>
         </w:rPr>
         <w:t>answer term coverage</w:t>
       </w:r>
@@ -5160,11 +5156,11 @@
       </w:pPr>
       <w:r>
         <w:rPr>
-          <w:rFonts w:ascii="Arial" w:hAnsi="Arial" w:eastAsia="Arial"/>
+          <w:rFonts w:ascii="Times New Roman" w:hAnsi="Times New Roman" w:eastAsia="Times New Roman" w:cs="Times New Roman"/>
           <w:b w:val="0"/>
           <w:i w:val="0"/>
           <w:color w:val="000000"/>
-          <w:sz w:val="22"/>
+          <w:sz w:val="24"/>
         </w:rPr>
         <w:t>AI-judge scores when judging was enabled</w:t>
       </w:r>
@@ -5175,11 +5171,11 @@
       </w:pPr>
       <w:r>
         <w:rPr>
-          <w:rFonts w:ascii="Arial" w:hAnsi="Arial" w:eastAsia="Arial"/>
+          <w:rFonts w:ascii="Times New Roman" w:hAnsi="Times New Roman" w:eastAsia="Times New Roman" w:cs="Times New Roman"/>
           <w:b w:val="0"/>
           <w:i w:val="0"/>
           <w:color w:val="000000"/>
-          <w:sz w:val="22"/>
+          <w:sz w:val="24"/>
         </w:rPr>
         <w:t>Manual-review templates were also exported with fields for human source correctness, groundedness, completeness, citation correctness, safety/refusal correctness, error type, and comments. These were retained as audit scaffolds even though the final evaluation used AI judging only.</w:t>
       </w:r>
@@ -5191,11 +5187,11 @@
       </w:pPr>
       <w:r>
         <w:rPr>
-          <w:rFonts w:ascii="Arial" w:hAnsi="Arial" w:eastAsia="Arial"/>
+          <w:rFonts w:ascii="Times New Roman" w:hAnsi="Times New Roman" w:eastAsia="Times New Roman" w:cs="Times New Roman"/>
           <w:b w:val="0"/>
           <w:i w:val="0"/>
           <w:color w:val="000000"/>
-          <w:sz w:val="28"/>
+          <w:sz w:val="24"/>
         </w:rPr>
         <w:t>Retrieval Metrics</w:t>
       </w:r>
@@ -5206,11 +5202,11 @@
       </w:pPr>
       <w:r>
         <w:rPr>
-          <w:rFonts w:ascii="Arial" w:hAnsi="Arial" w:eastAsia="Arial"/>
+          <w:rFonts w:ascii="Times New Roman" w:hAnsi="Times New Roman" w:eastAsia="Times New Roman" w:cs="Times New Roman"/>
           <w:b w:val="0"/>
           <w:i w:val="0"/>
           <w:color w:val="000000"/>
-          <w:sz w:val="22"/>
+          <w:sz w:val="24"/>
         </w:rPr>
         <w:t>Source-level metrics:</w:t>
       </w:r>
@@ -5222,11 +5218,11 @@
       </w:pPr>
       <w:r>
         <w:rPr>
-          <w:rFonts w:ascii="Arial" w:hAnsi="Arial" w:eastAsia="Arial"/>
+          <w:rFonts w:ascii="Times New Roman" w:hAnsi="Times New Roman" w:eastAsia="Times New Roman" w:cs="Times New Roman"/>
           <w:b w:val="0"/>
           <w:i w:val="0"/>
           <w:color w:val="000000"/>
-          <w:sz w:val="22"/>
+          <w:sz w:val="24"/>
         </w:rPr>
         <w:t>source hit: whether any gold source document was retrieved in the evaluated top-k</w:t>
       </w:r>
@@ -5238,11 +5234,11 @@
       </w:pPr>
       <w:r>
         <w:rPr>
-          <w:rFonts w:ascii="Arial" w:hAnsi="Arial" w:eastAsia="Arial"/>
+          <w:rFonts w:ascii="Times New Roman" w:hAnsi="Times New Roman" w:eastAsia="Times New Roman" w:cs="Times New Roman"/>
           <w:b w:val="0"/>
           <w:i w:val="0"/>
           <w:color w:val="000000"/>
-          <w:sz w:val="22"/>
+          <w:sz w:val="24"/>
         </w:rPr>
         <w:t>source MRR: reciprocal rank of the first gold source document</w:t>
       </w:r>
@@ -5253,11 +5249,11 @@
       </w:pPr>
       <w:r>
         <w:rPr>
-          <w:rFonts w:ascii="Arial" w:hAnsi="Arial" w:eastAsia="Arial"/>
+          <w:rFonts w:ascii="Times New Roman" w:hAnsi="Times New Roman" w:eastAsia="Times New Roman" w:cs="Times New Roman"/>
           <w:b w:val="0"/>
           <w:i w:val="0"/>
           <w:color w:val="000000"/>
-          <w:sz w:val="22"/>
+          <w:sz w:val="24"/>
         </w:rPr>
         <w:t>Article-level metrics:</w:t>
       </w:r>
@@ -5269,11 +5265,11 @@
       </w:pPr>
       <w:r>
         <w:rPr>
-          <w:rFonts w:ascii="Arial" w:hAnsi="Arial" w:eastAsia="Arial"/>
+          <w:rFonts w:ascii="Times New Roman" w:hAnsi="Times New Roman" w:eastAsia="Times New Roman" w:cs="Times New Roman"/>
           <w:b w:val="0"/>
           <w:i w:val="0"/>
           <w:color w:val="000000"/>
-          <w:sz w:val="22"/>
+          <w:sz w:val="24"/>
         </w:rPr>
         <w:t>article Recall@k: fraction of gold article citations retrieved in top-k</w:t>
       </w:r>
@@ -5285,11 +5281,11 @@
       </w:pPr>
       <w:r>
         <w:rPr>
-          <w:rFonts w:ascii="Arial" w:hAnsi="Arial" w:eastAsia="Arial"/>
+          <w:rFonts w:ascii="Times New Roman" w:hAnsi="Times New Roman" w:eastAsia="Times New Roman" w:cs="Times New Roman"/>
           <w:b w:val="0"/>
           <w:i w:val="0"/>
           <w:color w:val="000000"/>
-          <w:sz w:val="22"/>
+          <w:sz w:val="24"/>
         </w:rPr>
         <w:t>article Precision@k: fraction of top-k retrieved citations that were gold citations</w:t>
       </w:r>
@@ -5301,11 +5297,11 @@
       </w:pPr>
       <w:r>
         <w:rPr>
-          <w:rFonts w:ascii="Arial" w:hAnsi="Arial" w:eastAsia="Arial"/>
+          <w:rFonts w:ascii="Times New Roman" w:hAnsi="Times New Roman" w:eastAsia="Times New Roman" w:cs="Times New Roman"/>
           <w:b w:val="0"/>
           <w:i w:val="0"/>
           <w:color w:val="000000"/>
-          <w:sz w:val="22"/>
+          <w:sz w:val="24"/>
         </w:rPr>
         <w:t>article MRR@k: reciprocal rank of first gold citation</w:t>
       </w:r>
@@ -5317,11 +5313,11 @@
       </w:pPr>
       <w:r>
         <w:rPr>
-          <w:rFonts w:ascii="Arial" w:hAnsi="Arial" w:eastAsia="Arial"/>
+          <w:rFonts w:ascii="Times New Roman" w:hAnsi="Times New Roman" w:eastAsia="Times New Roman" w:cs="Times New Roman"/>
           <w:b w:val="0"/>
           <w:i w:val="0"/>
           <w:color w:val="000000"/>
-          <w:sz w:val="22"/>
+          <w:sz w:val="24"/>
         </w:rPr>
         <w:t>article nDCG@k: ranking quality for gold citation placement</w:t>
       </w:r>
@@ -5332,11 +5328,11 @@
       </w:pPr>
       <w:r>
         <w:rPr>
-          <w:rFonts w:ascii="Arial" w:hAnsi="Arial" w:eastAsia="Arial"/>
+          <w:rFonts w:ascii="Times New Roman" w:hAnsi="Times New Roman" w:eastAsia="Times New Roman" w:cs="Times New Roman"/>
           <w:b w:val="0"/>
           <w:i w:val="0"/>
           <w:color w:val="000000"/>
-          <w:sz w:val="22"/>
+          <w:sz w:val="24"/>
         </w:rPr>
         <w:t>Gold and retrieved labels were normalized by lowercasing, removing accents, and collapsing whitespace before comparison.</w:t>
       </w:r>
@@ -5348,11 +5344,11 @@
       </w:pPr>
       <w:r>
         <w:rPr>
-          <w:rFonts w:ascii="Arial" w:hAnsi="Arial" w:eastAsia="Arial"/>
+          <w:rFonts w:ascii="Times New Roman" w:hAnsi="Times New Roman" w:eastAsia="Times New Roman" w:cs="Times New Roman"/>
           <w:b w:val="0"/>
           <w:i w:val="0"/>
           <w:color w:val="000000"/>
-          <w:sz w:val="28"/>
+          <w:sz w:val="24"/>
         </w:rPr>
         <w:t>Answer Metrics</w:t>
       </w:r>
@@ -5363,11 +5359,11 @@
       </w:pPr>
       <w:r>
         <w:rPr>
-          <w:rFonts w:ascii="Arial" w:hAnsi="Arial" w:eastAsia="Arial"/>
+          <w:rFonts w:ascii="Times New Roman" w:hAnsi="Times New Roman" w:eastAsia="Times New Roman" w:cs="Times New Roman"/>
           <w:b w:val="0"/>
           <w:i w:val="0"/>
           <w:color w:val="000000"/>
-          <w:sz w:val="22"/>
+          <w:sz w:val="24"/>
         </w:rPr>
         <w:t>Answer-level metrics:</w:t>
       </w:r>
@@ -5379,11 +5375,11 @@
       </w:pPr>
       <w:r>
         <w:rPr>
-          <w:rFonts w:ascii="Arial" w:hAnsi="Arial" w:eastAsia="Arial"/>
+          <w:rFonts w:ascii="Times New Roman" w:hAnsi="Times New Roman" w:eastAsia="Times New Roman" w:cs="Times New Roman"/>
           <w:b w:val="0"/>
           <w:i w:val="0"/>
           <w:color w:val="000000"/>
-          <w:sz w:val="22"/>
+          <w:sz w:val="24"/>
         </w:rPr>
         <w:t>citation presence: whether the answer contained a recognized bracketed citation</w:t>
       </w:r>
@@ -5395,11 +5391,11 @@
       </w:pPr>
       <w:r>
         <w:rPr>
-          <w:rFonts w:ascii="Arial" w:hAnsi="Arial" w:eastAsia="Arial"/>
+          <w:rFonts w:ascii="Times New Roman" w:hAnsi="Times New Roman" w:eastAsia="Times New Roman" w:cs="Times New Roman"/>
           <w:b w:val="0"/>
           <w:i w:val="0"/>
           <w:color w:val="000000"/>
-          <w:sz w:val="22"/>
+          <w:sz w:val="24"/>
         </w:rPr>
         <w:t>citation retrieved validity: fraction of citation-like brackets matching retrieved citation labels</w:t>
       </w:r>
@@ -5411,11 +5407,11 @@
       </w:pPr>
       <w:r>
         <w:rPr>
-          <w:rFonts w:ascii="Arial" w:hAnsi="Arial" w:eastAsia="Arial"/>
+          <w:rFonts w:ascii="Times New Roman" w:hAnsi="Times New Roman" w:eastAsia="Times New Roman" w:cs="Times New Roman"/>
           <w:b w:val="0"/>
           <w:i w:val="0"/>
           <w:color w:val="000000"/>
-          <w:sz w:val="22"/>
+          <w:sz w:val="24"/>
         </w:rPr>
         <w:t>article citation presence: whether at least one answer citation contained an article label</w:t>
       </w:r>
@@ -5427,11 +5423,11 @@
       </w:pPr>
       <w:r>
         <w:rPr>
-          <w:rFonts w:ascii="Arial" w:hAnsi="Arial" w:eastAsia="Arial"/>
+          <w:rFonts w:ascii="Times New Roman" w:hAnsi="Times New Roman" w:eastAsia="Times New Roman" w:cs="Times New Roman"/>
           <w:b w:val="0"/>
           <w:i w:val="0"/>
           <w:color w:val="000000"/>
-          <w:sz w:val="22"/>
+          <w:sz w:val="24"/>
         </w:rPr>
         <w:t>answer term coverage: fraction of expected answer terms found in the generated answer</w:t>
       </w:r>
@@ -5443,11 +5439,11 @@
       </w:pPr>
       <w:r>
         <w:rPr>
-          <w:rFonts w:ascii="Arial" w:hAnsi="Arial" w:eastAsia="Arial"/>
+          <w:rFonts w:ascii="Times New Roman" w:hAnsi="Times New Roman" w:eastAsia="Times New Roman" w:cs="Times New Roman"/>
           <w:b w:val="0"/>
           <w:i w:val="0"/>
           <w:color w:val="000000"/>
-          <w:sz w:val="22"/>
+          <w:sz w:val="24"/>
         </w:rPr>
         <w:t>refusal detected: whether the answer matched the defined refusal patterns</w:t>
       </w:r>
@@ -5459,11 +5455,11 @@
       </w:pPr>
       <w:r>
         <w:rPr>
-          <w:rFonts w:ascii="Arial" w:hAnsi="Arial" w:eastAsia="Arial"/>
+          <w:rFonts w:ascii="Times New Roman" w:hAnsi="Times New Roman" w:eastAsia="Times New Roman" w:cs="Times New Roman"/>
           <w:b w:val="0"/>
           <w:i w:val="0"/>
           <w:color w:val="000000"/>
-          <w:sz w:val="28"/>
+          <w:sz w:val="24"/>
         </w:rPr>
         <w:t>Automated AI Judge</w:t>
       </w:r>
@@ -5474,31 +5470,31 @@
       </w:pPr>
       <w:r>
         <w:rPr>
-          <w:rFonts w:ascii="Arial" w:hAnsi="Arial" w:eastAsia="Arial"/>
+          <w:rFonts w:ascii="Times New Roman" w:hAnsi="Times New Roman" w:eastAsia="Times New Roman" w:cs="Times New Roman"/>
           <w:b w:val="0"/>
           <w:i w:val="0"/>
           <w:color w:val="000000"/>
-          <w:sz w:val="22"/>
+          <w:sz w:val="24"/>
         </w:rPr>
         <w:t xml:space="preserve">The AI judge used </w:t>
       </w:r>
       <w:r>
         <w:rPr>
-          <w:rFonts w:ascii="Arial" w:hAnsi="Arial" w:eastAsia="Arial"/>
+          <w:rFonts w:ascii="Times New Roman" w:hAnsi="Times New Roman" w:eastAsia="Times New Roman" w:cs="Times New Roman"/>
           <w:b w:val="0"/>
           <w:i w:val="0"/>
           <w:color w:val="000000"/>
-          <w:sz w:val="22"/>
+          <w:sz w:val="24"/>
         </w:rPr>
         <w:t>models/gemini-flash-lite-latest</w:t>
       </w:r>
       <w:r>
         <w:rPr>
-          <w:rFonts w:ascii="Arial" w:hAnsi="Arial" w:eastAsia="Arial"/>
+          <w:rFonts w:ascii="Times New Roman" w:hAnsi="Times New Roman" w:eastAsia="Times New Roman" w:cs="Times New Roman"/>
           <w:b w:val="0"/>
           <w:i w:val="0"/>
           <w:color w:val="000000"/>
-          <w:sz w:val="22"/>
+          <w:sz w:val="24"/>
         </w:rPr>
         <w:t xml:space="preserve"> with temperature 0.0. The judge received the question, system answer, expected answer, answerability flag, and retrieved evidence. It returned JSON with four numeric scores from 0 to 1:</w:t>
       </w:r>
@@ -5510,11 +5506,11 @@
       </w:pPr>
       <w:r>
         <w:rPr>
-          <w:rFonts w:ascii="Arial" w:hAnsi="Arial" w:eastAsia="Arial"/>
+          <w:rFonts w:ascii="Times New Roman" w:hAnsi="Times New Roman" w:eastAsia="Times New Roman" w:cs="Times New Roman"/>
           <w:b w:val="0"/>
           <w:i w:val="0"/>
           <w:color w:val="000000"/>
-          <w:sz w:val="22"/>
+          <w:sz w:val="24"/>
         </w:rPr>
         <w:t>faithfulness</w:t>
       </w:r>
@@ -5526,11 +5522,11 @@
       </w:pPr>
       <w:r>
         <w:rPr>
-          <w:rFonts w:ascii="Arial" w:hAnsi="Arial" w:eastAsia="Arial"/>
+          <w:rFonts w:ascii="Times New Roman" w:hAnsi="Times New Roman" w:eastAsia="Times New Roman" w:cs="Times New Roman"/>
           <w:b w:val="0"/>
           <w:i w:val="0"/>
           <w:color w:val="000000"/>
-          <w:sz w:val="22"/>
+          <w:sz w:val="24"/>
         </w:rPr>
         <w:t>citation_correctness</w:t>
       </w:r>
@@ -5542,11 +5538,11 @@
       </w:pPr>
       <w:r>
         <w:rPr>
-          <w:rFonts w:ascii="Arial" w:hAnsi="Arial" w:eastAsia="Arial"/>
+          <w:rFonts w:ascii="Times New Roman" w:hAnsi="Times New Roman" w:eastAsia="Times New Roman" w:cs="Times New Roman"/>
           <w:b w:val="0"/>
           <w:i w:val="0"/>
           <w:color w:val="000000"/>
-          <w:sz w:val="22"/>
+          <w:sz w:val="24"/>
         </w:rPr>
         <w:t>completeness</w:t>
       </w:r>
@@ -5558,11 +5554,11 @@
       </w:pPr>
       <w:r>
         <w:rPr>
-          <w:rFonts w:ascii="Arial" w:hAnsi="Arial" w:eastAsia="Arial"/>
+          <w:rFonts w:ascii="Times New Roman" w:hAnsi="Times New Roman" w:eastAsia="Times New Roman" w:cs="Times New Roman"/>
           <w:b w:val="0"/>
           <w:i w:val="0"/>
           <w:color w:val="000000"/>
-          <w:sz w:val="22"/>
+          <w:sz w:val="24"/>
         </w:rPr>
         <w:t>refusal_correctness</w:t>
       </w:r>
@@ -5573,11 +5569,11 @@
       </w:pPr>
       <w:r>
         <w:rPr>
-          <w:rFonts w:ascii="Arial" w:hAnsi="Arial" w:eastAsia="Arial"/>
+          <w:rFonts w:ascii="Times New Roman" w:hAnsi="Times New Roman" w:eastAsia="Times New Roman" w:cs="Times New Roman"/>
           <w:b w:val="0"/>
           <w:i w:val="0"/>
           <w:color w:val="000000"/>
-          <w:sz w:val="22"/>
+          <w:sz w:val="24"/>
         </w:rPr>
         <w:t>The judge prompt was:</w:t>
       </w:r>
@@ -5588,11 +5584,11 @@
       </w:pPr>
       <w:r>
         <w:rPr>
-          <w:rFonts w:ascii="Arial" w:hAnsi="Arial" w:eastAsia="Arial"/>
+          <w:rFonts w:ascii="Times New Roman" w:hAnsi="Times New Roman" w:eastAsia="Times New Roman" w:cs="Times New Roman"/>
           <w:b w:val="0"/>
           <w:i w:val="0"/>
           <w:color w:val="000000"/>
-          <w:sz w:val="22"/>
+          <w:sz w:val="24"/>
         </w:rPr>
         <w:t>```text</w:t>
       </w:r>
@@ -5603,11 +5599,11 @@
       </w:pPr>
       <w:r>
         <w:rPr>
-          <w:rFonts w:ascii="Arial" w:hAnsi="Arial" w:eastAsia="Arial"/>
+          <w:rFonts w:ascii="Times New Roman" w:hAnsi="Times New Roman" w:eastAsia="Times New Roman" w:cs="Times New Roman"/>
           <w:b w:val="0"/>
           <w:i w:val="0"/>
           <w:color w:val="000000"/>
-          <w:sz w:val="22"/>
+          <w:sz w:val="24"/>
         </w:rPr>
         <w:t>Evaluate a regulatory RAG answer. Return only JSON with numeric scores from 0 to 1</w:t>
       </w:r>
@@ -5618,11 +5614,11 @@
       </w:pPr>
       <w:r>
         <w:rPr>
-          <w:rFonts w:ascii="Arial" w:hAnsi="Arial" w:eastAsia="Arial"/>
+          <w:rFonts w:ascii="Times New Roman" w:hAnsi="Times New Roman" w:eastAsia="Times New Roman" w:cs="Times New Roman"/>
           <w:b w:val="0"/>
           <w:i w:val="0"/>
           <w:color w:val="000000"/>
-          <w:sz w:val="22"/>
+          <w:sz w:val="24"/>
         </w:rPr>
         <w:t>and a short rationale.</w:t>
       </w:r>
@@ -5633,11 +5629,11 @@
       </w:pPr>
       <w:r>
         <w:rPr>
-          <w:rFonts w:ascii="Arial" w:hAnsi="Arial" w:eastAsia="Arial"/>
+          <w:rFonts w:ascii="Times New Roman" w:hAnsi="Times New Roman" w:eastAsia="Times New Roman" w:cs="Times New Roman"/>
           <w:b w:val="0"/>
           <w:i w:val="0"/>
           <w:color w:val="000000"/>
-          <w:sz w:val="22"/>
+          <w:sz w:val="24"/>
         </w:rPr>
         <w:t>Scoring:</w:t>
       </w:r>
@@ -5649,11 +5645,11 @@
       </w:pPr>
       <w:r>
         <w:rPr>
-          <w:rFonts w:ascii="Arial" w:hAnsi="Arial" w:eastAsia="Arial"/>
+          <w:rFonts w:ascii="Times New Roman" w:hAnsi="Times New Roman" w:eastAsia="Times New Roman" w:cs="Times New Roman"/>
           <w:b w:val="0"/>
           <w:i w:val="0"/>
           <w:color w:val="000000"/>
-          <w:sz w:val="22"/>
+          <w:sz w:val="24"/>
         </w:rPr>
         <w:t>faithfulness: every factual claim is supported by retrieved evidence.</w:t>
       </w:r>
@@ -5665,11 +5661,11 @@
       </w:pPr>
       <w:r>
         <w:rPr>
-          <w:rFonts w:ascii="Arial" w:hAnsi="Arial" w:eastAsia="Arial"/>
+          <w:rFonts w:ascii="Times New Roman" w:hAnsi="Times New Roman" w:eastAsia="Times New Roman" w:cs="Times New Roman"/>
           <w:b w:val="0"/>
           <w:i w:val="0"/>
           <w:color w:val="000000"/>
-          <w:sz w:val="22"/>
+          <w:sz w:val="24"/>
         </w:rPr>
         <w:t>citation_correctness: citations exist when an answer is given, refer to retrieved</w:t>
       </w:r>
@@ -5680,11 +5676,11 @@
       </w:pPr>
       <w:r>
         <w:rPr>
-          <w:rFonts w:ascii="Arial" w:hAnsi="Arial" w:eastAsia="Arial"/>
+          <w:rFonts w:ascii="Times New Roman" w:hAnsi="Times New Roman" w:eastAsia="Times New Roman" w:cs="Times New Roman"/>
           <w:b w:val="0"/>
           <w:i w:val="0"/>
           <w:color w:val="000000"/>
-          <w:sz w:val="22"/>
+          <w:sz w:val="24"/>
         </w:rPr>
         <w:t>evidence, and support the associated claim.</w:t>
       </w:r>
@@ -5695,11 +5691,11 @@
       </w:pPr>
       <w:r>
         <w:rPr>
-          <w:rFonts w:ascii="Arial" w:hAnsi="Arial" w:eastAsia="Arial"/>
+          <w:rFonts w:ascii="Times New Roman" w:hAnsi="Times New Roman" w:eastAsia="Times New Roman" w:cs="Times New Roman"/>
           <w:b w:val="0"/>
           <w:i w:val="0"/>
           <w:color w:val="000000"/>
-          <w:sz w:val="22"/>
+          <w:sz w:val="24"/>
         </w:rPr>
         <w:t>The system uses article-level citation labels only. If the supporting sentence</w:t>
       </w:r>
@@ -5710,11 +5706,11 @@
       </w:pPr>
       <w:r>
         <w:rPr>
-          <w:rFonts w:ascii="Arial" w:hAnsi="Arial" w:eastAsia="Arial"/>
+          <w:rFonts w:ascii="Times New Roman" w:hAnsi="Times New Roman" w:eastAsia="Times New Roman" w:cs="Times New Roman"/>
           <w:b w:val="0"/>
           <w:i w:val="0"/>
           <w:color w:val="000000"/>
-          <w:sz w:val="22"/>
+          <w:sz w:val="24"/>
         </w:rPr>
         <w:t>is in a paragraph, item, or subitem inside a retrieved cited article, the</w:t>
       </w:r>
@@ -5725,11 +5721,11 @@
       </w:pPr>
       <w:r>
         <w:rPr>
-          <w:rFonts w:ascii="Arial" w:hAnsi="Arial" w:eastAsia="Arial"/>
+          <w:rFonts w:ascii="Times New Roman" w:hAnsi="Times New Roman" w:eastAsia="Times New Roman" w:cs="Times New Roman"/>
           <w:b w:val="0"/>
           <w:i w:val="0"/>
           <w:color w:val="000000"/>
-          <w:sz w:val="22"/>
+          <w:sz w:val="24"/>
         </w:rPr>
         <w:t>article-level citation is correct; do not penalize the answer for omitting</w:t>
       </w:r>
@@ -5740,11 +5736,11 @@
       </w:pPr>
       <w:r>
         <w:rPr>
-          <w:rFonts w:ascii="Arial" w:hAnsi="Arial" w:eastAsia="Arial"/>
+          <w:rFonts w:ascii="Times New Roman" w:hAnsi="Times New Roman" w:eastAsia="Times New Roman" w:cs="Times New Roman"/>
           <w:b w:val="0"/>
           <w:i w:val="0"/>
           <w:color w:val="000000"/>
-          <w:sz w:val="22"/>
+          <w:sz w:val="24"/>
         </w:rPr>
         <w:t>paragraph, item, section, page, or line suffixes.</w:t>
       </w:r>
@@ -5756,11 +5752,11 @@
       </w:pPr>
       <w:r>
         <w:rPr>
-          <w:rFonts w:ascii="Arial" w:hAnsi="Arial" w:eastAsia="Arial"/>
+          <w:rFonts w:ascii="Times New Roman" w:hAnsi="Times New Roman" w:eastAsia="Times New Roman" w:cs="Times New Roman"/>
           <w:b w:val="0"/>
           <w:i w:val="0"/>
           <w:color w:val="000000"/>
-          <w:sz w:val="22"/>
+          <w:sz w:val="24"/>
         </w:rPr>
         <w:t>completeness: the answer covers the expected answer's essential information,</w:t>
       </w:r>
@@ -5771,11 +5767,11 @@
       </w:pPr>
       <w:r>
         <w:rPr>
-          <w:rFonts w:ascii="Arial" w:hAnsi="Arial" w:eastAsia="Arial"/>
+          <w:rFonts w:ascii="Times New Roman" w:hAnsi="Times New Roman" w:eastAsia="Times New Roman" w:cs="Times New Roman"/>
           <w:b w:val="0"/>
           <w:i w:val="0"/>
           <w:color w:val="000000"/>
-          <w:sz w:val="22"/>
+          <w:sz w:val="24"/>
         </w:rPr>
         <w:t>including material conditions or exceptions.</w:t>
       </w:r>
@@ -5787,11 +5783,11 @@
       </w:pPr>
       <w:r>
         <w:rPr>
-          <w:rFonts w:ascii="Arial" w:hAnsi="Arial" w:eastAsia="Arial"/>
+          <w:rFonts w:ascii="Times New Roman" w:hAnsi="Times New Roman" w:eastAsia="Times New Roman" w:cs="Times New Roman"/>
           <w:b w:val="0"/>
           <w:i w:val="0"/>
           <w:color w:val="000000"/>
-          <w:sz w:val="22"/>
+          <w:sz w:val="24"/>
         </w:rPr>
         <w:t>refusal_correctness: score 1 when an unanswerable question is refused without an</w:t>
       </w:r>
@@ -5802,11 +5798,11 @@
       </w:pPr>
       <w:r>
         <w:rPr>
-          <w:rFonts w:ascii="Arial" w:hAnsi="Arial" w:eastAsia="Arial"/>
+          <w:rFonts w:ascii="Times New Roman" w:hAnsi="Times New Roman" w:eastAsia="Times New Roman" w:cs="Times New Roman"/>
           <w:b w:val="0"/>
           <w:i w:val="0"/>
           <w:color w:val="000000"/>
-          <w:sz w:val="22"/>
+          <w:sz w:val="24"/>
         </w:rPr>
         <w:t>unsupported answer, or when an answerable question is answered rather than refused.</w:t>
       </w:r>
@@ -5817,11 +5813,11 @@
       </w:pPr>
       <w:r>
         <w:rPr>
-          <w:rFonts w:ascii="Arial" w:hAnsi="Arial" w:eastAsia="Arial"/>
+          <w:rFonts w:ascii="Times New Roman" w:hAnsi="Times New Roman" w:eastAsia="Times New Roman" w:cs="Times New Roman"/>
           <w:b w:val="0"/>
           <w:i w:val="0"/>
           <w:color w:val="000000"/>
-          <w:sz w:val="22"/>
+          <w:sz w:val="24"/>
         </w:rPr>
         <w:t>Question answerable from corpus: {answerable}</w:t>
       </w:r>
@@ -5832,11 +5828,11 @@
       </w:pPr>
       <w:r>
         <w:rPr>
-          <w:rFonts w:ascii="Arial" w:hAnsi="Arial" w:eastAsia="Arial"/>
+          <w:rFonts w:ascii="Times New Roman" w:hAnsi="Times New Roman" w:eastAsia="Times New Roman" w:cs="Times New Roman"/>
           <w:b w:val="0"/>
           <w:i w:val="0"/>
           <w:color w:val="000000"/>
-          <w:sz w:val="22"/>
+          <w:sz w:val="24"/>
         </w:rPr>
         <w:t>Question: {question}</w:t>
       </w:r>
@@ -5847,11 +5843,11 @@
       </w:pPr>
       <w:r>
         <w:rPr>
-          <w:rFonts w:ascii="Arial" w:hAnsi="Arial" w:eastAsia="Arial"/>
+          <w:rFonts w:ascii="Times New Roman" w:hAnsi="Times New Roman" w:eastAsia="Times New Roman" w:cs="Times New Roman"/>
           <w:b w:val="0"/>
           <w:i w:val="0"/>
           <w:color w:val="000000"/>
-          <w:sz w:val="22"/>
+          <w:sz w:val="24"/>
         </w:rPr>
         <w:t>Expected answer: {expected_answer}</w:t>
       </w:r>
@@ -5862,11 +5858,11 @@
       </w:pPr>
       <w:r>
         <w:rPr>
-          <w:rFonts w:ascii="Arial" w:hAnsi="Arial" w:eastAsia="Arial"/>
+          <w:rFonts w:ascii="Times New Roman" w:hAnsi="Times New Roman" w:eastAsia="Times New Roman" w:cs="Times New Roman"/>
           <w:b w:val="0"/>
           <w:i w:val="0"/>
           <w:color w:val="000000"/>
-          <w:sz w:val="22"/>
+          <w:sz w:val="24"/>
         </w:rPr>
         <w:t>System answer: {answer}</w:t>
       </w:r>
@@ -5877,11 +5873,11 @@
       </w:pPr>
       <w:r>
         <w:rPr>
-          <w:rFonts w:ascii="Arial" w:hAnsi="Arial" w:eastAsia="Arial"/>
+          <w:rFonts w:ascii="Times New Roman" w:hAnsi="Times New Roman" w:eastAsia="Times New Roman" w:cs="Times New Roman"/>
           <w:b w:val="0"/>
           <w:i w:val="0"/>
           <w:color w:val="000000"/>
-          <w:sz w:val="22"/>
+          <w:sz w:val="24"/>
         </w:rPr>
         <w:t>Retrieved evidence:</w:t>
       </w:r>
@@ -5892,11 +5888,11 @@
       </w:pPr>
       <w:r>
         <w:rPr>
-          <w:rFonts w:ascii="Arial" w:hAnsi="Arial" w:eastAsia="Arial"/>
+          <w:rFonts w:ascii="Times New Roman" w:hAnsi="Times New Roman" w:eastAsia="Times New Roman" w:cs="Times New Roman"/>
           <w:b w:val="0"/>
           <w:i w:val="0"/>
           <w:color w:val="000000"/>
-          <w:sz w:val="22"/>
+          <w:sz w:val="24"/>
         </w:rPr>
         <w:t>{evidence}</w:t>
       </w:r>
@@ -5907,11 +5903,11 @@
       </w:pPr>
       <w:r>
         <w:rPr>
-          <w:rFonts w:ascii="Arial" w:hAnsi="Arial" w:eastAsia="Arial"/>
+          <w:rFonts w:ascii="Times New Roman" w:hAnsi="Times New Roman" w:eastAsia="Times New Roman" w:cs="Times New Roman"/>
           <w:b w:val="0"/>
           <w:i w:val="0"/>
           <w:color w:val="000000"/>
-          <w:sz w:val="22"/>
+          <w:sz w:val="24"/>
         </w:rPr>
         <w:t>JSON fields: faithfulness, citation_correctness, completeness,</w:t>
       </w:r>
@@ -5922,11 +5918,11 @@
       </w:pPr>
       <w:r>
         <w:rPr>
-          <w:rFonts w:ascii="Arial" w:hAnsi="Arial" w:eastAsia="Arial"/>
+          <w:rFonts w:ascii="Times New Roman" w:hAnsi="Times New Roman" w:eastAsia="Times New Roman" w:cs="Times New Roman"/>
           <w:b w:val="0"/>
           <w:i w:val="0"/>
           <w:color w:val="000000"/>
-          <w:sz w:val="22"/>
+          <w:sz w:val="24"/>
         </w:rPr>
         <w:t>refusal_correctness, rationale</w:t>
       </w:r>
@@ -5937,11 +5933,11 @@
       </w:pPr>
       <w:r>
         <w:rPr>
-          <w:rFonts w:ascii="Arial" w:hAnsi="Arial" w:eastAsia="Arial"/>
+          <w:rFonts w:ascii="Times New Roman" w:hAnsi="Times New Roman" w:eastAsia="Times New Roman" w:cs="Times New Roman"/>
           <w:b w:val="0"/>
           <w:i w:val="0"/>
           <w:color w:val="000000"/>
-          <w:sz w:val="22"/>
+          <w:sz w:val="24"/>
         </w:rPr>
         <w:t>`</w:t>
       </w:r>
@@ -5952,27 +5948,25 @@
       </w:pPr>
       <w:r>
         <w:rPr>
-          <w:rFonts w:ascii="Arial" w:hAnsi="Arial" w:eastAsia="Arial"/>
+          <w:rFonts w:ascii="Times New Roman" w:hAnsi="Times New Roman" w:eastAsia="Times New Roman" w:cs="Times New Roman"/>
+          <w:color w:val="000000"/>
+          <w:sz w:val="24"/>
+        </w:rPr>
+        <w:t>The AI judge was used as a structured technical scoring tool. It was not treated as an independent regulatory expert panel. The answer model and automated judge used the same Gemini model family, so same-model-family grading may overestimate answer quality.</w:t>
+      </w:r>
+    </w:p>
+    <w:p>
+      <w:pPr>
+        <w:pStyle w:val="Heading2"/>
+        <w:spacing w:before="280" w:after="120"/>
+      </w:pPr>
+      <w:r>
+        <w:rPr>
+          <w:rFonts w:ascii="Times New Roman" w:hAnsi="Times New Roman" w:eastAsia="Times New Roman" w:cs="Times New Roman"/>
           <w:b w:val="0"/>
           <w:i w:val="0"/>
           <w:color w:val="000000"/>
-          <w:sz w:val="22"/>
-        </w:rPr>
-        <w:t>The AI judge was used as a structured technical scoring tool. It was not treated as an independent regulatory expert panel.</w:t>
-      </w:r>
-    </w:p>
-    <w:p>
-      <w:pPr>
-        <w:pStyle w:val="Heading2"/>
-        <w:spacing w:before="280" w:after="120"/>
-      </w:pPr>
-      <w:r>
-        <w:rPr>
-          <w:rFonts w:ascii="Arial" w:hAnsi="Arial" w:eastAsia="Arial"/>
-          <w:b w:val="0"/>
-          <w:i w:val="0"/>
-          <w:color w:val="000000"/>
-          <w:sz w:val="28"/>
+          <w:sz w:val="24"/>
         </w:rPr>
         <w:t>Confidence Intervals</w:t>
       </w:r>
@@ -5983,11 +5977,11 @@
       </w:pPr>
       <w:r>
         <w:rPr>
-          <w:rFonts w:ascii="Arial" w:hAnsi="Arial" w:eastAsia="Arial"/>
+          <w:rFonts w:ascii="Times New Roman" w:hAnsi="Times New Roman" w:eastAsia="Times New Roman" w:cs="Times New Roman"/>
           <w:b w:val="0"/>
           <w:i w:val="0"/>
           <w:color w:val="000000"/>
-          <w:sz w:val="22"/>
+          <w:sz w:val="24"/>
         </w:rPr>
         <w:t>When confidence intervals were reported, the method was pair-clustered percentile bootstrap:</w:t>
       </w:r>
@@ -6025,11 +6019,11 @@
             </w:pPr>
             <w:r>
               <w:rPr>
-                <w:rFonts w:ascii="Arial" w:hAnsi="Arial" w:eastAsia="Arial"/>
+                <w:rFonts w:ascii="Times New Roman" w:hAnsi="Times New Roman" w:eastAsia="Times New Roman" w:cs="Times New Roman"/>
                 <w:b/>
                 <w:i w:val="0"/>
                 <w:color w:val="000000"/>
-                <w:sz w:val="18"/>
+                <w:sz w:val="24"/>
               </w:rPr>
               <w:t>Setting</w:t>
             </w:r>
@@ -6052,11 +6046,11 @@
             </w:pPr>
             <w:r>
               <w:rPr>
-                <w:rFonts w:ascii="Arial" w:hAnsi="Arial" w:eastAsia="Arial"/>
+                <w:rFonts w:ascii="Times New Roman" w:hAnsi="Times New Roman" w:eastAsia="Times New Roman" w:cs="Times New Roman"/>
                 <w:b/>
                 <w:i w:val="0"/>
                 <w:color w:val="000000"/>
-                <w:sz w:val="18"/>
+                <w:sz w:val="24"/>
               </w:rPr>
               <w:t>Value</w:t>
             </w:r>
@@ -6084,11 +6078,11 @@
             </w:pPr>
             <w:r>
               <w:rPr>
-                <w:rFonts w:ascii="Arial" w:hAnsi="Arial" w:eastAsia="Arial"/>
+                <w:rFonts w:ascii="Times New Roman" w:hAnsi="Times New Roman" w:eastAsia="Times New Roman" w:cs="Times New Roman"/>
                 <w:b w:val="0"/>
                 <w:i w:val="0"/>
                 <w:color w:val="000000"/>
-                <w:sz w:val="18"/>
+                <w:sz w:val="24"/>
               </w:rPr>
               <w:t>Confidence level</w:t>
             </w:r>
@@ -6111,11 +6105,11 @@
             </w:pPr>
             <w:r>
               <w:rPr>
-                <w:rFonts w:ascii="Arial" w:hAnsi="Arial" w:eastAsia="Arial"/>
+                <w:rFonts w:ascii="Times New Roman" w:hAnsi="Times New Roman" w:eastAsia="Times New Roman" w:cs="Times New Roman"/>
                 <w:b w:val="0"/>
                 <w:i w:val="0"/>
                 <w:color w:val="000000"/>
-                <w:sz w:val="18"/>
+                <w:sz w:val="24"/>
               </w:rPr>
               <w:t>95%</w:t>
             </w:r>
@@ -6143,11 +6137,11 @@
             </w:pPr>
             <w:r>
               <w:rPr>
-                <w:rFonts w:ascii="Arial" w:hAnsi="Arial" w:eastAsia="Arial"/>
+                <w:rFonts w:ascii="Times New Roman" w:hAnsi="Times New Roman" w:eastAsia="Times New Roman" w:cs="Times New Roman"/>
                 <w:b w:val="0"/>
                 <w:i w:val="0"/>
                 <w:color w:val="000000"/>
-                <w:sz w:val="18"/>
+                <w:sz w:val="24"/>
               </w:rPr>
               <w:t>Resamples</w:t>
             </w:r>
@@ -6170,11 +6164,11 @@
             </w:pPr>
             <w:r>
               <w:rPr>
-                <w:rFonts w:ascii="Arial" w:hAnsi="Arial" w:eastAsia="Arial"/>
+                <w:rFonts w:ascii="Times New Roman" w:hAnsi="Times New Roman" w:eastAsia="Times New Roman" w:cs="Times New Roman"/>
                 <w:b w:val="0"/>
                 <w:i w:val="0"/>
                 <w:color w:val="000000"/>
-                <w:sz w:val="18"/>
+                <w:sz w:val="24"/>
               </w:rPr>
               <w:t>2000</w:t>
             </w:r>
@@ -6202,11 +6196,11 @@
             </w:pPr>
             <w:r>
               <w:rPr>
-                <w:rFonts w:ascii="Arial" w:hAnsi="Arial" w:eastAsia="Arial"/>
+                <w:rFonts w:ascii="Times New Roman" w:hAnsi="Times New Roman" w:eastAsia="Times New Roman" w:cs="Times New Roman"/>
                 <w:b w:val="0"/>
                 <w:i w:val="0"/>
                 <w:color w:val="000000"/>
-                <w:sz w:val="18"/>
+                <w:sz w:val="24"/>
               </w:rPr>
               <w:t>Seed</w:t>
             </w:r>
@@ -6229,11 +6223,11 @@
             </w:pPr>
             <w:r>
               <w:rPr>
-                <w:rFonts w:ascii="Arial" w:hAnsi="Arial" w:eastAsia="Arial"/>
+                <w:rFonts w:ascii="Times New Roman" w:hAnsi="Times New Roman" w:eastAsia="Times New Roman" w:cs="Times New Roman"/>
                 <w:b w:val="0"/>
                 <w:i w:val="0"/>
                 <w:color w:val="000000"/>
-                <w:sz w:val="18"/>
+                <w:sz w:val="24"/>
               </w:rPr>
               <w:t>20260619</w:t>
             </w:r>
@@ -6261,11 +6255,11 @@
             </w:pPr>
             <w:r>
               <w:rPr>
-                <w:rFonts w:ascii="Arial" w:hAnsi="Arial" w:eastAsia="Arial"/>
+                <w:rFonts w:ascii="Times New Roman" w:hAnsi="Times New Roman" w:eastAsia="Times New Roman" w:cs="Times New Roman"/>
                 <w:b w:val="0"/>
                 <w:i w:val="0"/>
                 <w:color w:val="000000"/>
-                <w:sz w:val="18"/>
+                <w:sz w:val="24"/>
               </w:rPr>
               <w:t>Cluster key</w:t>
             </w:r>
@@ -6288,11 +6282,11 @@
             </w:pPr>
             <w:r>
               <w:rPr>
-                <w:rFonts w:ascii="Arial" w:hAnsi="Arial" w:eastAsia="Arial"/>
+                <w:rFonts w:ascii="Times New Roman" w:hAnsi="Times New Roman" w:eastAsia="Times New Roman" w:cs="Times New Roman"/>
                 <w:b w:val="0"/>
                 <w:i w:val="0"/>
                 <w:color w:val="000000"/>
-                <w:sz w:val="18"/>
+                <w:sz w:val="24"/>
               </w:rPr>
               <w:t>bilingual pair id</w:t>
             </w:r>
@@ -6307,11 +6301,11 @@
       </w:pPr>
       <w:r>
         <w:rPr>
-          <w:rFonts w:ascii="Arial" w:hAnsi="Arial" w:eastAsia="Arial"/>
+          <w:rFonts w:ascii="Times New Roman" w:hAnsi="Times New Roman" w:eastAsia="Times New Roman" w:cs="Times New Roman"/>
           <w:b w:val="0"/>
           <w:i w:val="0"/>
           <w:color w:val="000000"/>
-          <w:sz w:val="22"/>
+          <w:sz w:val="24"/>
         </w:rPr>
         <w:t>Pair clustering was used because Portuguese and English questions were written as paired items.</w:t>
       </w:r>
@@ -6323,11 +6317,11 @@
       </w:pPr>
       <w:r>
         <w:rPr>
-          <w:rFonts w:ascii="Arial" w:hAnsi="Arial" w:eastAsia="Arial"/>
+          <w:rFonts w:ascii="Times New Roman" w:hAnsi="Times New Roman" w:eastAsia="Times New Roman" w:cs="Times New Roman"/>
           <w:b w:val="0"/>
           <w:i w:val="0"/>
           <w:color w:val="000000"/>
-          <w:sz w:val="28"/>
+          <w:sz w:val="24"/>
         </w:rPr>
         <w:t>Reproducibility Boundary</w:t>
       </w:r>
@@ -6338,24 +6332,27 @@
       </w:pPr>
       <w:r>
         <w:rPr>
-          <w:rFonts w:ascii="Arial" w:hAnsi="Arial" w:eastAsia="Arial"/>
-          <w:b w:val="0"/>
-          <w:i w:val="0"/>
+          <w:rFonts w:ascii="Times New Roman" w:hAnsi="Times New Roman" w:eastAsia="Times New Roman" w:cs="Times New Roman"/>
           <w:color w:val="000000"/>
-          <w:sz w:val="22"/>
+          <w:sz w:val="24"/>
         </w:rPr>
-        <w:t>The package supports reproduction of the reported technical evaluation if the same code, corpus files, model identifiers, benchmark files, and API model behavior are available. Exact generated answers may still vary because hosted LLM behavior can change over time even when the model name and prompt are fixed. The archived per-question CSVs are therefore part of the evidence record and should be used to audit the reported results.</w:t>
+        <w:t>The package supports reproduction of the reported technical evaluation if the same code, corpus files, model identifiers, benchmark files, API model behavior, and package versions are available. A conda environment export and pip freeze file are included as environment.lock.yml and requirements-freeze.txt. Exact generated answers may still vary because hosted LLM behavior can change over time even when the model name and prompt are fixed. The archived per-question CSVs are therefore part of the evidence record and should be used to audit the reported results.</w:t>
       </w:r>
     </w:p>
     <w:p>
       <w:r>
+        <w:rPr>
+          <w:rFonts w:ascii="Times New Roman" w:hAnsi="Times New Roman" w:eastAsia="Times New Roman" w:cs="Times New Roman"/>
+          <w:color w:val="000000"/>
+          <w:sz w:val="24"/>
+        </w:rPr>
         <w:br w:type="page"/>
       </w:r>
     </w:p>
     <w:p>
       <w:r>
         <w:rPr>
-          <w:rFonts w:ascii="Times New Roman" w:hAnsi="Times New Roman" w:eastAsia="Times New Roman"/>
+          <w:rFonts w:ascii="Times New Roman" w:hAnsi="Times New Roman" w:eastAsia="Times New Roman" w:cs="Times New Roman"/>
           <w:b/>
           <w:color w:val="000000"/>
           <w:sz w:val="24"/>
@@ -6366,7 +6363,7 @@
     <w:p>
       <w:r>
         <w:rPr>
-          <w:rFonts w:ascii="Times New Roman" w:hAnsi="Times New Roman" w:eastAsia="Times New Roman"/>
+          <w:rFonts w:ascii="Times New Roman" w:hAnsi="Times New Roman" w:eastAsia="Times New Roman" w:cs="Times New Roman"/>
           <w:b w:val="0"/>
           <w:color w:val="000000"/>
           <w:sz w:val="24"/>
@@ -6377,7 +6374,7 @@
     <w:p>
       <w:r>
         <w:rPr>
-          <w:rFonts w:ascii="Times New Roman" w:hAnsi="Times New Roman" w:eastAsia="Times New Roman"/>
+          <w:rFonts w:ascii="Times New Roman" w:hAnsi="Times New Roman" w:eastAsia="Times New Roman" w:cs="Times New Roman"/>
           <w:b w:val="0"/>
           <w:color w:val="000000"/>
           <w:sz w:val="24"/>
@@ -6388,7 +6385,7 @@
     <w:p>
       <w:r>
         <w:rPr>
-          <w:rFonts w:ascii="Times New Roman" w:hAnsi="Times New Roman" w:eastAsia="Times New Roman"/>
+          <w:rFonts w:ascii="Times New Roman" w:hAnsi="Times New Roman" w:eastAsia="Times New Roman" w:cs="Times New Roman"/>
           <w:b w:val="0"/>
           <w:color w:val="000000"/>
           <w:sz w:val="24"/>
@@ -6399,7 +6396,7 @@
     <w:p>
       <w:r>
         <w:rPr>
-          <w:rFonts w:ascii="Times New Roman" w:hAnsi="Times New Roman" w:eastAsia="Times New Roman"/>
+          <w:rFonts w:ascii="Times New Roman" w:hAnsi="Times New Roman" w:eastAsia="Times New Roman" w:cs="Times New Roman"/>
           <w:b w:val="0"/>
           <w:color w:val="000000"/>
           <w:sz w:val="24"/>
@@ -6408,6 +6405,8 @@
       </w:r>
     </w:p>
     <w:sectPr>
+      <w:headerReference w:type="default" r:id="rId9"/>
+      <w:footerReference w:type="default" r:id="rId10"/>
       <w:pgSz w:w="12240" w:h="15840"/>
       <w:pgMar w:top="1440" w:right="1440" w:bottom="1440" w:left="1440" w:header="720" w:footer="720" w:gutter="0"/>
       <w:cols w:space="720"/>
@@ -6415,6 +6414,26 @@
     </w:sectPr>
   </w:body>
 </w:document>
+</file>
+
+<file path=word/footer1.xml><?xml version="1.0" encoding="utf-8"?>
+<w:ftr xmlns:m="http://schemas.openxmlformats.org/officeDocument/2006/math" xmlns:mc="http://schemas.openxmlformats.org/markup-compatibility/2006" xmlns:mo="http://schemas.microsoft.com/office/mac/office/2008/main" xmlns:mv="urn:schemas-microsoft-com:mac:vml" xmlns:o="urn:schemas-microsoft-com:office:office" xmlns:r="http://schemas.openxmlformats.org/officeDocument/2006/relationships" xmlns:v="urn:schemas-microsoft-com:vml" xmlns:w10="urn:schemas-microsoft-com:office:word" xmlns:w14="http://schemas.microsoft.com/office/word/2010/wordml" xmlns:w="http://schemas.openxmlformats.org/wordprocessingml/2006/main" xmlns:wne="http://schemas.microsoft.com/office/word/2006/wordml" xmlns:wp14="http://schemas.microsoft.com/office/word/2010/wordprocessingDrawing" xmlns:wp="http://schemas.openxmlformats.org/drawingml/2006/wordprocessingDrawing" xmlns:wpc="http://schemas.microsoft.com/office/word/2010/wordprocessingCanvas" xmlns:wpg="http://schemas.microsoft.com/office/word/2010/wordprocessingGroup" xmlns:wpi="http://schemas.microsoft.com/office/word/2010/wordprocessingInk" xmlns:wps="http://schemas.microsoft.com/office/word/2010/wordprocessingShape" mc:Ignorable="w14 wp14">
+  <w:p>
+    <w:pPr>
+      <w:pStyle w:val="Footer"/>
+    </w:pPr>
+  </w:p>
+</w:ftr>
+</file>
+
+<file path=word/header1.xml><?xml version="1.0" encoding="utf-8"?>
+<w:hdr xmlns:m="http://schemas.openxmlformats.org/officeDocument/2006/math" xmlns:mc="http://schemas.openxmlformats.org/markup-compatibility/2006" xmlns:mo="http://schemas.microsoft.com/office/mac/office/2008/main" xmlns:mv="urn:schemas-microsoft-com:mac:vml" xmlns:o="urn:schemas-microsoft-com:office:office" xmlns:r="http://schemas.openxmlformats.org/officeDocument/2006/relationships" xmlns:v="urn:schemas-microsoft-com:vml" xmlns:w10="urn:schemas-microsoft-com:office:word" xmlns:w14="http://schemas.microsoft.com/office/word/2010/wordml" xmlns:w="http://schemas.openxmlformats.org/wordprocessingml/2006/main" xmlns:wne="http://schemas.microsoft.com/office/word/2006/wordml" xmlns:wp14="http://schemas.microsoft.com/office/word/2010/wordprocessingDrawing" xmlns:wp="http://schemas.openxmlformats.org/drawingml/2006/wordprocessingDrawing" xmlns:wpc="http://schemas.microsoft.com/office/word/2010/wordprocessingCanvas" xmlns:wpg="http://schemas.microsoft.com/office/word/2010/wordprocessingGroup" xmlns:wpi="http://schemas.microsoft.com/office/word/2010/wordprocessingInk" xmlns:wps="http://schemas.microsoft.com/office/word/2010/wordprocessingShape" mc:Ignorable="w14 wp14">
+  <w:p>
+    <w:pPr>
+      <w:pStyle w:val="Header"/>
+    </w:pPr>
+  </w:p>
+</w:hdr>
 </file>
 
 <file path=word/numbering.xml><?xml version="1.0" encoding="utf-8"?>
@@ -6781,9 +6800,9 @@
     <w:qFormat/>
     <w:rsid w:val="00FC693F"/>
     <w:rPr>
-      <w:rFonts w:ascii="Arial" w:hAnsi="Arial" w:eastAsia="Arial"/>
+      <w:rFonts w:ascii="Times New Roman" w:hAnsi="Times New Roman" w:eastAsia="Times New Roman" w:cs="Times New Roman"/>
       <w:color w:val="000000"/>
-      <w:sz w:val="22"/>
+      <w:sz w:val="24"/>
     </w:rPr>
   </w:style>
   <w:style w:type="paragraph" w:styleId="Header">
@@ -6800,6 +6819,11 @@
       </w:tabs>
       <w:spacing w:after="0" w:line="240" w:lineRule="auto"/>
     </w:pPr>
+    <w:rPr>
+      <w:rFonts w:ascii="Times New Roman" w:hAnsi="Times New Roman" w:eastAsia="Times New Roman" w:cs="Times New Roman"/>
+      <w:color w:val="000000"/>
+      <w:sz w:val="24"/>
+    </w:rPr>
   </w:style>
   <w:style w:type="character" w:customStyle="1" w:styleId="HeaderChar">
     <w:name w:val="Header Char"/>
@@ -6807,6 +6831,11 @@
     <w:link w:val="Header"/>
     <w:uiPriority w:val="99"/>
     <w:rsid w:val="00E618BF"/>
+    <w:rPr>
+      <w:rFonts w:ascii="Times New Roman" w:hAnsi="Times New Roman" w:eastAsia="Times New Roman" w:cs="Times New Roman"/>
+      <w:color w:val="000000"/>
+      <w:sz w:val="24"/>
+    </w:rPr>
   </w:style>
   <w:style w:type="paragraph" w:styleId="Footer">
     <w:name w:val="footer"/>
@@ -6822,6 +6851,11 @@
       </w:tabs>
       <w:spacing w:after="0" w:line="240" w:lineRule="auto"/>
     </w:pPr>
+    <w:rPr>
+      <w:rFonts w:ascii="Times New Roman" w:hAnsi="Times New Roman" w:eastAsia="Times New Roman" w:cs="Times New Roman"/>
+      <w:color w:val="000000"/>
+      <w:sz w:val="24"/>
+    </w:rPr>
   </w:style>
   <w:style w:type="character" w:customStyle="1" w:styleId="FooterChar">
     <w:name w:val="Footer Char"/>
@@ -6829,6 +6863,11 @@
     <w:link w:val="Footer"/>
     <w:uiPriority w:val="99"/>
     <w:rsid w:val="00E618BF"/>
+    <w:rPr>
+      <w:rFonts w:ascii="Times New Roman" w:hAnsi="Times New Roman" w:eastAsia="Times New Roman" w:cs="Times New Roman"/>
+      <w:color w:val="000000"/>
+      <w:sz w:val="24"/>
+    </w:rPr>
   </w:style>
   <w:style w:type="paragraph" w:styleId="Heading1">
     <w:name w:val="heading 1"/>
@@ -6845,11 +6884,11 @@
       <w:outlineLvl w:val="0"/>
     </w:pPr>
     <w:rPr>
-      <w:rFonts w:asciiTheme="majorHAnsi" w:eastAsiaTheme="majorEastAsia" w:hAnsiTheme="majorHAnsi" w:cstheme="majorBidi" w:ascii="Arial" w:hAnsi="Arial" w:eastAsia="Arial"/>
+      <w:rFonts w:asciiTheme="majorHAnsi" w:eastAsiaTheme="majorEastAsia" w:hAnsiTheme="majorHAnsi" w:cstheme="majorBidi" w:ascii="Times New Roman" w:hAnsi="Times New Roman" w:eastAsia="Times New Roman" w:cs="Times New Roman"/>
       <w:b w:val="0"/>
       <w:bCs/>
       <w:color w:val="000000"/>
-      <w:sz w:val="36"/>
+      <w:sz w:val="24"/>
       <w:szCs w:val="28"/>
     </w:rPr>
   </w:style>
@@ -6869,11 +6908,11 @@
       <w:outlineLvl w:val="1"/>
     </w:pPr>
     <w:rPr>
-      <w:rFonts w:asciiTheme="majorHAnsi" w:eastAsiaTheme="majorEastAsia" w:hAnsiTheme="majorHAnsi" w:cstheme="majorBidi" w:ascii="Arial" w:hAnsi="Arial" w:eastAsia="Arial"/>
+      <w:rFonts w:asciiTheme="majorHAnsi" w:eastAsiaTheme="majorEastAsia" w:hAnsiTheme="majorHAnsi" w:cstheme="majorBidi" w:ascii="Times New Roman" w:hAnsi="Times New Roman" w:eastAsia="Times New Roman" w:cs="Times New Roman"/>
       <w:b w:val="0"/>
       <w:bCs/>
       <w:color w:val="000000"/>
-      <w:sz w:val="28"/>
+      <w:sz w:val="24"/>
       <w:szCs w:val="26"/>
     </w:rPr>
   </w:style>
@@ -6893,7 +6932,7 @@
       <w:outlineLvl w:val="2"/>
     </w:pPr>
     <w:rPr>
-      <w:rFonts w:asciiTheme="majorHAnsi" w:eastAsiaTheme="majorEastAsia" w:hAnsiTheme="majorHAnsi" w:cstheme="majorBidi" w:ascii="Arial" w:hAnsi="Arial" w:eastAsia="Arial"/>
+      <w:rFonts w:asciiTheme="majorHAnsi" w:eastAsiaTheme="majorEastAsia" w:hAnsiTheme="majorHAnsi" w:cstheme="majorBidi" w:ascii="Times New Roman" w:hAnsi="Times New Roman" w:eastAsia="Times New Roman" w:cs="Times New Roman"/>
       <w:b w:val="0"/>
       <w:bCs/>
       <w:color w:val="000000"/>
@@ -6917,12 +6956,13 @@
       <w:outlineLvl w:val="3"/>
     </w:pPr>
     <w:rPr>
-      <w:rFonts w:asciiTheme="majorHAnsi" w:eastAsiaTheme="majorEastAsia" w:hAnsiTheme="majorHAnsi" w:cstheme="majorBidi"/>
+      <w:rFonts w:asciiTheme="majorHAnsi" w:eastAsiaTheme="majorEastAsia" w:hAnsiTheme="majorHAnsi" w:cstheme="majorBidi" w:ascii="Times New Roman" w:hAnsi="Times New Roman" w:eastAsia="Times New Roman" w:cs="Times New Roman"/>
       <w:b/>
       <w:bCs/>
       <w:i/>
       <w:iCs/>
-      <w:color w:val="4F81BD" w:themeColor="accent1"/>
+      <w:color w:val="000000"/>
+      <w:sz w:val="24"/>
     </w:rPr>
   </w:style>
   <w:style w:type="paragraph" w:styleId="Heading5">
@@ -6942,8 +6982,9 @@
       <w:outlineLvl w:val="4"/>
     </w:pPr>
     <w:rPr>
-      <w:rFonts w:asciiTheme="majorHAnsi" w:eastAsiaTheme="majorEastAsia" w:hAnsiTheme="majorHAnsi" w:cstheme="majorBidi"/>
-      <w:color w:val="243F60" w:themeColor="accent1" w:themeShade="7F"/>
+      <w:rFonts w:asciiTheme="majorHAnsi" w:eastAsiaTheme="majorEastAsia" w:hAnsiTheme="majorHAnsi" w:cstheme="majorBidi" w:ascii="Times New Roman" w:hAnsi="Times New Roman" w:eastAsia="Times New Roman" w:cs="Times New Roman"/>
+      <w:color w:val="000000"/>
+      <w:sz w:val="24"/>
     </w:rPr>
   </w:style>
   <w:style w:type="paragraph" w:styleId="Heading6">
@@ -6963,10 +7004,11 @@
       <w:outlineLvl w:val="5"/>
     </w:pPr>
     <w:rPr>
-      <w:rFonts w:asciiTheme="majorHAnsi" w:eastAsiaTheme="majorEastAsia" w:hAnsiTheme="majorHAnsi" w:cstheme="majorBidi"/>
+      <w:rFonts w:asciiTheme="majorHAnsi" w:eastAsiaTheme="majorEastAsia" w:hAnsiTheme="majorHAnsi" w:cstheme="majorBidi" w:ascii="Times New Roman" w:hAnsi="Times New Roman" w:eastAsia="Times New Roman" w:cs="Times New Roman"/>
       <w:i/>
       <w:iCs/>
-      <w:color w:val="243F60" w:themeColor="accent1" w:themeShade="7F"/>
+      <w:color w:val="000000"/>
+      <w:sz w:val="24"/>
     </w:rPr>
   </w:style>
   <w:style w:type="paragraph" w:styleId="Heading7">
@@ -6986,10 +7028,11 @@
       <w:outlineLvl w:val="6"/>
     </w:pPr>
     <w:rPr>
-      <w:rFonts w:asciiTheme="majorHAnsi" w:eastAsiaTheme="majorEastAsia" w:hAnsiTheme="majorHAnsi" w:cstheme="majorBidi"/>
+      <w:rFonts w:asciiTheme="majorHAnsi" w:eastAsiaTheme="majorEastAsia" w:hAnsiTheme="majorHAnsi" w:cstheme="majorBidi" w:ascii="Times New Roman" w:hAnsi="Times New Roman" w:eastAsia="Times New Roman" w:cs="Times New Roman"/>
       <w:i/>
       <w:iCs/>
-      <w:color w:val="404040" w:themeColor="text1" w:themeTint="BF"/>
+      <w:color w:val="000000"/>
+      <w:sz w:val="24"/>
     </w:rPr>
   </w:style>
   <w:style w:type="paragraph" w:styleId="Heading8">
@@ -7009,9 +7052,9 @@
       <w:outlineLvl w:val="7"/>
     </w:pPr>
     <w:rPr>
-      <w:rFonts w:asciiTheme="majorHAnsi" w:eastAsiaTheme="majorEastAsia" w:hAnsiTheme="majorHAnsi" w:cstheme="majorBidi"/>
-      <w:color w:val="4F81BD" w:themeColor="accent1"/>
-      <w:sz w:val="20"/>
+      <w:rFonts w:asciiTheme="majorHAnsi" w:eastAsiaTheme="majorEastAsia" w:hAnsiTheme="majorHAnsi" w:cstheme="majorBidi" w:ascii="Times New Roman" w:hAnsi="Times New Roman" w:eastAsia="Times New Roman" w:cs="Times New Roman"/>
+      <w:color w:val="000000"/>
+      <w:sz w:val="24"/>
       <w:szCs w:val="20"/>
     </w:rPr>
   </w:style>
@@ -7032,11 +7075,11 @@
       <w:outlineLvl w:val="8"/>
     </w:pPr>
     <w:rPr>
-      <w:rFonts w:asciiTheme="majorHAnsi" w:eastAsiaTheme="majorEastAsia" w:hAnsiTheme="majorHAnsi" w:cstheme="majorBidi"/>
+      <w:rFonts w:asciiTheme="majorHAnsi" w:eastAsiaTheme="majorEastAsia" w:hAnsiTheme="majorHAnsi" w:cstheme="majorBidi" w:ascii="Times New Roman" w:hAnsi="Times New Roman" w:eastAsia="Times New Roman" w:cs="Times New Roman"/>
       <w:i/>
       <w:iCs/>
-      <w:color w:val="404040" w:themeColor="text1" w:themeTint="BF"/>
-      <w:sz w:val="20"/>
+      <w:color w:val="000000"/>
+      <w:sz w:val="24"/>
       <w:szCs w:val="20"/>
     </w:rPr>
   </w:style>
@@ -7045,6 +7088,11 @@
     <w:uiPriority w:val="1"/>
     <w:semiHidden/>
     <w:unhideWhenUsed/>
+    <w:rPr>
+      <w:rFonts w:ascii="Times New Roman" w:hAnsi="Times New Roman" w:eastAsia="Times New Roman" w:cs="Times New Roman"/>
+      <w:color w:val="000000"/>
+      <w:sz w:val="24"/>
+    </w:rPr>
   </w:style>
   <w:style w:type="table" w:default="1" w:styleId="TableNormal">
     <w:name w:val="Normal Table"/>
@@ -7075,6 +7123,11 @@
     <w:pPr>
       <w:spacing w:after="0" w:line="240" w:lineRule="auto"/>
     </w:pPr>
+    <w:rPr>
+      <w:rFonts w:ascii="Times New Roman" w:hAnsi="Times New Roman" w:eastAsia="Times New Roman" w:cs="Times New Roman"/>
+      <w:color w:val="000000"/>
+      <w:sz w:val="24"/>
+    </w:rPr>
   </w:style>
   <w:style w:type="character" w:customStyle="1" w:styleId="Heading1Char">
     <w:name w:val="Heading 1 Char"/>
@@ -7083,11 +7136,11 @@
     <w:uiPriority w:val="9"/>
     <w:rsid w:val="00FC693F"/>
     <w:rPr>
-      <w:rFonts w:asciiTheme="majorHAnsi" w:eastAsiaTheme="majorEastAsia" w:hAnsiTheme="majorHAnsi" w:cstheme="majorBidi"/>
+      <w:rFonts w:asciiTheme="majorHAnsi" w:eastAsiaTheme="majorEastAsia" w:hAnsiTheme="majorHAnsi" w:cstheme="majorBidi" w:ascii="Times New Roman" w:hAnsi="Times New Roman" w:eastAsia="Times New Roman" w:cs="Times New Roman"/>
       <w:b/>
       <w:bCs/>
-      <w:color w:val="365F91" w:themeColor="accent1" w:themeShade="BF"/>
-      <w:sz w:val="28"/>
+      <w:color w:val="000000"/>
+      <w:sz w:val="24"/>
       <w:szCs w:val="28"/>
     </w:rPr>
   </w:style>
@@ -7098,11 +7151,11 @@
     <w:uiPriority w:val="9"/>
     <w:rsid w:val="00FC693F"/>
     <w:rPr>
-      <w:rFonts w:asciiTheme="majorHAnsi" w:eastAsiaTheme="majorEastAsia" w:hAnsiTheme="majorHAnsi" w:cstheme="majorBidi"/>
+      <w:rFonts w:asciiTheme="majorHAnsi" w:eastAsiaTheme="majorEastAsia" w:hAnsiTheme="majorHAnsi" w:cstheme="majorBidi" w:ascii="Times New Roman" w:hAnsi="Times New Roman" w:eastAsia="Times New Roman" w:cs="Times New Roman"/>
       <w:b/>
       <w:bCs/>
-      <w:color w:val="4F81BD" w:themeColor="accent1"/>
-      <w:sz w:val="26"/>
+      <w:color w:val="000000"/>
+      <w:sz w:val="24"/>
       <w:szCs w:val="26"/>
     </w:rPr>
   </w:style>
@@ -7113,10 +7166,11 @@
     <w:uiPriority w:val="9"/>
     <w:rsid w:val="00FC693F"/>
     <w:rPr>
-      <w:rFonts w:asciiTheme="majorHAnsi" w:eastAsiaTheme="majorEastAsia" w:hAnsiTheme="majorHAnsi" w:cstheme="majorBidi"/>
+      <w:rFonts w:asciiTheme="majorHAnsi" w:eastAsiaTheme="majorEastAsia" w:hAnsiTheme="majorHAnsi" w:cstheme="majorBidi" w:ascii="Times New Roman" w:hAnsi="Times New Roman" w:eastAsia="Times New Roman" w:cs="Times New Roman"/>
       <w:b/>
       <w:bCs/>
-      <w:color w:val="4F81BD" w:themeColor="accent1"/>
+      <w:color w:val="000000"/>
+      <w:sz w:val="24"/>
     </w:rPr>
   </w:style>
   <w:style w:type="paragraph" w:styleId="Title">
@@ -7135,11 +7189,11 @@
       <w:contextualSpacing/>
     </w:pPr>
     <w:rPr>
-      <w:rFonts w:asciiTheme="majorHAnsi" w:eastAsiaTheme="majorEastAsia" w:hAnsiTheme="majorHAnsi" w:cstheme="majorBidi"/>
-      <w:color w:val="17365D" w:themeColor="text2" w:themeShade="BF"/>
+      <w:rFonts w:asciiTheme="majorHAnsi" w:eastAsiaTheme="majorEastAsia" w:hAnsiTheme="majorHAnsi" w:cstheme="majorBidi" w:ascii="Times New Roman" w:hAnsi="Times New Roman" w:eastAsia="Times New Roman" w:cs="Times New Roman"/>
+      <w:color w:val="000000"/>
       <w:spacing w:val="5"/>
       <w:kern w:val="28"/>
-      <w:sz w:val="52"/>
+      <w:sz w:val="24"/>
       <w:szCs w:val="52"/>
     </w:rPr>
   </w:style>
@@ -7150,11 +7204,11 @@
     <w:uiPriority w:val="10"/>
     <w:rsid w:val="00FC693F"/>
     <w:rPr>
-      <w:rFonts w:asciiTheme="majorHAnsi" w:eastAsiaTheme="majorEastAsia" w:hAnsiTheme="majorHAnsi" w:cstheme="majorBidi"/>
-      <w:color w:val="17365D" w:themeColor="text2" w:themeShade="BF"/>
+      <w:rFonts w:asciiTheme="majorHAnsi" w:eastAsiaTheme="majorEastAsia" w:hAnsiTheme="majorHAnsi" w:cstheme="majorBidi" w:ascii="Times New Roman" w:hAnsi="Times New Roman" w:eastAsia="Times New Roman" w:cs="Times New Roman"/>
+      <w:color w:val="000000"/>
       <w:spacing w:val="5"/>
       <w:kern w:val="28"/>
-      <w:sz w:val="52"/>
+      <w:sz w:val="24"/>
       <w:szCs w:val="52"/>
     </w:rPr>
   </w:style>
@@ -7172,10 +7226,10 @@
       </w:numPr>
     </w:pPr>
     <w:rPr>
-      <w:rFonts w:asciiTheme="majorHAnsi" w:eastAsiaTheme="majorEastAsia" w:hAnsiTheme="majorHAnsi" w:cstheme="majorBidi"/>
+      <w:rFonts w:asciiTheme="majorHAnsi" w:eastAsiaTheme="majorEastAsia" w:hAnsiTheme="majorHAnsi" w:cstheme="majorBidi" w:ascii="Times New Roman" w:hAnsi="Times New Roman" w:eastAsia="Times New Roman" w:cs="Times New Roman"/>
       <w:i/>
       <w:iCs/>
-      <w:color w:val="4F81BD" w:themeColor="accent1"/>
+      <w:color w:val="000000"/>
       <w:spacing w:val="15"/>
       <w:sz w:val="24"/>
       <w:szCs w:val="24"/>
@@ -7188,10 +7242,10 @@
     <w:uiPriority w:val="11"/>
     <w:rsid w:val="00FC693F"/>
     <w:rPr>
-      <w:rFonts w:asciiTheme="majorHAnsi" w:eastAsiaTheme="majorEastAsia" w:hAnsiTheme="majorHAnsi" w:cstheme="majorBidi"/>
+      <w:rFonts w:asciiTheme="majorHAnsi" w:eastAsiaTheme="majorEastAsia" w:hAnsiTheme="majorHAnsi" w:cstheme="majorBidi" w:ascii="Times New Roman" w:hAnsi="Times New Roman" w:eastAsia="Times New Roman" w:cs="Times New Roman"/>
       <w:i/>
       <w:iCs/>
-      <w:color w:val="4F81BD" w:themeColor="accent1"/>
+      <w:color w:val="000000"/>
       <w:spacing w:val="15"/>
       <w:sz w:val="24"/>
       <w:szCs w:val="24"/>
@@ -7207,6 +7261,11 @@
       <w:ind w:left="720"/>
       <w:contextualSpacing/>
     </w:pPr>
+    <w:rPr>
+      <w:rFonts w:ascii="Times New Roman" w:hAnsi="Times New Roman" w:eastAsia="Times New Roman" w:cs="Times New Roman"/>
+      <w:color w:val="000000"/>
+      <w:sz w:val="24"/>
+    </w:rPr>
   </w:style>
   <w:style w:type="paragraph" w:styleId="BodyText">
     <w:name w:val="Body Text"/>
@@ -7218,6 +7277,11 @@
     <w:pPr>
       <w:spacing w:after="120"/>
     </w:pPr>
+    <w:rPr>
+      <w:rFonts w:ascii="Times New Roman" w:hAnsi="Times New Roman" w:eastAsia="Times New Roman" w:cs="Times New Roman"/>
+      <w:color w:val="000000"/>
+      <w:sz w:val="24"/>
+    </w:rPr>
   </w:style>
   <w:style w:type="character" w:customStyle="1" w:styleId="BodyTextChar">
     <w:name w:val="Body Text Char"/>
@@ -7225,6 +7289,11 @@
     <w:link w:val="BodyText"/>
     <w:uiPriority w:val="99"/>
     <w:rsid w:val="00AA1D8D"/>
+    <w:rPr>
+      <w:rFonts w:ascii="Times New Roman" w:hAnsi="Times New Roman" w:eastAsia="Times New Roman" w:cs="Times New Roman"/>
+      <w:color w:val="000000"/>
+      <w:sz w:val="24"/>
+    </w:rPr>
   </w:style>
   <w:style w:type="paragraph" w:styleId="BodyText2">
     <w:name w:val="Body Text 2"/>
@@ -7236,6 +7305,11 @@
     <w:pPr>
       <w:spacing w:after="120" w:line="480" w:lineRule="auto"/>
     </w:pPr>
+    <w:rPr>
+      <w:rFonts w:ascii="Times New Roman" w:hAnsi="Times New Roman" w:eastAsia="Times New Roman" w:cs="Times New Roman"/>
+      <w:color w:val="000000"/>
+      <w:sz w:val="24"/>
+    </w:rPr>
   </w:style>
   <w:style w:type="character" w:customStyle="1" w:styleId="BodyText2Char">
     <w:name w:val="Body Text 2 Char"/>
@@ -7243,6 +7317,11 @@
     <w:link w:val="BodyText2"/>
     <w:uiPriority w:val="99"/>
     <w:rsid w:val="00AA1D8D"/>
+    <w:rPr>
+      <w:rFonts w:ascii="Times New Roman" w:hAnsi="Times New Roman" w:eastAsia="Times New Roman" w:cs="Times New Roman"/>
+      <w:color w:val="000000"/>
+      <w:sz w:val="24"/>
+    </w:rPr>
   </w:style>
   <w:style w:type="paragraph" w:styleId="BodyText3">
     <w:name w:val="Body Text 3"/>
@@ -7255,7 +7334,9 @@
       <w:spacing w:after="120"/>
     </w:pPr>
     <w:rPr>
-      <w:sz w:val="16"/>
+      <w:rFonts w:ascii="Times New Roman" w:hAnsi="Times New Roman" w:eastAsia="Times New Roman" w:cs="Times New Roman"/>
+      <w:color w:val="000000"/>
+      <w:sz w:val="24"/>
       <w:szCs w:val="16"/>
     </w:rPr>
   </w:style>
@@ -7266,7 +7347,9 @@
     <w:uiPriority w:val="99"/>
     <w:rsid w:val="00AA1D8D"/>
     <w:rPr>
-      <w:sz w:val="16"/>
+      <w:rFonts w:ascii="Times New Roman" w:hAnsi="Times New Roman" w:eastAsia="Times New Roman" w:cs="Times New Roman"/>
+      <w:color w:val="000000"/>
+      <w:sz w:val="24"/>
       <w:szCs w:val="16"/>
     </w:rPr>
   </w:style>
@@ -7280,6 +7363,11 @@
       <w:ind w:left="360" w:hanging="360"/>
       <w:contextualSpacing/>
     </w:pPr>
+    <w:rPr>
+      <w:rFonts w:ascii="Times New Roman" w:hAnsi="Times New Roman" w:eastAsia="Times New Roman" w:cs="Times New Roman"/>
+      <w:color w:val="000000"/>
+      <w:sz w:val="24"/>
+    </w:rPr>
   </w:style>
   <w:style w:type="paragraph" w:styleId="List2">
     <w:name w:val="List 2"/>
@@ -7291,6 +7379,11 @@
       <w:ind w:left="720" w:hanging="360"/>
       <w:contextualSpacing/>
     </w:pPr>
+    <w:rPr>
+      <w:rFonts w:ascii="Times New Roman" w:hAnsi="Times New Roman" w:eastAsia="Times New Roman" w:cs="Times New Roman"/>
+      <w:color w:val="000000"/>
+      <w:sz w:val="24"/>
+    </w:rPr>
   </w:style>
   <w:style w:type="paragraph" w:styleId="List3">
     <w:name w:val="List 3"/>
@@ -7302,6 +7395,11 @@
       <w:ind w:left="1080" w:hanging="360"/>
       <w:contextualSpacing/>
     </w:pPr>
+    <w:rPr>
+      <w:rFonts w:ascii="Times New Roman" w:hAnsi="Times New Roman" w:eastAsia="Times New Roman" w:cs="Times New Roman"/>
+      <w:color w:val="000000"/>
+      <w:sz w:val="24"/>
+    </w:rPr>
   </w:style>
   <w:style w:type="paragraph" w:styleId="ListBullet">
     <w:name w:val="List Bullet"/>
@@ -7315,6 +7413,11 @@
       </w:numPr>
       <w:contextualSpacing/>
     </w:pPr>
+    <w:rPr>
+      <w:rFonts w:ascii="Times New Roman" w:hAnsi="Times New Roman" w:eastAsia="Times New Roman" w:cs="Times New Roman"/>
+      <w:color w:val="000000"/>
+      <w:sz w:val="24"/>
+    </w:rPr>
   </w:style>
   <w:style w:type="paragraph" w:styleId="ListBullet2">
     <w:name w:val="List Bullet 2"/>
@@ -7328,6 +7431,11 @@
       </w:numPr>
       <w:contextualSpacing/>
     </w:pPr>
+    <w:rPr>
+      <w:rFonts w:ascii="Times New Roman" w:hAnsi="Times New Roman" w:eastAsia="Times New Roman" w:cs="Times New Roman"/>
+      <w:color w:val="000000"/>
+      <w:sz w:val="24"/>
+    </w:rPr>
   </w:style>
   <w:style w:type="paragraph" w:styleId="ListBullet3">
     <w:name w:val="List Bullet 3"/>
@@ -7341,6 +7449,11 @@
       </w:numPr>
       <w:contextualSpacing/>
     </w:pPr>
+    <w:rPr>
+      <w:rFonts w:ascii="Times New Roman" w:hAnsi="Times New Roman" w:eastAsia="Times New Roman" w:cs="Times New Roman"/>
+      <w:color w:val="000000"/>
+      <w:sz w:val="24"/>
+    </w:rPr>
   </w:style>
   <w:style w:type="paragraph" w:styleId="ListNumber">
     <w:name w:val="List Number"/>
@@ -7354,6 +7467,11 @@
       </w:numPr>
       <w:contextualSpacing/>
     </w:pPr>
+    <w:rPr>
+      <w:rFonts w:ascii="Times New Roman" w:hAnsi="Times New Roman" w:eastAsia="Times New Roman" w:cs="Times New Roman"/>
+      <w:color w:val="000000"/>
+      <w:sz w:val="24"/>
+    </w:rPr>
   </w:style>
   <w:style w:type="paragraph" w:styleId="ListNumber2">
     <w:name w:val="List Number 2"/>
@@ -7367,6 +7485,11 @@
       </w:numPr>
       <w:contextualSpacing/>
     </w:pPr>
+    <w:rPr>
+      <w:rFonts w:ascii="Times New Roman" w:hAnsi="Times New Roman" w:eastAsia="Times New Roman" w:cs="Times New Roman"/>
+      <w:color w:val="000000"/>
+      <w:sz w:val="24"/>
+    </w:rPr>
   </w:style>
   <w:style w:type="paragraph" w:styleId="ListNumber3">
     <w:name w:val="List Number 3"/>
@@ -7380,6 +7503,11 @@
       </w:numPr>
       <w:contextualSpacing/>
     </w:pPr>
+    <w:rPr>
+      <w:rFonts w:ascii="Times New Roman" w:hAnsi="Times New Roman" w:eastAsia="Times New Roman" w:cs="Times New Roman"/>
+      <w:color w:val="000000"/>
+      <w:sz w:val="24"/>
+    </w:rPr>
   </w:style>
   <w:style w:type="paragraph" w:styleId="ListContinue">
     <w:name w:val="List Continue"/>
@@ -7392,6 +7520,11 @@
       <w:ind w:left="360"/>
       <w:contextualSpacing/>
     </w:pPr>
+    <w:rPr>
+      <w:rFonts w:ascii="Times New Roman" w:hAnsi="Times New Roman" w:eastAsia="Times New Roman" w:cs="Times New Roman"/>
+      <w:color w:val="000000"/>
+      <w:sz w:val="24"/>
+    </w:rPr>
   </w:style>
   <w:style w:type="paragraph" w:styleId="ListContinue2">
     <w:name w:val="List Continue 2"/>
@@ -7404,6 +7537,11 @@
       <w:ind w:left="720"/>
       <w:contextualSpacing/>
     </w:pPr>
+    <w:rPr>
+      <w:rFonts w:ascii="Times New Roman" w:hAnsi="Times New Roman" w:eastAsia="Times New Roman" w:cs="Times New Roman"/>
+      <w:color w:val="000000"/>
+      <w:sz w:val="24"/>
+    </w:rPr>
   </w:style>
   <w:style w:type="paragraph" w:styleId="ListContinue3">
     <w:name w:val="List Continue 3"/>
@@ -7416,6 +7554,11 @@
       <w:ind w:left="1080"/>
       <w:contextualSpacing/>
     </w:pPr>
+    <w:rPr>
+      <w:rFonts w:ascii="Times New Roman" w:hAnsi="Times New Roman" w:eastAsia="Times New Roman" w:cs="Times New Roman"/>
+      <w:color w:val="000000"/>
+      <w:sz w:val="24"/>
+    </w:rPr>
   </w:style>
   <w:style w:type="paragraph" w:styleId="MacroText">
     <w:name w:val="macro"/>
@@ -7435,8 +7578,9 @@
       </w:tabs>
     </w:pPr>
     <w:rPr>
-      <w:rFonts w:ascii="Courier" w:hAnsi="Courier"/>
-      <w:sz w:val="20"/>
+      <w:rFonts w:ascii="Times New Roman" w:hAnsi="Times New Roman" w:eastAsia="Times New Roman" w:cs="Times New Roman"/>
+      <w:color w:val="000000"/>
+      <w:sz w:val="24"/>
       <w:szCs w:val="20"/>
     </w:rPr>
   </w:style>
@@ -7447,8 +7591,9 @@
     <w:uiPriority w:val="99"/>
     <w:rsid w:val="0029639D"/>
     <w:rPr>
-      <w:rFonts w:ascii="Courier" w:hAnsi="Courier"/>
-      <w:sz w:val="20"/>
+      <w:rFonts w:ascii="Times New Roman" w:hAnsi="Times New Roman" w:eastAsia="Times New Roman" w:cs="Times New Roman"/>
+      <w:color w:val="000000"/>
+      <w:sz w:val="24"/>
       <w:szCs w:val="20"/>
     </w:rPr>
   </w:style>
@@ -7461,9 +7606,11 @@
     <w:qFormat/>
     <w:rsid w:val="00FC693F"/>
     <w:rPr>
+      <w:rFonts w:ascii="Times New Roman" w:hAnsi="Times New Roman" w:eastAsia="Times New Roman" w:cs="Times New Roman"/>
       <w:i/>
       <w:iCs/>
-      <w:color w:val="000000" w:themeColor="text1"/>
+      <w:color w:val="000000"/>
+      <w:sz w:val="24"/>
     </w:rPr>
   </w:style>
   <w:style w:type="character" w:customStyle="1" w:styleId="QuoteChar">
@@ -7473,9 +7620,11 @@
     <w:uiPriority w:val="29"/>
     <w:rsid w:val="00FC693F"/>
     <w:rPr>
+      <w:rFonts w:ascii="Times New Roman" w:hAnsi="Times New Roman" w:eastAsia="Times New Roman" w:cs="Times New Roman"/>
       <w:i/>
       <w:iCs/>
-      <w:color w:val="000000" w:themeColor="text1"/>
+      <w:color w:val="000000"/>
+      <w:sz w:val="24"/>
     </w:rPr>
   </w:style>
   <w:style w:type="character" w:customStyle="1" w:styleId="Heading4Char">
@@ -7486,12 +7635,13 @@
     <w:semiHidden/>
     <w:rsid w:val="00FC693F"/>
     <w:rPr>
-      <w:rFonts w:asciiTheme="majorHAnsi" w:eastAsiaTheme="majorEastAsia" w:hAnsiTheme="majorHAnsi" w:cstheme="majorBidi"/>
+      <w:rFonts w:asciiTheme="majorHAnsi" w:eastAsiaTheme="majorEastAsia" w:hAnsiTheme="majorHAnsi" w:cstheme="majorBidi" w:ascii="Times New Roman" w:hAnsi="Times New Roman" w:eastAsia="Times New Roman" w:cs="Times New Roman"/>
       <w:b/>
       <w:bCs/>
       <w:i/>
       <w:iCs/>
-      <w:color w:val="4F81BD" w:themeColor="accent1"/>
+      <w:color w:val="000000"/>
+      <w:sz w:val="24"/>
     </w:rPr>
   </w:style>
   <w:style w:type="character" w:customStyle="1" w:styleId="Heading5Char">
@@ -7502,8 +7652,9 @@
     <w:semiHidden/>
     <w:rsid w:val="00FC693F"/>
     <w:rPr>
-      <w:rFonts w:asciiTheme="majorHAnsi" w:eastAsiaTheme="majorEastAsia" w:hAnsiTheme="majorHAnsi" w:cstheme="majorBidi"/>
-      <w:color w:val="243F60" w:themeColor="accent1" w:themeShade="7F"/>
+      <w:rFonts w:asciiTheme="majorHAnsi" w:eastAsiaTheme="majorEastAsia" w:hAnsiTheme="majorHAnsi" w:cstheme="majorBidi" w:ascii="Times New Roman" w:hAnsi="Times New Roman" w:eastAsia="Times New Roman" w:cs="Times New Roman"/>
+      <w:color w:val="000000"/>
+      <w:sz w:val="24"/>
     </w:rPr>
   </w:style>
   <w:style w:type="character" w:customStyle="1" w:styleId="Heading6Char">
@@ -7514,10 +7665,11 @@
     <w:semiHidden/>
     <w:rsid w:val="00FC693F"/>
     <w:rPr>
-      <w:rFonts w:asciiTheme="majorHAnsi" w:eastAsiaTheme="majorEastAsia" w:hAnsiTheme="majorHAnsi" w:cstheme="majorBidi"/>
+      <w:rFonts w:asciiTheme="majorHAnsi" w:eastAsiaTheme="majorEastAsia" w:hAnsiTheme="majorHAnsi" w:cstheme="majorBidi" w:ascii="Times New Roman" w:hAnsi="Times New Roman" w:eastAsia="Times New Roman" w:cs="Times New Roman"/>
       <w:i/>
       <w:iCs/>
-      <w:color w:val="243F60" w:themeColor="accent1" w:themeShade="7F"/>
+      <w:color w:val="000000"/>
+      <w:sz w:val="24"/>
     </w:rPr>
   </w:style>
   <w:style w:type="character" w:customStyle="1" w:styleId="Heading7Char">
@@ -7528,10 +7680,11 @@
     <w:semiHidden/>
     <w:rsid w:val="00FC693F"/>
     <w:rPr>
-      <w:rFonts w:asciiTheme="majorHAnsi" w:eastAsiaTheme="majorEastAsia" w:hAnsiTheme="majorHAnsi" w:cstheme="majorBidi"/>
+      <w:rFonts w:asciiTheme="majorHAnsi" w:eastAsiaTheme="majorEastAsia" w:hAnsiTheme="majorHAnsi" w:cstheme="majorBidi" w:ascii="Times New Roman" w:hAnsi="Times New Roman" w:eastAsia="Times New Roman" w:cs="Times New Roman"/>
       <w:i/>
       <w:iCs/>
-      <w:color w:val="404040" w:themeColor="text1" w:themeTint="BF"/>
+      <w:color w:val="000000"/>
+      <w:sz w:val="24"/>
     </w:rPr>
   </w:style>
   <w:style w:type="character" w:customStyle="1" w:styleId="Heading8Char">
@@ -7542,9 +7695,9 @@
     <w:semiHidden/>
     <w:rsid w:val="00FC693F"/>
     <w:rPr>
-      <w:rFonts w:asciiTheme="majorHAnsi" w:eastAsiaTheme="majorEastAsia" w:hAnsiTheme="majorHAnsi" w:cstheme="majorBidi"/>
-      <w:color w:val="4F81BD" w:themeColor="accent1"/>
-      <w:sz w:val="20"/>
+      <w:rFonts w:asciiTheme="majorHAnsi" w:eastAsiaTheme="majorEastAsia" w:hAnsiTheme="majorHAnsi" w:cstheme="majorBidi" w:ascii="Times New Roman" w:hAnsi="Times New Roman" w:eastAsia="Times New Roman" w:cs="Times New Roman"/>
+      <w:color w:val="000000"/>
+      <w:sz w:val="24"/>
       <w:szCs w:val="20"/>
     </w:rPr>
   </w:style>
@@ -7556,11 +7709,11 @@
     <w:semiHidden/>
     <w:rsid w:val="00FC693F"/>
     <w:rPr>
-      <w:rFonts w:asciiTheme="majorHAnsi" w:eastAsiaTheme="majorEastAsia" w:hAnsiTheme="majorHAnsi" w:cstheme="majorBidi"/>
+      <w:rFonts w:asciiTheme="majorHAnsi" w:eastAsiaTheme="majorEastAsia" w:hAnsiTheme="majorHAnsi" w:cstheme="majorBidi" w:ascii="Times New Roman" w:hAnsi="Times New Roman" w:eastAsia="Times New Roman" w:cs="Times New Roman"/>
       <w:i/>
       <w:iCs/>
-      <w:color w:val="404040" w:themeColor="text1" w:themeTint="BF"/>
-      <w:sz w:val="20"/>
+      <w:color w:val="000000"/>
+      <w:sz w:val="24"/>
       <w:szCs w:val="20"/>
     </w:rPr>
   </w:style>
@@ -7577,10 +7730,11 @@
       <w:spacing w:line="240" w:lineRule="auto"/>
     </w:pPr>
     <w:rPr>
+      <w:rFonts w:ascii="Times New Roman" w:hAnsi="Times New Roman" w:eastAsia="Times New Roman" w:cs="Times New Roman"/>
       <w:b/>
       <w:bCs/>
-      <w:color w:val="4F81BD" w:themeColor="accent1"/>
-      <w:sz w:val="18"/>
+      <w:color w:val="000000"/>
+      <w:sz w:val="24"/>
       <w:szCs w:val="18"/>
     </w:rPr>
   </w:style>
@@ -7591,8 +7745,11 @@
     <w:qFormat/>
     <w:rsid w:val="00FC693F"/>
     <w:rPr>
+      <w:rFonts w:ascii="Times New Roman" w:hAnsi="Times New Roman" w:eastAsia="Times New Roman" w:cs="Times New Roman"/>
       <w:b/>
       <w:bCs/>
+      <w:color w:val="000000"/>
+      <w:sz w:val="24"/>
     </w:rPr>
   </w:style>
   <w:style w:type="character" w:styleId="Emphasis">
@@ -7602,8 +7759,11 @@
     <w:qFormat/>
     <w:rsid w:val="00FC693F"/>
     <w:rPr>
+      <w:rFonts w:ascii="Times New Roman" w:hAnsi="Times New Roman" w:eastAsia="Times New Roman" w:cs="Times New Roman"/>
       <w:i/>
       <w:iCs/>
+      <w:color w:val="000000"/>
+      <w:sz w:val="24"/>
     </w:rPr>
   </w:style>
   <w:style w:type="paragraph" w:styleId="IntenseQuote">
@@ -7622,11 +7782,13 @@
       <w:ind w:left="936" w:right="936"/>
     </w:pPr>
     <w:rPr>
+      <w:rFonts w:ascii="Times New Roman" w:hAnsi="Times New Roman" w:eastAsia="Times New Roman" w:cs="Times New Roman"/>
       <w:b/>
       <w:bCs/>
       <w:i/>
       <w:iCs/>
-      <w:color w:val="4F81BD" w:themeColor="accent1"/>
+      <w:color w:val="000000"/>
+      <w:sz w:val="24"/>
     </w:rPr>
   </w:style>
   <w:style w:type="character" w:customStyle="1" w:styleId="IntenseQuoteChar">
@@ -7636,11 +7798,13 @@
     <w:uiPriority w:val="30"/>
     <w:rsid w:val="00FC693F"/>
     <w:rPr>
+      <w:rFonts w:ascii="Times New Roman" w:hAnsi="Times New Roman" w:eastAsia="Times New Roman" w:cs="Times New Roman"/>
       <w:b/>
       <w:bCs/>
       <w:i/>
       <w:iCs/>
-      <w:color w:val="4F81BD" w:themeColor="accent1"/>
+      <w:color w:val="000000"/>
+      <w:sz w:val="24"/>
     </w:rPr>
   </w:style>
   <w:style w:type="character" w:styleId="SubtleEmphasis">
@@ -7650,9 +7814,11 @@
     <w:qFormat/>
     <w:rsid w:val="00FC693F"/>
     <w:rPr>
+      <w:rFonts w:ascii="Times New Roman" w:hAnsi="Times New Roman" w:eastAsia="Times New Roman" w:cs="Times New Roman"/>
       <w:i/>
       <w:iCs/>
-      <w:color w:val="808080" w:themeColor="text1" w:themeTint="7F"/>
+      <w:color w:val="000000"/>
+      <w:sz w:val="24"/>
     </w:rPr>
   </w:style>
   <w:style w:type="character" w:styleId="IntenseEmphasis">
@@ -7662,11 +7828,13 @@
     <w:qFormat/>
     <w:rsid w:val="00FC693F"/>
     <w:rPr>
+      <w:rFonts w:ascii="Times New Roman" w:hAnsi="Times New Roman" w:eastAsia="Times New Roman" w:cs="Times New Roman"/>
       <w:b/>
       <w:bCs/>
       <w:i/>
       <w:iCs/>
-      <w:color w:val="4F81BD" w:themeColor="accent1"/>
+      <w:color w:val="000000"/>
+      <w:sz w:val="24"/>
     </w:rPr>
   </w:style>
   <w:style w:type="character" w:styleId="SubtleReference">
@@ -7676,8 +7844,10 @@
     <w:qFormat/>
     <w:rsid w:val="00FC693F"/>
     <w:rPr>
+      <w:rFonts w:ascii="Times New Roman" w:hAnsi="Times New Roman" w:eastAsia="Times New Roman" w:cs="Times New Roman"/>
       <w:smallCaps/>
-      <w:color w:val="C0504D" w:themeColor="accent2"/>
+      <w:color w:val="000000"/>
+      <w:sz w:val="24"/>
       <w:u w:val="single"/>
     </w:rPr>
   </w:style>
@@ -7688,11 +7858,13 @@
     <w:qFormat/>
     <w:rsid w:val="00FC693F"/>
     <w:rPr>
+      <w:rFonts w:ascii="Times New Roman" w:hAnsi="Times New Roman" w:eastAsia="Times New Roman" w:cs="Times New Roman"/>
       <w:b/>
       <w:bCs/>
       <w:smallCaps/>
-      <w:color w:val="C0504D" w:themeColor="accent2"/>
+      <w:color w:val="000000"/>
       <w:spacing w:val="5"/>
+      <w:sz w:val="24"/>
       <w:u w:val="single"/>
     </w:rPr>
   </w:style>
@@ -7703,10 +7875,13 @@
     <w:qFormat/>
     <w:rsid w:val="00FC693F"/>
     <w:rPr>
+      <w:rFonts w:ascii="Times New Roman" w:hAnsi="Times New Roman" w:eastAsia="Times New Roman" w:cs="Times New Roman"/>
       <w:b/>
       <w:bCs/>
       <w:smallCaps/>
+      <w:color w:val="000000"/>
       <w:spacing w:val="5"/>
+      <w:sz w:val="24"/>
     </w:rPr>
   </w:style>
   <w:style w:type="paragraph" w:styleId="TOCHeading">
@@ -7721,6 +7896,11 @@
     <w:pPr>
       <w:outlineLvl w:val="9"/>
     </w:pPr>
+    <w:rPr>
+      <w:rFonts w:ascii="Times New Roman" w:hAnsi="Times New Roman" w:eastAsia="Times New Roman" w:cs="Times New Roman"/>
+      <w:color w:val="000000"/>
+      <w:sz w:val="24"/>
+    </w:rPr>
   </w:style>
   <w:style w:type="table" w:styleId="TableGrid">
     <w:name w:val="Table Grid"/>

--- a/evaluation/publication_results/manuscript_package_20260719/tirs_final_submission_package_20260720/submission_upload_files_20260720/04_Supplementary_Methods_and_Prompts_20260720.docx
+++ b/evaluation/publication_results/manuscript_package_20260719/tirs_final_submission_package_20260720/submission_upload_files_20260720/04_Supplementary_Methods_and_Prompts_20260720.docx
@@ -5,123 +5,47 @@
     <w:p>
       <w:pPr>
         <w:pStyle w:val="Heading1"/>
-        <w:spacing w:before="360" w:after="120"/>
       </w:pPr>
       <w:r>
-        <w:rPr>
-          <w:rFonts w:ascii="Times New Roman" w:hAnsi="Times New Roman" w:eastAsia="Times New Roman" w:cs="Times New Roman"/>
-          <w:b w:val="0"/>
-          <w:i w:val="0"/>
-          <w:color w:val="000000"/>
-          <w:sz w:val="24"/>
-        </w:rPr>
         <w:t>Supplementary Methods and Prompts</w:t>
       </w:r>
     </w:p>
     <w:p>
-      <w:pPr>
-        <w:spacing w:before="0" w:after="160" w:line="276" w:lineRule="auto"/>
-      </w:pPr>
       <w:r>
-        <w:rPr>
-          <w:rFonts w:ascii="Times New Roman" w:hAnsi="Times New Roman" w:eastAsia="Times New Roman" w:cs="Times New Roman"/>
-          <w:b w:val="0"/>
-          <w:i w:val="0"/>
-          <w:color w:val="000000"/>
-          <w:sz w:val="24"/>
-        </w:rPr>
         <w:t>Title: Bilingual Retrieval-Augmented Access to ANVISA Regulatory Documents</w:t>
       </w:r>
     </w:p>
     <w:p>
-      <w:pPr>
-        <w:spacing w:before="0" w:after="160" w:line="276" w:lineRule="auto"/>
-      </w:pPr>
       <w:r>
-        <w:rPr>
-          <w:rFonts w:ascii="Times New Roman" w:hAnsi="Times New Roman" w:eastAsia="Times New Roman" w:cs="Times New Roman"/>
-          <w:b w:val="0"/>
-          <w:i w:val="0"/>
-          <w:color w:val="000000"/>
-          <w:sz w:val="24"/>
-        </w:rPr>
         <w:t>Prepared: 2026-07-20</w:t>
       </w:r>
     </w:p>
     <w:p>
       <w:pPr>
         <w:pStyle w:val="Heading2"/>
-        <w:spacing w:before="280" w:after="120"/>
       </w:pPr>
       <w:r>
-        <w:rPr>
-          <w:rFonts w:ascii="Times New Roman" w:hAnsi="Times New Roman" w:eastAsia="Times New Roman" w:cs="Times New Roman"/>
-          <w:b w:val="0"/>
-          <w:i w:val="0"/>
-          <w:color w:val="000000"/>
-          <w:sz w:val="24"/>
-        </w:rPr>
         <w:t>Purpose</w:t>
       </w:r>
     </w:p>
     <w:p>
-      <w:pPr>
-        <w:spacing w:before="0" w:after="160" w:line="276" w:lineRule="auto"/>
-      </w:pPr>
       <w:r>
-        <w:rPr>
-          <w:rFonts w:ascii="Times New Roman" w:hAnsi="Times New Roman" w:eastAsia="Times New Roman" w:cs="Times New Roman"/>
-          <w:b w:val="0"/>
-          <w:i w:val="0"/>
-          <w:color w:val="000000"/>
-          <w:sz w:val="24"/>
-        </w:rPr>
-        <w:t xml:space="preserve">This file provides reproducibility details that are too technical for the main manuscript. It documents corpus processing, article-aware chunking, retrieval, reranking, bilingual query support, generation prompts, refusal rules, evaluation metrics, and automated judging. Source files used to verify these details are included in </w:t>
-      </w:r>
-      <w:r>
-        <w:rPr>
-          <w:rFonts w:ascii="Times New Roman" w:hAnsi="Times New Roman" w:eastAsia="Times New Roman" w:cs="Times New Roman"/>
-          <w:b w:val="0"/>
-          <w:i w:val="0"/>
-          <w:color w:val="000000"/>
-          <w:sz w:val="24"/>
-        </w:rPr>
-        <w:t>evidence_artifacts/code/</w:t>
-      </w:r>
-      <w:r>
-        <w:rPr>
-          <w:rFonts w:ascii="Times New Roman" w:hAnsi="Times New Roman" w:eastAsia="Times New Roman" w:cs="Times New Roman"/>
-          <w:b w:val="0"/>
-          <w:i w:val="0"/>
-          <w:color w:val="000000"/>
-          <w:sz w:val="24"/>
-        </w:rPr>
-        <w:t>.</w:t>
+        <w:t>This file provides reproducibility details that are too technical for the main manuscript. It documents corpus processing, article-aware chunking, retrieval, reranking, bilingual query support, generation prompts, refusal rules, evaluation metrics, and automated judging. Source files used to verify these details are included in evidence_artifacts/code/.</w:t>
       </w:r>
     </w:p>
     <w:p>
       <w:pPr>
         <w:pStyle w:val="Heading2"/>
-        <w:spacing w:before="280" w:after="120"/>
       </w:pPr>
       <w:r>
-        <w:rPr>
-          <w:rFonts w:ascii="Times New Roman" w:hAnsi="Times New Roman" w:eastAsia="Times New Roman" w:cs="Times New Roman"/>
-          <w:b w:val="0"/>
-          <w:i w:val="0"/>
-          <w:color w:val="000000"/>
-          <w:sz w:val="24"/>
-        </w:rPr>
         <w:t>Software Files Used for Reproducibility</w:t>
       </w:r>
     </w:p>
     <w:tbl>
       <w:tblPr>
         <w:tblStyle w:val="TableGrid"/>
-        <w:tblW w:type="dxa" w:w="9360"/>
+        <w:tblW w:type="auto" w:w="0"/>
         <w:tblLook w:firstColumn="1" w:firstRow="1" w:lastColumn="0" w:lastRow="0" w:noHBand="0" w:noVBand="1" w:val="04A0"/>
-        <w:jc w:val="left"/>
-        <w:tblLayout w:type="fixed"/>
       </w:tblPr>
       <w:tblGrid>
         <w:gridCol w:w="4680"/>
@@ -130,29 +54,18 @@
       <w:tr>
         <w:trPr>
           <w:cantSplit/>
+          <w:tblHeader w:val="true"/>
         </w:trPr>
         <w:tc>
           <w:tcPr>
             <w:tcW w:type="dxa" w:w="4680"/>
-            <w:tcMar>
-              <w:top w:w="80" w:type="dxa"/>
-              <w:start w:w="120" w:type="dxa"/>
-              <w:bottom w:w="80" w:type="dxa"/>
-              <w:end w:w="120" w:type="dxa"/>
-            </w:tcMar>
-            <w:vAlign w:val="center"/>
           </w:tcPr>
           <w:p>
-            <w:pPr>
-              <w:spacing w:after="0" w:line="252" w:lineRule="auto"/>
-            </w:pPr>
             <w:r>
               <w:rPr>
-                <w:rFonts w:ascii="Times New Roman" w:hAnsi="Times New Roman" w:eastAsia="Times New Roman" w:cs="Times New Roman"/>
+                <w:rFonts w:ascii="Arial" w:hAnsi="Arial"/>
                 <w:b/>
-                <w:i w:val="0"/>
-                <w:color w:val="000000"/>
-                <w:sz w:val="24"/>
+                <w:sz w:val="18"/>
               </w:rPr>
               <w:t>File</w:t>
             </w:r>
@@ -161,25 +74,13 @@
         <w:tc>
           <w:tcPr>
             <w:tcW w:type="dxa" w:w="4680"/>
-            <w:tcMar>
-              <w:top w:w="80" w:type="dxa"/>
-              <w:start w:w="120" w:type="dxa"/>
-              <w:bottom w:w="80" w:type="dxa"/>
-              <w:end w:w="120" w:type="dxa"/>
-            </w:tcMar>
-            <w:vAlign w:val="center"/>
           </w:tcPr>
           <w:p>
-            <w:pPr>
-              <w:spacing w:after="0" w:line="252" w:lineRule="auto"/>
-            </w:pPr>
             <w:r>
               <w:rPr>
-                <w:rFonts w:ascii="Times New Roman" w:hAnsi="Times New Roman" w:eastAsia="Times New Roman" w:cs="Times New Roman"/>
+                <w:rFonts w:ascii="Arial" w:hAnsi="Arial"/>
                 <w:b/>
-                <w:i w:val="0"/>
-                <w:color w:val="000000"/>
-                <w:sz w:val="24"/>
+                <w:sz w:val="18"/>
               </w:rPr>
               <w:t>Role</w:t>
             </w:r>
@@ -193,25 +94,13 @@
         <w:tc>
           <w:tcPr>
             <w:tcW w:type="dxa" w:w="4680"/>
-            <w:tcMar>
-              <w:top w:w="80" w:type="dxa"/>
-              <w:start w:w="120" w:type="dxa"/>
-              <w:bottom w:w="80" w:type="dxa"/>
-              <w:end w:w="120" w:type="dxa"/>
-            </w:tcMar>
-            <w:vAlign w:val="center"/>
           </w:tcPr>
           <w:p>
-            <w:pPr>
-              <w:spacing w:after="0" w:line="252" w:lineRule="auto"/>
-            </w:pPr>
             <w:r>
               <w:rPr>
-                <w:rFonts w:ascii="Times New Roman" w:hAnsi="Times New Roman" w:eastAsia="Times New Roman" w:cs="Times New Roman"/>
+                <w:rFonts w:ascii="Arial" w:hAnsi="Arial"/>
                 <w:b w:val="0"/>
-                <w:i w:val="0"/>
-                <w:color w:val="000000"/>
-                <w:sz w:val="24"/>
+                <w:sz w:val="18"/>
               </w:rPr>
               <w:t>evidence_artifacts/code/config.py</w:t>
             </w:r>
@@ -220,25 +109,13 @@
         <w:tc>
           <w:tcPr>
             <w:tcW w:type="dxa" w:w="4680"/>
-            <w:tcMar>
-              <w:top w:w="80" w:type="dxa"/>
-              <w:start w:w="120" w:type="dxa"/>
-              <w:bottom w:w="80" w:type="dxa"/>
-              <w:end w:w="120" w:type="dxa"/>
-            </w:tcMar>
-            <w:vAlign w:val="center"/>
           </w:tcPr>
           <w:p>
-            <w:pPr>
-              <w:spacing w:after="0" w:line="252" w:lineRule="auto"/>
-            </w:pPr>
             <w:r>
               <w:rPr>
-                <w:rFonts w:ascii="Times New Roman" w:hAnsi="Times New Roman" w:eastAsia="Times New Roman" w:cs="Times New Roman"/>
+                <w:rFonts w:ascii="Arial" w:hAnsi="Arial"/>
                 <w:b w:val="0"/>
-                <w:i w:val="0"/>
-                <w:color w:val="000000"/>
-                <w:sz w:val="24"/>
+                <w:sz w:val="18"/>
               </w:rPr>
               <w:t>Models, paths, chunking constants, retrieval constants, reranker constants</w:t>
             </w:r>
@@ -252,25 +129,13 @@
         <w:tc>
           <w:tcPr>
             <w:tcW w:type="dxa" w:w="4680"/>
-            <w:tcMar>
-              <w:top w:w="80" w:type="dxa"/>
-              <w:start w:w="120" w:type="dxa"/>
-              <w:bottom w:w="80" w:type="dxa"/>
-              <w:end w:w="120" w:type="dxa"/>
-            </w:tcMar>
-            <w:vAlign w:val="center"/>
           </w:tcPr>
           <w:p>
-            <w:pPr>
-              <w:spacing w:after="0" w:line="252" w:lineRule="auto"/>
-            </w:pPr>
             <w:r>
               <w:rPr>
-                <w:rFonts w:ascii="Times New Roman" w:hAnsi="Times New Roman" w:eastAsia="Times New Roman" w:cs="Times New Roman"/>
+                <w:rFonts w:ascii="Arial" w:hAnsi="Arial"/>
                 <w:b w:val="0"/>
-                <w:i w:val="0"/>
-                <w:color w:val="000000"/>
-                <w:sz w:val="24"/>
+                <w:sz w:val="18"/>
               </w:rPr>
               <w:t>evidence_artifacts/code/prompts.py</w:t>
             </w:r>
@@ -279,25 +144,13 @@
         <w:tc>
           <w:tcPr>
             <w:tcW w:type="dxa" w:w="4680"/>
-            <w:tcMar>
-              <w:top w:w="80" w:type="dxa"/>
-              <w:start w:w="120" w:type="dxa"/>
-              <w:bottom w:w="80" w:type="dxa"/>
-              <w:end w:w="120" w:type="dxa"/>
-            </w:tcMar>
-            <w:vAlign w:val="center"/>
           </w:tcPr>
           <w:p>
-            <w:pPr>
-              <w:spacing w:after="0" w:line="252" w:lineRule="auto"/>
-            </w:pPr>
             <w:r>
               <w:rPr>
-                <w:rFonts w:ascii="Times New Roman" w:hAnsi="Times New Roman" w:eastAsia="Times New Roman" w:cs="Times New Roman"/>
+                <w:rFonts w:ascii="Arial" w:hAnsi="Arial"/>
                 <w:b w:val="0"/>
-                <w:i w:val="0"/>
-                <w:color w:val="000000"/>
-                <w:sz w:val="24"/>
+                <w:sz w:val="18"/>
               </w:rPr>
               <w:t>Final answer-generation prompt</w:t>
             </w:r>
@@ -311,25 +164,13 @@
         <w:tc>
           <w:tcPr>
             <w:tcW w:type="dxa" w:w="4680"/>
-            <w:tcMar>
-              <w:top w:w="80" w:type="dxa"/>
-              <w:start w:w="120" w:type="dxa"/>
-              <w:bottom w:w="80" w:type="dxa"/>
-              <w:end w:w="120" w:type="dxa"/>
-            </w:tcMar>
-            <w:vAlign w:val="center"/>
           </w:tcPr>
           <w:p>
-            <w:pPr>
-              <w:spacing w:after="0" w:line="252" w:lineRule="auto"/>
-            </w:pPr>
             <w:r>
               <w:rPr>
-                <w:rFonts w:ascii="Times New Roman" w:hAnsi="Times New Roman" w:eastAsia="Times New Roman" w:cs="Times New Roman"/>
+                <w:rFonts w:ascii="Arial" w:hAnsi="Arial"/>
                 <w:b w:val="0"/>
-                <w:i w:val="0"/>
-                <w:color w:val="000000"/>
-                <w:sz w:val="24"/>
+                <w:sz w:val="18"/>
               </w:rPr>
               <w:t>evidence_artifacts/code/retrieval.py</w:t>
             </w:r>
@@ -338,25 +179,13 @@
         <w:tc>
           <w:tcPr>
             <w:tcW w:type="dxa" w:w="4680"/>
-            <w:tcMar>
-              <w:top w:w="80" w:type="dxa"/>
-              <w:start w:w="120" w:type="dxa"/>
-              <w:bottom w:w="80" w:type="dxa"/>
-              <w:end w:w="120" w:type="dxa"/>
-            </w:tcMar>
-            <w:vAlign w:val="center"/>
           </w:tcPr>
           <w:p>
-            <w:pPr>
-              <w:spacing w:after="0" w:line="252" w:lineRule="auto"/>
-            </w:pPr>
             <w:r>
               <w:rPr>
-                <w:rFonts w:ascii="Times New Roman" w:hAnsi="Times New Roman" w:eastAsia="Times New Roman" w:cs="Times New Roman"/>
+                <w:rFonts w:ascii="Arial" w:hAnsi="Arial"/>
                 <w:b w:val="0"/>
-                <w:i w:val="0"/>
-                <w:color w:val="000000"/>
-                <w:sz w:val="24"/>
+                <w:sz w:val="18"/>
               </w:rPr>
               <w:t>Hybrid retrieval, BM25 tokenization, rank fusion, cross-encoder reranking, anchors</w:t>
             </w:r>
@@ -370,25 +199,13 @@
         <w:tc>
           <w:tcPr>
             <w:tcW w:type="dxa" w:w="4680"/>
-            <w:tcMar>
-              <w:top w:w="80" w:type="dxa"/>
-              <w:start w:w="120" w:type="dxa"/>
-              <w:bottom w:w="80" w:type="dxa"/>
-              <w:end w:w="120" w:type="dxa"/>
-            </w:tcMar>
-            <w:vAlign w:val="center"/>
           </w:tcPr>
           <w:p>
-            <w:pPr>
-              <w:spacing w:after="0" w:line="252" w:lineRule="auto"/>
-            </w:pPr>
             <w:r>
               <w:rPr>
-                <w:rFonts w:ascii="Times New Roman" w:hAnsi="Times New Roman" w:eastAsia="Times New Roman" w:cs="Times New Roman"/>
+                <w:rFonts w:ascii="Arial" w:hAnsi="Arial"/>
                 <w:b w:val="0"/>
-                <w:i w:val="0"/>
-                <w:color w:val="000000"/>
-                <w:sz w:val="24"/>
+                <w:sz w:val="18"/>
               </w:rPr>
               <w:t>evidence_artifacts/code/publication_eval.py</w:t>
             </w:r>
@@ -397,25 +214,13 @@
         <w:tc>
           <w:tcPr>
             <w:tcW w:type="dxa" w:w="4680"/>
-            <w:tcMar>
-              <w:top w:w="80" w:type="dxa"/>
-              <w:start w:w="120" w:type="dxa"/>
-              <w:bottom w:w="80" w:type="dxa"/>
-              <w:end w:w="120" w:type="dxa"/>
-            </w:tcMar>
-            <w:vAlign w:val="center"/>
           </w:tcPr>
           <w:p>
-            <w:pPr>
-              <w:spacing w:after="0" w:line="252" w:lineRule="auto"/>
-            </w:pPr>
             <w:r>
               <w:rPr>
-                <w:rFonts w:ascii="Times New Roman" w:hAnsi="Times New Roman" w:eastAsia="Times New Roman" w:cs="Times New Roman"/>
+                <w:rFonts w:ascii="Arial" w:hAnsi="Arial"/>
                 <w:b w:val="0"/>
-                <w:i w:val="0"/>
-                <w:color w:val="000000"/>
-                <w:sz w:val="24"/>
+                <w:sz w:val="18"/>
               </w:rPr>
               <w:t>Evaluation loop, generation loop, metrics exported to CSV, run manifests</w:t>
             </w:r>
@@ -429,25 +234,13 @@
         <w:tc>
           <w:tcPr>
             <w:tcW w:type="dxa" w:w="4680"/>
-            <w:tcMar>
-              <w:top w:w="80" w:type="dxa"/>
-              <w:start w:w="120" w:type="dxa"/>
-              <w:bottom w:w="80" w:type="dxa"/>
-              <w:end w:w="120" w:type="dxa"/>
-            </w:tcMar>
-            <w:vAlign w:val="center"/>
           </w:tcPr>
           <w:p>
-            <w:pPr>
-              <w:spacing w:after="0" w:line="252" w:lineRule="auto"/>
-            </w:pPr>
             <w:r>
               <w:rPr>
-                <w:rFonts w:ascii="Times New Roman" w:hAnsi="Times New Roman" w:eastAsia="Times New Roman" w:cs="Times New Roman"/>
+                <w:rFonts w:ascii="Arial" w:hAnsi="Arial"/>
                 <w:b w:val="0"/>
-                <w:i w:val="0"/>
-                <w:color w:val="000000"/>
-                <w:sz w:val="24"/>
+                <w:sz w:val="18"/>
               </w:rPr>
               <w:t>evidence_artifacts/code/answer_quality.py</w:t>
             </w:r>
@@ -456,25 +249,13 @@
         <w:tc>
           <w:tcPr>
             <w:tcW w:type="dxa" w:w="4680"/>
-            <w:tcMar>
-              <w:top w:w="80" w:type="dxa"/>
-              <w:start w:w="120" w:type="dxa"/>
-              <w:bottom w:w="80" w:type="dxa"/>
-              <w:end w:w="120" w:type="dxa"/>
-            </w:tcMar>
-            <w:vAlign w:val="center"/>
           </w:tcPr>
           <w:p>
-            <w:pPr>
-              <w:spacing w:after="0" w:line="252" w:lineRule="auto"/>
-            </w:pPr>
             <w:r>
               <w:rPr>
-                <w:rFonts w:ascii="Times New Roman" w:hAnsi="Times New Roman" w:eastAsia="Times New Roman" w:cs="Times New Roman"/>
+                <w:rFonts w:ascii="Arial" w:hAnsi="Arial"/>
                 <w:b w:val="0"/>
-                <w:i w:val="0"/>
-                <w:color w:val="000000"/>
-                <w:sz w:val="24"/>
+                <w:sz w:val="18"/>
               </w:rPr>
               <w:t>Citation extraction, citation validation, AI-judge prompt</w:t>
             </w:r>
@@ -488,25 +269,13 @@
         <w:tc>
           <w:tcPr>
             <w:tcW w:type="dxa" w:w="4680"/>
-            <w:tcMar>
-              <w:top w:w="80" w:type="dxa"/>
-              <w:start w:w="120" w:type="dxa"/>
-              <w:bottom w:w="80" w:type="dxa"/>
-              <w:end w:w="120" w:type="dxa"/>
-            </w:tcMar>
-            <w:vAlign w:val="center"/>
           </w:tcPr>
           <w:p>
-            <w:pPr>
-              <w:spacing w:after="0" w:line="252" w:lineRule="auto"/>
-            </w:pPr>
             <w:r>
               <w:rPr>
-                <w:rFonts w:ascii="Times New Roman" w:hAnsi="Times New Roman" w:eastAsia="Times New Roman" w:cs="Times New Roman"/>
+                <w:rFonts w:ascii="Arial" w:hAnsi="Arial"/>
                 <w:b w:val="0"/>
-                <w:i w:val="0"/>
-                <w:color w:val="000000"/>
-                <w:sz w:val="24"/>
+                <w:sz w:val="18"/>
               </w:rPr>
               <w:t>evidence_artifacts/code/evaluation_statistics.py</w:t>
             </w:r>
@@ -515,25 +284,13 @@
         <w:tc>
           <w:tcPr>
             <w:tcW w:type="dxa" w:w="4680"/>
-            <w:tcMar>
-              <w:top w:w="80" w:type="dxa"/>
-              <w:start w:w="120" w:type="dxa"/>
-              <w:bottom w:w="80" w:type="dxa"/>
-              <w:end w:w="120" w:type="dxa"/>
-            </w:tcMar>
-            <w:vAlign w:val="center"/>
           </w:tcPr>
           <w:p>
-            <w:pPr>
-              <w:spacing w:after="0" w:line="252" w:lineRule="auto"/>
-            </w:pPr>
             <w:r>
               <w:rPr>
-                <w:rFonts w:ascii="Times New Roman" w:hAnsi="Times New Roman" w:eastAsia="Times New Roman" w:cs="Times New Roman"/>
+                <w:rFonts w:ascii="Arial" w:hAnsi="Arial"/>
                 <w:b w:val="0"/>
-                <w:i w:val="0"/>
-                <w:color w:val="000000"/>
-                <w:sz w:val="24"/>
+                <w:sz w:val="18"/>
               </w:rPr>
               <w:t>Article retrieval metrics and bootstrap confidence intervals</w:t>
             </w:r>
@@ -545,137 +302,49 @@
     <w:p>
       <w:pPr>
         <w:pStyle w:val="Heading2"/>
-        <w:spacing w:before="280" w:after="120"/>
       </w:pPr>
       <w:r>
-        <w:rPr>
-          <w:rFonts w:ascii="Times New Roman" w:hAnsi="Times New Roman" w:eastAsia="Times New Roman" w:cs="Times New Roman"/>
-          <w:b w:val="0"/>
-          <w:i w:val="0"/>
-          <w:color w:val="000000"/>
-          <w:sz w:val="24"/>
-        </w:rPr>
         <w:t>Corpus Processing</w:t>
       </w:r>
     </w:p>
     <w:p>
-      <w:pPr>
-        <w:spacing w:before="0" w:after="160" w:line="276" w:lineRule="auto"/>
-      </w:pPr>
       <w:r>
-        <w:rPr>
-          <w:rFonts w:ascii="Times New Roman" w:hAnsi="Times New Roman" w:eastAsia="Times New Roman" w:cs="Times New Roman"/>
-          <w:b w:val="0"/>
-          <w:i w:val="0"/>
-          <w:color w:val="000000"/>
-          <w:sz w:val="24"/>
-        </w:rPr>
         <w:t>The source corpus consisted of six selected ANVISA regulatory documents. The files were processed into cleaned plain-text files before indexing. Cleaning removed HTML/MHTML markup residue, page boilerplate, and formatting artifacts while preserving article labels and regulatory structure. The final cleaned corpus was the only source used for retrieval and answer generation.</w:t>
       </w:r>
     </w:p>
     <w:p>
-      <w:pPr>
-        <w:spacing w:before="0" w:after="160" w:line="276" w:lineRule="auto"/>
-      </w:pPr>
       <w:r>
-        <w:rPr>
-          <w:rFonts w:ascii="Times New Roman" w:hAnsi="Times New Roman" w:eastAsia="Times New Roman" w:cs="Times New Roman"/>
-          <w:b w:val="0"/>
-          <w:i w:val="0"/>
-          <w:color w:val="000000"/>
-          <w:sz w:val="24"/>
-        </w:rPr>
         <w:t>The closed-corpus design was intentional. The system did not search live ANVISA pages, submission portals, current form repositories, fee tables, private company records, or documents outside the local index. A question asking for information outside the indexed documents was treated as unanswerable, even when it was regulatory in topic.</w:t>
       </w:r>
     </w:p>
     <w:p>
-      <w:pPr>
-        <w:spacing w:before="0" w:after="160" w:line="276" w:lineRule="auto"/>
-      </w:pPr>
       <w:r>
-        <w:rPr>
-          <w:rFonts w:ascii="Times New Roman" w:hAnsi="Times New Roman" w:eastAsia="Times New Roman" w:cs="Times New Roman"/>
-          <w:b w:val="0"/>
-          <w:i w:val="0"/>
-          <w:color w:val="000000"/>
-          <w:sz w:val="24"/>
-        </w:rPr>
-        <w:t xml:space="preserve">Source verification identified one metadata issue: the local file name </w:t>
-      </w:r>
-      <w:r>
-        <w:rPr>
-          <w:rFonts w:ascii="Times New Roman" w:hAnsi="Times New Roman" w:eastAsia="Times New Roman" w:cs="Times New Roman"/>
-          <w:b w:val="0"/>
-          <w:i w:val="0"/>
-          <w:color w:val="000000"/>
-          <w:sz w:val="24"/>
-        </w:rPr>
-        <w:t>RDC_406_2020_Estudos_de_Estabilidade.txt</w:t>
-      </w:r>
-      <w:r>
-        <w:rPr>
-          <w:rFonts w:ascii="Times New Roman" w:hAnsi="Times New Roman" w:eastAsia="Times New Roman" w:cs="Times New Roman"/>
-          <w:b w:val="0"/>
-          <w:i w:val="0"/>
-          <w:color w:val="000000"/>
-          <w:sz w:val="24"/>
-        </w:rPr>
-        <w:t xml:space="preserve"> suggested stability studies, but the document content was RDC 406/2020 on pharmacovigilance. All manuscript and supplement tables therefore describe that document by official regulation number and topic.</w:t>
+        <w:t>Source verification identified one metadata issue: the local file name RDC_406_2020_Estudos_de_Estabilidade.txt suggested stability studies, but the document content was RDC 406/2020 on pharmacovigilance. All manuscript and supplement tables therefore describe that document by official regulation number and topic.</w:t>
       </w:r>
     </w:p>
     <w:p>
       <w:pPr>
         <w:pStyle w:val="Heading2"/>
-        <w:spacing w:before="280" w:after="120"/>
       </w:pPr>
       <w:r>
-        <w:rPr>
-          <w:rFonts w:ascii="Times New Roman" w:hAnsi="Times New Roman" w:eastAsia="Times New Roman" w:cs="Times New Roman"/>
-          <w:b w:val="0"/>
-          <w:i w:val="0"/>
-          <w:color w:val="000000"/>
-          <w:sz w:val="24"/>
-        </w:rPr>
         <w:t>Article-Aware Chunking</w:t>
       </w:r>
     </w:p>
     <w:p>
-      <w:pPr>
-        <w:spacing w:before="0" w:after="160" w:line="276" w:lineRule="auto"/>
-      </w:pPr>
       <w:r>
-        <w:rPr>
-          <w:rFonts w:ascii="Times New Roman" w:hAnsi="Times New Roman" w:eastAsia="Times New Roman" w:cs="Times New Roman"/>
-          <w:b w:val="0"/>
-          <w:i w:val="0"/>
-          <w:color w:val="000000"/>
-          <w:sz w:val="24"/>
-        </w:rPr>
         <w:t>The final index used article-aware chunking rather than arbitrary fixed-size chunks. The target unit was one regulatory article per chunk when possible. Nearby chapter, section, document, and citation metadata were retained with each chunk.</w:t>
       </w:r>
     </w:p>
     <w:p>
-      <w:pPr>
-        <w:spacing w:before="0" w:after="160" w:line="276" w:lineRule="auto"/>
-      </w:pPr>
       <w:r>
-        <w:rPr>
-          <w:rFonts w:ascii="Times New Roman" w:hAnsi="Times New Roman" w:eastAsia="Times New Roman" w:cs="Times New Roman"/>
-          <w:b w:val="0"/>
-          <w:i w:val="0"/>
-          <w:color w:val="000000"/>
-          <w:sz w:val="24"/>
-        </w:rPr>
         <w:t>Chunking constants:</w:t>
       </w:r>
     </w:p>
     <w:tbl>
       <w:tblPr>
         <w:tblStyle w:val="TableGrid"/>
-        <w:tblW w:type="dxa" w:w="9360"/>
+        <w:tblW w:type="auto" w:w="0"/>
         <w:tblLook w:firstColumn="1" w:firstRow="1" w:lastColumn="0" w:lastRow="0" w:noHBand="0" w:noVBand="1" w:val="04A0"/>
-        <w:jc w:val="left"/>
-        <w:tblLayout w:type="fixed"/>
       </w:tblPr>
       <w:tblGrid>
         <w:gridCol w:w="4680"/>
@@ -684,29 +353,18 @@
       <w:tr>
         <w:trPr>
           <w:cantSplit/>
+          <w:tblHeader w:val="true"/>
         </w:trPr>
         <w:tc>
           <w:tcPr>
             <w:tcW w:type="dxa" w:w="4680"/>
-            <w:tcMar>
-              <w:top w:w="80" w:type="dxa"/>
-              <w:start w:w="120" w:type="dxa"/>
-              <w:bottom w:w="80" w:type="dxa"/>
-              <w:end w:w="120" w:type="dxa"/>
-            </w:tcMar>
-            <w:vAlign w:val="center"/>
           </w:tcPr>
           <w:p>
-            <w:pPr>
-              <w:spacing w:after="0" w:line="252" w:lineRule="auto"/>
-            </w:pPr>
             <w:r>
               <w:rPr>
-                <w:rFonts w:ascii="Times New Roman" w:hAnsi="Times New Roman" w:eastAsia="Times New Roman" w:cs="Times New Roman"/>
+                <w:rFonts w:ascii="Arial" w:hAnsi="Arial"/>
                 <w:b/>
-                <w:i w:val="0"/>
-                <w:color w:val="000000"/>
-                <w:sz w:val="24"/>
+                <w:sz w:val="18"/>
               </w:rPr>
               <w:t>Setting</w:t>
             </w:r>
@@ -715,25 +373,13 @@
         <w:tc>
           <w:tcPr>
             <w:tcW w:type="dxa" w:w="4680"/>
-            <w:tcMar>
-              <w:top w:w="80" w:type="dxa"/>
-              <w:start w:w="120" w:type="dxa"/>
-              <w:bottom w:w="80" w:type="dxa"/>
-              <w:end w:w="120" w:type="dxa"/>
-            </w:tcMar>
-            <w:vAlign w:val="center"/>
           </w:tcPr>
           <w:p>
-            <w:pPr>
-              <w:spacing w:after="0" w:line="252" w:lineRule="auto"/>
-            </w:pPr>
             <w:r>
               <w:rPr>
-                <w:rFonts w:ascii="Times New Roman" w:hAnsi="Times New Roman" w:eastAsia="Times New Roman" w:cs="Times New Roman"/>
+                <w:rFonts w:ascii="Arial" w:hAnsi="Arial"/>
                 <w:b/>
-                <w:i w:val="0"/>
-                <w:color w:val="000000"/>
-                <w:sz w:val="24"/>
+                <w:sz w:val="18"/>
               </w:rPr>
               <w:t>Value</w:t>
             </w:r>
@@ -747,25 +393,13 @@
         <w:tc>
           <w:tcPr>
             <w:tcW w:type="dxa" w:w="4680"/>
-            <w:tcMar>
-              <w:top w:w="80" w:type="dxa"/>
-              <w:start w:w="120" w:type="dxa"/>
-              <w:bottom w:w="80" w:type="dxa"/>
-              <w:end w:w="120" w:type="dxa"/>
-            </w:tcMar>
-            <w:vAlign w:val="center"/>
           </w:tcPr>
           <w:p>
-            <w:pPr>
-              <w:spacing w:after="0" w:line="252" w:lineRule="auto"/>
-            </w:pPr>
             <w:r>
               <w:rPr>
-                <w:rFonts w:ascii="Times New Roman" w:hAnsi="Times New Roman" w:eastAsia="Times New Roman" w:cs="Times New Roman"/>
+                <w:rFonts w:ascii="Arial" w:hAnsi="Arial"/>
                 <w:b w:val="0"/>
-                <w:i w:val="0"/>
-                <w:color w:val="000000"/>
-                <w:sz w:val="24"/>
+                <w:sz w:val="18"/>
               </w:rPr>
               <w:t>Single-article chunk maximum</w:t>
             </w:r>
@@ -774,25 +408,13 @@
         <w:tc>
           <w:tcPr>
             <w:tcW w:type="dxa" w:w="4680"/>
-            <w:tcMar>
-              <w:top w:w="80" w:type="dxa"/>
-              <w:start w:w="120" w:type="dxa"/>
-              <w:bottom w:w="80" w:type="dxa"/>
-              <w:end w:w="120" w:type="dxa"/>
-            </w:tcMar>
-            <w:vAlign w:val="center"/>
           </w:tcPr>
           <w:p>
-            <w:pPr>
-              <w:spacing w:after="0" w:line="252" w:lineRule="auto"/>
-            </w:pPr>
             <w:r>
               <w:rPr>
-                <w:rFonts w:ascii="Times New Roman" w:hAnsi="Times New Roman" w:eastAsia="Times New Roman" w:cs="Times New Roman"/>
+                <w:rFonts w:ascii="Arial" w:hAnsi="Arial"/>
                 <w:b w:val="0"/>
-                <w:i w:val="0"/>
-                <w:color w:val="000000"/>
-                <w:sz w:val="24"/>
+                <w:sz w:val="18"/>
               </w:rPr>
               <w:t>500 tokens</w:t>
             </w:r>
@@ -806,25 +428,13 @@
         <w:tc>
           <w:tcPr>
             <w:tcW w:type="dxa" w:w="4680"/>
-            <w:tcMar>
-              <w:top w:w="80" w:type="dxa"/>
-              <w:start w:w="120" w:type="dxa"/>
-              <w:bottom w:w="80" w:type="dxa"/>
-              <w:end w:w="120" w:type="dxa"/>
-            </w:tcMar>
-            <w:vAlign w:val="center"/>
           </w:tcPr>
           <w:p>
-            <w:pPr>
-              <w:spacing w:after="0" w:line="252" w:lineRule="auto"/>
-            </w:pPr>
             <w:r>
               <w:rPr>
-                <w:rFonts w:ascii="Times New Roman" w:hAnsi="Times New Roman" w:eastAsia="Times New Roman" w:cs="Times New Roman"/>
+                <w:rFonts w:ascii="Arial" w:hAnsi="Arial"/>
                 <w:b w:val="0"/>
-                <w:i w:val="0"/>
-                <w:color w:val="000000"/>
-                <w:sz w:val="24"/>
+                <w:sz w:val="18"/>
               </w:rPr>
               <w:t>Long-article chunk size</w:t>
             </w:r>
@@ -833,25 +443,13 @@
         <w:tc>
           <w:tcPr>
             <w:tcW w:type="dxa" w:w="4680"/>
-            <w:tcMar>
-              <w:top w:w="80" w:type="dxa"/>
-              <w:start w:w="120" w:type="dxa"/>
-              <w:bottom w:w="80" w:type="dxa"/>
-              <w:end w:w="120" w:type="dxa"/>
-            </w:tcMar>
-            <w:vAlign w:val="center"/>
           </w:tcPr>
           <w:p>
-            <w:pPr>
-              <w:spacing w:after="0" w:line="252" w:lineRule="auto"/>
-            </w:pPr>
             <w:r>
               <w:rPr>
-                <w:rFonts w:ascii="Times New Roman" w:hAnsi="Times New Roman" w:eastAsia="Times New Roman" w:cs="Times New Roman"/>
+                <w:rFonts w:ascii="Arial" w:hAnsi="Arial"/>
                 <w:b w:val="0"/>
-                <w:i w:val="0"/>
-                <w:color w:val="000000"/>
-                <w:sz w:val="24"/>
+                <w:sz w:val="18"/>
               </w:rPr>
               <w:t>400 tokens</w:t>
             </w:r>
@@ -865,25 +463,13 @@
         <w:tc>
           <w:tcPr>
             <w:tcW w:type="dxa" w:w="4680"/>
-            <w:tcMar>
-              <w:top w:w="80" w:type="dxa"/>
-              <w:start w:w="120" w:type="dxa"/>
-              <w:bottom w:w="80" w:type="dxa"/>
-              <w:end w:w="120" w:type="dxa"/>
-            </w:tcMar>
-            <w:vAlign w:val="center"/>
           </w:tcPr>
           <w:p>
-            <w:pPr>
-              <w:spacing w:after="0" w:line="252" w:lineRule="auto"/>
-            </w:pPr>
             <w:r>
               <w:rPr>
-                <w:rFonts w:ascii="Times New Roman" w:hAnsi="Times New Roman" w:eastAsia="Times New Roman" w:cs="Times New Roman"/>
+                <w:rFonts w:ascii="Arial" w:hAnsi="Arial"/>
                 <w:b w:val="0"/>
-                <w:i w:val="0"/>
-                <w:color w:val="000000"/>
-                <w:sz w:val="24"/>
+                <w:sz w:val="18"/>
               </w:rPr>
               <w:t>Long-article overlap</w:t>
             </w:r>
@@ -892,25 +478,13 @@
         <w:tc>
           <w:tcPr>
             <w:tcW w:type="dxa" w:w="4680"/>
-            <w:tcMar>
-              <w:top w:w="80" w:type="dxa"/>
-              <w:start w:w="120" w:type="dxa"/>
-              <w:bottom w:w="80" w:type="dxa"/>
-              <w:end w:w="120" w:type="dxa"/>
-            </w:tcMar>
-            <w:vAlign w:val="center"/>
           </w:tcPr>
           <w:p>
-            <w:pPr>
-              <w:spacing w:after="0" w:line="252" w:lineRule="auto"/>
-            </w:pPr>
             <w:r>
               <w:rPr>
-                <w:rFonts w:ascii="Times New Roman" w:hAnsi="Times New Roman" w:eastAsia="Times New Roman" w:cs="Times New Roman"/>
+                <w:rFonts w:ascii="Arial" w:hAnsi="Arial"/>
                 <w:b w:val="0"/>
-                <w:i w:val="0"/>
-                <w:color w:val="000000"/>
-                <w:sz w:val="24"/>
+                <w:sz w:val="18"/>
               </w:rPr>
               <w:t>60 tokens</w:t>
             </w:r>
@@ -924,25 +498,13 @@
         <w:tc>
           <w:tcPr>
             <w:tcW w:type="dxa" w:w="4680"/>
-            <w:tcMar>
-              <w:top w:w="80" w:type="dxa"/>
-              <w:start w:w="120" w:type="dxa"/>
-              <w:bottom w:w="80" w:type="dxa"/>
-              <w:end w:w="120" w:type="dxa"/>
-            </w:tcMar>
-            <w:vAlign w:val="center"/>
           </w:tcPr>
           <w:p>
-            <w:pPr>
-              <w:spacing w:after="0" w:line="252" w:lineRule="auto"/>
-            </w:pPr>
             <w:r>
               <w:rPr>
-                <w:rFonts w:ascii="Times New Roman" w:hAnsi="Times New Roman" w:eastAsia="Times New Roman" w:cs="Times New Roman"/>
+                <w:rFonts w:ascii="Arial" w:hAnsi="Arial"/>
                 <w:b w:val="0"/>
-                <w:i w:val="0"/>
-                <w:color w:val="000000"/>
-                <w:sz w:val="24"/>
+                <w:sz w:val="18"/>
               </w:rPr>
               <w:t>Embedding maximum length</w:t>
             </w:r>
@@ -951,25 +513,13 @@
         <w:tc>
           <w:tcPr>
             <w:tcW w:type="dxa" w:w="4680"/>
-            <w:tcMar>
-              <w:top w:w="80" w:type="dxa"/>
-              <w:start w:w="120" w:type="dxa"/>
-              <w:bottom w:w="80" w:type="dxa"/>
-              <w:end w:w="120" w:type="dxa"/>
-            </w:tcMar>
-            <w:vAlign w:val="center"/>
           </w:tcPr>
           <w:p>
-            <w:pPr>
-              <w:spacing w:after="0" w:line="252" w:lineRule="auto"/>
-            </w:pPr>
             <w:r>
               <w:rPr>
-                <w:rFonts w:ascii="Times New Roman" w:hAnsi="Times New Roman" w:eastAsia="Times New Roman" w:cs="Times New Roman"/>
+                <w:rFonts w:ascii="Arial" w:hAnsi="Arial"/>
                 <w:b w:val="0"/>
-                <w:i w:val="0"/>
-                <w:color w:val="000000"/>
-                <w:sz w:val="24"/>
+                <w:sz w:val="18"/>
               </w:rPr>
               <w:t>512 tokens</w:t>
             </w:r>
@@ -979,27 +529,15 @@
     </w:tbl>
     <w:p/>
     <w:p>
-      <w:pPr>
-        <w:spacing w:before="0" w:after="160" w:line="276" w:lineRule="auto"/>
-      </w:pPr>
       <w:r>
-        <w:rPr>
-          <w:rFonts w:ascii="Times New Roman" w:hAnsi="Times New Roman" w:eastAsia="Times New Roman" w:cs="Times New Roman"/>
-          <w:b w:val="0"/>
-          <w:i w:val="0"/>
-          <w:color w:val="000000"/>
-          <w:sz w:val="24"/>
-        </w:rPr>
         <w:t>Final index audit:</w:t>
       </w:r>
     </w:p>
     <w:tbl>
       <w:tblPr>
         <w:tblStyle w:val="TableGrid"/>
-        <w:tblW w:type="dxa" w:w="9360"/>
+        <w:tblW w:type="auto" w:w="0"/>
         <w:tblLook w:firstColumn="1" w:firstRow="1" w:lastColumn="0" w:lastRow="0" w:noHBand="0" w:noVBand="1" w:val="04A0"/>
-        <w:jc w:val="left"/>
-        <w:tblLayout w:type="fixed"/>
       </w:tblPr>
       <w:tblGrid>
         <w:gridCol w:w="4680"/>
@@ -1008,29 +546,18 @@
       <w:tr>
         <w:trPr>
           <w:cantSplit/>
+          <w:tblHeader w:val="true"/>
         </w:trPr>
         <w:tc>
           <w:tcPr>
             <w:tcW w:type="dxa" w:w="4680"/>
-            <w:tcMar>
-              <w:top w:w="80" w:type="dxa"/>
-              <w:start w:w="120" w:type="dxa"/>
-              <w:bottom w:w="80" w:type="dxa"/>
-              <w:end w:w="120" w:type="dxa"/>
-            </w:tcMar>
-            <w:vAlign w:val="center"/>
           </w:tcPr>
           <w:p>
-            <w:pPr>
-              <w:spacing w:after="0" w:line="252" w:lineRule="auto"/>
-            </w:pPr>
             <w:r>
               <w:rPr>
-                <w:rFonts w:ascii="Times New Roman" w:hAnsi="Times New Roman" w:eastAsia="Times New Roman" w:cs="Times New Roman"/>
+                <w:rFonts w:ascii="Arial" w:hAnsi="Arial"/>
                 <w:b/>
-                <w:i w:val="0"/>
-                <w:color w:val="000000"/>
-                <w:sz w:val="24"/>
+                <w:sz w:val="18"/>
               </w:rPr>
               <w:t>Measure</w:t>
             </w:r>
@@ -1039,25 +566,13 @@
         <w:tc>
           <w:tcPr>
             <w:tcW w:type="dxa" w:w="4680"/>
-            <w:tcMar>
-              <w:top w:w="80" w:type="dxa"/>
-              <w:start w:w="120" w:type="dxa"/>
-              <w:bottom w:w="80" w:type="dxa"/>
-              <w:end w:w="120" w:type="dxa"/>
-            </w:tcMar>
-            <w:vAlign w:val="center"/>
           </w:tcPr>
           <w:p>
-            <w:pPr>
-              <w:spacing w:after="0" w:line="252" w:lineRule="auto"/>
-            </w:pPr>
             <w:r>
               <w:rPr>
-                <w:rFonts w:ascii="Times New Roman" w:hAnsi="Times New Roman" w:eastAsia="Times New Roman" w:cs="Times New Roman"/>
+                <w:rFonts w:ascii="Arial" w:hAnsi="Arial"/>
                 <w:b/>
-                <w:i w:val="0"/>
-                <w:color w:val="000000"/>
-                <w:sz w:val="24"/>
+                <w:sz w:val="18"/>
               </w:rPr>
               <w:t>Value</w:t>
             </w:r>
@@ -1071,25 +586,13 @@
         <w:tc>
           <w:tcPr>
             <w:tcW w:type="dxa" w:w="4680"/>
-            <w:tcMar>
-              <w:top w:w="80" w:type="dxa"/>
-              <w:start w:w="120" w:type="dxa"/>
-              <w:bottom w:w="80" w:type="dxa"/>
-              <w:end w:w="120" w:type="dxa"/>
-            </w:tcMar>
-            <w:vAlign w:val="center"/>
           </w:tcPr>
           <w:p>
-            <w:pPr>
-              <w:spacing w:after="0" w:line="252" w:lineRule="auto"/>
-            </w:pPr>
             <w:r>
               <w:rPr>
-                <w:rFonts w:ascii="Times New Roman" w:hAnsi="Times New Roman" w:eastAsia="Times New Roman" w:cs="Times New Roman"/>
+                <w:rFonts w:ascii="Arial" w:hAnsi="Arial"/>
                 <w:b w:val="0"/>
-                <w:i w:val="0"/>
-                <w:color w:val="000000"/>
-                <w:sz w:val="24"/>
+                <w:sz w:val="18"/>
               </w:rPr>
               <w:t>Source documents</w:t>
             </w:r>
@@ -1098,25 +601,13 @@
         <w:tc>
           <w:tcPr>
             <w:tcW w:type="dxa" w:w="4680"/>
-            <w:tcMar>
-              <w:top w:w="80" w:type="dxa"/>
-              <w:start w:w="120" w:type="dxa"/>
-              <w:bottom w:w="80" w:type="dxa"/>
-              <w:end w:w="120" w:type="dxa"/>
-            </w:tcMar>
-            <w:vAlign w:val="center"/>
           </w:tcPr>
           <w:p>
-            <w:pPr>
-              <w:spacing w:after="0" w:line="252" w:lineRule="auto"/>
-            </w:pPr>
             <w:r>
               <w:rPr>
-                <w:rFonts w:ascii="Times New Roman" w:hAnsi="Times New Roman" w:eastAsia="Times New Roman" w:cs="Times New Roman"/>
+                <w:rFonts w:ascii="Arial" w:hAnsi="Arial"/>
                 <w:b w:val="0"/>
-                <w:i w:val="0"/>
-                <w:color w:val="000000"/>
-                <w:sz w:val="24"/>
+                <w:sz w:val="18"/>
               </w:rPr>
               <w:t>6</w:t>
             </w:r>
@@ -1130,25 +621,13 @@
         <w:tc>
           <w:tcPr>
             <w:tcW w:type="dxa" w:w="4680"/>
-            <w:tcMar>
-              <w:top w:w="80" w:type="dxa"/>
-              <w:start w:w="120" w:type="dxa"/>
-              <w:bottom w:w="80" w:type="dxa"/>
-              <w:end w:w="120" w:type="dxa"/>
-            </w:tcMar>
-            <w:vAlign w:val="center"/>
           </w:tcPr>
           <w:p>
-            <w:pPr>
-              <w:spacing w:after="0" w:line="252" w:lineRule="auto"/>
-            </w:pPr>
             <w:r>
               <w:rPr>
-                <w:rFonts w:ascii="Times New Roman" w:hAnsi="Times New Roman" w:eastAsia="Times New Roman" w:cs="Times New Roman"/>
+                <w:rFonts w:ascii="Arial" w:hAnsi="Arial"/>
                 <w:b w:val="0"/>
-                <w:i w:val="0"/>
-                <w:color w:val="000000"/>
-                <w:sz w:val="24"/>
+                <w:sz w:val="18"/>
               </w:rPr>
               <w:t>Detected articles</w:t>
             </w:r>
@@ -1157,25 +636,13 @@
         <w:tc>
           <w:tcPr>
             <w:tcW w:type="dxa" w:w="4680"/>
-            <w:tcMar>
-              <w:top w:w="80" w:type="dxa"/>
-              <w:start w:w="120" w:type="dxa"/>
-              <w:bottom w:w="80" w:type="dxa"/>
-              <w:end w:w="120" w:type="dxa"/>
-            </w:tcMar>
-            <w:vAlign w:val="center"/>
           </w:tcPr>
           <w:p>
-            <w:pPr>
-              <w:spacing w:after="0" w:line="252" w:lineRule="auto"/>
-            </w:pPr>
             <w:r>
               <w:rPr>
-                <w:rFonts w:ascii="Times New Roman" w:hAnsi="Times New Roman" w:eastAsia="Times New Roman" w:cs="Times New Roman"/>
+                <w:rFonts w:ascii="Arial" w:hAnsi="Arial"/>
                 <w:b w:val="0"/>
-                <w:i w:val="0"/>
-                <w:color w:val="000000"/>
-                <w:sz w:val="24"/>
+                <w:sz w:val="18"/>
               </w:rPr>
               <w:t>382</w:t>
             </w:r>
@@ -1189,25 +656,13 @@
         <w:tc>
           <w:tcPr>
             <w:tcW w:type="dxa" w:w="4680"/>
-            <w:tcMar>
-              <w:top w:w="80" w:type="dxa"/>
-              <w:start w:w="120" w:type="dxa"/>
-              <w:bottom w:w="80" w:type="dxa"/>
-              <w:end w:w="120" w:type="dxa"/>
-            </w:tcMar>
-            <w:vAlign w:val="center"/>
           </w:tcPr>
           <w:p>
-            <w:pPr>
-              <w:spacing w:after="0" w:line="252" w:lineRule="auto"/>
-            </w:pPr>
             <w:r>
               <w:rPr>
-                <w:rFonts w:ascii="Times New Roman" w:hAnsi="Times New Roman" w:eastAsia="Times New Roman" w:cs="Times New Roman"/>
+                <w:rFonts w:ascii="Arial" w:hAnsi="Arial"/>
                 <w:b w:val="0"/>
-                <w:i w:val="0"/>
-                <w:color w:val="000000"/>
-                <w:sz w:val="24"/>
+                <w:sz w:val="18"/>
               </w:rPr>
               <w:t>Total chunks</w:t>
             </w:r>
@@ -1216,25 +671,13 @@
         <w:tc>
           <w:tcPr>
             <w:tcW w:type="dxa" w:w="4680"/>
-            <w:tcMar>
-              <w:top w:w="80" w:type="dxa"/>
-              <w:start w:w="120" w:type="dxa"/>
-              <w:bottom w:w="80" w:type="dxa"/>
-              <w:end w:w="120" w:type="dxa"/>
-            </w:tcMar>
-            <w:vAlign w:val="center"/>
           </w:tcPr>
           <w:p>
-            <w:pPr>
-              <w:spacing w:after="0" w:line="252" w:lineRule="auto"/>
-            </w:pPr>
             <w:r>
               <w:rPr>
-                <w:rFonts w:ascii="Times New Roman" w:hAnsi="Times New Roman" w:eastAsia="Times New Roman" w:cs="Times New Roman"/>
+                <w:rFonts w:ascii="Arial" w:hAnsi="Arial"/>
                 <w:b w:val="0"/>
-                <w:i w:val="0"/>
-                <w:color w:val="000000"/>
-                <w:sz w:val="24"/>
+                <w:sz w:val="18"/>
               </w:rPr>
               <w:t>481</w:t>
             </w:r>
@@ -1248,25 +691,13 @@
         <w:tc>
           <w:tcPr>
             <w:tcW w:type="dxa" w:w="4680"/>
-            <w:tcMar>
-              <w:top w:w="80" w:type="dxa"/>
-              <w:start w:w="120" w:type="dxa"/>
-              <w:bottom w:w="80" w:type="dxa"/>
-              <w:end w:w="120" w:type="dxa"/>
-            </w:tcMar>
-            <w:vAlign w:val="center"/>
           </w:tcPr>
           <w:p>
-            <w:pPr>
-              <w:spacing w:after="0" w:line="252" w:lineRule="auto"/>
-            </w:pPr>
             <w:r>
               <w:rPr>
-                <w:rFonts w:ascii="Times New Roman" w:hAnsi="Times New Roman" w:eastAsia="Times New Roman" w:cs="Times New Roman"/>
+                <w:rFonts w:ascii="Arial" w:hAnsi="Arial"/>
                 <w:b w:val="0"/>
-                <w:i w:val="0"/>
-                <w:color w:val="000000"/>
-                <w:sz w:val="24"/>
+                <w:sz w:val="18"/>
               </w:rPr>
               <w:t>Single-chunk articles</w:t>
             </w:r>
@@ -1275,25 +706,13 @@
         <w:tc>
           <w:tcPr>
             <w:tcW w:type="dxa" w:w="4680"/>
-            <w:tcMar>
-              <w:top w:w="80" w:type="dxa"/>
-              <w:start w:w="120" w:type="dxa"/>
-              <w:bottom w:w="80" w:type="dxa"/>
-              <w:end w:w="120" w:type="dxa"/>
-            </w:tcMar>
-            <w:vAlign w:val="center"/>
           </w:tcPr>
           <w:p>
-            <w:pPr>
-              <w:spacing w:after="0" w:line="252" w:lineRule="auto"/>
-            </w:pPr>
             <w:r>
               <w:rPr>
-                <w:rFonts w:ascii="Times New Roman" w:hAnsi="Times New Roman" w:eastAsia="Times New Roman" w:cs="Times New Roman"/>
+                <w:rFonts w:ascii="Arial" w:hAnsi="Arial"/>
                 <w:b w:val="0"/>
-                <w:i w:val="0"/>
-                <w:color w:val="000000"/>
-                <w:sz w:val="24"/>
+                <w:sz w:val="18"/>
               </w:rPr>
               <w:t>359</w:t>
             </w:r>
@@ -1307,25 +726,13 @@
         <w:tc>
           <w:tcPr>
             <w:tcW w:type="dxa" w:w="4680"/>
-            <w:tcMar>
-              <w:top w:w="80" w:type="dxa"/>
-              <w:start w:w="120" w:type="dxa"/>
-              <w:bottom w:w="80" w:type="dxa"/>
-              <w:end w:w="120" w:type="dxa"/>
-            </w:tcMar>
-            <w:vAlign w:val="center"/>
           </w:tcPr>
           <w:p>
-            <w:pPr>
-              <w:spacing w:after="0" w:line="252" w:lineRule="auto"/>
-            </w:pPr>
             <w:r>
               <w:rPr>
-                <w:rFonts w:ascii="Times New Roman" w:hAnsi="Times New Roman" w:eastAsia="Times New Roman" w:cs="Times New Roman"/>
+                <w:rFonts w:ascii="Arial" w:hAnsi="Arial"/>
                 <w:b w:val="0"/>
-                <w:i w:val="0"/>
-                <w:color w:val="000000"/>
-                <w:sz w:val="24"/>
+                <w:sz w:val="18"/>
               </w:rPr>
               <w:t>Long articles split into multiple chunks</w:t>
             </w:r>
@@ -1334,25 +741,13 @@
         <w:tc>
           <w:tcPr>
             <w:tcW w:type="dxa" w:w="4680"/>
-            <w:tcMar>
-              <w:top w:w="80" w:type="dxa"/>
-              <w:start w:w="120" w:type="dxa"/>
-              <w:bottom w:w="80" w:type="dxa"/>
-              <w:end w:w="120" w:type="dxa"/>
-            </w:tcMar>
-            <w:vAlign w:val="center"/>
           </w:tcPr>
           <w:p>
-            <w:pPr>
-              <w:spacing w:after="0" w:line="252" w:lineRule="auto"/>
-            </w:pPr>
             <w:r>
               <w:rPr>
-                <w:rFonts w:ascii="Times New Roman" w:hAnsi="Times New Roman" w:eastAsia="Times New Roman" w:cs="Times New Roman"/>
+                <w:rFonts w:ascii="Arial" w:hAnsi="Arial"/>
                 <w:b w:val="0"/>
-                <w:i w:val="0"/>
-                <w:color w:val="000000"/>
-                <w:sz w:val="24"/>
+                <w:sz w:val="18"/>
               </w:rPr>
               <w:t>23</w:t>
             </w:r>
@@ -1366,25 +761,13 @@
         <w:tc>
           <w:tcPr>
             <w:tcW w:type="dxa" w:w="4680"/>
-            <w:tcMar>
-              <w:top w:w="80" w:type="dxa"/>
-              <w:start w:w="120" w:type="dxa"/>
-              <w:bottom w:w="80" w:type="dxa"/>
-              <w:end w:w="120" w:type="dxa"/>
-            </w:tcMar>
-            <w:vAlign w:val="center"/>
           </w:tcPr>
           <w:p>
-            <w:pPr>
-              <w:spacing w:after="0" w:line="252" w:lineRule="auto"/>
-            </w:pPr>
             <w:r>
               <w:rPr>
-                <w:rFonts w:ascii="Times New Roman" w:hAnsi="Times New Roman" w:eastAsia="Times New Roman" w:cs="Times New Roman"/>
+                <w:rFonts w:ascii="Arial" w:hAnsi="Arial"/>
                 <w:b w:val="0"/>
-                <w:i w:val="0"/>
-                <w:color w:val="000000"/>
-                <w:sz w:val="24"/>
+                <w:sz w:val="18"/>
               </w:rPr>
               <w:t>Split chunks from long articles</w:t>
             </w:r>
@@ -1393,25 +776,13 @@
         <w:tc>
           <w:tcPr>
             <w:tcW w:type="dxa" w:w="4680"/>
-            <w:tcMar>
-              <w:top w:w="80" w:type="dxa"/>
-              <w:start w:w="120" w:type="dxa"/>
-              <w:bottom w:w="80" w:type="dxa"/>
-              <w:end w:w="120" w:type="dxa"/>
-            </w:tcMar>
-            <w:vAlign w:val="center"/>
           </w:tcPr>
           <w:p>
-            <w:pPr>
-              <w:spacing w:after="0" w:line="252" w:lineRule="auto"/>
-            </w:pPr>
             <w:r>
               <w:rPr>
-                <w:rFonts w:ascii="Times New Roman" w:hAnsi="Times New Roman" w:eastAsia="Times New Roman" w:cs="Times New Roman"/>
+                <w:rFonts w:ascii="Arial" w:hAnsi="Arial"/>
                 <w:b w:val="0"/>
-                <w:i w:val="0"/>
-                <w:color w:val="000000"/>
-                <w:sz w:val="24"/>
+                <w:sz w:val="18"/>
               </w:rPr>
               <w:t>150</w:t>
             </w:r>
@@ -1425,25 +796,13 @@
         <w:tc>
           <w:tcPr>
             <w:tcW w:type="dxa" w:w="4680"/>
-            <w:tcMar>
-              <w:top w:w="80" w:type="dxa"/>
-              <w:start w:w="120" w:type="dxa"/>
-              <w:bottom w:w="80" w:type="dxa"/>
-              <w:end w:w="120" w:type="dxa"/>
-            </w:tcMar>
-            <w:vAlign w:val="center"/>
           </w:tcPr>
           <w:p>
-            <w:pPr>
-              <w:spacing w:after="0" w:line="252" w:lineRule="auto"/>
-            </w:pPr>
             <w:r>
               <w:rPr>
-                <w:rFonts w:ascii="Times New Roman" w:hAnsi="Times New Roman" w:eastAsia="Times New Roman" w:cs="Times New Roman"/>
+                <w:rFonts w:ascii="Arial" w:hAnsi="Arial"/>
                 <w:b w:val="0"/>
-                <w:i w:val="0"/>
-                <w:color w:val="000000"/>
-                <w:sz w:val="24"/>
+                <w:sz w:val="18"/>
               </w:rPr>
               <w:t>Median chunk length</w:t>
             </w:r>
@@ -1452,25 +811,13 @@
         <w:tc>
           <w:tcPr>
             <w:tcW w:type="dxa" w:w="4680"/>
-            <w:tcMar>
-              <w:top w:w="80" w:type="dxa"/>
-              <w:start w:w="120" w:type="dxa"/>
-              <w:bottom w:w="80" w:type="dxa"/>
-              <w:end w:w="120" w:type="dxa"/>
-            </w:tcMar>
-            <w:vAlign w:val="center"/>
           </w:tcPr>
           <w:p>
-            <w:pPr>
-              <w:spacing w:after="0" w:line="252" w:lineRule="auto"/>
-            </w:pPr>
             <w:r>
               <w:rPr>
-                <w:rFonts w:ascii="Times New Roman" w:hAnsi="Times New Roman" w:eastAsia="Times New Roman" w:cs="Times New Roman"/>
+                <w:rFonts w:ascii="Arial" w:hAnsi="Arial"/>
                 <w:b w:val="0"/>
-                <w:i w:val="0"/>
-                <w:color w:val="000000"/>
-                <w:sz w:val="24"/>
+                <w:sz w:val="18"/>
               </w:rPr>
               <w:t>155 tokens</w:t>
             </w:r>
@@ -1484,25 +831,13 @@
         <w:tc>
           <w:tcPr>
             <w:tcW w:type="dxa" w:w="4680"/>
-            <w:tcMar>
-              <w:top w:w="80" w:type="dxa"/>
-              <w:start w:w="120" w:type="dxa"/>
-              <w:bottom w:w="80" w:type="dxa"/>
-              <w:end w:w="120" w:type="dxa"/>
-            </w:tcMar>
-            <w:vAlign w:val="center"/>
           </w:tcPr>
           <w:p>
-            <w:pPr>
-              <w:spacing w:after="0" w:line="252" w:lineRule="auto"/>
-            </w:pPr>
             <w:r>
               <w:rPr>
-                <w:rFonts w:ascii="Times New Roman" w:hAnsi="Times New Roman" w:eastAsia="Times New Roman" w:cs="Times New Roman"/>
+                <w:rFonts w:ascii="Arial" w:hAnsi="Arial"/>
                 <w:b w:val="0"/>
-                <w:i w:val="0"/>
-                <w:color w:val="000000"/>
-                <w:sz w:val="24"/>
+                <w:sz w:val="18"/>
               </w:rPr>
               <w:t>Maximum chunk length</w:t>
             </w:r>
@@ -1511,25 +846,13 @@
         <w:tc>
           <w:tcPr>
             <w:tcW w:type="dxa" w:w="4680"/>
-            <w:tcMar>
-              <w:top w:w="80" w:type="dxa"/>
-              <w:start w:w="120" w:type="dxa"/>
-              <w:bottom w:w="80" w:type="dxa"/>
-              <w:end w:w="120" w:type="dxa"/>
-            </w:tcMar>
-            <w:vAlign w:val="center"/>
           </w:tcPr>
           <w:p>
-            <w:pPr>
-              <w:spacing w:after="0" w:line="252" w:lineRule="auto"/>
-            </w:pPr>
             <w:r>
               <w:rPr>
-                <w:rFonts w:ascii="Times New Roman" w:hAnsi="Times New Roman" w:eastAsia="Times New Roman" w:cs="Times New Roman"/>
+                <w:rFonts w:ascii="Arial" w:hAnsi="Arial"/>
                 <w:b w:val="0"/>
-                <w:i w:val="0"/>
-                <w:color w:val="000000"/>
-                <w:sz w:val="24"/>
+                <w:sz w:val="18"/>
               </w:rPr>
               <w:t>503 tokens</w:t>
             </w:r>
@@ -1543,25 +866,13 @@
         <w:tc>
           <w:tcPr>
             <w:tcW w:type="dxa" w:w="4680"/>
-            <w:tcMar>
-              <w:top w:w="80" w:type="dxa"/>
-              <w:start w:w="120" w:type="dxa"/>
-              <w:bottom w:w="80" w:type="dxa"/>
-              <w:end w:w="120" w:type="dxa"/>
-            </w:tcMar>
-            <w:vAlign w:val="center"/>
           </w:tcPr>
           <w:p>
-            <w:pPr>
-              <w:spacing w:after="0" w:line="252" w:lineRule="auto"/>
-            </w:pPr>
             <w:r>
               <w:rPr>
-                <w:rFonts w:ascii="Times New Roman" w:hAnsi="Times New Roman" w:eastAsia="Times New Roman" w:cs="Times New Roman"/>
+                <w:rFonts w:ascii="Arial" w:hAnsi="Arial"/>
                 <w:b w:val="0"/>
-                <w:i w:val="0"/>
-                <w:color w:val="000000"/>
-                <w:sz w:val="24"/>
+                <w:sz w:val="18"/>
               </w:rPr>
               <w:t>Chunks above 700 tokens</w:t>
             </w:r>
@@ -1570,25 +881,13 @@
         <w:tc>
           <w:tcPr>
             <w:tcW w:type="dxa" w:w="4680"/>
-            <w:tcMar>
-              <w:top w:w="80" w:type="dxa"/>
-              <w:start w:w="120" w:type="dxa"/>
-              <w:bottom w:w="80" w:type="dxa"/>
-              <w:end w:w="120" w:type="dxa"/>
-            </w:tcMar>
-            <w:vAlign w:val="center"/>
           </w:tcPr>
           <w:p>
-            <w:pPr>
-              <w:spacing w:after="0" w:line="252" w:lineRule="auto"/>
-            </w:pPr>
             <w:r>
               <w:rPr>
-                <w:rFonts w:ascii="Times New Roman" w:hAnsi="Times New Roman" w:eastAsia="Times New Roman" w:cs="Times New Roman"/>
+                <w:rFonts w:ascii="Arial" w:hAnsi="Arial"/>
                 <w:b w:val="0"/>
-                <w:i w:val="0"/>
-                <w:color w:val="000000"/>
-                <w:sz w:val="24"/>
+                <w:sz w:val="18"/>
               </w:rPr>
               <w:t>0</w:t>
             </w:r>
@@ -1600,137 +899,49 @@
     <w:p>
       <w:pPr>
         <w:pStyle w:val="Heading2"/>
-        <w:spacing w:before="280" w:after="120"/>
       </w:pPr>
       <w:r>
-        <w:rPr>
-          <w:rFonts w:ascii="Times New Roman" w:hAnsi="Times New Roman" w:eastAsia="Times New Roman" w:cs="Times New Roman"/>
-          <w:b w:val="0"/>
-          <w:i w:val="0"/>
-          <w:color w:val="000000"/>
-          <w:sz w:val="24"/>
-        </w:rPr>
         <w:t>Embeddings and Vector Index</w:t>
       </w:r>
     </w:p>
     <w:p>
-      <w:pPr>
-        <w:spacing w:before="0" w:after="160" w:line="276" w:lineRule="auto"/>
-      </w:pPr>
       <w:r>
-        <w:rPr>
-          <w:rFonts w:ascii="Times New Roman" w:hAnsi="Times New Roman" w:eastAsia="Times New Roman" w:cs="Times New Roman"/>
-          <w:b w:val="0"/>
-          <w:i w:val="0"/>
-          <w:color w:val="000000"/>
-          <w:sz w:val="24"/>
-        </w:rPr>
-        <w:t xml:space="preserve">The embedding model was </w:t>
-      </w:r>
-      <w:r>
-        <w:rPr>
-          <w:rFonts w:ascii="Times New Roman" w:hAnsi="Times New Roman" w:eastAsia="Times New Roman" w:cs="Times New Roman"/>
-          <w:b w:val="0"/>
-          <w:i w:val="0"/>
-          <w:color w:val="000000"/>
-          <w:sz w:val="24"/>
-        </w:rPr>
-        <w:t>sentence-transformers/all-MiniLM-L6-v2</w:t>
-      </w:r>
-      <w:r>
-        <w:rPr>
-          <w:rFonts w:ascii="Times New Roman" w:hAnsi="Times New Roman" w:eastAsia="Times New Roman" w:cs="Times New Roman"/>
-          <w:b w:val="0"/>
-          <w:i w:val="0"/>
-          <w:color w:val="000000"/>
-          <w:sz w:val="24"/>
-        </w:rPr>
-        <w:t>. In the final package, the model path was recorded from the local cache:</w:t>
+        <w:t>The embedding model was sentence-transformers/all-MiniLM-L6-v2. In the final package, the model path was recorded from the local cache:</w:t>
       </w:r>
     </w:p>
     <w:p>
-      <w:pPr>
-        <w:spacing w:before="0" w:after="160" w:line="276" w:lineRule="auto"/>
-      </w:pPr>
       <w:r>
-        <w:rPr>
-          <w:rFonts w:ascii="Times New Roman" w:hAnsi="Times New Roman" w:eastAsia="Times New Roman" w:cs="Times New Roman"/>
-          <w:b w:val="0"/>
-          <w:i w:val="0"/>
-          <w:color w:val="000000"/>
-          <w:sz w:val="24"/>
-        </w:rPr>
         <w:t>models--sentence-transformers--all-MiniLM-L6-v2/snapshots/c9745ed1d9f207416be6d2e6f8de32d1f16199bf</w:t>
       </w:r>
     </w:p>
     <w:p>
-      <w:pPr>
-        <w:spacing w:before="0" w:after="160" w:line="276" w:lineRule="auto"/>
-      </w:pPr>
       <w:r>
-        <w:rPr>
-          <w:rFonts w:ascii="Times New Roman" w:hAnsi="Times New Roman" w:eastAsia="Times New Roman" w:cs="Times New Roman"/>
-          <w:b w:val="0"/>
-          <w:i w:val="0"/>
-          <w:color w:val="000000"/>
-          <w:sz w:val="24"/>
-        </w:rPr>
         <w:t>The vector store was rebuilt after corpus cleaning and article-aware chunking. The pipeline manifest recorded 382 articles, 481 chunks, and six sources.</w:t>
       </w:r>
     </w:p>
     <w:p>
       <w:pPr>
         <w:pStyle w:val="Heading2"/>
-        <w:spacing w:before="280" w:after="120"/>
       </w:pPr>
       <w:r>
-        <w:rPr>
-          <w:rFonts w:ascii="Times New Roman" w:hAnsi="Times New Roman" w:eastAsia="Times New Roman" w:cs="Times New Roman"/>
-          <w:b w:val="0"/>
-          <w:i w:val="0"/>
-          <w:color w:val="000000"/>
-          <w:sz w:val="24"/>
-        </w:rPr>
         <w:t>Hybrid Retrieval</w:t>
       </w:r>
     </w:p>
     <w:p>
-      <w:pPr>
-        <w:spacing w:before="0" w:after="160" w:line="276" w:lineRule="auto"/>
-      </w:pPr>
       <w:r>
-        <w:rPr>
-          <w:rFonts w:ascii="Times New Roman" w:hAnsi="Times New Roman" w:eastAsia="Times New Roman" w:cs="Times New Roman"/>
-          <w:b w:val="0"/>
-          <w:i w:val="0"/>
-          <w:color w:val="000000"/>
-          <w:sz w:val="24"/>
-        </w:rPr>
         <w:t>The final retriever combined dense vector retrieval and keyword retrieval.</w:t>
       </w:r>
     </w:p>
     <w:p>
-      <w:pPr>
-        <w:spacing w:before="0" w:after="160" w:line="276" w:lineRule="auto"/>
-      </w:pPr>
       <w:r>
-        <w:rPr>
-          <w:rFonts w:ascii="Times New Roman" w:hAnsi="Times New Roman" w:eastAsia="Times New Roman" w:cs="Times New Roman"/>
-          <w:b w:val="0"/>
-          <w:i w:val="0"/>
-          <w:color w:val="000000"/>
-          <w:sz w:val="24"/>
-        </w:rPr>
         <w:t>Retrieval settings:</w:t>
       </w:r>
     </w:p>
     <w:tbl>
       <w:tblPr>
         <w:tblStyle w:val="TableGrid"/>
-        <w:tblW w:type="dxa" w:w="9360"/>
+        <w:tblW w:type="auto" w:w="0"/>
         <w:tblLook w:firstColumn="1" w:firstRow="1" w:lastColumn="0" w:lastRow="0" w:noHBand="0" w:noVBand="1" w:val="04A0"/>
-        <w:jc w:val="left"/>
-        <w:tblLayout w:type="fixed"/>
       </w:tblPr>
       <w:tblGrid>
         <w:gridCol w:w="4680"/>
@@ -1739,29 +950,18 @@
       <w:tr>
         <w:trPr>
           <w:cantSplit/>
+          <w:tblHeader w:val="true"/>
         </w:trPr>
         <w:tc>
           <w:tcPr>
             <w:tcW w:type="dxa" w:w="4680"/>
-            <w:tcMar>
-              <w:top w:w="80" w:type="dxa"/>
-              <w:start w:w="120" w:type="dxa"/>
-              <w:bottom w:w="80" w:type="dxa"/>
-              <w:end w:w="120" w:type="dxa"/>
-            </w:tcMar>
-            <w:vAlign w:val="center"/>
           </w:tcPr>
           <w:p>
-            <w:pPr>
-              <w:spacing w:after="0" w:line="252" w:lineRule="auto"/>
-            </w:pPr>
             <w:r>
               <w:rPr>
-                <w:rFonts w:ascii="Times New Roman" w:hAnsi="Times New Roman" w:eastAsia="Times New Roman" w:cs="Times New Roman"/>
+                <w:rFonts w:ascii="Arial" w:hAnsi="Arial"/>
                 <w:b/>
-                <w:i w:val="0"/>
-                <w:color w:val="000000"/>
-                <w:sz w:val="24"/>
+                <w:sz w:val="18"/>
               </w:rPr>
               <w:t>Setting</w:t>
             </w:r>
@@ -1770,25 +970,13 @@
         <w:tc>
           <w:tcPr>
             <w:tcW w:type="dxa" w:w="4680"/>
-            <w:tcMar>
-              <w:top w:w="80" w:type="dxa"/>
-              <w:start w:w="120" w:type="dxa"/>
-              <w:bottom w:w="80" w:type="dxa"/>
-              <w:end w:w="120" w:type="dxa"/>
-            </w:tcMar>
-            <w:vAlign w:val="center"/>
           </w:tcPr>
           <w:p>
-            <w:pPr>
-              <w:spacing w:after="0" w:line="252" w:lineRule="auto"/>
-            </w:pPr>
             <w:r>
               <w:rPr>
-                <w:rFonts w:ascii="Times New Roman" w:hAnsi="Times New Roman" w:eastAsia="Times New Roman" w:cs="Times New Roman"/>
+                <w:rFonts w:ascii="Arial" w:hAnsi="Arial"/>
                 <w:b/>
-                <w:i w:val="0"/>
-                <w:color w:val="000000"/>
-                <w:sz w:val="24"/>
+                <w:sz w:val="18"/>
               </w:rPr>
               <w:t>Value</w:t>
             </w:r>
@@ -1802,25 +990,13 @@
         <w:tc>
           <w:tcPr>
             <w:tcW w:type="dxa" w:w="4680"/>
-            <w:tcMar>
-              <w:top w:w="80" w:type="dxa"/>
-              <w:start w:w="120" w:type="dxa"/>
-              <w:bottom w:w="80" w:type="dxa"/>
-              <w:end w:w="120" w:type="dxa"/>
-            </w:tcMar>
-            <w:vAlign w:val="center"/>
           </w:tcPr>
           <w:p>
-            <w:pPr>
-              <w:spacing w:after="0" w:line="252" w:lineRule="auto"/>
-            </w:pPr>
             <w:r>
               <w:rPr>
-                <w:rFonts w:ascii="Times New Roman" w:hAnsi="Times New Roman" w:eastAsia="Times New Roman" w:cs="Times New Roman"/>
+                <w:rFonts w:ascii="Arial" w:hAnsi="Arial"/>
                 <w:b w:val="0"/>
-                <w:i w:val="0"/>
-                <w:color w:val="000000"/>
-                <w:sz w:val="24"/>
+                <w:sz w:val="18"/>
               </w:rPr>
               <w:t>Dense vector candidate depth</w:t>
             </w:r>
@@ -1829,25 +1005,13 @@
         <w:tc>
           <w:tcPr>
             <w:tcW w:type="dxa" w:w="4680"/>
-            <w:tcMar>
-              <w:top w:w="80" w:type="dxa"/>
-              <w:start w:w="120" w:type="dxa"/>
-              <w:bottom w:w="80" w:type="dxa"/>
-              <w:end w:w="120" w:type="dxa"/>
-            </w:tcMar>
-            <w:vAlign w:val="center"/>
           </w:tcPr>
           <w:p>
-            <w:pPr>
-              <w:spacing w:after="0" w:line="252" w:lineRule="auto"/>
-            </w:pPr>
             <w:r>
               <w:rPr>
-                <w:rFonts w:ascii="Times New Roman" w:hAnsi="Times New Roman" w:eastAsia="Times New Roman" w:cs="Times New Roman"/>
+                <w:rFonts w:ascii="Arial" w:hAnsi="Arial"/>
                 <w:b w:val="0"/>
-                <w:i w:val="0"/>
-                <w:color w:val="000000"/>
-                <w:sz w:val="24"/>
+                <w:sz w:val="18"/>
               </w:rPr>
               <w:t>100</w:t>
             </w:r>
@@ -1861,25 +1025,13 @@
         <w:tc>
           <w:tcPr>
             <w:tcW w:type="dxa" w:w="4680"/>
-            <w:tcMar>
-              <w:top w:w="80" w:type="dxa"/>
-              <w:start w:w="120" w:type="dxa"/>
-              <w:bottom w:w="80" w:type="dxa"/>
-              <w:end w:w="120" w:type="dxa"/>
-            </w:tcMar>
-            <w:vAlign w:val="center"/>
           </w:tcPr>
           <w:p>
-            <w:pPr>
-              <w:spacing w:after="0" w:line="252" w:lineRule="auto"/>
-            </w:pPr>
             <w:r>
               <w:rPr>
-                <w:rFonts w:ascii="Times New Roman" w:hAnsi="Times New Roman" w:eastAsia="Times New Roman" w:cs="Times New Roman"/>
+                <w:rFonts w:ascii="Arial" w:hAnsi="Arial"/>
                 <w:b w:val="0"/>
-                <w:i w:val="0"/>
-                <w:color w:val="000000"/>
-                <w:sz w:val="24"/>
+                <w:sz w:val="18"/>
               </w:rPr>
               <w:t>BM25 candidate depth</w:t>
             </w:r>
@@ -1888,25 +1040,13 @@
         <w:tc>
           <w:tcPr>
             <w:tcW w:type="dxa" w:w="4680"/>
-            <w:tcMar>
-              <w:top w:w="80" w:type="dxa"/>
-              <w:start w:w="120" w:type="dxa"/>
-              <w:bottom w:w="80" w:type="dxa"/>
-              <w:end w:w="120" w:type="dxa"/>
-            </w:tcMar>
-            <w:vAlign w:val="center"/>
           </w:tcPr>
           <w:p>
-            <w:pPr>
-              <w:spacing w:after="0" w:line="252" w:lineRule="auto"/>
-            </w:pPr>
             <w:r>
               <w:rPr>
-                <w:rFonts w:ascii="Times New Roman" w:hAnsi="Times New Roman" w:eastAsia="Times New Roman" w:cs="Times New Roman"/>
+                <w:rFonts w:ascii="Arial" w:hAnsi="Arial"/>
                 <w:b w:val="0"/>
-                <w:i w:val="0"/>
-                <w:color w:val="000000"/>
-                <w:sz w:val="24"/>
+                <w:sz w:val="18"/>
               </w:rPr>
               <w:t>100</w:t>
             </w:r>
@@ -1920,25 +1060,13 @@
         <w:tc>
           <w:tcPr>
             <w:tcW w:type="dxa" w:w="4680"/>
-            <w:tcMar>
-              <w:top w:w="80" w:type="dxa"/>
-              <w:start w:w="120" w:type="dxa"/>
-              <w:bottom w:w="80" w:type="dxa"/>
-              <w:end w:w="120" w:type="dxa"/>
-            </w:tcMar>
-            <w:vAlign w:val="center"/>
           </w:tcPr>
           <w:p>
-            <w:pPr>
-              <w:spacing w:after="0" w:line="252" w:lineRule="auto"/>
-            </w:pPr>
             <w:r>
               <w:rPr>
-                <w:rFonts w:ascii="Times New Roman" w:hAnsi="Times New Roman" w:eastAsia="Times New Roman" w:cs="Times New Roman"/>
+                <w:rFonts w:ascii="Arial" w:hAnsi="Arial"/>
                 <w:b w:val="0"/>
-                <w:i w:val="0"/>
-                <w:color w:val="000000"/>
-                <w:sz w:val="24"/>
+                <w:sz w:val="18"/>
               </w:rPr>
               <w:t>Rank-fusion candidate depth</w:t>
             </w:r>
@@ -1947,25 +1075,13 @@
         <w:tc>
           <w:tcPr>
             <w:tcW w:type="dxa" w:w="4680"/>
-            <w:tcMar>
-              <w:top w:w="80" w:type="dxa"/>
-              <w:start w:w="120" w:type="dxa"/>
-              <w:bottom w:w="80" w:type="dxa"/>
-              <w:end w:w="120" w:type="dxa"/>
-            </w:tcMar>
-            <w:vAlign w:val="center"/>
           </w:tcPr>
           <w:p>
-            <w:pPr>
-              <w:spacing w:after="0" w:line="252" w:lineRule="auto"/>
-            </w:pPr>
             <w:r>
               <w:rPr>
-                <w:rFonts w:ascii="Times New Roman" w:hAnsi="Times New Roman" w:eastAsia="Times New Roman" w:cs="Times New Roman"/>
+                <w:rFonts w:ascii="Arial" w:hAnsi="Arial"/>
                 <w:b w:val="0"/>
-                <w:i w:val="0"/>
-                <w:color w:val="000000"/>
-                <w:sz w:val="24"/>
+                <w:sz w:val="18"/>
               </w:rPr>
               <w:t>100</w:t>
             </w:r>
@@ -1979,25 +1095,13 @@
         <w:tc>
           <w:tcPr>
             <w:tcW w:type="dxa" w:w="4680"/>
-            <w:tcMar>
-              <w:top w:w="80" w:type="dxa"/>
-              <w:start w:w="120" w:type="dxa"/>
-              <w:bottom w:w="80" w:type="dxa"/>
-              <w:end w:w="120" w:type="dxa"/>
-            </w:tcMar>
-            <w:vAlign w:val="center"/>
           </w:tcPr>
           <w:p>
-            <w:pPr>
-              <w:spacing w:after="0" w:line="252" w:lineRule="auto"/>
-            </w:pPr>
             <w:r>
               <w:rPr>
-                <w:rFonts w:ascii="Times New Roman" w:hAnsi="Times New Roman" w:eastAsia="Times New Roman" w:cs="Times New Roman"/>
+                <w:rFonts w:ascii="Arial" w:hAnsi="Arial"/>
                 <w:b w:val="0"/>
-                <w:i w:val="0"/>
-                <w:color w:val="000000"/>
-                <w:sz w:val="24"/>
+                <w:sz w:val="18"/>
               </w:rPr>
               <w:t>Reciprocal-rank-fusion constant</w:t>
             </w:r>
@@ -2006,25 +1110,13 @@
         <w:tc>
           <w:tcPr>
             <w:tcW w:type="dxa" w:w="4680"/>
-            <w:tcMar>
-              <w:top w:w="80" w:type="dxa"/>
-              <w:start w:w="120" w:type="dxa"/>
-              <w:bottom w:w="80" w:type="dxa"/>
-              <w:end w:w="120" w:type="dxa"/>
-            </w:tcMar>
-            <w:vAlign w:val="center"/>
           </w:tcPr>
           <w:p>
-            <w:pPr>
-              <w:spacing w:after="0" w:line="252" w:lineRule="auto"/>
-            </w:pPr>
             <w:r>
               <w:rPr>
-                <w:rFonts w:ascii="Times New Roman" w:hAnsi="Times New Roman" w:eastAsia="Times New Roman" w:cs="Times New Roman"/>
+                <w:rFonts w:ascii="Arial" w:hAnsi="Arial"/>
                 <w:b w:val="0"/>
-                <w:i w:val="0"/>
-                <w:color w:val="000000"/>
-                <w:sz w:val="24"/>
+                <w:sz w:val="18"/>
               </w:rPr>
               <w:t>60</w:t>
             </w:r>
@@ -2038,25 +1130,13 @@
         <w:tc>
           <w:tcPr>
             <w:tcW w:type="dxa" w:w="4680"/>
-            <w:tcMar>
-              <w:top w:w="80" w:type="dxa"/>
-              <w:start w:w="120" w:type="dxa"/>
-              <w:bottom w:w="80" w:type="dxa"/>
-              <w:end w:w="120" w:type="dxa"/>
-            </w:tcMar>
-            <w:vAlign w:val="center"/>
           </w:tcPr>
           <w:p>
-            <w:pPr>
-              <w:spacing w:after="0" w:line="252" w:lineRule="auto"/>
-            </w:pPr>
             <w:r>
               <w:rPr>
-                <w:rFonts w:ascii="Times New Roman" w:hAnsi="Times New Roman" w:eastAsia="Times New Roman" w:cs="Times New Roman"/>
+                <w:rFonts w:ascii="Arial" w:hAnsi="Arial"/>
                 <w:b w:val="0"/>
-                <w:i w:val="0"/>
-                <w:color w:val="000000"/>
-                <w:sz w:val="24"/>
+                <w:sz w:val="18"/>
               </w:rPr>
               <w:t>Final reranked passages sent to answer model</w:t>
             </w:r>
@@ -2065,25 +1145,13 @@
         <w:tc>
           <w:tcPr>
             <w:tcW w:type="dxa" w:w="4680"/>
-            <w:tcMar>
-              <w:top w:w="80" w:type="dxa"/>
-              <w:start w:w="120" w:type="dxa"/>
-              <w:bottom w:w="80" w:type="dxa"/>
-              <w:end w:w="120" w:type="dxa"/>
-            </w:tcMar>
-            <w:vAlign w:val="center"/>
           </w:tcPr>
           <w:p>
-            <w:pPr>
-              <w:spacing w:after="0" w:line="252" w:lineRule="auto"/>
-            </w:pPr>
             <w:r>
               <w:rPr>
-                <w:rFonts w:ascii="Times New Roman" w:hAnsi="Times New Roman" w:eastAsia="Times New Roman" w:cs="Times New Roman"/>
+                <w:rFonts w:ascii="Arial" w:hAnsi="Arial"/>
                 <w:b w:val="0"/>
-                <w:i w:val="0"/>
-                <w:color w:val="000000"/>
-                <w:sz w:val="24"/>
+                <w:sz w:val="18"/>
               </w:rPr>
               <w:t>5</w:t>
             </w:r>
@@ -2097,25 +1165,13 @@
         <w:tc>
           <w:tcPr>
             <w:tcW w:type="dxa" w:w="4680"/>
-            <w:tcMar>
-              <w:top w:w="80" w:type="dxa"/>
-              <w:start w:w="120" w:type="dxa"/>
-              <w:bottom w:w="80" w:type="dxa"/>
-              <w:end w:w="120" w:type="dxa"/>
-            </w:tcMar>
-            <w:vAlign w:val="center"/>
           </w:tcPr>
           <w:p>
-            <w:pPr>
-              <w:spacing w:after="0" w:line="252" w:lineRule="auto"/>
-            </w:pPr>
             <w:r>
               <w:rPr>
-                <w:rFonts w:ascii="Times New Roman" w:hAnsi="Times New Roman" w:eastAsia="Times New Roman" w:cs="Times New Roman"/>
+                <w:rFonts w:ascii="Arial" w:hAnsi="Arial"/>
                 <w:b w:val="0"/>
-                <w:i w:val="0"/>
-                <w:color w:val="000000"/>
-                <w:sz w:val="24"/>
+                <w:sz w:val="18"/>
               </w:rPr>
               <w:t>Reranker batch size</w:t>
             </w:r>
@@ -2124,25 +1180,13 @@
         <w:tc>
           <w:tcPr>
             <w:tcW w:type="dxa" w:w="4680"/>
-            <w:tcMar>
-              <w:top w:w="80" w:type="dxa"/>
-              <w:start w:w="120" w:type="dxa"/>
-              <w:bottom w:w="80" w:type="dxa"/>
-              <w:end w:w="120" w:type="dxa"/>
-            </w:tcMar>
-            <w:vAlign w:val="center"/>
           </w:tcPr>
           <w:p>
-            <w:pPr>
-              <w:spacing w:after="0" w:line="252" w:lineRule="auto"/>
-            </w:pPr>
             <w:r>
               <w:rPr>
-                <w:rFonts w:ascii="Times New Roman" w:hAnsi="Times New Roman" w:eastAsia="Times New Roman" w:cs="Times New Roman"/>
+                <w:rFonts w:ascii="Arial" w:hAnsi="Arial"/>
                 <w:b w:val="0"/>
-                <w:i w:val="0"/>
-                <w:color w:val="000000"/>
-                <w:sz w:val="24"/>
+                <w:sz w:val="18"/>
               </w:rPr>
               <w:t>8</w:t>
             </w:r>
@@ -2152,278 +1196,108 @@
     </w:tbl>
     <w:p/>
     <w:p>
-      <w:pPr>
-        <w:spacing w:before="0" w:after="160" w:line="276" w:lineRule="auto"/>
-      </w:pPr>
       <w:r>
-        <w:rPr>
-          <w:rFonts w:ascii="Times New Roman" w:hAnsi="Times New Roman" w:eastAsia="Times New Roman" w:cs="Times New Roman"/>
-          <w:b w:val="0"/>
-          <w:i w:val="0"/>
-          <w:color w:val="000000"/>
-          <w:sz w:val="24"/>
-        </w:rPr>
         <w:t>BM25 used normalized lexical tokens. Text was normalized by removing accents, lowercasing, and extracting alphanumeric tokens. BM25 was applied to searchable text that combined chunk text and metadata fields, including regulation identifier, document aliases, document title, citation label, chapter, section, and topics.</w:t>
       </w:r>
     </w:p>
     <w:p>
-      <w:pPr>
-        <w:spacing w:before="0" w:after="160" w:line="276" w:lineRule="auto"/>
-      </w:pPr>
       <w:r>
-        <w:rPr>
-          <w:rFonts w:ascii="Times New Roman" w:hAnsi="Times New Roman" w:eastAsia="Times New Roman" w:cs="Times New Roman"/>
-          <w:b w:val="0"/>
-          <w:i w:val="0"/>
-          <w:color w:val="000000"/>
-          <w:sz w:val="24"/>
-        </w:rPr>
         <w:t>Dense and BM25 candidates were merged with reciprocal rank fusion:</w:t>
       </w:r>
     </w:p>
     <w:p>
-      <w:pPr>
-        <w:spacing w:before="0" w:after="160" w:line="276" w:lineRule="auto"/>
-      </w:pPr>
       <w:r>
-        <w:rPr>
-          <w:rFonts w:ascii="Times New Roman" w:hAnsi="Times New Roman" w:eastAsia="Times New Roman" w:cs="Times New Roman"/>
-          <w:b w:val="0"/>
-          <w:i w:val="0"/>
-          <w:color w:val="000000"/>
-          <w:sz w:val="24"/>
-        </w:rPr>
         <w:t>score = sum(1 / (60 + rank))</w:t>
       </w:r>
     </w:p>
     <w:p>
-      <w:pPr>
-        <w:spacing w:before="0" w:after="160" w:line="276" w:lineRule="auto"/>
-      </w:pPr>
       <w:r>
-        <w:rPr>
-          <w:rFonts w:ascii="Times New Roman" w:hAnsi="Times New Roman" w:eastAsia="Times New Roman" w:cs="Times New Roman"/>
-          <w:b w:val="0"/>
-          <w:i w:val="0"/>
-          <w:color w:val="000000"/>
-          <w:sz w:val="24"/>
-        </w:rPr>
         <w:t>Candidates were sorted by fused score and then reranked.</w:t>
       </w:r>
     </w:p>
     <w:p>
       <w:pPr>
         <w:pStyle w:val="Heading2"/>
-        <w:spacing w:before="280" w:after="120"/>
       </w:pPr>
       <w:r>
-        <w:rPr>
-          <w:rFonts w:ascii="Times New Roman" w:hAnsi="Times New Roman" w:eastAsia="Times New Roman" w:cs="Times New Roman"/>
-          <w:b w:val="0"/>
-          <w:i w:val="0"/>
-          <w:color w:val="000000"/>
-          <w:sz w:val="24"/>
-        </w:rPr>
         <w:t>Reranking</w:t>
       </w:r>
     </w:p>
     <w:p>
-      <w:pPr>
-        <w:spacing w:before="0" w:after="160" w:line="276" w:lineRule="auto"/>
-      </w:pPr>
       <w:r>
-        <w:rPr>
-          <w:rFonts w:ascii="Times New Roman" w:hAnsi="Times New Roman" w:eastAsia="Times New Roman" w:cs="Times New Roman"/>
-          <w:b w:val="0"/>
-          <w:i w:val="0"/>
-          <w:color w:val="000000"/>
-          <w:sz w:val="24"/>
-        </w:rPr>
-        <w:t xml:space="preserve">The reranker was </w:t>
-      </w:r>
-      <w:r>
-        <w:rPr>
-          <w:rFonts w:ascii="Times New Roman" w:hAnsi="Times New Roman" w:eastAsia="Times New Roman" w:cs="Times New Roman"/>
-          <w:b w:val="0"/>
-          <w:i w:val="0"/>
-          <w:color w:val="000000"/>
-          <w:sz w:val="24"/>
-        </w:rPr>
-        <w:t>cross-encoder/mmarco-mMiniLMv2-L12-H384-v1</w:t>
-      </w:r>
-      <w:r>
-        <w:rPr>
-          <w:rFonts w:ascii="Times New Roman" w:hAnsi="Times New Roman" w:eastAsia="Times New Roman" w:cs="Times New Roman"/>
-          <w:b w:val="0"/>
-          <w:i w:val="0"/>
-          <w:color w:val="000000"/>
-          <w:sz w:val="24"/>
-        </w:rPr>
-        <w:t>. In the final local cache, the model path was:</w:t>
+        <w:t>The reranker was cross-encoder/mmarco-mMiniLMv2-L12-H384-v1. In the final local cache, the model path was:</w:t>
       </w:r>
     </w:p>
     <w:p>
-      <w:pPr>
-        <w:spacing w:before="0" w:after="160" w:line="276" w:lineRule="auto"/>
-      </w:pPr>
       <w:r>
-        <w:rPr>
-          <w:rFonts w:ascii="Times New Roman" w:hAnsi="Times New Roman" w:eastAsia="Times New Roman" w:cs="Times New Roman"/>
-          <w:b w:val="0"/>
-          <w:i w:val="0"/>
-          <w:color w:val="000000"/>
-          <w:sz w:val="24"/>
-        </w:rPr>
         <w:t>models--cross-encoder--mmarco-mMiniLMv2-L12-H384-v1/snapshots/1427fd652930e4ba29e8149678df786c240d8825</w:t>
       </w:r>
     </w:p>
     <w:p>
-      <w:pPr>
-        <w:spacing w:before="0" w:after="160" w:line="276" w:lineRule="auto"/>
-      </w:pPr>
       <w:r>
-        <w:rPr>
-          <w:rFonts w:ascii="Times New Roman" w:hAnsi="Times New Roman" w:eastAsia="Times New Roman" w:cs="Times New Roman"/>
-          <w:b w:val="0"/>
-          <w:i w:val="0"/>
-          <w:color w:val="000000"/>
-          <w:sz w:val="24"/>
-        </w:rPr>
         <w:t>The reranker scored pairs of query text and searchable node text. The top five reranked passages were used to build the answer context.</w:t>
       </w:r>
     </w:p>
     <w:p>
-      <w:pPr>
-        <w:spacing w:before="0" w:after="160" w:line="276" w:lineRule="auto"/>
-      </w:pPr>
       <w:r>
-        <w:rPr>
-          <w:rFonts w:ascii="Times New Roman" w:hAnsi="Times New Roman" w:eastAsia="Times New Roman" w:cs="Times New Roman"/>
-          <w:b w:val="0"/>
-          <w:i w:val="0"/>
-          <w:color w:val="000000"/>
-          <w:sz w:val="24"/>
-        </w:rPr>
         <w:t>Additional deterministic anchors were used for specific regulatory patterns:</w:t>
       </w:r>
     </w:p>
     <w:p>
       <w:pPr>
         <w:pStyle w:val="ListBullet"/>
-        <w:spacing w:before="0" w:after="160" w:line="276" w:lineRule="auto"/>
       </w:pPr>
       <w:r>
-        <w:rPr>
-          <w:rFonts w:ascii="Times New Roman" w:hAnsi="Times New Roman" w:eastAsia="Times New Roman" w:cs="Times New Roman"/>
-          <w:b w:val="0"/>
-          <w:i w:val="0"/>
-          <w:color w:val="000000"/>
-          <w:sz w:val="24"/>
-        </w:rPr>
         <w:t>Source-identification questions could force an Article 1/source-scope anchor when the question asked which document covered a topic.</w:t>
       </w:r>
     </w:p>
     <w:p>
       <w:pPr>
         <w:pStyle w:val="ListBullet"/>
-        <w:spacing w:before="0" w:after="160" w:line="276" w:lineRule="auto"/>
       </w:pPr>
       <w:r>
-        <w:rPr>
-          <w:rFonts w:ascii="Times New Roman" w:hAnsi="Times New Roman" w:eastAsia="Times New Roman" w:cs="Times New Roman"/>
-          <w:b w:val="0"/>
-          <w:i w:val="0"/>
-          <w:color w:val="000000"/>
-          <w:sz w:val="24"/>
-        </w:rPr>
         <w:t>Named regulation scope questions could anchor the corresponding regulation's Article 1.</w:t>
       </w:r>
     </w:p>
     <w:p>
       <w:pPr>
         <w:pStyle w:val="ListBullet"/>
-        <w:spacing w:before="0" w:after="160" w:line="276" w:lineRule="auto"/>
       </w:pPr>
       <w:r>
-        <w:rPr>
-          <w:rFonts w:ascii="Times New Roman" w:hAnsi="Times New Roman" w:eastAsia="Times New Roman" w:cs="Times New Roman"/>
-          <w:b w:val="0"/>
-          <w:i w:val="0"/>
-          <w:color w:val="000000"/>
-          <w:sz w:val="24"/>
-        </w:rPr>
         <w:t>Certain exact legal patterns added a targeted anchor when previous development runs showed that the relevant article could be missed by generic reranking.</w:t>
       </w:r>
     </w:p>
     <w:p>
       <w:pPr>
         <w:pStyle w:val="ListBullet"/>
-        <w:spacing w:before="0" w:after="160" w:line="276" w:lineRule="auto"/>
       </w:pPr>
       <w:r>
-        <w:rPr>
-          <w:rFonts w:ascii="Times New Roman" w:hAnsi="Times New Roman" w:eastAsia="Times New Roman" w:cs="Times New Roman"/>
-          <w:b w:val="0"/>
-          <w:i w:val="0"/>
-          <w:color w:val="000000"/>
-          <w:sz w:val="24"/>
-        </w:rPr>
         <w:t>Neighbor articles were added for selected scope, definition, exemption, responsibility, and medical-device questions when adjacent articles were likely to be needed for completeness.</w:t>
       </w:r>
     </w:p>
     <w:p>
-      <w:pPr>
-        <w:spacing w:before="0" w:after="160" w:line="276" w:lineRule="auto"/>
-      </w:pPr>
       <w:r>
-        <w:rPr>
-          <w:rFonts w:ascii="Times New Roman" w:hAnsi="Times New Roman" w:eastAsia="Times New Roman" w:cs="Times New Roman"/>
-          <w:b w:val="0"/>
-          <w:i w:val="0"/>
-          <w:color w:val="000000"/>
-          <w:sz w:val="24"/>
-        </w:rPr>
         <w:t>These anchors were rule-based retrieval aids. They did not add facts to the answer. The answer model still had to use retrieved context and article citations.</w:t>
       </w:r>
     </w:p>
     <w:p>
       <w:pPr>
         <w:pStyle w:val="Heading2"/>
-        <w:spacing w:before="280" w:after="120"/>
       </w:pPr>
       <w:r>
-        <w:rPr>
-          <w:rFonts w:ascii="Times New Roman" w:hAnsi="Times New Roman" w:eastAsia="Times New Roman" w:cs="Times New Roman"/>
-          <w:b w:val="0"/>
-          <w:i w:val="0"/>
-          <w:color w:val="000000"/>
-          <w:sz w:val="24"/>
-        </w:rPr>
         <w:t>English Query Support</w:t>
       </w:r>
     </w:p>
     <w:p>
-      <w:pPr>
-        <w:spacing w:before="0" w:after="160" w:line="276" w:lineRule="auto"/>
-      </w:pPr>
       <w:r>
-        <w:rPr>
-          <w:rFonts w:ascii="Times New Roman" w:hAnsi="Times New Roman" w:eastAsia="Times New Roman" w:cs="Times New Roman"/>
-          <w:b w:val="0"/>
-          <w:i w:val="0"/>
-          <w:color w:val="000000"/>
-          <w:sz w:val="24"/>
-        </w:rPr>
         <w:t>English questions were answered in English, but retrieval was allowed to include Portuguese anchors because the source documents were in Portuguese. The original question remained visible to the answering model. Conservative terminology anchors were used for regulatory terms:</w:t>
       </w:r>
     </w:p>
     <w:tbl>
       <w:tblPr>
         <w:tblStyle w:val="TableGrid"/>
-        <w:tblW w:type="dxa" w:w="9360"/>
+        <w:tblW w:type="auto" w:w="0"/>
         <w:tblLook w:firstColumn="1" w:firstRow="1" w:lastColumn="0" w:lastRow="0" w:noHBand="0" w:noVBand="1" w:val="04A0"/>
-        <w:jc w:val="left"/>
-        <w:tblLayout w:type="fixed"/>
       </w:tblPr>
       <w:tblGrid>
         <w:gridCol w:w="4680"/>
@@ -2432,29 +1306,18 @@
       <w:tr>
         <w:trPr>
           <w:cantSplit/>
+          <w:tblHeader w:val="true"/>
         </w:trPr>
         <w:tc>
           <w:tcPr>
             <w:tcW w:type="dxa" w:w="4680"/>
-            <w:tcMar>
-              <w:top w:w="80" w:type="dxa"/>
-              <w:start w:w="120" w:type="dxa"/>
-              <w:bottom w:w="80" w:type="dxa"/>
-              <w:end w:w="120" w:type="dxa"/>
-            </w:tcMar>
-            <w:vAlign w:val="center"/>
           </w:tcPr>
           <w:p>
-            <w:pPr>
-              <w:spacing w:after="0" w:line="252" w:lineRule="auto"/>
-            </w:pPr>
             <w:r>
               <w:rPr>
-                <w:rFonts w:ascii="Times New Roman" w:hAnsi="Times New Roman" w:eastAsia="Times New Roman" w:cs="Times New Roman"/>
+                <w:rFonts w:ascii="Arial" w:hAnsi="Arial"/>
                 <w:b/>
-                <w:i w:val="0"/>
-                <w:color w:val="000000"/>
-                <w:sz w:val="24"/>
+                <w:sz w:val="18"/>
               </w:rPr>
               <w:t>English term</w:t>
             </w:r>
@@ -2463,25 +1326,13 @@
         <w:tc>
           <w:tcPr>
             <w:tcW w:type="dxa" w:w="4680"/>
-            <w:tcMar>
-              <w:top w:w="80" w:type="dxa"/>
-              <w:start w:w="120" w:type="dxa"/>
-              <w:bottom w:w="80" w:type="dxa"/>
-              <w:end w:w="120" w:type="dxa"/>
-            </w:tcMar>
-            <w:vAlign w:val="center"/>
           </w:tcPr>
           <w:p>
-            <w:pPr>
-              <w:spacing w:after="0" w:line="252" w:lineRule="auto"/>
-            </w:pPr>
             <w:r>
               <w:rPr>
-                <w:rFonts w:ascii="Times New Roman" w:hAnsi="Times New Roman" w:eastAsia="Times New Roman" w:cs="Times New Roman"/>
+                <w:rFonts w:ascii="Arial" w:hAnsi="Arial"/>
                 <w:b/>
-                <w:i w:val="0"/>
-                <w:color w:val="000000"/>
-                <w:sz w:val="24"/>
+                <w:sz w:val="18"/>
               </w:rPr>
               <w:t>Portuguese retrieval anchor</w:t>
             </w:r>
@@ -2495,25 +1346,13 @@
         <w:tc>
           <w:tcPr>
             <w:tcW w:type="dxa" w:w="4680"/>
-            <w:tcMar>
-              <w:top w:w="80" w:type="dxa"/>
-              <w:start w:w="120" w:type="dxa"/>
-              <w:bottom w:w="80" w:type="dxa"/>
-              <w:end w:w="120" w:type="dxa"/>
-            </w:tcMar>
-            <w:vAlign w:val="center"/>
           </w:tcPr>
           <w:p>
-            <w:pPr>
-              <w:spacing w:after="0" w:line="252" w:lineRule="auto"/>
-            </w:pPr>
             <w:r>
               <w:rPr>
-                <w:rFonts w:ascii="Times New Roman" w:hAnsi="Times New Roman" w:eastAsia="Times New Roman" w:cs="Times New Roman"/>
+                <w:rFonts w:ascii="Arial" w:hAnsi="Arial"/>
                 <w:b w:val="0"/>
-                <w:i w:val="0"/>
-                <w:color w:val="000000"/>
-                <w:sz w:val="24"/>
+                <w:sz w:val="18"/>
               </w:rPr>
               <w:t>clinical trial</w:t>
             </w:r>
@@ -2522,25 +1361,13 @@
         <w:tc>
           <w:tcPr>
             <w:tcW w:type="dxa" w:w="4680"/>
-            <w:tcMar>
-              <w:top w:w="80" w:type="dxa"/>
-              <w:start w:w="120" w:type="dxa"/>
-              <w:bottom w:w="80" w:type="dxa"/>
-              <w:end w:w="120" w:type="dxa"/>
-            </w:tcMar>
-            <w:vAlign w:val="center"/>
           </w:tcPr>
           <w:p>
-            <w:pPr>
-              <w:spacing w:after="0" w:line="252" w:lineRule="auto"/>
-            </w:pPr>
             <w:r>
               <w:rPr>
-                <w:rFonts w:ascii="Times New Roman" w:hAnsi="Times New Roman" w:eastAsia="Times New Roman" w:cs="Times New Roman"/>
+                <w:rFonts w:ascii="Arial" w:hAnsi="Arial"/>
                 <w:b w:val="0"/>
-                <w:i w:val="0"/>
-                <w:color w:val="000000"/>
-                <w:sz w:val="24"/>
+                <w:sz w:val="18"/>
               </w:rPr>
               <w:t>ensaio clinico</w:t>
             </w:r>
@@ -2554,25 +1381,13 @@
         <w:tc>
           <w:tcPr>
             <w:tcW w:type="dxa" w:w="4680"/>
-            <w:tcMar>
-              <w:top w:w="80" w:type="dxa"/>
-              <w:start w:w="120" w:type="dxa"/>
-              <w:bottom w:w="80" w:type="dxa"/>
-              <w:end w:w="120" w:type="dxa"/>
-            </w:tcMar>
-            <w:vAlign w:val="center"/>
           </w:tcPr>
           <w:p>
-            <w:pPr>
-              <w:spacing w:after="0" w:line="252" w:lineRule="auto"/>
-            </w:pPr>
             <w:r>
               <w:rPr>
-                <w:rFonts w:ascii="Times New Roman" w:hAnsi="Times New Roman" w:eastAsia="Times New Roman" w:cs="Times New Roman"/>
+                <w:rFonts w:ascii="Arial" w:hAnsi="Arial"/>
                 <w:b w:val="0"/>
-                <w:i w:val="0"/>
-                <w:color w:val="000000"/>
-                <w:sz w:val="24"/>
+                <w:sz w:val="18"/>
               </w:rPr>
               <w:t>sponsor</w:t>
             </w:r>
@@ -2581,25 +1396,13 @@
         <w:tc>
           <w:tcPr>
             <w:tcW w:type="dxa" w:w="4680"/>
-            <w:tcMar>
-              <w:top w:w="80" w:type="dxa"/>
-              <w:start w:w="120" w:type="dxa"/>
-              <w:bottom w:w="80" w:type="dxa"/>
-              <w:end w:w="120" w:type="dxa"/>
-            </w:tcMar>
-            <w:vAlign w:val="center"/>
           </w:tcPr>
           <w:p>
-            <w:pPr>
-              <w:spacing w:after="0" w:line="252" w:lineRule="auto"/>
-            </w:pPr>
             <w:r>
               <w:rPr>
-                <w:rFonts w:ascii="Times New Roman" w:hAnsi="Times New Roman" w:eastAsia="Times New Roman" w:cs="Times New Roman"/>
+                <w:rFonts w:ascii="Arial" w:hAnsi="Arial"/>
                 <w:b w:val="0"/>
-                <w:i w:val="0"/>
-                <w:color w:val="000000"/>
-                <w:sz w:val="24"/>
+                <w:sz w:val="18"/>
               </w:rPr>
               <w:t>patrocinador</w:t>
             </w:r>
@@ -2613,25 +1416,13 @@
         <w:tc>
           <w:tcPr>
             <w:tcW w:type="dxa" w:w="4680"/>
-            <w:tcMar>
-              <w:top w:w="80" w:type="dxa"/>
-              <w:start w:w="120" w:type="dxa"/>
-              <w:bottom w:w="80" w:type="dxa"/>
-              <w:end w:w="120" w:type="dxa"/>
-            </w:tcMar>
-            <w:vAlign w:val="center"/>
           </w:tcPr>
           <w:p>
-            <w:pPr>
-              <w:spacing w:after="0" w:line="252" w:lineRule="auto"/>
-            </w:pPr>
             <w:r>
               <w:rPr>
-                <w:rFonts w:ascii="Times New Roman" w:hAnsi="Times New Roman" w:eastAsia="Times New Roman" w:cs="Times New Roman"/>
+                <w:rFonts w:ascii="Arial" w:hAnsi="Arial"/>
                 <w:b w:val="0"/>
-                <w:i w:val="0"/>
-                <w:color w:val="000000"/>
-                <w:sz w:val="24"/>
+                <w:sz w:val="18"/>
               </w:rPr>
               <w:t>biological product</w:t>
             </w:r>
@@ -2640,25 +1431,13 @@
         <w:tc>
           <w:tcPr>
             <w:tcW w:type="dxa" w:w="4680"/>
-            <w:tcMar>
-              <w:top w:w="80" w:type="dxa"/>
-              <w:start w:w="120" w:type="dxa"/>
-              <w:bottom w:w="80" w:type="dxa"/>
-              <w:end w:w="120" w:type="dxa"/>
-            </w:tcMar>
-            <w:vAlign w:val="center"/>
           </w:tcPr>
           <w:p>
-            <w:pPr>
-              <w:spacing w:after="0" w:line="252" w:lineRule="auto"/>
-            </w:pPr>
             <w:r>
               <w:rPr>
-                <w:rFonts w:ascii="Times New Roman" w:hAnsi="Times New Roman" w:eastAsia="Times New Roman" w:cs="Times New Roman"/>
+                <w:rFonts w:ascii="Arial" w:hAnsi="Arial"/>
                 <w:b w:val="0"/>
-                <w:i w:val="0"/>
-                <w:color w:val="000000"/>
-                <w:sz w:val="24"/>
+                <w:sz w:val="18"/>
               </w:rPr>
               <w:t>produto biologico</w:t>
             </w:r>
@@ -2672,25 +1451,13 @@
         <w:tc>
           <w:tcPr>
             <w:tcW w:type="dxa" w:w="4680"/>
-            <w:tcMar>
-              <w:top w:w="80" w:type="dxa"/>
-              <w:start w:w="120" w:type="dxa"/>
-              <w:bottom w:w="80" w:type="dxa"/>
-              <w:end w:w="120" w:type="dxa"/>
-            </w:tcMar>
-            <w:vAlign w:val="center"/>
           </w:tcPr>
           <w:p>
-            <w:pPr>
-              <w:spacing w:after="0" w:line="252" w:lineRule="auto"/>
-            </w:pPr>
             <w:r>
               <w:rPr>
-                <w:rFonts w:ascii="Times New Roman" w:hAnsi="Times New Roman" w:eastAsia="Times New Roman" w:cs="Times New Roman"/>
+                <w:rFonts w:ascii="Arial" w:hAnsi="Arial"/>
                 <w:b w:val="0"/>
-                <w:i w:val="0"/>
-                <w:color w:val="000000"/>
-                <w:sz w:val="24"/>
+                <w:sz w:val="18"/>
               </w:rPr>
               <w:t>medical device</w:t>
             </w:r>
@@ -2699,25 +1466,13 @@
         <w:tc>
           <w:tcPr>
             <w:tcW w:type="dxa" w:w="4680"/>
-            <w:tcMar>
-              <w:top w:w="80" w:type="dxa"/>
-              <w:start w:w="120" w:type="dxa"/>
-              <w:bottom w:w="80" w:type="dxa"/>
-              <w:end w:w="120" w:type="dxa"/>
-            </w:tcMar>
-            <w:vAlign w:val="center"/>
           </w:tcPr>
           <w:p>
-            <w:pPr>
-              <w:spacing w:after="0" w:line="252" w:lineRule="auto"/>
-            </w:pPr>
             <w:r>
               <w:rPr>
-                <w:rFonts w:ascii="Times New Roman" w:hAnsi="Times New Roman" w:eastAsia="Times New Roman" w:cs="Times New Roman"/>
+                <w:rFonts w:ascii="Arial" w:hAnsi="Arial"/>
                 <w:b w:val="0"/>
-                <w:i w:val="0"/>
-                <w:color w:val="000000"/>
-                <w:sz w:val="24"/>
+                <w:sz w:val="18"/>
               </w:rPr>
               <w:t>dispositivo medico</w:t>
             </w:r>
@@ -2731,25 +1486,13 @@
         <w:tc>
           <w:tcPr>
             <w:tcW w:type="dxa" w:w="4680"/>
-            <w:tcMar>
-              <w:top w:w="80" w:type="dxa"/>
-              <w:start w:w="120" w:type="dxa"/>
-              <w:bottom w:w="80" w:type="dxa"/>
-              <w:end w:w="120" w:type="dxa"/>
-            </w:tcMar>
-            <w:vAlign w:val="center"/>
           </w:tcPr>
           <w:p>
-            <w:pPr>
-              <w:spacing w:after="0" w:line="252" w:lineRule="auto"/>
-            </w:pPr>
             <w:r>
               <w:rPr>
-                <w:rFonts w:ascii="Times New Roman" w:hAnsi="Times New Roman" w:eastAsia="Times New Roman" w:cs="Times New Roman"/>
+                <w:rFonts w:ascii="Arial" w:hAnsi="Arial"/>
                 <w:b w:val="0"/>
-                <w:i w:val="0"/>
-                <w:color w:val="000000"/>
-                <w:sz w:val="24"/>
+                <w:sz w:val="18"/>
               </w:rPr>
               <w:t>stability study</w:t>
             </w:r>
@@ -2758,25 +1501,13 @@
         <w:tc>
           <w:tcPr>
             <w:tcW w:type="dxa" w:w="4680"/>
-            <w:tcMar>
-              <w:top w:w="80" w:type="dxa"/>
-              <w:start w:w="120" w:type="dxa"/>
-              <w:bottom w:w="80" w:type="dxa"/>
-              <w:end w:w="120" w:type="dxa"/>
-            </w:tcMar>
-            <w:vAlign w:val="center"/>
           </w:tcPr>
           <w:p>
-            <w:pPr>
-              <w:spacing w:after="0" w:line="252" w:lineRule="auto"/>
-            </w:pPr>
             <w:r>
               <w:rPr>
-                <w:rFonts w:ascii="Times New Roman" w:hAnsi="Times New Roman" w:eastAsia="Times New Roman" w:cs="Times New Roman"/>
+                <w:rFonts w:ascii="Arial" w:hAnsi="Arial"/>
                 <w:b w:val="0"/>
-                <w:i w:val="0"/>
-                <w:color w:val="000000"/>
-                <w:sz w:val="24"/>
+                <w:sz w:val="18"/>
               </w:rPr>
               <w:t>estudo de estabilidade</w:t>
             </w:r>
@@ -2790,25 +1521,13 @@
         <w:tc>
           <w:tcPr>
             <w:tcW w:type="dxa" w:w="4680"/>
-            <w:tcMar>
-              <w:top w:w="80" w:type="dxa"/>
-              <w:start w:w="120" w:type="dxa"/>
-              <w:bottom w:w="80" w:type="dxa"/>
-              <w:end w:w="120" w:type="dxa"/>
-            </w:tcMar>
-            <w:vAlign w:val="center"/>
           </w:tcPr>
           <w:p>
-            <w:pPr>
-              <w:spacing w:after="0" w:line="252" w:lineRule="auto"/>
-            </w:pPr>
             <w:r>
               <w:rPr>
-                <w:rFonts w:ascii="Times New Roman" w:hAnsi="Times New Roman" w:eastAsia="Times New Roman" w:cs="Times New Roman"/>
+                <w:rFonts w:ascii="Arial" w:hAnsi="Arial"/>
                 <w:b w:val="0"/>
-                <w:i w:val="0"/>
-                <w:color w:val="000000"/>
-                <w:sz w:val="24"/>
+                <w:sz w:val="18"/>
               </w:rPr>
               <w:t>pharmacovigilance</w:t>
             </w:r>
@@ -2817,25 +1536,13 @@
         <w:tc>
           <w:tcPr>
             <w:tcW w:type="dxa" w:w="4680"/>
-            <w:tcMar>
-              <w:top w:w="80" w:type="dxa"/>
-              <w:start w:w="120" w:type="dxa"/>
-              <w:bottom w:w="80" w:type="dxa"/>
-              <w:end w:w="120" w:type="dxa"/>
-            </w:tcMar>
-            <w:vAlign w:val="center"/>
           </w:tcPr>
           <w:p>
-            <w:pPr>
-              <w:spacing w:after="0" w:line="252" w:lineRule="auto"/>
-            </w:pPr>
             <w:r>
               <w:rPr>
-                <w:rFonts w:ascii="Times New Roman" w:hAnsi="Times New Roman" w:eastAsia="Times New Roman" w:cs="Times New Roman"/>
+                <w:rFonts w:ascii="Arial" w:hAnsi="Arial"/>
                 <w:b w:val="0"/>
-                <w:i w:val="0"/>
-                <w:color w:val="000000"/>
-                <w:sz w:val="24"/>
+                <w:sz w:val="18"/>
               </w:rPr>
               <w:t>farmacovigilancia</w:t>
             </w:r>
@@ -2845,1145 +1552,195 @@
     </w:tbl>
     <w:p/>
     <w:p>
-      <w:pPr>
-        <w:spacing w:before="0" w:after="160" w:line="276" w:lineRule="auto"/>
-      </w:pPr>
       <w:r>
-        <w:rPr>
-          <w:rFonts w:ascii="Times New Roman" w:hAnsi="Times New Roman" w:eastAsia="Times New Roman" w:cs="Times New Roman"/>
-          <w:b w:val="0"/>
-          <w:i w:val="0"/>
-          <w:color w:val="000000"/>
-          <w:sz w:val="24"/>
-        </w:rPr>
         <w:t>The purpose was retrieval support, not translation of the benchmark answer.</w:t>
       </w:r>
     </w:p>
     <w:p>
       <w:pPr>
         <w:pStyle w:val="Heading2"/>
-        <w:spacing w:before="280" w:after="120"/>
       </w:pPr>
       <w:r>
-        <w:rPr>
-          <w:rFonts w:ascii="Times New Roman" w:hAnsi="Times New Roman" w:eastAsia="Times New Roman" w:cs="Times New Roman"/>
-          <w:b w:val="0"/>
-          <w:i w:val="0"/>
-          <w:color w:val="000000"/>
-          <w:sz w:val="24"/>
-        </w:rPr>
         <w:t>Answer Model</w:t>
       </w:r>
     </w:p>
     <w:p>
-      <w:pPr>
-        <w:spacing w:before="0" w:after="160" w:line="276" w:lineRule="auto"/>
-      </w:pPr>
       <w:r>
-        <w:rPr>
-          <w:rFonts w:ascii="Times New Roman" w:hAnsi="Times New Roman" w:eastAsia="Times New Roman" w:cs="Times New Roman"/>
-          <w:b w:val="0"/>
-          <w:i w:val="0"/>
-          <w:color w:val="000000"/>
-          <w:sz w:val="24"/>
-        </w:rPr>
-        <w:t xml:space="preserve">The answer model was </w:t>
-      </w:r>
-      <w:r>
-        <w:rPr>
-          <w:rFonts w:ascii="Times New Roman" w:hAnsi="Times New Roman" w:eastAsia="Times New Roman" w:cs="Times New Roman"/>
-          <w:b w:val="0"/>
-          <w:i w:val="0"/>
-          <w:color w:val="000000"/>
-          <w:sz w:val="24"/>
-        </w:rPr>
-        <w:t>models/gemini-flash-lite-latest</w:t>
-      </w:r>
-      <w:r>
-        <w:rPr>
-          <w:rFonts w:ascii="Times New Roman" w:hAnsi="Times New Roman" w:eastAsia="Times New Roman" w:cs="Times New Roman"/>
-          <w:b w:val="0"/>
-          <w:i w:val="0"/>
-          <w:color w:val="000000"/>
-          <w:sz w:val="24"/>
-        </w:rPr>
-        <w:t>. Generation used the retrieved context and the original question. The answer had to be in the same language as the question. Answers were post-processed only to normalize article citation brackets when the answer added paragraph or item suffixes to a retrieved article-level citation.</w:t>
+        <w:t>The answer model was models/gemini-flash-lite-latest. Generation used the retrieved context and the original question. The answer had to be in the same language as the question. Answers were post-processed only to normalize article citation brackets when the answer added paragraph or item suffixes to a retrieved article-level citation.</w:t>
       </w:r>
     </w:p>
     <w:p>
       <w:pPr>
         <w:pStyle w:val="Heading2"/>
-        <w:spacing w:before="280" w:after="120"/>
       </w:pPr>
       <w:r>
-        <w:rPr>
-          <w:rFonts w:ascii="Times New Roman" w:hAnsi="Times New Roman" w:eastAsia="Times New Roman" w:cs="Times New Roman"/>
-          <w:b w:val="0"/>
-          <w:i w:val="0"/>
-          <w:color w:val="000000"/>
-          <w:sz w:val="24"/>
-        </w:rPr>
         <w:t>Final Answer Prompt</w:t>
       </w:r>
     </w:p>
     <w:p>
-      <w:pPr>
-        <w:spacing w:before="0" w:after="160" w:line="276" w:lineRule="auto"/>
-      </w:pPr>
       <w:r>
-        <w:rPr>
-          <w:rFonts w:ascii="Times New Roman" w:hAnsi="Times New Roman" w:eastAsia="Times New Roman" w:cs="Times New Roman"/>
-          <w:b w:val="0"/>
-          <w:i w:val="0"/>
-          <w:color w:val="000000"/>
-          <w:sz w:val="24"/>
-        </w:rPr>
         <w:t>The final answer prompt was:</w:t>
       </w:r>
     </w:p>
     <w:p>
-      <w:pPr>
-        <w:spacing w:before="0" w:after="160" w:line="276" w:lineRule="auto"/>
-      </w:pPr>
       <w:r>
         <w:rPr>
-          <w:rFonts w:ascii="Times New Roman" w:hAnsi="Times New Roman" w:eastAsia="Times New Roman" w:cs="Times New Roman"/>
-          <w:b w:val="0"/>
-          <w:i w:val="0"/>
-          <w:color w:val="000000"/>
-          <w:sz w:val="24"/>
-        </w:rPr>
-        <w:t>```text</w:t>
-      </w:r>
-    </w:p>
-    <w:p>
-      <w:pPr>
-        <w:spacing w:before="0" w:after="160" w:line="276" w:lineRule="auto"/>
-      </w:pPr>
-      <w:r>
-        <w:rPr>
-          <w:rFonts w:ascii="Times New Roman" w:hAnsi="Times New Roman" w:eastAsia="Times New Roman" w:cs="Times New Roman"/>
-          <w:b w:val="0"/>
-          <w:i w:val="0"/>
-          <w:color w:val="000000"/>
-          <w:sz w:val="24"/>
+          <w:rFonts w:ascii="Arial" w:hAnsi="Arial"/>
+          <w:sz w:val="18"/>
         </w:rPr>
         <w:t>You are an ANVISA regulatory evidence assistant. Answer the question using only the</w:t>
-      </w:r>
-    </w:p>
-    <w:p>
-      <w:pPr>
-        <w:spacing w:before="0" w:after="160" w:line="276" w:lineRule="auto"/>
-      </w:pPr>
-      <w:r>
-        <w:rPr>
-          <w:rFonts w:ascii="Times New Roman" w:hAnsi="Times New Roman" w:eastAsia="Times New Roman" w:cs="Times New Roman"/>
-          <w:b w:val="0"/>
-          <w:i w:val="0"/>
-          <w:color w:val="000000"/>
-          <w:sz w:val="24"/>
-        </w:rPr>
+        <w:br/>
         <w:t>retrieved context below.</w:t>
-      </w:r>
-    </w:p>
-    <w:p>
-      <w:pPr>
-        <w:spacing w:before="0" w:after="160" w:line="276" w:lineRule="auto"/>
-      </w:pPr>
-      <w:r>
-        <w:rPr>
-          <w:rFonts w:ascii="Times New Roman" w:hAnsi="Times New Roman" w:eastAsia="Times New Roman" w:cs="Times New Roman"/>
-          <w:b w:val="0"/>
-          <w:i w:val="0"/>
-          <w:color w:val="000000"/>
-          <w:sz w:val="24"/>
-        </w:rPr>
+        <w:br/>
+        <w:br/>
         <w:t>Rules:</w:t>
-      </w:r>
-    </w:p>
-    <w:p>
-      <w:pPr>
-        <w:spacing w:before="0" w:after="160" w:line="276" w:lineRule="auto"/>
-      </w:pPr>
-      <w:r>
-        <w:rPr>
-          <w:rFonts w:ascii="Times New Roman" w:hAnsi="Times New Roman" w:eastAsia="Times New Roman" w:cs="Times New Roman"/>
-          <w:b w:val="0"/>
-          <w:i w:val="0"/>
-          <w:color w:val="000000"/>
-          <w:sz w:val="24"/>
-        </w:rPr>
+        <w:br/>
         <w:t>1. Do not use outside knowledge or infer facts not stated in the context.</w:t>
-      </w:r>
-    </w:p>
-    <w:p>
-      <w:pPr>
-        <w:spacing w:before="0" w:after="160" w:line="276" w:lineRule="auto"/>
-      </w:pPr>
-      <w:r>
-        <w:rPr>
-          <w:rFonts w:ascii="Times New Roman" w:hAnsi="Times New Roman" w:eastAsia="Times New Roman" w:cs="Times New Roman"/>
-          <w:b w:val="0"/>
-          <w:i w:val="0"/>
-          <w:color w:val="000000"/>
-          <w:sz w:val="24"/>
-        </w:rPr>
+        <w:br/>
         <w:t>2. Answer in the same language as the question.</w:t>
-      </w:r>
-    </w:p>
-    <w:p>
-      <w:pPr>
-        <w:spacing w:before="0" w:after="160" w:line="276" w:lineRule="auto"/>
-      </w:pPr>
-      <w:r>
-        <w:rPr>
-          <w:rFonts w:ascii="Times New Roman" w:hAnsi="Times New Roman" w:eastAsia="Times New Roman" w:cs="Times New Roman"/>
-          <w:b w:val="0"/>
-          <w:i w:val="0"/>
-          <w:color w:val="000000"/>
-          <w:sz w:val="24"/>
-        </w:rPr>
-        <w:t>The retrieved context may be Portuguese; still answer in English when the</w:t>
-      </w:r>
-    </w:p>
-    <w:p>
-      <w:pPr>
-        <w:spacing w:before="0" w:after="160" w:line="276" w:lineRule="auto"/>
-      </w:pPr>
-      <w:r>
-        <w:rPr>
-          <w:rFonts w:ascii="Times New Roman" w:hAnsi="Times New Roman" w:eastAsia="Times New Roman" w:cs="Times New Roman"/>
-          <w:b w:val="0"/>
-          <w:i w:val="0"/>
-          <w:color w:val="000000"/>
-          <w:sz w:val="24"/>
-        </w:rPr>
-        <w:t>question is English.</w:t>
-      </w:r>
-    </w:p>
-    <w:p>
-      <w:pPr>
-        <w:spacing w:before="0" w:after="160" w:line="276" w:lineRule="auto"/>
-      </w:pPr>
-      <w:r>
-        <w:rPr>
-          <w:rFonts w:ascii="Times New Roman" w:hAnsi="Times New Roman" w:eastAsia="Times New Roman" w:cs="Times New Roman"/>
-          <w:b w:val="0"/>
-          <w:i w:val="0"/>
-          <w:color w:val="000000"/>
-          <w:sz w:val="24"/>
-        </w:rPr>
-        <w:t>If the question is written in Portuguese, answer in Portuguese. Do not</w:t>
-      </w:r>
-    </w:p>
-    <w:p>
-      <w:pPr>
-        <w:spacing w:before="0" w:after="160" w:line="276" w:lineRule="auto"/>
-      </w:pPr>
-      <w:r>
-        <w:rPr>
-          <w:rFonts w:ascii="Times New Roman" w:hAnsi="Times New Roman" w:eastAsia="Times New Roman" w:cs="Times New Roman"/>
-          <w:b w:val="0"/>
-          <w:i w:val="0"/>
-          <w:color w:val="000000"/>
-          <w:sz w:val="24"/>
-        </w:rPr>
-        <w:t>translate Portuguese questions into English.</w:t>
-      </w:r>
-    </w:p>
-    <w:p>
-      <w:pPr>
-        <w:spacing w:before="0" w:after="160" w:line="276" w:lineRule="auto"/>
-      </w:pPr>
-      <w:r>
-        <w:rPr>
-          <w:rFonts w:ascii="Times New Roman" w:hAnsi="Times New Roman" w:eastAsia="Times New Roman" w:cs="Times New Roman"/>
-          <w:b w:val="0"/>
-          <w:i w:val="0"/>
-          <w:color w:val="000000"/>
-          <w:sz w:val="24"/>
-        </w:rPr>
+        <w:br/>
+        <w:t xml:space="preserve">   The retrieved context may be Portuguese; still answer in English when the</w:t>
+        <w:br/>
+        <w:t xml:space="preserve">   question is English.</w:t>
+        <w:br/>
+        <w:t xml:space="preserve">   If the question is written in Portuguese, answer in Portuguese. Do not</w:t>
+        <w:br/>
+        <w:t xml:space="preserve">   translate Portuguese questions into English.</w:t>
+        <w:br/>
         <w:t>3. Cite every material statement inline using the context's citation_label exactly,</w:t>
-      </w:r>
-    </w:p>
-    <w:p>
-      <w:pPr>
-        <w:spacing w:before="0" w:after="160" w:line="276" w:lineRule="auto"/>
-      </w:pPr>
-      <w:r>
-        <w:rPr>
-          <w:rFonts w:ascii="Times New Roman" w:hAnsi="Times New Roman" w:eastAsia="Times New Roman" w:cs="Times New Roman"/>
-          <w:b w:val="0"/>
-          <w:i w:val="0"/>
-          <w:color w:val="000000"/>
-          <w:sz w:val="24"/>
-        </w:rPr>
-        <w:t>formatted in square brackets, for example [RDC 945/2024, Art. 23].</w:t>
-      </w:r>
-    </w:p>
-    <w:p>
-      <w:pPr>
-        <w:spacing w:before="0" w:after="160" w:line="276" w:lineRule="auto"/>
-      </w:pPr>
-      <w:r>
-        <w:rPr>
-          <w:rFonts w:ascii="Times New Roman" w:hAnsi="Times New Roman" w:eastAsia="Times New Roman" w:cs="Times New Roman"/>
-          <w:b w:val="0"/>
-          <w:i w:val="0"/>
-          <w:color w:val="000000"/>
-          <w:sz w:val="24"/>
-        </w:rPr>
-        <w:t>Put each citation in its own pair of brackets.</w:t>
-      </w:r>
-    </w:p>
-    <w:p>
-      <w:pPr>
-        <w:spacing w:before="0" w:after="160" w:line="276" w:lineRule="auto"/>
-      </w:pPr>
-      <w:r>
-        <w:rPr>
-          <w:rFonts w:ascii="Times New Roman" w:hAnsi="Times New Roman" w:eastAsia="Times New Roman" w:cs="Times New Roman"/>
-          <w:b w:val="0"/>
-          <w:i w:val="0"/>
-          <w:color w:val="000000"/>
-          <w:sz w:val="24"/>
-        </w:rPr>
-        <w:t>Do not add paragraph, item, section, page, or line suffixes unless they are part</w:t>
-      </w:r>
-    </w:p>
-    <w:p>
-      <w:pPr>
-        <w:spacing w:before="0" w:after="160" w:line="276" w:lineRule="auto"/>
-      </w:pPr>
-      <w:r>
-        <w:rPr>
-          <w:rFonts w:ascii="Times New Roman" w:hAnsi="Times New Roman" w:eastAsia="Times New Roman" w:cs="Times New Roman"/>
-          <w:b w:val="0"/>
-          <w:i w:val="0"/>
-          <w:color w:val="000000"/>
-          <w:sz w:val="24"/>
-        </w:rPr>
-        <w:t>of the retrieved citation_label itself.</w:t>
-      </w:r>
-    </w:p>
-    <w:p>
-      <w:pPr>
-        <w:spacing w:before="0" w:after="160" w:line="276" w:lineRule="auto"/>
-      </w:pPr>
-      <w:r>
-        <w:rPr>
-          <w:rFonts w:ascii="Times New Roman" w:hAnsi="Times New Roman" w:eastAsia="Times New Roman" w:cs="Times New Roman"/>
-          <w:b w:val="0"/>
-          <w:i w:val="0"/>
-          <w:color w:val="000000"/>
-          <w:sz w:val="24"/>
-        </w:rPr>
-        <w:t>Every non-refusal answer must include at least one citation containing "Art.";</w:t>
-      </w:r>
-    </w:p>
-    <w:p>
-      <w:pPr>
-        <w:spacing w:before="0" w:after="160" w:line="276" w:lineRule="auto"/>
-      </w:pPr>
-      <w:r>
-        <w:rPr>
-          <w:rFonts w:ascii="Times New Roman" w:hAnsi="Times New Roman" w:eastAsia="Times New Roman" w:cs="Times New Roman"/>
-          <w:b w:val="0"/>
-          <w:i w:val="0"/>
-          <w:color w:val="000000"/>
-          <w:sz w:val="24"/>
-        </w:rPr>
-        <w:t>do not rely only on a preamble or document-level citation when article evidence</w:t>
-      </w:r>
-    </w:p>
-    <w:p>
-      <w:pPr>
-        <w:spacing w:before="0" w:after="160" w:line="276" w:lineRule="auto"/>
-      </w:pPr>
-      <w:r>
-        <w:rPr>
-          <w:rFonts w:ascii="Times New Roman" w:hAnsi="Times New Roman" w:eastAsia="Times New Roman" w:cs="Times New Roman"/>
-          <w:b w:val="0"/>
-          <w:i w:val="0"/>
-          <w:color w:val="000000"/>
-          <w:sz w:val="24"/>
-        </w:rPr>
-        <w:t>is available.</w:t>
-      </w:r>
-    </w:p>
-    <w:p>
-      <w:pPr>
-        <w:spacing w:before="0" w:after="160" w:line="276" w:lineRule="auto"/>
-      </w:pPr>
-      <w:r>
-        <w:rPr>
-          <w:rFonts w:ascii="Times New Roman" w:hAnsi="Times New Roman" w:eastAsia="Times New Roman" w:cs="Times New Roman"/>
-          <w:b w:val="0"/>
-          <w:i w:val="0"/>
-          <w:color w:val="000000"/>
-          <w:sz w:val="24"/>
-        </w:rPr>
+        <w:br/>
+        <w:t xml:space="preserve">   formatted in square brackets, for example [RDC 945/2024, Art. 23].</w:t>
+        <w:br/>
+        <w:t xml:space="preserve">   Put each citation in its own pair of brackets.</w:t>
+        <w:br/>
+        <w:t xml:space="preserve">   Do not add paragraph, item, section, page, or line suffixes unless they are part</w:t>
+        <w:br/>
+        <w:t xml:space="preserve">   of the retrieved citation_label itself.</w:t>
+        <w:br/>
+        <w:t xml:space="preserve">   Every non-refusal answer must include at least one citation containing "Art.";</w:t>
+        <w:br/>
+        <w:t xml:space="preserve">   do not rely only on a preamble or document-level citation when article evidence</w:t>
+        <w:br/>
+        <w:t xml:space="preserve">   is available.</w:t>
+        <w:br/>
         <w:t>4. Never invent a document number, article, section, deadline, or requirement.</w:t>
-      </w:r>
-    </w:p>
-    <w:p>
-      <w:pPr>
-        <w:spacing w:before="0" w:after="160" w:line="276" w:lineRule="auto"/>
-      </w:pPr>
-      <w:r>
-        <w:rPr>
-          <w:rFonts w:ascii="Times New Roman" w:hAnsi="Times New Roman" w:eastAsia="Times New Roman" w:cs="Times New Roman"/>
-          <w:b w:val="0"/>
-          <w:i w:val="0"/>
-          <w:color w:val="000000"/>
-          <w:sz w:val="24"/>
-        </w:rPr>
+        <w:br/>
         <w:t>5. If the context does not contain enough evidence to answer the exact question,</w:t>
-      </w:r>
-    </w:p>
-    <w:p>
-      <w:pPr>
-        <w:spacing w:before="0" w:after="160" w:line="276" w:lineRule="auto"/>
-      </w:pPr>
-      <w:r>
-        <w:rPr>
-          <w:rFonts w:ascii="Times New Roman" w:hAnsi="Times New Roman" w:eastAsia="Times New Roman" w:cs="Times New Roman"/>
-          <w:b w:val="0"/>
-          <w:i w:val="0"/>
-          <w:color w:val="000000"/>
-          <w:sz w:val="24"/>
-        </w:rPr>
-        <w:t>respond only with the appropriate sentence below and do not add a citation:</w:t>
-      </w:r>
-    </w:p>
-    <w:p>
-      <w:pPr>
-        <w:spacing w:before="0" w:after="160" w:line="276" w:lineRule="auto"/>
-      </w:pPr>
-      <w:r>
-        <w:rPr>
-          <w:rFonts w:ascii="Times New Roman" w:hAnsi="Times New Roman" w:eastAsia="Times New Roman" w:cs="Times New Roman"/>
-          <w:b w:val="0"/>
-          <w:i w:val="0"/>
-          <w:color w:val="000000"/>
-          <w:sz w:val="24"/>
-        </w:rPr>
-        <w:t>Portuguese: Os documentos recuperados nao fornecem informacao suficiente para responder.</w:t>
-      </w:r>
-    </w:p>
-    <w:p>
-      <w:pPr>
-        <w:spacing w:before="0" w:after="160" w:line="276" w:lineRule="auto"/>
-      </w:pPr>
-      <w:r>
-        <w:rPr>
-          <w:rFonts w:ascii="Times New Roman" w:hAnsi="Times New Roman" w:eastAsia="Times New Roman" w:cs="Times New Roman"/>
-          <w:b w:val="0"/>
-          <w:i w:val="0"/>
-          <w:color w:val="000000"/>
-          <w:sz w:val="24"/>
-        </w:rPr>
-        <w:t>English: The retrieved documents do not provide enough information to answer.</w:t>
-      </w:r>
-    </w:p>
-    <w:p>
-      <w:pPr>
-        <w:spacing w:before="0" w:after="160" w:line="276" w:lineRule="auto"/>
-      </w:pPr>
-      <w:r>
-        <w:rPr>
-          <w:rFonts w:ascii="Times New Roman" w:hAnsi="Times New Roman" w:eastAsia="Times New Roman" w:cs="Times New Roman"/>
-          <w:b w:val="0"/>
-          <w:i w:val="0"/>
-          <w:color w:val="000000"/>
-          <w:sz w:val="24"/>
-        </w:rPr>
-        <w:t>Treat related-but-incomplete context as insufficient. Do not substitute a nearby</w:t>
-      </w:r>
-    </w:p>
-    <w:p>
-      <w:pPr>
-        <w:spacing w:before="0" w:after="160" w:line="276" w:lineRule="auto"/>
-      </w:pPr>
-      <w:r>
-        <w:rPr>
-          <w:rFonts w:ascii="Times New Roman" w:hAnsi="Times New Roman" w:eastAsia="Times New Roman" w:cs="Times New Roman"/>
-          <w:b w:val="0"/>
-          <w:i w:val="0"/>
-          <w:color w:val="000000"/>
-          <w:sz w:val="24"/>
-        </w:rPr>
-        <w:t>general rule, procedure, system name, deadline, definition, or article when the</w:t>
-      </w:r>
-    </w:p>
-    <w:p>
-      <w:pPr>
-        <w:spacing w:before="0" w:after="160" w:line="276" w:lineRule="auto"/>
-      </w:pPr>
-      <w:r>
-        <w:rPr>
-          <w:rFonts w:ascii="Times New Roman" w:hAnsi="Times New Roman" w:eastAsia="Times New Roman" w:cs="Times New Roman"/>
-          <w:b w:val="0"/>
-          <w:i w:val="0"/>
-          <w:color w:val="000000"/>
-          <w:sz w:val="24"/>
-        </w:rPr>
-        <w:t>question asks for a more specific fact that is absent.</w:t>
-      </w:r>
-    </w:p>
-    <w:p>
-      <w:pPr>
-        <w:spacing w:before="0" w:after="160" w:line="276" w:lineRule="auto"/>
-      </w:pPr>
-      <w:r>
-        <w:rPr>
-          <w:rFonts w:ascii="Times New Roman" w:hAnsi="Times New Roman" w:eastAsia="Times New Roman" w:cs="Times New Roman"/>
-          <w:b w:val="0"/>
-          <w:i w:val="0"/>
-          <w:color w:val="000000"/>
-          <w:sz w:val="24"/>
-        </w:rPr>
-        <w:t>This includes questions asking for current forms, form models, exact URLs,</w:t>
-      </w:r>
-    </w:p>
-    <w:p>
-      <w:pPr>
-        <w:spacing w:before="0" w:after="160" w:line="276" w:lineRule="auto"/>
-      </w:pPr>
-      <w:r>
-        <w:rPr>
-          <w:rFonts w:ascii="Times New Roman" w:hAnsi="Times New Roman" w:eastAsia="Times New Roman" w:cs="Times New Roman"/>
-          <w:b w:val="0"/>
-          <w:i w:val="0"/>
-          <w:color w:val="000000"/>
-          <w:sz w:val="24"/>
-        </w:rPr>
-        <w:t>current fees or values, private contract terms, company-specific submission</w:t>
-      </w:r>
-    </w:p>
-    <w:p>
-      <w:pPr>
-        <w:spacing w:before="0" w:after="160" w:line="276" w:lineRule="auto"/>
-      </w:pPr>
-      <w:r>
-        <w:rPr>
-          <w:rFonts w:ascii="Times New Roman" w:hAnsi="Times New Roman" w:eastAsia="Times New Roman" w:cs="Times New Roman"/>
-          <w:b w:val="0"/>
-          <w:i w:val="0"/>
-          <w:color w:val="000000"/>
-          <w:sz w:val="24"/>
-        </w:rPr>
-        <w:t>status, personal contact information, market prices, reimbursement, taxes,</w:t>
-      </w:r>
-    </w:p>
-    <w:p>
-      <w:pPr>
-        <w:spacing w:before="0" w:after="160" w:line="276" w:lineRule="auto"/>
-      </w:pPr>
-      <w:r>
-        <w:rPr>
-          <w:rFonts w:ascii="Times New Roman" w:hAnsi="Times New Roman" w:eastAsia="Times New Roman" w:cs="Times New Roman"/>
-          <w:b w:val="0"/>
-          <w:i w:val="0"/>
-          <w:color w:val="000000"/>
-          <w:sz w:val="24"/>
-        </w:rPr>
-        <w:t>patents, future approvals, or advice that is not explicitly stated in the</w:t>
-      </w:r>
-    </w:p>
-    <w:p>
-      <w:pPr>
-        <w:spacing w:before="0" w:after="160" w:line="276" w:lineRule="auto"/>
-      </w:pPr>
-      <w:r>
-        <w:rPr>
-          <w:rFonts w:ascii="Times New Roman" w:hAnsi="Times New Roman" w:eastAsia="Times New Roman" w:cs="Times New Roman"/>
-          <w:b w:val="0"/>
-          <w:i w:val="0"/>
-          <w:color w:val="000000"/>
-          <w:sz w:val="24"/>
-        </w:rPr>
-        <w:t>retrieved regulatory text.</w:t>
-      </w:r>
-    </w:p>
-    <w:p>
-      <w:pPr>
-        <w:spacing w:before="0" w:after="160" w:line="276" w:lineRule="auto"/>
-      </w:pPr>
-      <w:r>
-        <w:rPr>
-          <w:rFonts w:ascii="Times New Roman" w:hAnsi="Times New Roman" w:eastAsia="Times New Roman" w:cs="Times New Roman"/>
-          <w:b w:val="0"/>
-          <w:i w:val="0"/>
-          <w:color w:val="000000"/>
-          <w:sz w:val="24"/>
-        </w:rPr>
+        <w:br/>
+        <w:t xml:space="preserve">   respond only with the appropriate sentence below and do not add a citation:</w:t>
+        <w:br/>
+        <w:t xml:space="preserve">   Portuguese: Os documentos recuperados nao fornecem informacao suficiente para responder.</w:t>
+        <w:br/>
+        <w:t xml:space="preserve">   English: The retrieved documents do not provide enough information to answer.</w:t>
+        <w:br/>
+        <w:t xml:space="preserve">   Treat related-but-incomplete context as insufficient. Do not substitute a nearby</w:t>
+        <w:br/>
+        <w:t xml:space="preserve">   general rule, procedure, system name, deadline, definition, or article when the</w:t>
+        <w:br/>
+        <w:t xml:space="preserve">   question asks for a more specific fact that is absent.</w:t>
+        <w:br/>
+        <w:t xml:space="preserve">   This includes questions asking for current forms, form models, exact URLs,</w:t>
+        <w:br/>
+        <w:t xml:space="preserve">   current fees or values, private contract terms, company-specific submission</w:t>
+        <w:br/>
+        <w:t xml:space="preserve">   status, personal contact information, market prices, reimbursement, taxes,</w:t>
+        <w:br/>
+        <w:t xml:space="preserve">   patents, future approvals, or advice that is not explicitly stated in the</w:t>
+        <w:br/>
+        <w:t xml:space="preserve">   retrieved regulatory text.</w:t>
+        <w:br/>
         <w:t>6. Before answering, silently classify the retrieved evidence as one of:</w:t>
-      </w:r>
-    </w:p>
-    <w:p>
-      <w:pPr>
-        <w:spacing w:before="0" w:after="160" w:line="276" w:lineRule="auto"/>
-      </w:pPr>
-      <w:r>
-        <w:rPr>
-          <w:rFonts w:ascii="Times New Roman" w:hAnsi="Times New Roman" w:eastAsia="Times New Roman" w:cs="Times New Roman"/>
-          <w:b w:val="0"/>
-          <w:i w:val="0"/>
-          <w:color w:val="000000"/>
-          <w:sz w:val="24"/>
-        </w:rPr>
-        <w:t>sufficient: it directly answers every material part of the question;</w:t>
-      </w:r>
-    </w:p>
-    <w:p>
-      <w:pPr>
-        <w:spacing w:before="0" w:after="160" w:line="276" w:lineRule="auto"/>
-      </w:pPr>
-      <w:r>
-        <w:rPr>
-          <w:rFonts w:ascii="Times New Roman" w:hAnsi="Times New Roman" w:eastAsia="Times New Roman" w:cs="Times New Roman"/>
-          <w:b w:val="0"/>
-          <w:i w:val="0"/>
-          <w:color w:val="000000"/>
-          <w:sz w:val="24"/>
-        </w:rPr>
-        <w:t>partial_related: it discusses the topic but omits the requested specific fact;</w:t>
-      </w:r>
-    </w:p>
-    <w:p>
-      <w:pPr>
-        <w:spacing w:before="0" w:after="160" w:line="276" w:lineRule="auto"/>
-      </w:pPr>
-      <w:r>
-        <w:rPr>
-          <w:rFonts w:ascii="Times New Roman" w:hAnsi="Times New Roman" w:eastAsia="Times New Roman" w:cs="Times New Roman"/>
-          <w:b w:val="0"/>
-          <w:i w:val="0"/>
-          <w:color w:val="000000"/>
-          <w:sz w:val="24"/>
-        </w:rPr>
-        <w:t>insufficient: it does not contain relevant evidence.</w:t>
-      </w:r>
-    </w:p>
-    <w:p>
-      <w:pPr>
-        <w:spacing w:before="0" w:after="160" w:line="276" w:lineRule="auto"/>
-      </w:pPr>
-      <w:r>
-        <w:rPr>
-          <w:rFonts w:ascii="Times New Roman" w:hAnsi="Times New Roman" w:eastAsia="Times New Roman" w:cs="Times New Roman"/>
-          <w:b w:val="0"/>
-          <w:i w:val="0"/>
-          <w:color w:val="000000"/>
-          <w:sz w:val="24"/>
-        </w:rPr>
-        <w:t>Answer only when evidence is sufficient. For partial_related or insufficient,</w:t>
-      </w:r>
-    </w:p>
-    <w:p>
-      <w:pPr>
-        <w:spacing w:before="0" w:after="160" w:line="276" w:lineRule="auto"/>
-      </w:pPr>
-      <w:r>
-        <w:rPr>
-          <w:rFonts w:ascii="Times New Roman" w:hAnsi="Times New Roman" w:eastAsia="Times New Roman" w:cs="Times New Roman"/>
-          <w:b w:val="0"/>
-          <w:i w:val="0"/>
-          <w:color w:val="000000"/>
-          <w:sz w:val="24"/>
-        </w:rPr>
-        <w:t>return only the refusal sentence from rule 5.</w:t>
-      </w:r>
-    </w:p>
-    <w:p>
-      <w:pPr>
-        <w:spacing w:before="0" w:after="160" w:line="276" w:lineRule="auto"/>
-      </w:pPr>
-      <w:r>
-        <w:rPr>
-          <w:rFonts w:ascii="Times New Roman" w:hAnsi="Times New Roman" w:eastAsia="Times New Roman" w:cs="Times New Roman"/>
-          <w:b w:val="0"/>
-          <w:i w:val="0"/>
-          <w:color w:val="000000"/>
-          <w:sz w:val="24"/>
-        </w:rPr>
+        <w:br/>
+        <w:t xml:space="preserve">   sufficient: it directly answers every material part of the question;</w:t>
+        <w:br/>
+        <w:t xml:space="preserve">   partial_related: it discusses the topic but omits the requested specific fact;</w:t>
+        <w:br/>
+        <w:t xml:space="preserve">   insufficient: it does not contain relevant evidence.</w:t>
+        <w:br/>
+        <w:t xml:space="preserve">   Answer only when evidence is sufficient. For partial_related or insufficient,</w:t>
+        <w:br/>
+        <w:t xml:space="preserve">   return only the refusal sentence from rule 5.</w:t>
+        <w:br/>
         <w:t>7. For yes/no or false-premise questions, answer with a cited negative only when</w:t>
-      </w:r>
-    </w:p>
-    <w:p>
-      <w:pPr>
-        <w:spacing w:before="0" w:after="160" w:line="276" w:lineRule="auto"/>
-      </w:pPr>
-      <w:r>
-        <w:rPr>
-          <w:rFonts w:ascii="Times New Roman" w:hAnsi="Times New Roman" w:eastAsia="Times New Roman" w:cs="Times New Roman"/>
-          <w:b w:val="0"/>
-          <w:i w:val="0"/>
-          <w:color w:val="000000"/>
-          <w:sz w:val="24"/>
-        </w:rPr>
-        <w:t>the retrieved context directly contradicts the premise. Use "Nao" for</w:t>
-      </w:r>
-    </w:p>
-    <w:p>
-      <w:pPr>
-        <w:spacing w:before="0" w:after="160" w:line="276" w:lineRule="auto"/>
-      </w:pPr>
-      <w:r>
-        <w:rPr>
-          <w:rFonts w:ascii="Times New Roman" w:hAnsi="Times New Roman" w:eastAsia="Times New Roman" w:cs="Times New Roman"/>
-          <w:b w:val="0"/>
-          <w:i w:val="0"/>
-          <w:color w:val="000000"/>
-          <w:sz w:val="24"/>
-        </w:rPr>
-        <w:t>Portuguese questions and "No" for English questions. If the context merely</w:t>
-      </w:r>
-    </w:p>
-    <w:p>
-      <w:pPr>
-        <w:spacing w:before="0" w:after="160" w:line="276" w:lineRule="auto"/>
-      </w:pPr>
-      <w:r>
-        <w:rPr>
-          <w:rFonts w:ascii="Times New Roman" w:hAnsi="Times New Roman" w:eastAsia="Times New Roman" w:cs="Times New Roman"/>
-          <w:b w:val="0"/>
-          <w:i w:val="0"/>
-          <w:color w:val="000000"/>
-          <w:sz w:val="24"/>
-        </w:rPr>
-        <w:t>lacks the premise or does not address it, use the refusal sentence instead.</w:t>
-      </w:r>
-    </w:p>
-    <w:p>
-      <w:pPr>
-        <w:spacing w:before="0" w:after="160" w:line="276" w:lineRule="auto"/>
-      </w:pPr>
-      <w:r>
-        <w:rPr>
-          <w:rFonts w:ascii="Times New Roman" w:hAnsi="Times New Roman" w:eastAsia="Times New Roman" w:cs="Times New Roman"/>
-          <w:b w:val="0"/>
-          <w:i w:val="0"/>
-          <w:color w:val="000000"/>
-          <w:sz w:val="24"/>
-        </w:rPr>
+        <w:br/>
+        <w:t xml:space="preserve">   the retrieved context directly contradicts the premise. Use "Nao" for</w:t>
+        <w:br/>
+        <w:t xml:space="preserve">   Portuguese questions and "No" for English questions. If the context merely</w:t>
+        <w:br/>
+        <w:t xml:space="preserve">   lacks the premise or does not address it, use the refusal sentence instead.</w:t>
+        <w:br/>
         <w:t>8. Prefer a concise direct answer, but answer every material part of the question.</w:t>
-      </w:r>
-    </w:p>
-    <w:p>
-      <w:pPr>
-        <w:spacing w:before="0" w:after="160" w:line="276" w:lineRule="auto"/>
-      </w:pPr>
-      <w:r>
-        <w:rPr>
-          <w:rFonts w:ascii="Times New Roman" w:hAnsi="Times New Roman" w:eastAsia="Times New Roman" w:cs="Times New Roman"/>
-          <w:b w:val="0"/>
-          <w:i w:val="0"/>
-          <w:color w:val="000000"/>
-          <w:sz w:val="24"/>
-        </w:rPr>
-        <w:t>Include deadlines, formats, lists of required documents, conditions,</w:t>
-      </w:r>
-    </w:p>
-    <w:p>
-      <w:pPr>
-        <w:spacing w:before="0" w:after="160" w:line="276" w:lineRule="auto"/>
-      </w:pPr>
-      <w:r>
-        <w:rPr>
-          <w:rFonts w:ascii="Times New Roman" w:hAnsi="Times New Roman" w:eastAsia="Times New Roman" w:cs="Times New Roman"/>
-          <w:b w:val="0"/>
-          <w:i w:val="0"/>
-          <w:color w:val="000000"/>
-          <w:sz w:val="24"/>
-        </w:rPr>
-        <w:t>exceptions, and consequences when the question asks for them and the context</w:t>
-      </w:r>
-    </w:p>
-    <w:p>
-      <w:pPr>
-        <w:spacing w:before="0" w:after="160" w:line="276" w:lineRule="auto"/>
-      </w:pPr>
-      <w:r>
-        <w:rPr>
-          <w:rFonts w:ascii="Times New Roman" w:hAnsi="Times New Roman" w:eastAsia="Times New Roman" w:cs="Times New Roman"/>
-          <w:b w:val="0"/>
-          <w:i w:val="0"/>
-          <w:color w:val="000000"/>
-          <w:sz w:val="24"/>
-        </w:rPr>
-        <w:t>provides them.</w:t>
-      </w:r>
-    </w:p>
-    <w:p>
-      <w:pPr>
-        <w:spacing w:before="0" w:after="160" w:line="276" w:lineRule="auto"/>
-      </w:pPr>
-      <w:r>
-        <w:rPr>
-          <w:rFonts w:ascii="Times New Roman" w:hAnsi="Times New Roman" w:eastAsia="Times New Roman" w:cs="Times New Roman"/>
-          <w:b w:val="0"/>
-          <w:i w:val="0"/>
-          <w:color w:val="000000"/>
-          <w:sz w:val="24"/>
-        </w:rPr>
-        <w:t>When the relevant article contains numbered items, lettered subitems, or</w:t>
-      </w:r>
-    </w:p>
-    <w:p>
-      <w:pPr>
-        <w:spacing w:before="0" w:after="160" w:line="276" w:lineRule="auto"/>
-      </w:pPr>
-      <w:r>
-        <w:rPr>
-          <w:rFonts w:ascii="Times New Roman" w:hAnsi="Times New Roman" w:eastAsia="Times New Roman" w:cs="Times New Roman"/>
-          <w:b w:val="0"/>
-          <w:i w:val="0"/>
-          <w:color w:val="000000"/>
-          <w:sz w:val="24"/>
-        </w:rPr>
-        <w:t>paragraphs such as I, II, III, a), b), §1, §2, read the whole retrieved</w:t>
-      </w:r>
-    </w:p>
-    <w:p>
-      <w:pPr>
-        <w:spacing w:before="0" w:after="160" w:line="276" w:lineRule="auto"/>
-      </w:pPr>
-      <w:r>
-        <w:rPr>
-          <w:rFonts w:ascii="Times New Roman" w:hAnsi="Times New Roman" w:eastAsia="Times New Roman" w:cs="Times New Roman"/>
-          <w:b w:val="0"/>
-          <w:i w:val="0"/>
-          <w:color w:val="000000"/>
-          <w:sz w:val="24"/>
-        </w:rPr>
-        <w:t>article before answering. For "what documents", "what information", "which</w:t>
-      </w:r>
-    </w:p>
-    <w:p>
-      <w:pPr>
-        <w:spacing w:before="0" w:after="160" w:line="276" w:lineRule="auto"/>
-      </w:pPr>
-      <w:r>
-        <w:rPr>
-          <w:rFonts w:ascii="Times New Roman" w:hAnsi="Times New Roman" w:eastAsia="Times New Roman" w:cs="Times New Roman"/>
-          <w:b w:val="0"/>
-          <w:i w:val="0"/>
-          <w:color w:val="000000"/>
-          <w:sz w:val="24"/>
-        </w:rPr>
-        <w:t>are excluded", "which are exempt", or similar list questions, include every</w:t>
-      </w:r>
-    </w:p>
-    <w:p>
-      <w:pPr>
-        <w:spacing w:before="0" w:after="160" w:line="276" w:lineRule="auto"/>
-      </w:pPr>
-      <w:r>
-        <w:rPr>
-          <w:rFonts w:ascii="Times New Roman" w:hAnsi="Times New Roman" w:eastAsia="Times New Roman" w:cs="Times New Roman"/>
-          <w:b w:val="0"/>
-          <w:i w:val="0"/>
-          <w:color w:val="000000"/>
-          <w:sz w:val="24"/>
-        </w:rPr>
-        <w:t>relevant category from the retrieved article. You may group related items to</w:t>
-      </w:r>
-    </w:p>
-    <w:p>
-      <w:pPr>
-        <w:spacing w:before="0" w:after="160" w:line="276" w:lineRule="auto"/>
-      </w:pPr>
-      <w:r>
-        <w:rPr>
-          <w:rFonts w:ascii="Times New Roman" w:hAnsi="Times New Roman" w:eastAsia="Times New Roman" w:cs="Times New Roman"/>
-          <w:b w:val="0"/>
-          <w:i w:val="0"/>
-          <w:color w:val="000000"/>
-          <w:sz w:val="24"/>
-        </w:rPr>
-        <w:t>stay concise, but do not omit early or later items from the same article.</w:t>
-      </w:r>
-    </w:p>
-    <w:p>
-      <w:pPr>
-        <w:spacing w:before="0" w:after="160" w:line="276" w:lineRule="auto"/>
-      </w:pPr>
-      <w:r>
-        <w:rPr>
-          <w:rFonts w:ascii="Times New Roman" w:hAnsi="Times New Roman" w:eastAsia="Times New Roman" w:cs="Times New Roman"/>
-          <w:b w:val="0"/>
-          <w:i w:val="0"/>
-          <w:color w:val="000000"/>
-          <w:sz w:val="24"/>
-        </w:rPr>
+        <w:br/>
+        <w:t xml:space="preserve">   Include deadlines, formats, lists of required documents, conditions,</w:t>
+        <w:br/>
+        <w:t xml:space="preserve">   exceptions, and consequences when the question asks for them and the context</w:t>
+        <w:br/>
+        <w:t xml:space="preserve">   provides them.</w:t>
+        <w:br/>
+        <w:t xml:space="preserve">   When the relevant article contains numbered items, lettered subitems, or</w:t>
+        <w:br/>
+        <w:t xml:space="preserve">   paragraphs such as I, II, III, a), b), §1, §2, read the whole retrieved</w:t>
+        <w:br/>
+        <w:t xml:space="preserve">   article before answering. For "what documents", "what information", "which</w:t>
+        <w:br/>
+        <w:t xml:space="preserve">   are excluded", "which are exempt", or similar list questions, include every</w:t>
+        <w:br/>
+        <w:t xml:space="preserve">   relevant category from the retrieved article. You may group related items to</w:t>
+        <w:br/>
+        <w:t xml:space="preserve">   stay concise, but do not omit early or later items from the same article.</w:t>
+        <w:br/>
         <w:t>9. When the question asks which regulatory document covers a topic, matching article</w:t>
-      </w:r>
-    </w:p>
-    <w:p>
-      <w:pPr>
-        <w:spacing w:before="0" w:after="160" w:line="276" w:lineRule="auto"/>
-      </w:pPr>
-      <w:r>
-        <w:rPr>
-          <w:rFonts w:ascii="Times New Roman" w:hAnsi="Times New Roman" w:eastAsia="Times New Roman" w:cs="Times New Roman"/>
-          <w:b w:val="0"/>
-          <w:i w:val="0"/>
-          <w:color w:val="000000"/>
-          <w:sz w:val="24"/>
-        </w:rPr>
-        <w:t>text plus its regulation_id or citation_label is sufficient evidence to name that</w:t>
-      </w:r>
-    </w:p>
-    <w:p>
-      <w:pPr>
-        <w:spacing w:before="0" w:after="160" w:line="276" w:lineRule="auto"/>
-      </w:pPr>
-      <w:r>
-        <w:rPr>
-          <w:rFonts w:ascii="Times New Roman" w:hAnsi="Times New Roman" w:eastAsia="Times New Roman" w:cs="Times New Roman"/>
-          <w:b w:val="0"/>
-          <w:i w:val="0"/>
-          <w:color w:val="000000"/>
-          <w:sz w:val="24"/>
-        </w:rPr>
-        <w:t>document. Cite the most directly relevant retrieved article.</w:t>
-      </w:r>
-    </w:p>
-    <w:p>
-      <w:pPr>
-        <w:spacing w:before="0" w:after="160" w:line="276" w:lineRule="auto"/>
-      </w:pPr>
-      <w:r>
-        <w:rPr>
-          <w:rFonts w:ascii="Times New Roman" w:hAnsi="Times New Roman" w:eastAsia="Times New Roman" w:cs="Times New Roman"/>
-          <w:b w:val="0"/>
-          <w:i w:val="0"/>
-          <w:color w:val="000000"/>
-          <w:sz w:val="24"/>
-        </w:rPr>
+        <w:br/>
+        <w:t xml:space="preserve">   text plus its regulation_id or citation_label is sufficient evidence to name that</w:t>
+        <w:br/>
+        <w:t xml:space="preserve">   document. Cite the most directly relevant retrieved article.</w:t>
+        <w:br/>
         <w:t>10. For purpose or scope questions, supplement preamble evidence with relevant</w:t>
-      </w:r>
-    </w:p>
-    <w:p>
-      <w:pPr>
-        <w:spacing w:before="0" w:after="160" w:line="276" w:lineRule="auto"/>
-      </w:pPr>
-      <w:r>
-        <w:rPr>
-          <w:rFonts w:ascii="Times New Roman" w:hAnsi="Times New Roman" w:eastAsia="Times New Roman" w:cs="Times New Roman"/>
-          <w:b w:val="0"/>
-          <w:i w:val="0"/>
-          <w:color w:val="000000"/>
-          <w:sz w:val="24"/>
-        </w:rPr>
-        <w:t>objective, scope, or definitions articles when they are retrieved.</w:t>
-      </w:r>
-    </w:p>
-    <w:p>
-      <w:pPr>
-        <w:spacing w:before="0" w:after="160" w:line="276" w:lineRule="auto"/>
-      </w:pPr>
-      <w:r>
-        <w:rPr>
-          <w:rFonts w:ascii="Times New Roman" w:hAnsi="Times New Roman" w:eastAsia="Times New Roman" w:cs="Times New Roman"/>
-          <w:b w:val="0"/>
-          <w:i w:val="0"/>
-          <w:color w:val="000000"/>
-          <w:sz w:val="24"/>
-        </w:rPr>
+        <w:br/>
+        <w:t xml:space="preserve">   objective, scope, or definitions articles when they are retrieved.</w:t>
+        <w:br/>
+        <w:br/>
         <w:t>Final validation: unless the response is the refusal sentence or answers a publication</w:t>
-      </w:r>
-    </w:p>
-    <w:p>
-      <w:pPr>
-        <w:spacing w:before="0" w:after="160" w:line="276" w:lineRule="auto"/>
-      </w:pPr>
-      <w:r>
-        <w:rPr>
-          <w:rFonts w:ascii="Times New Roman" w:hAnsi="Times New Roman" w:eastAsia="Times New Roman" w:cs="Times New Roman"/>
-          <w:b w:val="0"/>
-          <w:i w:val="0"/>
-          <w:color w:val="000000"/>
-          <w:sz w:val="24"/>
-        </w:rPr>
+        <w:br/>
         <w:t>date found only in the preamble, it is invalid if it does not contain the literal text</w:t>
-      </w:r>
-    </w:p>
-    <w:p>
-      <w:pPr>
-        <w:spacing w:before="0" w:after="160" w:line="276" w:lineRule="auto"/>
-      </w:pPr>
-      <w:r>
-        <w:rPr>
-          <w:rFonts w:ascii="Times New Roman" w:hAnsi="Times New Roman" w:eastAsia="Times New Roman" w:cs="Times New Roman"/>
-          <w:b w:val="0"/>
-          <w:i w:val="0"/>
-          <w:color w:val="000000"/>
-          <w:sz w:val="24"/>
-        </w:rPr>
+        <w:br/>
         <w:t>", Art." inside at least one square-bracket citation. Revise it using retrieved article</w:t>
-      </w:r>
-    </w:p>
-    <w:p>
-      <w:pPr>
-        <w:spacing w:before="0" w:after="160" w:line="276" w:lineRule="auto"/>
-      </w:pPr>
-      <w:r>
-        <w:rPr>
-          <w:rFonts w:ascii="Times New Roman" w:hAnsi="Times New Roman" w:eastAsia="Times New Roman" w:cs="Times New Roman"/>
-          <w:b w:val="0"/>
-          <w:i w:val="0"/>
-          <w:color w:val="000000"/>
-          <w:sz w:val="24"/>
-        </w:rPr>
+        <w:br/>
         <w:t>evidence before returning it. Never invent an article citation for preamble-only facts.</w:t>
-      </w:r>
-    </w:p>
-    <w:p>
-      <w:pPr>
-        <w:spacing w:before="0" w:after="160" w:line="276" w:lineRule="auto"/>
-      </w:pPr>
-      <w:r>
-        <w:rPr>
-          <w:rFonts w:ascii="Times New Roman" w:hAnsi="Times New Roman" w:eastAsia="Times New Roman" w:cs="Times New Roman"/>
-          <w:b w:val="0"/>
-          <w:i w:val="0"/>
-          <w:color w:val="000000"/>
-          <w:sz w:val="24"/>
-        </w:rPr>
+        <w:br/>
+        <w:br/>
         <w:t>Retrieved context:</w:t>
-      </w:r>
-    </w:p>
-    <w:p>
-      <w:pPr>
-        <w:spacing w:before="0" w:after="160" w:line="276" w:lineRule="auto"/>
-      </w:pPr>
-      <w:r>
-        <w:rPr>
-          <w:rFonts w:ascii="Times New Roman" w:hAnsi="Times New Roman" w:eastAsia="Times New Roman" w:cs="Times New Roman"/>
-          <w:b w:val="0"/>
-          <w:i w:val="0"/>
-          <w:color w:val="000000"/>
-          <w:sz w:val="24"/>
-        </w:rPr>
+        <w:br/>
         <w:t>---------------------</w:t>
-      </w:r>
-    </w:p>
-    <w:p>
-      <w:pPr>
-        <w:spacing w:before="0" w:after="160" w:line="276" w:lineRule="auto"/>
-      </w:pPr>
-      <w:r>
-        <w:rPr>
-          <w:rFonts w:ascii="Times New Roman" w:hAnsi="Times New Roman" w:eastAsia="Times New Roman" w:cs="Times New Roman"/>
-          <w:b w:val="0"/>
-          <w:i w:val="0"/>
-          <w:color w:val="000000"/>
-          <w:sz w:val="24"/>
-        </w:rPr>
+        <w:br/>
         <w:t>{context_str}</w:t>
-      </w:r>
-    </w:p>
-    <w:p>
-      <w:pPr>
-        <w:spacing w:before="0" w:after="160" w:line="276" w:lineRule="auto"/>
-      </w:pPr>
-      <w:r>
-        <w:rPr>
-          <w:rFonts w:ascii="Times New Roman" w:hAnsi="Times New Roman" w:eastAsia="Times New Roman" w:cs="Times New Roman"/>
-          <w:b w:val="0"/>
-          <w:i w:val="0"/>
-          <w:color w:val="000000"/>
-          <w:sz w:val="24"/>
-        </w:rPr>
+        <w:br/>
         <w:t>---------------------</w:t>
-      </w:r>
-    </w:p>
-    <w:p>
-      <w:pPr>
-        <w:spacing w:before="0" w:after="160" w:line="276" w:lineRule="auto"/>
-      </w:pPr>
-      <w:r>
-        <w:rPr>
-          <w:rFonts w:ascii="Times New Roman" w:hAnsi="Times New Roman" w:eastAsia="Times New Roman" w:cs="Times New Roman"/>
-          <w:b w:val="0"/>
-          <w:i w:val="0"/>
-          <w:color w:val="000000"/>
-          <w:sz w:val="24"/>
-        </w:rPr>
+        <w:br/>
+        <w:br/>
         <w:t>Question: {query_str}</w:t>
-      </w:r>
-    </w:p>
-    <w:p>
-      <w:pPr>
-        <w:spacing w:before="0" w:after="160" w:line="276" w:lineRule="auto"/>
-      </w:pPr>
-      <w:r>
-        <w:rPr>
-          <w:rFonts w:ascii="Times New Roman" w:hAnsi="Times New Roman" w:eastAsia="Times New Roman" w:cs="Times New Roman"/>
-          <w:b w:val="0"/>
-          <w:i w:val="0"/>
-          <w:color w:val="000000"/>
-          <w:sz w:val="24"/>
-        </w:rPr>
+        <w:br/>
         <w:t>Answer:</w:t>
       </w:r>
     </w:p>
     <w:p>
       <w:pPr>
-        <w:spacing w:before="0" w:after="160" w:line="276" w:lineRule="auto"/>
+        <w:pStyle w:val="Heading2"/>
       </w:pPr>
       <w:r>
-        <w:rPr>
-          <w:rFonts w:ascii="Times New Roman" w:hAnsi="Times New Roman" w:eastAsia="Times New Roman" w:cs="Times New Roman"/>
-          <w:b w:val="0"/>
-          <w:i w:val="0"/>
-          <w:color w:val="000000"/>
-          <w:sz w:val="24"/>
-        </w:rPr>
-        <w:t>`</w:t>
-      </w:r>
-    </w:p>
-    <w:p>
-      <w:pPr>
-        <w:pStyle w:val="Heading2"/>
-        <w:spacing w:before="280" w:after="120"/>
-      </w:pPr>
-      <w:r>
-        <w:rPr>
-          <w:rFonts w:ascii="Times New Roman" w:hAnsi="Times New Roman" w:eastAsia="Times New Roman" w:cs="Times New Roman"/>
-          <w:b w:val="0"/>
-          <w:i w:val="0"/>
-          <w:color w:val="000000"/>
-          <w:sz w:val="24"/>
-        </w:rPr>
         <w:t>Refusal Rule</w:t>
       </w:r>
     </w:p>
     <w:p>
-      <w:pPr>
-        <w:spacing w:before="0" w:after="160" w:line="276" w:lineRule="auto"/>
-      </w:pPr>
       <w:r>
-        <w:rPr>
-          <w:rFonts w:ascii="Times New Roman" w:hAnsi="Times New Roman" w:eastAsia="Times New Roman" w:cs="Times New Roman"/>
-          <w:b w:val="0"/>
-          <w:i w:val="0"/>
-          <w:color w:val="000000"/>
-          <w:sz w:val="24"/>
-        </w:rPr>
         <w:t>The refusal sentence was language-specific:</w:t>
       </w:r>
     </w:p>
     <w:tbl>
       <w:tblPr>
         <w:tblStyle w:val="TableGrid"/>
-        <w:tblW w:type="dxa" w:w="9360"/>
+        <w:tblW w:type="auto" w:w="0"/>
         <w:tblLook w:firstColumn="1" w:firstRow="1" w:lastColumn="0" w:lastRow="0" w:noHBand="0" w:noVBand="1" w:val="04A0"/>
-        <w:jc w:val="left"/>
-        <w:tblLayout w:type="fixed"/>
       </w:tblPr>
       <w:tblGrid>
         <w:gridCol w:w="4680"/>
@@ -3992,29 +1749,18 @@
       <w:tr>
         <w:trPr>
           <w:cantSplit/>
+          <w:tblHeader w:val="true"/>
         </w:trPr>
         <w:tc>
           <w:tcPr>
             <w:tcW w:type="dxa" w:w="4680"/>
-            <w:tcMar>
-              <w:top w:w="80" w:type="dxa"/>
-              <w:start w:w="120" w:type="dxa"/>
-              <w:bottom w:w="80" w:type="dxa"/>
-              <w:end w:w="120" w:type="dxa"/>
-            </w:tcMar>
-            <w:vAlign w:val="center"/>
           </w:tcPr>
           <w:p>
-            <w:pPr>
-              <w:spacing w:after="0" w:line="252" w:lineRule="auto"/>
-            </w:pPr>
             <w:r>
               <w:rPr>
-                <w:rFonts w:ascii="Times New Roman" w:hAnsi="Times New Roman" w:eastAsia="Times New Roman" w:cs="Times New Roman"/>
+                <w:rFonts w:ascii="Arial" w:hAnsi="Arial"/>
                 <w:b/>
-                <w:i w:val="0"/>
-                <w:color w:val="000000"/>
-                <w:sz w:val="24"/>
+                <w:sz w:val="18"/>
               </w:rPr>
               <w:t>Question language</w:t>
             </w:r>
@@ -4023,25 +1769,13 @@
         <w:tc>
           <w:tcPr>
             <w:tcW w:type="dxa" w:w="4680"/>
-            <w:tcMar>
-              <w:top w:w="80" w:type="dxa"/>
-              <w:start w:w="120" w:type="dxa"/>
-              <w:bottom w:w="80" w:type="dxa"/>
-              <w:end w:w="120" w:type="dxa"/>
-            </w:tcMar>
-            <w:vAlign w:val="center"/>
           </w:tcPr>
           <w:p>
-            <w:pPr>
-              <w:spacing w:after="0" w:line="252" w:lineRule="auto"/>
-            </w:pPr>
             <w:r>
               <w:rPr>
-                <w:rFonts w:ascii="Times New Roman" w:hAnsi="Times New Roman" w:eastAsia="Times New Roman" w:cs="Times New Roman"/>
+                <w:rFonts w:ascii="Arial" w:hAnsi="Arial"/>
                 <w:b/>
-                <w:i w:val="0"/>
-                <w:color w:val="000000"/>
-                <w:sz w:val="24"/>
+                <w:sz w:val="18"/>
               </w:rPr>
               <w:t>Refusal sentence</w:t>
             </w:r>
@@ -4055,25 +1789,13 @@
         <w:tc>
           <w:tcPr>
             <w:tcW w:type="dxa" w:w="4680"/>
-            <w:tcMar>
-              <w:top w:w="80" w:type="dxa"/>
-              <w:start w:w="120" w:type="dxa"/>
-              <w:bottom w:w="80" w:type="dxa"/>
-              <w:end w:w="120" w:type="dxa"/>
-            </w:tcMar>
-            <w:vAlign w:val="center"/>
           </w:tcPr>
           <w:p>
-            <w:pPr>
-              <w:spacing w:after="0" w:line="252" w:lineRule="auto"/>
-            </w:pPr>
             <w:r>
               <w:rPr>
-                <w:rFonts w:ascii="Times New Roman" w:hAnsi="Times New Roman" w:eastAsia="Times New Roman" w:cs="Times New Roman"/>
+                <w:rFonts w:ascii="Arial" w:hAnsi="Arial"/>
                 <w:b w:val="0"/>
-                <w:i w:val="0"/>
-                <w:color w:val="000000"/>
-                <w:sz w:val="24"/>
+                <w:sz w:val="18"/>
               </w:rPr>
               <w:t>Portuguese</w:t>
             </w:r>
@@ -4082,25 +1804,13 @@
         <w:tc>
           <w:tcPr>
             <w:tcW w:type="dxa" w:w="4680"/>
-            <w:tcMar>
-              <w:top w:w="80" w:type="dxa"/>
-              <w:start w:w="120" w:type="dxa"/>
-              <w:bottom w:w="80" w:type="dxa"/>
-              <w:end w:w="120" w:type="dxa"/>
-            </w:tcMar>
-            <w:vAlign w:val="center"/>
           </w:tcPr>
           <w:p>
-            <w:pPr>
-              <w:spacing w:after="0" w:line="252" w:lineRule="auto"/>
-            </w:pPr>
             <w:r>
               <w:rPr>
-                <w:rFonts w:ascii="Times New Roman" w:hAnsi="Times New Roman" w:eastAsia="Times New Roman" w:cs="Times New Roman"/>
+                <w:rFonts w:ascii="Arial" w:hAnsi="Arial"/>
                 <w:b w:val="0"/>
-                <w:i w:val="0"/>
-                <w:color w:val="000000"/>
-                <w:sz w:val="24"/>
+                <w:sz w:val="18"/>
               </w:rPr>
               <w:t>Os documentos recuperados nao fornecem informacao suficiente para responder.</w:t>
             </w:r>
@@ -4114,25 +1824,13 @@
         <w:tc>
           <w:tcPr>
             <w:tcW w:type="dxa" w:w="4680"/>
-            <w:tcMar>
-              <w:top w:w="80" w:type="dxa"/>
-              <w:start w:w="120" w:type="dxa"/>
-              <w:bottom w:w="80" w:type="dxa"/>
-              <w:end w:w="120" w:type="dxa"/>
-            </w:tcMar>
-            <w:vAlign w:val="center"/>
           </w:tcPr>
           <w:p>
-            <w:pPr>
-              <w:spacing w:after="0" w:line="252" w:lineRule="auto"/>
-            </w:pPr>
             <w:r>
               <w:rPr>
-                <w:rFonts w:ascii="Times New Roman" w:hAnsi="Times New Roman" w:eastAsia="Times New Roman" w:cs="Times New Roman"/>
+                <w:rFonts w:ascii="Arial" w:hAnsi="Arial"/>
                 <w:b w:val="0"/>
-                <w:i w:val="0"/>
-                <w:color w:val="000000"/>
-                <w:sz w:val="24"/>
+                <w:sz w:val="18"/>
               </w:rPr>
               <w:t>English</w:t>
             </w:r>
@@ -4141,25 +1839,13 @@
         <w:tc>
           <w:tcPr>
             <w:tcW w:type="dxa" w:w="4680"/>
-            <w:tcMar>
-              <w:top w:w="80" w:type="dxa"/>
-              <w:start w:w="120" w:type="dxa"/>
-              <w:bottom w:w="80" w:type="dxa"/>
-              <w:end w:w="120" w:type="dxa"/>
-            </w:tcMar>
-            <w:vAlign w:val="center"/>
           </w:tcPr>
           <w:p>
-            <w:pPr>
-              <w:spacing w:after="0" w:line="252" w:lineRule="auto"/>
-            </w:pPr>
             <w:r>
               <w:rPr>
-                <w:rFonts w:ascii="Times New Roman" w:hAnsi="Times New Roman" w:eastAsia="Times New Roman" w:cs="Times New Roman"/>
+                <w:rFonts w:ascii="Arial" w:hAnsi="Arial"/>
                 <w:b w:val="0"/>
-                <w:i w:val="0"/>
-                <w:color w:val="000000"/>
-                <w:sz w:val="24"/>
+                <w:sz w:val="18"/>
               </w:rPr>
               <w:t>The retrieved documents do not provide enough information to answer.</w:t>
             </w:r>
@@ -4169,56 +1855,28 @@
     </w:tbl>
     <w:p/>
     <w:p>
-      <w:pPr>
-        <w:spacing w:before="0" w:after="160" w:line="276" w:lineRule="auto"/>
-      </w:pPr>
       <w:r>
-        <w:rPr>
-          <w:rFonts w:ascii="Times New Roman" w:hAnsi="Times New Roman" w:eastAsia="Times New Roman" w:cs="Times New Roman"/>
-          <w:color w:val="000000"/>
-          <w:sz w:val="24"/>
-        </w:rPr>
         <w:t>Refusal was required when context was absent, irrelevant, or only partially related. The final prompt explicitly classified related-but-incomplete evidence as insufficient. This was added because the first AI-authored prospective stress test showed that the system sometimes answered current operational questions from nearby general regulatory text.</w:t>
       </w:r>
     </w:p>
     <w:p>
       <w:pPr>
         <w:pStyle w:val="Heading2"/>
-        <w:spacing w:before="280" w:after="120"/>
       </w:pPr>
       <w:r>
-        <w:rPr>
-          <w:rFonts w:ascii="Times New Roman" w:hAnsi="Times New Roman" w:eastAsia="Times New Roman" w:cs="Times New Roman"/>
-          <w:b w:val="0"/>
-          <w:i w:val="0"/>
-          <w:color w:val="000000"/>
-          <w:sz w:val="24"/>
-        </w:rPr>
         <w:t>Benchmark Design</w:t>
       </w:r>
     </w:p>
     <w:p>
-      <w:pPr>
-        <w:spacing w:before="0" w:after="160" w:line="276" w:lineRule="auto"/>
-      </w:pPr>
       <w:r>
-        <w:rPr>
-          <w:rFonts w:ascii="Times New Roman" w:hAnsi="Times New Roman" w:eastAsia="Times New Roman" w:cs="Times New Roman"/>
-          <w:b w:val="0"/>
-          <w:i w:val="0"/>
-          <w:color w:val="000000"/>
-          <w:sz w:val="24"/>
-        </w:rPr>
         <w:t>The 200-question benchmark contained 100 bilingual pairs and 200 rows:</w:t>
       </w:r>
     </w:p>
     <w:tbl>
       <w:tblPr>
         <w:tblStyle w:val="TableGrid"/>
-        <w:tblW w:type="dxa" w:w="9360"/>
+        <w:tblW w:type="auto" w:w="0"/>
         <w:tblLook w:firstColumn="1" w:firstRow="1" w:lastColumn="0" w:lastRow="0" w:noHBand="0" w:noVBand="1" w:val="04A0"/>
-        <w:jc w:val="left"/>
-        <w:tblLayout w:type="fixed"/>
       </w:tblPr>
       <w:tblGrid>
         <w:gridCol w:w="4680"/>
@@ -4227,29 +1885,18 @@
       <w:tr>
         <w:trPr>
           <w:cantSplit/>
+          <w:tblHeader w:val="true"/>
         </w:trPr>
         <w:tc>
           <w:tcPr>
             <w:tcW w:type="dxa" w:w="4680"/>
-            <w:tcMar>
-              <w:top w:w="80" w:type="dxa"/>
-              <w:start w:w="120" w:type="dxa"/>
-              <w:bottom w:w="80" w:type="dxa"/>
-              <w:end w:w="120" w:type="dxa"/>
-            </w:tcMar>
-            <w:vAlign w:val="center"/>
           </w:tcPr>
           <w:p>
-            <w:pPr>
-              <w:spacing w:after="0" w:line="252" w:lineRule="auto"/>
-            </w:pPr>
             <w:r>
               <w:rPr>
-                <w:rFonts w:ascii="Times New Roman" w:hAnsi="Times New Roman" w:eastAsia="Times New Roman" w:cs="Times New Roman"/>
+                <w:rFonts w:ascii="Arial" w:hAnsi="Arial"/>
                 <w:b/>
-                <w:i w:val="0"/>
-                <w:color w:val="000000"/>
-                <w:sz w:val="24"/>
+                <w:sz w:val="18"/>
               </w:rPr>
               <w:t>Bucket</w:t>
             </w:r>
@@ -4258,25 +1905,13 @@
         <w:tc>
           <w:tcPr>
             <w:tcW w:type="dxa" w:w="4680"/>
-            <w:tcMar>
-              <w:top w:w="80" w:type="dxa"/>
-              <w:start w:w="120" w:type="dxa"/>
-              <w:bottom w:w="80" w:type="dxa"/>
-              <w:end w:w="120" w:type="dxa"/>
-            </w:tcMar>
-            <w:vAlign w:val="center"/>
           </w:tcPr>
           <w:p>
-            <w:pPr>
-              <w:spacing w:after="0" w:line="252" w:lineRule="auto"/>
-            </w:pPr>
             <w:r>
               <w:rPr>
-                <w:rFonts w:ascii="Times New Roman" w:hAnsi="Times New Roman" w:eastAsia="Times New Roman" w:cs="Times New Roman"/>
+                <w:rFonts w:ascii="Arial" w:hAnsi="Arial"/>
                 <w:b/>
-                <w:i w:val="0"/>
-                <w:color w:val="000000"/>
-                <w:sz w:val="24"/>
+                <w:sz w:val="18"/>
               </w:rPr>
               <w:t>Count</w:t>
             </w:r>
@@ -4290,25 +1925,13 @@
         <w:tc>
           <w:tcPr>
             <w:tcW w:type="dxa" w:w="4680"/>
-            <w:tcMar>
-              <w:top w:w="80" w:type="dxa"/>
-              <w:start w:w="120" w:type="dxa"/>
-              <w:bottom w:w="80" w:type="dxa"/>
-              <w:end w:w="120" w:type="dxa"/>
-            </w:tcMar>
-            <w:vAlign w:val="center"/>
           </w:tcPr>
           <w:p>
-            <w:pPr>
-              <w:spacing w:after="0" w:line="252" w:lineRule="auto"/>
-            </w:pPr>
             <w:r>
               <w:rPr>
-                <w:rFonts w:ascii="Times New Roman" w:hAnsi="Times New Roman" w:eastAsia="Times New Roman" w:cs="Times New Roman"/>
+                <w:rFonts w:ascii="Arial" w:hAnsi="Arial"/>
                 <w:b w:val="0"/>
-                <w:i w:val="0"/>
-                <w:color w:val="000000"/>
-                <w:sz w:val="24"/>
+                <w:sz w:val="18"/>
               </w:rPr>
               <w:t>Portuguese answerable</w:t>
             </w:r>
@@ -4317,25 +1940,13 @@
         <w:tc>
           <w:tcPr>
             <w:tcW w:type="dxa" w:w="4680"/>
-            <w:tcMar>
-              <w:top w:w="80" w:type="dxa"/>
-              <w:start w:w="120" w:type="dxa"/>
-              <w:bottom w:w="80" w:type="dxa"/>
-              <w:end w:w="120" w:type="dxa"/>
-            </w:tcMar>
-            <w:vAlign w:val="center"/>
           </w:tcPr>
           <w:p>
-            <w:pPr>
-              <w:spacing w:after="0" w:line="252" w:lineRule="auto"/>
-            </w:pPr>
             <w:r>
               <w:rPr>
-                <w:rFonts w:ascii="Times New Roman" w:hAnsi="Times New Roman" w:eastAsia="Times New Roman" w:cs="Times New Roman"/>
+                <w:rFonts w:ascii="Arial" w:hAnsi="Arial"/>
                 <w:b w:val="0"/>
-                <w:i w:val="0"/>
-                <w:color w:val="000000"/>
-                <w:sz w:val="24"/>
+                <w:sz w:val="18"/>
               </w:rPr>
               <w:t>70</w:t>
             </w:r>
@@ -4349,25 +1960,13 @@
         <w:tc>
           <w:tcPr>
             <w:tcW w:type="dxa" w:w="4680"/>
-            <w:tcMar>
-              <w:top w:w="80" w:type="dxa"/>
-              <w:start w:w="120" w:type="dxa"/>
-              <w:bottom w:w="80" w:type="dxa"/>
-              <w:end w:w="120" w:type="dxa"/>
-            </w:tcMar>
-            <w:vAlign w:val="center"/>
           </w:tcPr>
           <w:p>
-            <w:pPr>
-              <w:spacing w:after="0" w:line="252" w:lineRule="auto"/>
-            </w:pPr>
             <w:r>
               <w:rPr>
-                <w:rFonts w:ascii="Times New Roman" w:hAnsi="Times New Roman" w:eastAsia="Times New Roman" w:cs="Times New Roman"/>
+                <w:rFonts w:ascii="Arial" w:hAnsi="Arial"/>
                 <w:b w:val="0"/>
-                <w:i w:val="0"/>
-                <w:color w:val="000000"/>
-                <w:sz w:val="24"/>
+                <w:sz w:val="18"/>
               </w:rPr>
               <w:t>English answerable</w:t>
             </w:r>
@@ -4376,25 +1975,13 @@
         <w:tc>
           <w:tcPr>
             <w:tcW w:type="dxa" w:w="4680"/>
-            <w:tcMar>
-              <w:top w:w="80" w:type="dxa"/>
-              <w:start w:w="120" w:type="dxa"/>
-              <w:bottom w:w="80" w:type="dxa"/>
-              <w:end w:w="120" w:type="dxa"/>
-            </w:tcMar>
-            <w:vAlign w:val="center"/>
           </w:tcPr>
           <w:p>
-            <w:pPr>
-              <w:spacing w:after="0" w:line="252" w:lineRule="auto"/>
-            </w:pPr>
             <w:r>
               <w:rPr>
-                <w:rFonts w:ascii="Times New Roman" w:hAnsi="Times New Roman" w:eastAsia="Times New Roman" w:cs="Times New Roman"/>
+                <w:rFonts w:ascii="Arial" w:hAnsi="Arial"/>
                 <w:b w:val="0"/>
-                <w:i w:val="0"/>
-                <w:color w:val="000000"/>
-                <w:sz w:val="24"/>
+                <w:sz w:val="18"/>
               </w:rPr>
               <w:t>70</w:t>
             </w:r>
@@ -4408,25 +1995,13 @@
         <w:tc>
           <w:tcPr>
             <w:tcW w:type="dxa" w:w="4680"/>
-            <w:tcMar>
-              <w:top w:w="80" w:type="dxa"/>
-              <w:start w:w="120" w:type="dxa"/>
-              <w:bottom w:w="80" w:type="dxa"/>
-              <w:end w:w="120" w:type="dxa"/>
-            </w:tcMar>
-            <w:vAlign w:val="center"/>
           </w:tcPr>
           <w:p>
-            <w:pPr>
-              <w:spacing w:after="0" w:line="252" w:lineRule="auto"/>
-            </w:pPr>
             <w:r>
               <w:rPr>
-                <w:rFonts w:ascii="Times New Roman" w:hAnsi="Times New Roman" w:eastAsia="Times New Roman" w:cs="Times New Roman"/>
+                <w:rFonts w:ascii="Arial" w:hAnsi="Arial"/>
                 <w:b w:val="0"/>
-                <w:i w:val="0"/>
-                <w:color w:val="000000"/>
-                <w:sz w:val="24"/>
+                <w:sz w:val="18"/>
               </w:rPr>
               <w:t>Multi-article or exception</w:t>
             </w:r>
@@ -4435,25 +2010,13 @@
         <w:tc>
           <w:tcPr>
             <w:tcW w:type="dxa" w:w="4680"/>
-            <w:tcMar>
-              <w:top w:w="80" w:type="dxa"/>
-              <w:start w:w="120" w:type="dxa"/>
-              <w:bottom w:w="80" w:type="dxa"/>
-              <w:end w:w="120" w:type="dxa"/>
-            </w:tcMar>
-            <w:vAlign w:val="center"/>
           </w:tcPr>
           <w:p>
-            <w:pPr>
-              <w:spacing w:after="0" w:line="252" w:lineRule="auto"/>
-            </w:pPr>
             <w:r>
               <w:rPr>
-                <w:rFonts w:ascii="Times New Roman" w:hAnsi="Times New Roman" w:eastAsia="Times New Roman" w:cs="Times New Roman"/>
+                <w:rFonts w:ascii="Arial" w:hAnsi="Arial"/>
                 <w:b w:val="0"/>
-                <w:i w:val="0"/>
-                <w:color w:val="000000"/>
-                <w:sz w:val="24"/>
+                <w:sz w:val="18"/>
               </w:rPr>
               <w:t>20</w:t>
             </w:r>
@@ -4467,25 +2030,13 @@
         <w:tc>
           <w:tcPr>
             <w:tcW w:type="dxa" w:w="4680"/>
-            <w:tcMar>
-              <w:top w:w="80" w:type="dxa"/>
-              <w:start w:w="120" w:type="dxa"/>
-              <w:bottom w:w="80" w:type="dxa"/>
-              <w:end w:w="120" w:type="dxa"/>
-            </w:tcMar>
-            <w:vAlign w:val="center"/>
           </w:tcPr>
           <w:p>
-            <w:pPr>
-              <w:spacing w:after="0" w:line="252" w:lineRule="auto"/>
-            </w:pPr>
             <w:r>
               <w:rPr>
-                <w:rFonts w:ascii="Times New Roman" w:hAnsi="Times New Roman" w:eastAsia="Times New Roman" w:cs="Times New Roman"/>
+                <w:rFonts w:ascii="Arial" w:hAnsi="Arial"/>
                 <w:b w:val="0"/>
-                <w:i w:val="0"/>
-                <w:color w:val="000000"/>
-                <w:sz w:val="24"/>
+                <w:sz w:val="18"/>
               </w:rPr>
               <w:t>Unanswerable or adversarial</w:t>
             </w:r>
@@ -4494,25 +2045,13 @@
         <w:tc>
           <w:tcPr>
             <w:tcW w:type="dxa" w:w="4680"/>
-            <w:tcMar>
-              <w:top w:w="80" w:type="dxa"/>
-              <w:start w:w="120" w:type="dxa"/>
-              <w:bottom w:w="80" w:type="dxa"/>
-              <w:end w:w="120" w:type="dxa"/>
-            </w:tcMar>
-            <w:vAlign w:val="center"/>
           </w:tcPr>
           <w:p>
-            <w:pPr>
-              <w:spacing w:after="0" w:line="252" w:lineRule="auto"/>
-            </w:pPr>
             <w:r>
               <w:rPr>
-                <w:rFonts w:ascii="Times New Roman" w:hAnsi="Times New Roman" w:eastAsia="Times New Roman" w:cs="Times New Roman"/>
+                <w:rFonts w:ascii="Arial" w:hAnsi="Arial"/>
                 <w:b w:val="0"/>
-                <w:i w:val="0"/>
-                <w:color w:val="000000"/>
-                <w:sz w:val="24"/>
+                <w:sz w:val="18"/>
               </w:rPr>
               <w:t>40</w:t>
             </w:r>
@@ -4522,42 +2061,20 @@
     </w:tbl>
     <w:p/>
     <w:p>
-      <w:pPr>
-        <w:spacing w:before="0" w:after="160" w:line="276" w:lineRule="auto"/>
-      </w:pPr>
       <w:r>
-        <w:rPr>
-          <w:rFonts w:ascii="Times New Roman" w:hAnsi="Times New Roman" w:eastAsia="Times New Roman" w:cs="Times New Roman"/>
-          <w:b w:val="0"/>
-          <w:i w:val="0"/>
-          <w:color w:val="000000"/>
-          <w:sz w:val="24"/>
-        </w:rPr>
         <w:t>Language counts were balanced: 100 Portuguese rows and 100 English rows. The benchmark audit recorded 78 unique gold article citations. Portuguese and English members of each pair shared the same data split to avoid leakage across languages.</w:t>
       </w:r>
     </w:p>
     <w:p>
-      <w:pPr>
-        <w:spacing w:before="0" w:after="160" w:line="276" w:lineRule="auto"/>
-      </w:pPr>
       <w:r>
-        <w:rPr>
-          <w:rFonts w:ascii="Times New Roman" w:hAnsi="Times New Roman" w:eastAsia="Times New Roman" w:cs="Times New Roman"/>
-          <w:b w:val="0"/>
-          <w:i w:val="0"/>
-          <w:color w:val="000000"/>
-          <w:sz w:val="24"/>
-        </w:rPr>
         <w:t>Split counts:</w:t>
       </w:r>
     </w:p>
     <w:tbl>
       <w:tblPr>
         <w:tblStyle w:val="TableGrid"/>
-        <w:tblW w:type="dxa" w:w="9360"/>
+        <w:tblW w:type="auto" w:w="0"/>
         <w:tblLook w:firstColumn="1" w:firstRow="1" w:lastColumn="0" w:lastRow="0" w:noHBand="0" w:noVBand="1" w:val="04A0"/>
-        <w:jc w:val="left"/>
-        <w:tblLayout w:type="fixed"/>
       </w:tblPr>
       <w:tblGrid>
         <w:gridCol w:w="4680"/>
@@ -4566,29 +2083,18 @@
       <w:tr>
         <w:trPr>
           <w:cantSplit/>
+          <w:tblHeader w:val="true"/>
         </w:trPr>
         <w:tc>
           <w:tcPr>
             <w:tcW w:type="dxa" w:w="4680"/>
-            <w:tcMar>
-              <w:top w:w="80" w:type="dxa"/>
-              <w:start w:w="120" w:type="dxa"/>
-              <w:bottom w:w="80" w:type="dxa"/>
-              <w:end w:w="120" w:type="dxa"/>
-            </w:tcMar>
-            <w:vAlign w:val="center"/>
           </w:tcPr>
           <w:p>
-            <w:pPr>
-              <w:spacing w:after="0" w:line="252" w:lineRule="auto"/>
-            </w:pPr>
             <w:r>
               <w:rPr>
-                <w:rFonts w:ascii="Times New Roman" w:hAnsi="Times New Roman" w:eastAsia="Times New Roman" w:cs="Times New Roman"/>
+                <w:rFonts w:ascii="Arial" w:hAnsi="Arial"/>
                 <w:b/>
-                <w:i w:val="0"/>
-                <w:color w:val="000000"/>
-                <w:sz w:val="24"/>
+                <w:sz w:val="18"/>
               </w:rPr>
               <w:t>Split</w:t>
             </w:r>
@@ -4597,25 +2103,13 @@
         <w:tc>
           <w:tcPr>
             <w:tcW w:type="dxa" w:w="4680"/>
-            <w:tcMar>
-              <w:top w:w="80" w:type="dxa"/>
-              <w:start w:w="120" w:type="dxa"/>
-              <w:bottom w:w="80" w:type="dxa"/>
-              <w:end w:w="120" w:type="dxa"/>
-            </w:tcMar>
-            <w:vAlign w:val="center"/>
           </w:tcPr>
           <w:p>
-            <w:pPr>
-              <w:spacing w:after="0" w:line="252" w:lineRule="auto"/>
-            </w:pPr>
             <w:r>
               <w:rPr>
-                <w:rFonts w:ascii="Times New Roman" w:hAnsi="Times New Roman" w:eastAsia="Times New Roman" w:cs="Times New Roman"/>
+                <w:rFonts w:ascii="Arial" w:hAnsi="Arial"/>
                 <w:b/>
-                <w:i w:val="0"/>
-                <w:color w:val="000000"/>
-                <w:sz w:val="24"/>
+                <w:sz w:val="18"/>
               </w:rPr>
               <w:t>Rows</w:t>
             </w:r>
@@ -4629,25 +2123,13 @@
         <w:tc>
           <w:tcPr>
             <w:tcW w:type="dxa" w:w="4680"/>
-            <w:tcMar>
-              <w:top w:w="80" w:type="dxa"/>
-              <w:start w:w="120" w:type="dxa"/>
-              <w:bottom w:w="80" w:type="dxa"/>
-              <w:end w:w="120" w:type="dxa"/>
-            </w:tcMar>
-            <w:vAlign w:val="center"/>
           </w:tcPr>
           <w:p>
-            <w:pPr>
-              <w:spacing w:after="0" w:line="252" w:lineRule="auto"/>
-            </w:pPr>
             <w:r>
               <w:rPr>
-                <w:rFonts w:ascii="Times New Roman" w:hAnsi="Times New Roman" w:eastAsia="Times New Roman" w:cs="Times New Roman"/>
+                <w:rFonts w:ascii="Arial" w:hAnsi="Arial"/>
                 <w:b w:val="0"/>
-                <w:i w:val="0"/>
-                <w:color w:val="000000"/>
-                <w:sz w:val="24"/>
+                <w:sz w:val="18"/>
               </w:rPr>
               <w:t>Held-out test</w:t>
             </w:r>
@@ -4656,25 +2138,13 @@
         <w:tc>
           <w:tcPr>
             <w:tcW w:type="dxa" w:w="4680"/>
-            <w:tcMar>
-              <w:top w:w="80" w:type="dxa"/>
-              <w:start w:w="120" w:type="dxa"/>
-              <w:bottom w:w="80" w:type="dxa"/>
-              <w:end w:w="120" w:type="dxa"/>
-            </w:tcMar>
-            <w:vAlign w:val="center"/>
           </w:tcPr>
           <w:p>
-            <w:pPr>
-              <w:spacing w:after="0" w:line="252" w:lineRule="auto"/>
-            </w:pPr>
             <w:r>
               <w:rPr>
-                <w:rFonts w:ascii="Times New Roman" w:hAnsi="Times New Roman" w:eastAsia="Times New Roman" w:cs="Times New Roman"/>
+                <w:rFonts w:ascii="Arial" w:hAnsi="Arial"/>
                 <w:b w:val="0"/>
-                <w:i w:val="0"/>
-                <w:color w:val="000000"/>
-                <w:sz w:val="24"/>
+                <w:sz w:val="18"/>
               </w:rPr>
               <w:t>75</w:t>
             </w:r>
@@ -4688,25 +2158,13 @@
         <w:tc>
           <w:tcPr>
             <w:tcW w:type="dxa" w:w="4680"/>
-            <w:tcMar>
-              <w:top w:w="80" w:type="dxa"/>
-              <w:start w:w="120" w:type="dxa"/>
-              <w:bottom w:w="80" w:type="dxa"/>
-              <w:end w:w="120" w:type="dxa"/>
-            </w:tcMar>
-            <w:vAlign w:val="center"/>
           </w:tcPr>
           <w:p>
-            <w:pPr>
-              <w:spacing w:after="0" w:line="252" w:lineRule="auto"/>
-            </w:pPr>
             <w:r>
               <w:rPr>
-                <w:rFonts w:ascii="Times New Roman" w:hAnsi="Times New Roman" w:eastAsia="Times New Roman" w:cs="Times New Roman"/>
+                <w:rFonts w:ascii="Arial" w:hAnsi="Arial"/>
                 <w:b w:val="0"/>
-                <w:i w:val="0"/>
-                <w:color w:val="000000"/>
-                <w:sz w:val="24"/>
+                <w:sz w:val="18"/>
               </w:rPr>
               <w:t>Calibration</w:t>
             </w:r>
@@ -4715,25 +2173,13 @@
         <w:tc>
           <w:tcPr>
             <w:tcW w:type="dxa" w:w="4680"/>
-            <w:tcMar>
-              <w:top w:w="80" w:type="dxa"/>
-              <w:start w:w="120" w:type="dxa"/>
-              <w:bottom w:w="80" w:type="dxa"/>
-              <w:end w:w="120" w:type="dxa"/>
-            </w:tcMar>
-            <w:vAlign w:val="center"/>
           </w:tcPr>
           <w:p>
-            <w:pPr>
-              <w:spacing w:after="0" w:line="252" w:lineRule="auto"/>
-            </w:pPr>
             <w:r>
               <w:rPr>
-                <w:rFonts w:ascii="Times New Roman" w:hAnsi="Times New Roman" w:eastAsia="Times New Roman" w:cs="Times New Roman"/>
+                <w:rFonts w:ascii="Arial" w:hAnsi="Arial"/>
                 <w:b w:val="0"/>
-                <w:i w:val="0"/>
-                <w:color w:val="000000"/>
-                <w:sz w:val="24"/>
+                <w:sz w:val="18"/>
               </w:rPr>
               <w:t>20</w:t>
             </w:r>
@@ -4747,25 +2193,13 @@
         <w:tc>
           <w:tcPr>
             <w:tcW w:type="dxa" w:w="4680"/>
-            <w:tcMar>
-              <w:top w:w="80" w:type="dxa"/>
-              <w:start w:w="120" w:type="dxa"/>
-              <w:bottom w:w="80" w:type="dxa"/>
-              <w:end w:w="120" w:type="dxa"/>
-            </w:tcMar>
-            <w:vAlign w:val="center"/>
           </w:tcPr>
           <w:p>
-            <w:pPr>
-              <w:spacing w:after="0" w:line="252" w:lineRule="auto"/>
-            </w:pPr>
             <w:r>
               <w:rPr>
-                <w:rFonts w:ascii="Times New Roman" w:hAnsi="Times New Roman" w:eastAsia="Times New Roman" w:cs="Times New Roman"/>
+                <w:rFonts w:ascii="Arial" w:hAnsi="Arial"/>
                 <w:b w:val="0"/>
-                <w:i w:val="0"/>
-                <w:color w:val="000000"/>
-                <w:sz w:val="24"/>
+                <w:sz w:val="18"/>
               </w:rPr>
               <w:t>Development remainder</w:t>
             </w:r>
@@ -4774,25 +2208,13 @@
         <w:tc>
           <w:tcPr>
             <w:tcW w:type="dxa" w:w="4680"/>
-            <w:tcMar>
-              <w:top w:w="80" w:type="dxa"/>
-              <w:start w:w="120" w:type="dxa"/>
-              <w:bottom w:w="80" w:type="dxa"/>
-              <w:end w:w="120" w:type="dxa"/>
-            </w:tcMar>
-            <w:vAlign w:val="center"/>
           </w:tcPr>
           <w:p>
-            <w:pPr>
-              <w:spacing w:after="0" w:line="252" w:lineRule="auto"/>
-            </w:pPr>
             <w:r>
               <w:rPr>
-                <w:rFonts w:ascii="Times New Roman" w:hAnsi="Times New Roman" w:eastAsia="Times New Roman" w:cs="Times New Roman"/>
+                <w:rFonts w:ascii="Arial" w:hAnsi="Arial"/>
                 <w:b w:val="0"/>
-                <w:i w:val="0"/>
-                <w:color w:val="000000"/>
-                <w:sz w:val="24"/>
+                <w:sz w:val="18"/>
               </w:rPr>
               <w:t>5</w:t>
             </w:r>
@@ -4802,1197 +2224,330 @@
     </w:tbl>
     <w:p/>
     <w:p>
-      <w:pPr>
-        <w:spacing w:before="0" w:after="160" w:line="276" w:lineRule="auto"/>
-      </w:pPr>
       <w:r>
-        <w:rPr>
-          <w:rFonts w:ascii="Times New Roman" w:hAnsi="Times New Roman" w:eastAsia="Times New Roman" w:cs="Times New Roman"/>
-          <w:color w:val="000000"/>
-          <w:sz w:val="24"/>
-        </w:rPr>
         <w:t>The AI-authored prospective stress test contained 50 questions, organized as 25 bilingual pairs. The refusal-focused AI-authored test contained 30 questions, organized as 15 bilingual pairs.</w:t>
       </w:r>
     </w:p>
     <w:p>
       <w:pPr>
         <w:pStyle w:val="Heading2"/>
-        <w:spacing w:before="280" w:after="120"/>
       </w:pPr>
       <w:r>
-        <w:rPr>
-          <w:rFonts w:ascii="Times New Roman" w:hAnsi="Times New Roman" w:eastAsia="Times New Roman" w:cs="Times New Roman"/>
-          <w:b w:val="0"/>
-          <w:i w:val="0"/>
-          <w:color w:val="000000"/>
-          <w:sz w:val="24"/>
-        </w:rPr>
         <w:t>Evaluation Outputs</w:t>
       </w:r>
     </w:p>
     <w:p>
-      <w:pPr>
-        <w:spacing w:before="0" w:after="160" w:line="276" w:lineRule="auto"/>
-      </w:pPr>
       <w:r>
-        <w:rPr>
-          <w:rFonts w:ascii="Times New Roman" w:hAnsi="Times New Roman" w:eastAsia="Times New Roman" w:cs="Times New Roman"/>
-          <w:b w:val="0"/>
-          <w:i w:val="0"/>
-          <w:color w:val="000000"/>
-          <w:sz w:val="24"/>
-        </w:rPr>
         <w:t>For each row, the evaluation script saved:</w:t>
       </w:r>
     </w:p>
     <w:p>
       <w:pPr>
         <w:pStyle w:val="ListBullet"/>
-        <w:spacing w:before="0" w:after="160" w:line="276" w:lineRule="auto"/>
       </w:pPr>
       <w:r>
-        <w:rPr>
-          <w:rFonts w:ascii="Times New Roman" w:hAnsi="Times New Roman" w:eastAsia="Times New Roman" w:cs="Times New Roman"/>
-          <w:b w:val="0"/>
-          <w:i w:val="0"/>
-          <w:color w:val="000000"/>
-          <w:sz w:val="24"/>
-        </w:rPr>
         <w:t>question id</w:t>
       </w:r>
     </w:p>
     <w:p>
       <w:pPr>
         <w:pStyle w:val="ListBullet"/>
-        <w:spacing w:before="0" w:after="160" w:line="276" w:lineRule="auto"/>
       </w:pPr>
       <w:r>
-        <w:rPr>
-          <w:rFonts w:ascii="Times New Roman" w:hAnsi="Times New Roman" w:eastAsia="Times New Roman" w:cs="Times New Roman"/>
-          <w:b w:val="0"/>
-          <w:i w:val="0"/>
-          <w:color w:val="000000"/>
-          <w:sz w:val="24"/>
-        </w:rPr>
         <w:t>pair id</w:t>
       </w:r>
     </w:p>
     <w:p>
       <w:pPr>
         <w:pStyle w:val="ListBullet"/>
-        <w:spacing w:before="0" w:after="160" w:line="276" w:lineRule="auto"/>
       </w:pPr>
       <w:r>
-        <w:rPr>
-          <w:rFonts w:ascii="Times New Roman" w:hAnsi="Times New Roman" w:eastAsia="Times New Roman" w:cs="Times New Roman"/>
-          <w:b w:val="0"/>
-          <w:i w:val="0"/>
-          <w:color w:val="000000"/>
-          <w:sz w:val="24"/>
-        </w:rPr>
         <w:t>language</w:t>
       </w:r>
     </w:p>
     <w:p>
       <w:pPr>
         <w:pStyle w:val="ListBullet"/>
-        <w:spacing w:before="0" w:after="160" w:line="276" w:lineRule="auto"/>
       </w:pPr>
       <w:r>
-        <w:rPr>
-          <w:rFonts w:ascii="Times New Roman" w:hAnsi="Times New Roman" w:eastAsia="Times New Roman" w:cs="Times New Roman"/>
-          <w:b w:val="0"/>
-          <w:i w:val="0"/>
-          <w:color w:val="000000"/>
-          <w:sz w:val="24"/>
-        </w:rPr>
         <w:t>category</w:t>
       </w:r>
     </w:p>
     <w:p>
       <w:pPr>
         <w:pStyle w:val="ListBullet"/>
-        <w:spacing w:before="0" w:after="160" w:line="276" w:lineRule="auto"/>
       </w:pPr>
       <w:r>
-        <w:rPr>
-          <w:rFonts w:ascii="Times New Roman" w:hAnsi="Times New Roman" w:eastAsia="Times New Roman" w:cs="Times New Roman"/>
-          <w:b w:val="0"/>
-          <w:i w:val="0"/>
-          <w:color w:val="000000"/>
-          <w:sz w:val="24"/>
-        </w:rPr>
         <w:t>answerability</w:t>
       </w:r>
     </w:p>
     <w:p>
       <w:pPr>
         <w:pStyle w:val="ListBullet"/>
-        <w:spacing w:before="0" w:after="160" w:line="276" w:lineRule="auto"/>
       </w:pPr>
       <w:r>
-        <w:rPr>
-          <w:rFonts w:ascii="Times New Roman" w:hAnsi="Times New Roman" w:eastAsia="Times New Roman" w:cs="Times New Roman"/>
-          <w:b w:val="0"/>
-          <w:i w:val="0"/>
-          <w:color w:val="000000"/>
-          <w:sz w:val="24"/>
-        </w:rPr>
         <w:t>gold source documents</w:t>
       </w:r>
     </w:p>
     <w:p>
       <w:pPr>
         <w:pStyle w:val="ListBullet"/>
-        <w:spacing w:before="0" w:after="160" w:line="276" w:lineRule="auto"/>
       </w:pPr>
       <w:r>
-        <w:rPr>
-          <w:rFonts w:ascii="Times New Roman" w:hAnsi="Times New Roman" w:eastAsia="Times New Roman" w:cs="Times New Roman"/>
-          <w:b w:val="0"/>
-          <w:i w:val="0"/>
-          <w:color w:val="000000"/>
-          <w:sz w:val="24"/>
-        </w:rPr>
         <w:t>gold articles</w:t>
       </w:r>
     </w:p>
     <w:p>
       <w:pPr>
         <w:pStyle w:val="ListBullet"/>
-        <w:spacing w:before="0" w:after="160" w:line="276" w:lineRule="auto"/>
       </w:pPr>
       <w:r>
-        <w:rPr>
-          <w:rFonts w:ascii="Times New Roman" w:hAnsi="Times New Roman" w:eastAsia="Times New Roman" w:cs="Times New Roman"/>
-          <w:b w:val="0"/>
-          <w:i w:val="0"/>
-          <w:color w:val="000000"/>
-          <w:sz w:val="24"/>
-        </w:rPr>
         <w:t>gold citations</w:t>
       </w:r>
     </w:p>
     <w:p>
       <w:pPr>
         <w:pStyle w:val="ListBullet"/>
-        <w:spacing w:before="0" w:after="160" w:line="276" w:lineRule="auto"/>
       </w:pPr>
       <w:r>
-        <w:rPr>
-          <w:rFonts w:ascii="Times New Roman" w:hAnsi="Times New Roman" w:eastAsia="Times New Roman" w:cs="Times New Roman"/>
-          <w:b w:val="0"/>
-          <w:i w:val="0"/>
-          <w:color w:val="000000"/>
-          <w:sz w:val="24"/>
-        </w:rPr>
         <w:t>raw vector sources and citations</w:t>
       </w:r>
     </w:p>
     <w:p>
       <w:pPr>
         <w:pStyle w:val="ListBullet"/>
-        <w:spacing w:before="0" w:after="160" w:line="276" w:lineRule="auto"/>
       </w:pPr>
       <w:r>
-        <w:rPr>
-          <w:rFonts w:ascii="Times New Roman" w:hAnsi="Times New Roman" w:eastAsia="Times New Roman" w:cs="Times New Roman"/>
-          <w:b w:val="0"/>
-          <w:i w:val="0"/>
-          <w:color w:val="000000"/>
-          <w:sz w:val="24"/>
-        </w:rPr>
         <w:t>BM25 sources and citations</w:t>
       </w:r>
     </w:p>
     <w:p>
       <w:pPr>
         <w:pStyle w:val="ListBullet"/>
-        <w:spacing w:before="0" w:after="160" w:line="276" w:lineRule="auto"/>
       </w:pPr>
       <w:r>
-        <w:rPr>
-          <w:rFonts w:ascii="Times New Roman" w:hAnsi="Times New Roman" w:eastAsia="Times New Roman" w:cs="Times New Roman"/>
-          <w:b w:val="0"/>
-          <w:i w:val="0"/>
-          <w:color w:val="000000"/>
-          <w:sz w:val="24"/>
-        </w:rPr>
         <w:t>fused sources and citations</w:t>
       </w:r>
     </w:p>
     <w:p>
       <w:pPr>
         <w:pStyle w:val="ListBullet"/>
-        <w:spacing w:before="0" w:after="160" w:line="276" w:lineRule="auto"/>
       </w:pPr>
       <w:r>
-        <w:rPr>
-          <w:rFonts w:ascii="Times New Roman" w:hAnsi="Times New Roman" w:eastAsia="Times New Roman" w:cs="Times New Roman"/>
-          <w:b w:val="0"/>
-          <w:i w:val="0"/>
-          <w:color w:val="000000"/>
-          <w:sz w:val="24"/>
-        </w:rPr>
         <w:t>final retrieved sources and citations</w:t>
       </w:r>
     </w:p>
     <w:p>
       <w:pPr>
         <w:pStyle w:val="ListBullet"/>
-        <w:spacing w:before="0" w:after="160" w:line="276" w:lineRule="auto"/>
       </w:pPr>
       <w:r>
-        <w:rPr>
-          <w:rFonts w:ascii="Times New Roman" w:hAnsi="Times New Roman" w:eastAsia="Times New Roman" w:cs="Times New Roman"/>
-          <w:b w:val="0"/>
-          <w:i w:val="0"/>
-          <w:color w:val="000000"/>
-          <w:sz w:val="24"/>
-        </w:rPr>
         <w:t>retrieval query and rerank query</w:t>
       </w:r>
     </w:p>
     <w:p>
       <w:pPr>
         <w:pStyle w:val="ListBullet"/>
-        <w:spacing w:before="0" w:after="160" w:line="276" w:lineRule="auto"/>
       </w:pPr>
       <w:r>
-        <w:rPr>
-          <w:rFonts w:ascii="Times New Roman" w:hAnsi="Times New Roman" w:eastAsia="Times New Roman" w:cs="Times New Roman"/>
-          <w:b w:val="0"/>
-          <w:i w:val="0"/>
-          <w:color w:val="000000"/>
-          <w:sz w:val="24"/>
-        </w:rPr>
         <w:t>rewrite status</w:t>
       </w:r>
     </w:p>
     <w:p>
       <w:pPr>
         <w:pStyle w:val="ListBullet"/>
-        <w:spacing w:before="0" w:after="160" w:line="276" w:lineRule="auto"/>
       </w:pPr>
       <w:r>
-        <w:rPr>
-          <w:rFonts w:ascii="Times New Roman" w:hAnsi="Times New Roman" w:eastAsia="Times New Roman" w:cs="Times New Roman"/>
-          <w:b w:val="0"/>
-          <w:i w:val="0"/>
-          <w:color w:val="000000"/>
-          <w:sz w:val="24"/>
-        </w:rPr>
         <w:t>answer text</w:t>
       </w:r>
     </w:p>
     <w:p>
       <w:pPr>
         <w:pStyle w:val="ListBullet"/>
-        <w:spacing w:before="0" w:after="160" w:line="276" w:lineRule="auto"/>
       </w:pPr>
       <w:r>
-        <w:rPr>
-          <w:rFonts w:ascii="Times New Roman" w:hAnsi="Times New Roman" w:eastAsia="Times New Roman" w:cs="Times New Roman"/>
-          <w:b w:val="0"/>
-          <w:i w:val="0"/>
-          <w:color w:val="000000"/>
-          <w:sz w:val="24"/>
-        </w:rPr>
         <w:t>answer citations</w:t>
       </w:r>
     </w:p>
     <w:p>
       <w:pPr>
         <w:pStyle w:val="ListBullet"/>
-        <w:spacing w:before="0" w:after="160" w:line="276" w:lineRule="auto"/>
       </w:pPr>
       <w:r>
-        <w:rPr>
-          <w:rFonts w:ascii="Times New Roman" w:hAnsi="Times New Roman" w:eastAsia="Times New Roman" w:cs="Times New Roman"/>
-          <w:b w:val="0"/>
-          <w:i w:val="0"/>
-          <w:color w:val="000000"/>
-          <w:sz w:val="24"/>
-        </w:rPr>
         <w:t>refusal detection</w:t>
       </w:r>
     </w:p>
     <w:p>
       <w:pPr>
         <w:pStyle w:val="ListBullet"/>
-        <w:spacing w:before="0" w:after="160" w:line="276" w:lineRule="auto"/>
       </w:pPr>
       <w:r>
-        <w:rPr>
-          <w:rFonts w:ascii="Times New Roman" w:hAnsi="Times New Roman" w:eastAsia="Times New Roman" w:cs="Times New Roman"/>
-          <w:b w:val="0"/>
-          <w:i w:val="0"/>
-          <w:color w:val="000000"/>
-          <w:sz w:val="24"/>
-        </w:rPr>
         <w:t>citation validity</w:t>
       </w:r>
     </w:p>
     <w:p>
       <w:pPr>
         <w:pStyle w:val="ListBullet"/>
-        <w:spacing w:before="0" w:after="160" w:line="276" w:lineRule="auto"/>
       </w:pPr>
       <w:r>
-        <w:rPr>
-          <w:rFonts w:ascii="Times New Roman" w:hAnsi="Times New Roman" w:eastAsia="Times New Roman" w:cs="Times New Roman"/>
-          <w:b w:val="0"/>
-          <w:i w:val="0"/>
-          <w:color w:val="000000"/>
-          <w:sz w:val="24"/>
-        </w:rPr>
         <w:t>answer term coverage</w:t>
       </w:r>
     </w:p>
     <w:p>
       <w:pPr>
         <w:pStyle w:val="ListBullet"/>
-        <w:spacing w:before="0" w:after="160" w:line="276" w:lineRule="auto"/>
       </w:pPr>
       <w:r>
-        <w:rPr>
-          <w:rFonts w:ascii="Times New Roman" w:hAnsi="Times New Roman" w:eastAsia="Times New Roman" w:cs="Times New Roman"/>
-          <w:b w:val="0"/>
-          <w:i w:val="0"/>
-          <w:color w:val="000000"/>
-          <w:sz w:val="24"/>
-        </w:rPr>
         <w:t>AI-judge scores when judging was enabled</w:t>
       </w:r>
     </w:p>
     <w:p>
-      <w:pPr>
-        <w:spacing w:before="0" w:after="160" w:line="276" w:lineRule="auto"/>
-      </w:pPr>
       <w:r>
-        <w:rPr>
-          <w:rFonts w:ascii="Times New Roman" w:hAnsi="Times New Roman" w:eastAsia="Times New Roman" w:cs="Times New Roman"/>
-          <w:b w:val="0"/>
-          <w:i w:val="0"/>
-          <w:color w:val="000000"/>
-          <w:sz w:val="24"/>
-        </w:rPr>
         <w:t>Manual-review templates were also exported with fields for human source correctness, groundedness, completeness, citation correctness, safety/refusal correctness, error type, and comments. These were retained as audit scaffolds even though the final evaluation used AI judging only.</w:t>
       </w:r>
     </w:p>
     <w:p>
       <w:pPr>
         <w:pStyle w:val="Heading2"/>
-        <w:spacing w:before="280" w:after="120"/>
       </w:pPr>
       <w:r>
-        <w:rPr>
-          <w:rFonts w:ascii="Times New Roman" w:hAnsi="Times New Roman" w:eastAsia="Times New Roman" w:cs="Times New Roman"/>
-          <w:b w:val="0"/>
-          <w:i w:val="0"/>
-          <w:color w:val="000000"/>
-          <w:sz w:val="24"/>
-        </w:rPr>
         <w:t>Retrieval Metrics</w:t>
       </w:r>
     </w:p>
     <w:p>
-      <w:pPr>
-        <w:spacing w:before="0" w:after="160" w:line="276" w:lineRule="auto"/>
-      </w:pPr>
       <w:r>
-        <w:rPr>
-          <w:rFonts w:ascii="Times New Roman" w:hAnsi="Times New Roman" w:eastAsia="Times New Roman" w:cs="Times New Roman"/>
-          <w:b w:val="0"/>
-          <w:i w:val="0"/>
-          <w:color w:val="000000"/>
-          <w:sz w:val="24"/>
-        </w:rPr>
         <w:t>Source-level metrics:</w:t>
       </w:r>
     </w:p>
     <w:p>
       <w:pPr>
         <w:pStyle w:val="ListBullet"/>
-        <w:spacing w:before="0" w:after="160" w:line="276" w:lineRule="auto"/>
       </w:pPr>
       <w:r>
-        <w:rPr>
-          <w:rFonts w:ascii="Times New Roman" w:hAnsi="Times New Roman" w:eastAsia="Times New Roman" w:cs="Times New Roman"/>
-          <w:b w:val="0"/>
-          <w:i w:val="0"/>
-          <w:color w:val="000000"/>
-          <w:sz w:val="24"/>
-        </w:rPr>
         <w:t>source hit: whether any gold source document was retrieved in the evaluated top-k</w:t>
       </w:r>
     </w:p>
     <w:p>
       <w:pPr>
         <w:pStyle w:val="ListBullet"/>
-        <w:spacing w:before="0" w:after="160" w:line="276" w:lineRule="auto"/>
       </w:pPr>
       <w:r>
-        <w:rPr>
-          <w:rFonts w:ascii="Times New Roman" w:hAnsi="Times New Roman" w:eastAsia="Times New Roman" w:cs="Times New Roman"/>
-          <w:b w:val="0"/>
-          <w:i w:val="0"/>
-          <w:color w:val="000000"/>
-          <w:sz w:val="24"/>
-        </w:rPr>
         <w:t>source MRR: reciprocal rank of the first gold source document</w:t>
       </w:r>
     </w:p>
     <w:p>
-      <w:pPr>
-        <w:spacing w:before="0" w:after="160" w:line="276" w:lineRule="auto"/>
-      </w:pPr>
       <w:r>
-        <w:rPr>
-          <w:rFonts w:ascii="Times New Roman" w:hAnsi="Times New Roman" w:eastAsia="Times New Roman" w:cs="Times New Roman"/>
-          <w:b w:val="0"/>
-          <w:i w:val="0"/>
-          <w:color w:val="000000"/>
-          <w:sz w:val="24"/>
-        </w:rPr>
         <w:t>Article-level metrics:</w:t>
       </w:r>
     </w:p>
     <w:p>
       <w:pPr>
         <w:pStyle w:val="ListBullet"/>
-        <w:spacing w:before="0" w:after="160" w:line="276" w:lineRule="auto"/>
       </w:pPr>
       <w:r>
-        <w:rPr>
-          <w:rFonts w:ascii="Times New Roman" w:hAnsi="Times New Roman" w:eastAsia="Times New Roman" w:cs="Times New Roman"/>
-          <w:b w:val="0"/>
-          <w:i w:val="0"/>
-          <w:color w:val="000000"/>
-          <w:sz w:val="24"/>
-        </w:rPr>
         <w:t>article Recall@k: fraction of gold article citations retrieved in top-k</w:t>
       </w:r>
     </w:p>
     <w:p>
       <w:pPr>
         <w:pStyle w:val="ListBullet"/>
-        <w:spacing w:before="0" w:after="160" w:line="276" w:lineRule="auto"/>
       </w:pPr>
       <w:r>
-        <w:rPr>
-          <w:rFonts w:ascii="Times New Roman" w:hAnsi="Times New Roman" w:eastAsia="Times New Roman" w:cs="Times New Roman"/>
-          <w:b w:val="0"/>
-          <w:i w:val="0"/>
-          <w:color w:val="000000"/>
-          <w:sz w:val="24"/>
-        </w:rPr>
         <w:t>article Precision@k: fraction of top-k retrieved citations that were gold citations</w:t>
       </w:r>
     </w:p>
     <w:p>
       <w:pPr>
         <w:pStyle w:val="ListBullet"/>
-        <w:spacing w:before="0" w:after="160" w:line="276" w:lineRule="auto"/>
       </w:pPr>
       <w:r>
-        <w:rPr>
-          <w:rFonts w:ascii="Times New Roman" w:hAnsi="Times New Roman" w:eastAsia="Times New Roman" w:cs="Times New Roman"/>
-          <w:b w:val="0"/>
-          <w:i w:val="0"/>
-          <w:color w:val="000000"/>
-          <w:sz w:val="24"/>
-        </w:rPr>
         <w:t>article MRR@k: reciprocal rank of first gold citation</w:t>
       </w:r>
     </w:p>
     <w:p>
       <w:pPr>
         <w:pStyle w:val="ListBullet"/>
-        <w:spacing w:before="0" w:after="160" w:line="276" w:lineRule="auto"/>
       </w:pPr>
       <w:r>
-        <w:rPr>
-          <w:rFonts w:ascii="Times New Roman" w:hAnsi="Times New Roman" w:eastAsia="Times New Roman" w:cs="Times New Roman"/>
-          <w:b w:val="0"/>
-          <w:i w:val="0"/>
-          <w:color w:val="000000"/>
-          <w:sz w:val="24"/>
-        </w:rPr>
         <w:t>article nDCG@k: ranking quality for gold citation placement</w:t>
       </w:r>
     </w:p>
     <w:p>
-      <w:pPr>
-        <w:spacing w:before="0" w:after="160" w:line="276" w:lineRule="auto"/>
-      </w:pPr>
       <w:r>
-        <w:rPr>
-          <w:rFonts w:ascii="Times New Roman" w:hAnsi="Times New Roman" w:eastAsia="Times New Roman" w:cs="Times New Roman"/>
-          <w:b w:val="0"/>
-          <w:i w:val="0"/>
-          <w:color w:val="000000"/>
-          <w:sz w:val="24"/>
-        </w:rPr>
         <w:t>Gold and retrieved labels were normalized by lowercasing, removing accents, and collapsing whitespace before comparison.</w:t>
       </w:r>
     </w:p>
     <w:p>
       <w:pPr>
         <w:pStyle w:val="Heading2"/>
-        <w:spacing w:before="280" w:after="120"/>
       </w:pPr>
       <w:r>
-        <w:rPr>
-          <w:rFonts w:ascii="Times New Roman" w:hAnsi="Times New Roman" w:eastAsia="Times New Roman" w:cs="Times New Roman"/>
-          <w:b w:val="0"/>
-          <w:i w:val="0"/>
-          <w:color w:val="000000"/>
-          <w:sz w:val="24"/>
-        </w:rPr>
         <w:t>Answer Metrics</w:t>
       </w:r>
     </w:p>
     <w:p>
-      <w:pPr>
-        <w:spacing w:before="0" w:after="160" w:line="276" w:lineRule="auto"/>
-      </w:pPr>
       <w:r>
-        <w:rPr>
-          <w:rFonts w:ascii="Times New Roman" w:hAnsi="Times New Roman" w:eastAsia="Times New Roman" w:cs="Times New Roman"/>
-          <w:b w:val="0"/>
-          <w:i w:val="0"/>
-          <w:color w:val="000000"/>
-          <w:sz w:val="24"/>
-        </w:rPr>
         <w:t>Answer-level metrics:</w:t>
       </w:r>
     </w:p>
     <w:p>
       <w:pPr>
         <w:pStyle w:val="ListBullet"/>
-        <w:spacing w:before="0" w:after="160" w:line="276" w:lineRule="auto"/>
       </w:pPr>
       <w:r>
-        <w:rPr>
-          <w:rFonts w:ascii="Times New Roman" w:hAnsi="Times New Roman" w:eastAsia="Times New Roman" w:cs="Times New Roman"/>
-          <w:b w:val="0"/>
-          <w:i w:val="0"/>
-          <w:color w:val="000000"/>
-          <w:sz w:val="24"/>
-        </w:rPr>
         <w:t>citation presence: whether the answer contained a recognized bracketed citation</w:t>
       </w:r>
     </w:p>
     <w:p>
       <w:pPr>
         <w:pStyle w:val="ListBullet"/>
-        <w:spacing w:before="0" w:after="160" w:line="276" w:lineRule="auto"/>
       </w:pPr>
       <w:r>
-        <w:rPr>
-          <w:rFonts w:ascii="Times New Roman" w:hAnsi="Times New Roman" w:eastAsia="Times New Roman" w:cs="Times New Roman"/>
-          <w:b w:val="0"/>
-          <w:i w:val="0"/>
-          <w:color w:val="000000"/>
-          <w:sz w:val="24"/>
-        </w:rPr>
         <w:t>citation retrieved validity: fraction of citation-like brackets matching retrieved citation labels</w:t>
       </w:r>
     </w:p>
     <w:p>
       <w:pPr>
         <w:pStyle w:val="ListBullet"/>
-        <w:spacing w:before="0" w:after="160" w:line="276" w:lineRule="auto"/>
       </w:pPr>
       <w:r>
-        <w:rPr>
-          <w:rFonts w:ascii="Times New Roman" w:hAnsi="Times New Roman" w:eastAsia="Times New Roman" w:cs="Times New Roman"/>
-          <w:b w:val="0"/>
-          <w:i w:val="0"/>
-          <w:color w:val="000000"/>
-          <w:sz w:val="24"/>
-        </w:rPr>
         <w:t>article citation presence: whether at least one answer citation contained an article label</w:t>
       </w:r>
     </w:p>
     <w:p>
       <w:pPr>
         <w:pStyle w:val="ListBullet"/>
-        <w:spacing w:before="0" w:after="160" w:line="276" w:lineRule="auto"/>
       </w:pPr>
       <w:r>
-        <w:rPr>
-          <w:rFonts w:ascii="Times New Roman" w:hAnsi="Times New Roman" w:eastAsia="Times New Roman" w:cs="Times New Roman"/>
-          <w:b w:val="0"/>
-          <w:i w:val="0"/>
-          <w:color w:val="000000"/>
-          <w:sz w:val="24"/>
-        </w:rPr>
         <w:t>answer term coverage: fraction of expected answer terms found in the generated answer</w:t>
       </w:r>
     </w:p>
     <w:p>
       <w:pPr>
         <w:pStyle w:val="ListBullet"/>
-        <w:spacing w:before="0" w:after="160" w:line="276" w:lineRule="auto"/>
       </w:pPr>
       <w:r>
-        <w:rPr>
-          <w:rFonts w:ascii="Times New Roman" w:hAnsi="Times New Roman" w:eastAsia="Times New Roman" w:cs="Times New Roman"/>
-          <w:b w:val="0"/>
-          <w:i w:val="0"/>
-          <w:color w:val="000000"/>
-          <w:sz w:val="24"/>
-        </w:rPr>
         <w:t>refusal detected: whether the answer matched the defined refusal patterns</w:t>
       </w:r>
     </w:p>
     <w:p>
       <w:pPr>
         <w:pStyle w:val="Heading2"/>
-        <w:spacing w:before="280" w:after="120"/>
       </w:pPr>
       <w:r>
-        <w:rPr>
-          <w:rFonts w:ascii="Times New Roman" w:hAnsi="Times New Roman" w:eastAsia="Times New Roman" w:cs="Times New Roman"/>
-          <w:b w:val="0"/>
-          <w:i w:val="0"/>
-          <w:color w:val="000000"/>
-          <w:sz w:val="24"/>
-        </w:rPr>
-        <w:t>Automated AI Judge</w:t>
+        <w:t>Operational Failure Thresholds</w:t>
       </w:r>
     </w:p>
     <w:p>
-      <w:pPr>
-        <w:spacing w:before="0" w:after="160" w:line="276" w:lineRule="auto"/>
-      </w:pPr>
       <w:r>
-        <w:rPr>
-          <w:rFonts w:ascii="Times New Roman" w:hAnsi="Times New Roman" w:eastAsia="Times New Roman" w:cs="Times New Roman"/>
-          <w:b w:val="0"/>
-          <w:i w:val="0"/>
-          <w:color w:val="000000"/>
-          <w:sz w:val="24"/>
-        </w:rPr>
-        <w:t xml:space="preserve">The AI judge used </w:t>
-      </w:r>
-      <w:r>
-        <w:rPr>
-          <w:rFonts w:ascii="Times New Roman" w:hAnsi="Times New Roman" w:eastAsia="Times New Roman" w:cs="Times New Roman"/>
-          <w:b w:val="0"/>
-          <w:i w:val="0"/>
-          <w:color w:val="000000"/>
-          <w:sz w:val="24"/>
-        </w:rPr>
-        <w:t>models/gemini-flash-lite-latest</w:t>
-      </w:r>
-      <w:r>
-        <w:rPr>
-          <w:rFonts w:ascii="Times New Roman" w:hAnsi="Times New Roman" w:eastAsia="Times New Roman" w:cs="Times New Roman"/>
-          <w:b w:val="0"/>
-          <w:i w:val="0"/>
-          <w:color w:val="000000"/>
-          <w:sz w:val="24"/>
-        </w:rPr>
-        <w:t xml:space="preserve"> with temperature 0.0. The judge received the question, system answer, expected answer, answerability flag, and retrieved evidence. It returned JSON with four numeric scores from 0 to 1:</w:t>
-      </w:r>
-    </w:p>
-    <w:p>
-      <w:pPr>
-        <w:pStyle w:val="ListBullet"/>
-        <w:spacing w:before="0" w:after="160" w:line="276" w:lineRule="auto"/>
-      </w:pPr>
-      <w:r>
-        <w:rPr>
-          <w:rFonts w:ascii="Times New Roman" w:hAnsi="Times New Roman" w:eastAsia="Times New Roman" w:cs="Times New Roman"/>
-          <w:b w:val="0"/>
-          <w:i w:val="0"/>
-          <w:color w:val="000000"/>
-          <w:sz w:val="24"/>
-        </w:rPr>
-        <w:t>faithfulness</w:t>
-      </w:r>
-    </w:p>
-    <w:p>
-      <w:pPr>
-        <w:pStyle w:val="ListBullet"/>
-        <w:spacing w:before="0" w:after="160" w:line="276" w:lineRule="auto"/>
-      </w:pPr>
-      <w:r>
-        <w:rPr>
-          <w:rFonts w:ascii="Times New Roman" w:hAnsi="Times New Roman" w:eastAsia="Times New Roman" w:cs="Times New Roman"/>
-          <w:b w:val="0"/>
-          <w:i w:val="0"/>
-          <w:color w:val="000000"/>
-          <w:sz w:val="24"/>
-        </w:rPr>
-        <w:t>citation_correctness</w:t>
-      </w:r>
-    </w:p>
-    <w:p>
-      <w:pPr>
-        <w:pStyle w:val="ListBullet"/>
-        <w:spacing w:before="0" w:after="160" w:line="276" w:lineRule="auto"/>
-      </w:pPr>
-      <w:r>
-        <w:rPr>
-          <w:rFonts w:ascii="Times New Roman" w:hAnsi="Times New Roman" w:eastAsia="Times New Roman" w:cs="Times New Roman"/>
-          <w:b w:val="0"/>
-          <w:i w:val="0"/>
-          <w:color w:val="000000"/>
-          <w:sz w:val="24"/>
-        </w:rPr>
-        <w:t>completeness</w:t>
-      </w:r>
-    </w:p>
-    <w:p>
-      <w:pPr>
-        <w:pStyle w:val="ListBullet"/>
-        <w:spacing w:before="0" w:after="160" w:line="276" w:lineRule="auto"/>
-      </w:pPr>
-      <w:r>
-        <w:rPr>
-          <w:rFonts w:ascii="Times New Roman" w:hAnsi="Times New Roman" w:eastAsia="Times New Roman" w:cs="Times New Roman"/>
-          <w:b w:val="0"/>
-          <w:i w:val="0"/>
-          <w:color w:val="000000"/>
-          <w:sz w:val="24"/>
-        </w:rPr>
-        <w:t>refusal_correctness</w:t>
-      </w:r>
-    </w:p>
-    <w:p>
-      <w:pPr>
-        <w:spacing w:before="0" w:after="160" w:line="276" w:lineRule="auto"/>
-      </w:pPr>
-      <w:r>
-        <w:rPr>
-          <w:rFonts w:ascii="Times New Roman" w:hAnsi="Times New Roman" w:eastAsia="Times New Roman" w:cs="Times New Roman"/>
-          <w:b w:val="0"/>
-          <w:i w:val="0"/>
-          <w:color w:val="000000"/>
-          <w:sz w:val="24"/>
-        </w:rPr>
-        <w:t>The judge prompt was:</w:t>
-      </w:r>
-    </w:p>
-    <w:p>
-      <w:pPr>
-        <w:spacing w:before="0" w:after="160" w:line="276" w:lineRule="auto"/>
-      </w:pPr>
-      <w:r>
-        <w:rPr>
-          <w:rFonts w:ascii="Times New Roman" w:hAnsi="Times New Roman" w:eastAsia="Times New Roman" w:cs="Times New Roman"/>
-          <w:b w:val="0"/>
-          <w:i w:val="0"/>
-          <w:color w:val="000000"/>
-          <w:sz w:val="24"/>
-        </w:rPr>
-        <w:t>```text</w:t>
-      </w:r>
-    </w:p>
-    <w:p>
-      <w:pPr>
-        <w:spacing w:before="0" w:after="160" w:line="276" w:lineRule="auto"/>
-      </w:pPr>
-      <w:r>
-        <w:rPr>
-          <w:rFonts w:ascii="Times New Roman" w:hAnsi="Times New Roman" w:eastAsia="Times New Roman" w:cs="Times New Roman"/>
-          <w:b w:val="0"/>
-          <w:i w:val="0"/>
-          <w:color w:val="000000"/>
-          <w:sz w:val="24"/>
-        </w:rPr>
-        <w:t>Evaluate a regulatory RAG answer. Return only JSON with numeric scores from 0 to 1</w:t>
-      </w:r>
-    </w:p>
-    <w:p>
-      <w:pPr>
-        <w:spacing w:before="0" w:after="160" w:line="276" w:lineRule="auto"/>
-      </w:pPr>
-      <w:r>
-        <w:rPr>
-          <w:rFonts w:ascii="Times New Roman" w:hAnsi="Times New Roman" w:eastAsia="Times New Roman" w:cs="Times New Roman"/>
-          <w:b w:val="0"/>
-          <w:i w:val="0"/>
-          <w:color w:val="000000"/>
-          <w:sz w:val="24"/>
-        </w:rPr>
-        <w:t>and a short rationale.</w:t>
-      </w:r>
-    </w:p>
-    <w:p>
-      <w:pPr>
-        <w:spacing w:before="0" w:after="160" w:line="276" w:lineRule="auto"/>
-      </w:pPr>
-      <w:r>
-        <w:rPr>
-          <w:rFonts w:ascii="Times New Roman" w:hAnsi="Times New Roman" w:eastAsia="Times New Roman" w:cs="Times New Roman"/>
-          <w:b w:val="0"/>
-          <w:i w:val="0"/>
-          <w:color w:val="000000"/>
-          <w:sz w:val="24"/>
-        </w:rPr>
-        <w:t>Scoring:</w:t>
-      </w:r>
-    </w:p>
-    <w:p>
-      <w:pPr>
-        <w:pStyle w:val="ListBullet"/>
-        <w:spacing w:before="0" w:after="160" w:line="276" w:lineRule="auto"/>
-      </w:pPr>
-      <w:r>
-        <w:rPr>
-          <w:rFonts w:ascii="Times New Roman" w:hAnsi="Times New Roman" w:eastAsia="Times New Roman" w:cs="Times New Roman"/>
-          <w:b w:val="0"/>
-          <w:i w:val="0"/>
-          <w:color w:val="000000"/>
-          <w:sz w:val="24"/>
-        </w:rPr>
-        <w:t>faithfulness: every factual claim is supported by retrieved evidence.</w:t>
-      </w:r>
-    </w:p>
-    <w:p>
-      <w:pPr>
-        <w:pStyle w:val="ListBullet"/>
-        <w:spacing w:before="0" w:after="160" w:line="276" w:lineRule="auto"/>
-      </w:pPr>
-      <w:r>
-        <w:rPr>
-          <w:rFonts w:ascii="Times New Roman" w:hAnsi="Times New Roman" w:eastAsia="Times New Roman" w:cs="Times New Roman"/>
-          <w:b w:val="0"/>
-          <w:i w:val="0"/>
-          <w:color w:val="000000"/>
-          <w:sz w:val="24"/>
-        </w:rPr>
-        <w:t>citation_correctness: citations exist when an answer is given, refer to retrieved</w:t>
-      </w:r>
-    </w:p>
-    <w:p>
-      <w:pPr>
-        <w:spacing w:before="0" w:after="160" w:line="276" w:lineRule="auto"/>
-      </w:pPr>
-      <w:r>
-        <w:rPr>
-          <w:rFonts w:ascii="Times New Roman" w:hAnsi="Times New Roman" w:eastAsia="Times New Roman" w:cs="Times New Roman"/>
-          <w:b w:val="0"/>
-          <w:i w:val="0"/>
-          <w:color w:val="000000"/>
-          <w:sz w:val="24"/>
-        </w:rPr>
-        <w:t>evidence, and support the associated claim.</w:t>
-      </w:r>
-    </w:p>
-    <w:p>
-      <w:pPr>
-        <w:spacing w:before="0" w:after="160" w:line="276" w:lineRule="auto"/>
-      </w:pPr>
-      <w:r>
-        <w:rPr>
-          <w:rFonts w:ascii="Times New Roman" w:hAnsi="Times New Roman" w:eastAsia="Times New Roman" w:cs="Times New Roman"/>
-          <w:b w:val="0"/>
-          <w:i w:val="0"/>
-          <w:color w:val="000000"/>
-          <w:sz w:val="24"/>
-        </w:rPr>
-        <w:t>The system uses article-level citation labels only. If the supporting sentence</w:t>
-      </w:r>
-    </w:p>
-    <w:p>
-      <w:pPr>
-        <w:spacing w:before="0" w:after="160" w:line="276" w:lineRule="auto"/>
-      </w:pPr>
-      <w:r>
-        <w:rPr>
-          <w:rFonts w:ascii="Times New Roman" w:hAnsi="Times New Roman" w:eastAsia="Times New Roman" w:cs="Times New Roman"/>
-          <w:b w:val="0"/>
-          <w:i w:val="0"/>
-          <w:color w:val="000000"/>
-          <w:sz w:val="24"/>
-        </w:rPr>
-        <w:t>is in a paragraph, item, or subitem inside a retrieved cited article, the</w:t>
-      </w:r>
-    </w:p>
-    <w:p>
-      <w:pPr>
-        <w:spacing w:before="0" w:after="160" w:line="276" w:lineRule="auto"/>
-      </w:pPr>
-      <w:r>
-        <w:rPr>
-          <w:rFonts w:ascii="Times New Roman" w:hAnsi="Times New Roman" w:eastAsia="Times New Roman" w:cs="Times New Roman"/>
-          <w:b w:val="0"/>
-          <w:i w:val="0"/>
-          <w:color w:val="000000"/>
-          <w:sz w:val="24"/>
-        </w:rPr>
-        <w:t>article-level citation is correct; do not penalize the answer for omitting</w:t>
-      </w:r>
-    </w:p>
-    <w:p>
-      <w:pPr>
-        <w:spacing w:before="0" w:after="160" w:line="276" w:lineRule="auto"/>
-      </w:pPr>
-      <w:r>
-        <w:rPr>
-          <w:rFonts w:ascii="Times New Roman" w:hAnsi="Times New Roman" w:eastAsia="Times New Roman" w:cs="Times New Roman"/>
-          <w:b w:val="0"/>
-          <w:i w:val="0"/>
-          <w:color w:val="000000"/>
-          <w:sz w:val="24"/>
-        </w:rPr>
-        <w:t>paragraph, item, section, page, or line suffixes.</w:t>
-      </w:r>
-    </w:p>
-    <w:p>
-      <w:pPr>
-        <w:pStyle w:val="ListBullet"/>
-        <w:spacing w:before="0" w:after="160" w:line="276" w:lineRule="auto"/>
-      </w:pPr>
-      <w:r>
-        <w:rPr>
-          <w:rFonts w:ascii="Times New Roman" w:hAnsi="Times New Roman" w:eastAsia="Times New Roman" w:cs="Times New Roman"/>
-          <w:b w:val="0"/>
-          <w:i w:val="0"/>
-          <w:color w:val="000000"/>
-          <w:sz w:val="24"/>
-        </w:rPr>
-        <w:t>completeness: the answer covers the expected answer's essential information,</w:t>
-      </w:r>
-    </w:p>
-    <w:p>
-      <w:pPr>
-        <w:spacing w:before="0" w:after="160" w:line="276" w:lineRule="auto"/>
-      </w:pPr>
-      <w:r>
-        <w:rPr>
-          <w:rFonts w:ascii="Times New Roman" w:hAnsi="Times New Roman" w:eastAsia="Times New Roman" w:cs="Times New Roman"/>
-          <w:b w:val="0"/>
-          <w:i w:val="0"/>
-          <w:color w:val="000000"/>
-          <w:sz w:val="24"/>
-        </w:rPr>
-        <w:t>including material conditions or exceptions.</w:t>
-      </w:r>
-    </w:p>
-    <w:p>
-      <w:pPr>
-        <w:pStyle w:val="ListBullet"/>
-        <w:spacing w:before="0" w:after="160" w:line="276" w:lineRule="auto"/>
-      </w:pPr>
-      <w:r>
-        <w:rPr>
-          <w:rFonts w:ascii="Times New Roman" w:hAnsi="Times New Roman" w:eastAsia="Times New Roman" w:cs="Times New Roman"/>
-          <w:b w:val="0"/>
-          <w:i w:val="0"/>
-          <w:color w:val="000000"/>
-          <w:sz w:val="24"/>
-        </w:rPr>
-        <w:t>refusal_correctness: score 1 when an unanswerable question is refused without an</w:t>
-      </w:r>
-    </w:p>
-    <w:p>
-      <w:pPr>
-        <w:spacing w:before="0" w:after="160" w:line="276" w:lineRule="auto"/>
-      </w:pPr>
-      <w:r>
-        <w:rPr>
-          <w:rFonts w:ascii="Times New Roman" w:hAnsi="Times New Roman" w:eastAsia="Times New Roman" w:cs="Times New Roman"/>
-          <w:b w:val="0"/>
-          <w:i w:val="0"/>
-          <w:color w:val="000000"/>
-          <w:sz w:val="24"/>
-        </w:rPr>
-        <w:t>unsupported answer, or when an answerable question is answered rather than refused.</w:t>
-      </w:r>
-    </w:p>
-    <w:p>
-      <w:pPr>
-        <w:spacing w:before="0" w:after="160" w:line="276" w:lineRule="auto"/>
-      </w:pPr>
-      <w:r>
-        <w:rPr>
-          <w:rFonts w:ascii="Times New Roman" w:hAnsi="Times New Roman" w:eastAsia="Times New Roman" w:cs="Times New Roman"/>
-          <w:b w:val="0"/>
-          <w:i w:val="0"/>
-          <w:color w:val="000000"/>
-          <w:sz w:val="24"/>
-        </w:rPr>
-        <w:t>Question answerable from corpus: {answerable}</w:t>
-      </w:r>
-    </w:p>
-    <w:p>
-      <w:pPr>
-        <w:spacing w:before="0" w:after="160" w:line="276" w:lineRule="auto"/>
-      </w:pPr>
-      <w:r>
-        <w:rPr>
-          <w:rFonts w:ascii="Times New Roman" w:hAnsi="Times New Roman" w:eastAsia="Times New Roman" w:cs="Times New Roman"/>
-          <w:b w:val="0"/>
-          <w:i w:val="0"/>
-          <w:color w:val="000000"/>
-          <w:sz w:val="24"/>
-        </w:rPr>
-        <w:t>Question: {question}</w:t>
-      </w:r>
-    </w:p>
-    <w:p>
-      <w:pPr>
-        <w:spacing w:before="0" w:after="160" w:line="276" w:lineRule="auto"/>
-      </w:pPr>
-      <w:r>
-        <w:rPr>
-          <w:rFonts w:ascii="Times New Roman" w:hAnsi="Times New Roman" w:eastAsia="Times New Roman" w:cs="Times New Roman"/>
-          <w:b w:val="0"/>
-          <w:i w:val="0"/>
-          <w:color w:val="000000"/>
-          <w:sz w:val="24"/>
-        </w:rPr>
-        <w:t>Expected answer: {expected_answer}</w:t>
-      </w:r>
-    </w:p>
-    <w:p>
-      <w:pPr>
-        <w:spacing w:before="0" w:after="160" w:line="276" w:lineRule="auto"/>
-      </w:pPr>
-      <w:r>
-        <w:rPr>
-          <w:rFonts w:ascii="Times New Roman" w:hAnsi="Times New Roman" w:eastAsia="Times New Roman" w:cs="Times New Roman"/>
-          <w:b w:val="0"/>
-          <w:i w:val="0"/>
-          <w:color w:val="000000"/>
-          <w:sz w:val="24"/>
-        </w:rPr>
-        <w:t>System answer: {answer}</w:t>
-      </w:r>
-    </w:p>
-    <w:p>
-      <w:pPr>
-        <w:spacing w:before="0" w:after="160" w:line="276" w:lineRule="auto"/>
-      </w:pPr>
-      <w:r>
-        <w:rPr>
-          <w:rFonts w:ascii="Times New Roman" w:hAnsi="Times New Roman" w:eastAsia="Times New Roman" w:cs="Times New Roman"/>
-          <w:b w:val="0"/>
-          <w:i w:val="0"/>
-          <w:color w:val="000000"/>
-          <w:sz w:val="24"/>
-        </w:rPr>
-        <w:t>Retrieved evidence:</w:t>
-      </w:r>
-    </w:p>
-    <w:p>
-      <w:pPr>
-        <w:spacing w:before="0" w:after="160" w:line="276" w:lineRule="auto"/>
-      </w:pPr>
-      <w:r>
-        <w:rPr>
-          <w:rFonts w:ascii="Times New Roman" w:hAnsi="Times New Roman" w:eastAsia="Times New Roman" w:cs="Times New Roman"/>
-          <w:b w:val="0"/>
-          <w:i w:val="0"/>
-          <w:color w:val="000000"/>
-          <w:sz w:val="24"/>
-        </w:rPr>
-        <w:t>{evidence}</w:t>
-      </w:r>
-    </w:p>
-    <w:p>
-      <w:pPr>
-        <w:spacing w:before="0" w:after="160" w:line="276" w:lineRule="auto"/>
-      </w:pPr>
-      <w:r>
-        <w:rPr>
-          <w:rFonts w:ascii="Times New Roman" w:hAnsi="Times New Roman" w:eastAsia="Times New Roman" w:cs="Times New Roman"/>
-          <w:b w:val="0"/>
-          <w:i w:val="0"/>
-          <w:color w:val="000000"/>
-          <w:sz w:val="24"/>
-        </w:rPr>
-        <w:t>JSON fields: faithfulness, citation_correctness, completeness,</w:t>
-      </w:r>
-    </w:p>
-    <w:p>
-      <w:pPr>
-        <w:spacing w:before="0" w:after="160" w:line="276" w:lineRule="auto"/>
-      </w:pPr>
-      <w:r>
-        <w:rPr>
-          <w:rFonts w:ascii="Times New Roman" w:hAnsi="Times New Roman" w:eastAsia="Times New Roman" w:cs="Times New Roman"/>
-          <w:b w:val="0"/>
-          <w:i w:val="0"/>
-          <w:color w:val="000000"/>
-          <w:sz w:val="24"/>
-        </w:rPr>
-        <w:t>refusal_correctness, rationale</w:t>
-      </w:r>
-    </w:p>
-    <w:p>
-      <w:pPr>
-        <w:spacing w:before="0" w:after="160" w:line="276" w:lineRule="auto"/>
-      </w:pPr>
-      <w:r>
-        <w:rPr>
-          <w:rFonts w:ascii="Times New Roman" w:hAnsi="Times New Roman" w:eastAsia="Times New Roman" w:cs="Times New Roman"/>
-          <w:b w:val="0"/>
-          <w:i w:val="0"/>
-          <w:color w:val="000000"/>
-          <w:sz w:val="24"/>
-        </w:rPr>
-        <w:t>`</w:t>
-      </w:r>
-    </w:p>
-    <w:p>
-      <w:pPr>
-        <w:spacing w:before="0" w:after="160" w:line="276" w:lineRule="auto"/>
-      </w:pPr>
-      <w:r>
-        <w:rPr>
-          <w:rFonts w:ascii="Times New Roman" w:hAnsi="Times New Roman" w:eastAsia="Times New Roman" w:cs="Times New Roman"/>
-          <w:color w:val="000000"/>
-          <w:sz w:val="24"/>
-        </w:rPr>
-        <w:t>The AI judge was used as a structured technical scoring tool. It was not treated as an independent regulatory expert panel. The answer model and automated judge used the same Gemini model family, so same-model-family grading may overestimate answer quality.</w:t>
-      </w:r>
-    </w:p>
-    <w:p>
-      <w:pPr>
-        <w:pStyle w:val="Heading2"/>
-        <w:spacing w:before="280" w:after="120"/>
-      </w:pPr>
-      <w:r>
-        <w:rPr>
-          <w:rFonts w:ascii="Times New Roman" w:hAnsi="Times New Roman" w:eastAsia="Times New Roman" w:cs="Times New Roman"/>
-          <w:b w:val="0"/>
-          <w:i w:val="0"/>
-          <w:color w:val="000000"/>
-          <w:sz w:val="24"/>
-        </w:rPr>
-        <w:t>Confidence Intervals</w:t>
-      </w:r>
-    </w:p>
-    <w:p>
-      <w:pPr>
-        <w:spacing w:before="0" w:after="160" w:line="276" w:lineRule="auto"/>
-      </w:pPr>
-      <w:r>
-        <w:rPr>
-          <w:rFonts w:ascii="Times New Roman" w:hAnsi="Times New Roman" w:eastAsia="Times New Roman" w:cs="Times New Roman"/>
-          <w:b w:val="0"/>
-          <w:i w:val="0"/>
-          <w:color w:val="000000"/>
-          <w:sz w:val="24"/>
-        </w:rPr>
-        <w:t>When confidence intervals were reported, the method was pair-clustered percentile bootstrap:</w:t>
+        <w:t>The primary reported metrics were continuous means. They were not converted into a single binary success claim for the manuscript. The evaluation code nevertheless used operational flags to identify rows requiring review:</w:t>
       </w:r>
     </w:p>
     <w:tbl>
       <w:tblPr>
         <w:tblStyle w:val="TableGrid"/>
-        <w:tblW w:type="dxa" w:w="9360"/>
+        <w:tblW w:type="auto" w:w="0"/>
         <w:tblLook w:firstColumn="1" w:firstRow="1" w:lastColumn="0" w:lastRow="0" w:noHBand="0" w:noVBand="1" w:val="04A0"/>
-        <w:jc w:val="left"/>
-        <w:tblLayout w:type="fixed"/>
       </w:tblPr>
       <w:tblGrid>
         <w:gridCol w:w="4680"/>
@@ -6001,29 +2556,417 @@
       <w:tr>
         <w:trPr>
           <w:cantSplit/>
+          <w:tblHeader w:val="true"/>
         </w:trPr>
         <w:tc>
           <w:tcPr>
             <w:tcW w:type="dxa" w:w="4680"/>
-            <w:tcMar>
-              <w:top w:w="80" w:type="dxa"/>
-              <w:start w:w="120" w:type="dxa"/>
-              <w:bottom w:w="80" w:type="dxa"/>
-              <w:end w:w="120" w:type="dxa"/>
-            </w:tcMar>
-            <w:vAlign w:val="center"/>
           </w:tcPr>
           <w:p>
-            <w:pPr>
-              <w:spacing w:after="0" w:line="252" w:lineRule="auto"/>
-            </w:pPr>
             <w:r>
               <w:rPr>
-                <w:rFonts w:ascii="Times New Roman" w:hAnsi="Times New Roman" w:eastAsia="Times New Roman" w:cs="Times New Roman"/>
+                <w:rFonts w:ascii="Arial" w:hAnsi="Arial"/>
                 <w:b/>
-                <w:i w:val="0"/>
-                <w:color w:val="000000"/>
-                <w:sz w:val="24"/>
+                <w:sz w:val="18"/>
+              </w:rPr>
+              <w:t>Audit condition</w:t>
+            </w:r>
+          </w:p>
+        </w:tc>
+        <w:tc>
+          <w:tcPr>
+            <w:tcW w:type="dxa" w:w="4680"/>
+          </w:tcPr>
+          <w:p>
+            <w:r>
+              <w:rPr>
+                <w:rFonts w:ascii="Arial" w:hAnsi="Arial"/>
+                <w:b/>
+                <w:sz w:val="18"/>
+              </w:rPr>
+              <w:t>Flag used</w:t>
+            </w:r>
+          </w:p>
+        </w:tc>
+      </w:tr>
+      <w:tr>
+        <w:trPr>
+          <w:cantSplit/>
+        </w:trPr>
+        <w:tc>
+          <w:tcPr>
+            <w:tcW w:type="dxa" w:w="4680"/>
+          </w:tcPr>
+          <w:p>
+            <w:r>
+              <w:rPr>
+                <w:rFonts w:ascii="Arial" w:hAnsi="Arial"/>
+                <w:b w:val="0"/>
+                <w:sz w:val="18"/>
+              </w:rPr>
+              <w:t>Answerable row with no retrieved gold source</w:t>
+            </w:r>
+          </w:p>
+        </w:tc>
+        <w:tc>
+          <w:tcPr>
+            <w:tcW w:type="dxa" w:w="4680"/>
+          </w:tcPr>
+          <w:p>
+            <w:r>
+              <w:rPr>
+                <w:rFonts w:ascii="Arial" w:hAnsi="Arial"/>
+                <w:b w:val="0"/>
+                <w:sz w:val="18"/>
+              </w:rPr>
+              <w:t>wrong_or_missing_source</w:t>
+            </w:r>
+          </w:p>
+        </w:tc>
+      </w:tr>
+      <w:tr>
+        <w:trPr>
+          <w:cantSplit/>
+        </w:trPr>
+        <w:tc>
+          <w:tcPr>
+            <w:tcW w:type="dxa" w:w="4680"/>
+          </w:tcPr>
+          <w:p>
+            <w:r>
+              <w:rPr>
+                <w:rFonts w:ascii="Arial" w:hAnsi="Arial"/>
+                <w:b w:val="0"/>
+                <w:sz w:val="18"/>
+              </w:rPr>
+              <w:t>Answerable row with article Recall@k below 1.0</w:t>
+            </w:r>
+          </w:p>
+        </w:tc>
+        <w:tc>
+          <w:tcPr>
+            <w:tcW w:type="dxa" w:w="4680"/>
+          </w:tcPr>
+          <w:p>
+            <w:r>
+              <w:rPr>
+                <w:rFonts w:ascii="Arial" w:hAnsi="Arial"/>
+                <w:b w:val="0"/>
+                <w:sz w:val="18"/>
+              </w:rPr>
+              <w:t>incomplete_article_retrieval</w:t>
+            </w:r>
+          </w:p>
+        </w:tc>
+      </w:tr>
+      <w:tr>
+        <w:trPr>
+          <w:cantSplit/>
+        </w:trPr>
+        <w:tc>
+          <w:tcPr>
+            <w:tcW w:type="dxa" w:w="4680"/>
+          </w:tcPr>
+          <w:p>
+            <w:r>
+              <w:rPr>
+                <w:rFonts w:ascii="Arial" w:hAnsi="Arial"/>
+                <w:b w:val="0"/>
+                <w:sz w:val="18"/>
+              </w:rPr>
+              <w:t>Retrieved expected-term coverage below 0.50</w:t>
+            </w:r>
+          </w:p>
+        </w:tc>
+        <w:tc>
+          <w:tcPr>
+            <w:tcW w:type="dxa" w:w="4680"/>
+          </w:tcPr>
+          <w:p>
+            <w:r>
+              <w:rPr>
+                <w:rFonts w:ascii="Arial" w:hAnsi="Arial"/>
+                <w:b w:val="0"/>
+                <w:sz w:val="18"/>
+              </w:rPr>
+              <w:t>low_evidence_term_coverage</w:t>
+            </w:r>
+          </w:p>
+        </w:tc>
+      </w:tr>
+      <w:tr>
+        <w:trPr>
+          <w:cantSplit/>
+        </w:trPr>
+        <w:tc>
+          <w:tcPr>
+            <w:tcW w:type="dxa" w:w="4680"/>
+          </w:tcPr>
+          <w:p>
+            <w:r>
+              <w:rPr>
+                <w:rFonts w:ascii="Arial" w:hAnsi="Arial"/>
+                <w:b w:val="0"/>
+                <w:sz w:val="18"/>
+              </w:rPr>
+              <w:t>Answerable row that returned the refusal sentence</w:t>
+            </w:r>
+          </w:p>
+        </w:tc>
+        <w:tc>
+          <w:tcPr>
+            <w:tcW w:type="dxa" w:w="4680"/>
+          </w:tcPr>
+          <w:p>
+            <w:r>
+              <w:rPr>
+                <w:rFonts w:ascii="Arial" w:hAnsi="Arial"/>
+                <w:b w:val="0"/>
+                <w:sz w:val="18"/>
+              </w:rPr>
+              <w:t>incorrect_refusal</w:t>
+            </w:r>
+          </w:p>
+        </w:tc>
+      </w:tr>
+      <w:tr>
+        <w:trPr>
+          <w:cantSplit/>
+        </w:trPr>
+        <w:tc>
+          <w:tcPr>
+            <w:tcW w:type="dxa" w:w="4680"/>
+          </w:tcPr>
+          <w:p>
+            <w:r>
+              <w:rPr>
+                <w:rFonts w:ascii="Arial" w:hAnsi="Arial"/>
+                <w:b w:val="0"/>
+                <w:sz w:val="18"/>
+              </w:rPr>
+              <w:t>Answerable row without a recognized citation</w:t>
+            </w:r>
+          </w:p>
+        </w:tc>
+        <w:tc>
+          <w:tcPr>
+            <w:tcW w:type="dxa" w:w="4680"/>
+          </w:tcPr>
+          <w:p>
+            <w:r>
+              <w:rPr>
+                <w:rFonts w:ascii="Arial" w:hAnsi="Arial"/>
+                <w:b w:val="0"/>
+                <w:sz w:val="18"/>
+              </w:rPr>
+              <w:t>missing_citation</w:t>
+            </w:r>
+          </w:p>
+        </w:tc>
+      </w:tr>
+      <w:tr>
+        <w:trPr>
+          <w:cantSplit/>
+        </w:trPr>
+        <w:tc>
+          <w:tcPr>
+            <w:tcW w:type="dxa" w:w="4680"/>
+          </w:tcPr>
+          <w:p>
+            <w:r>
+              <w:rPr>
+                <w:rFonts w:ascii="Arial" w:hAnsi="Arial"/>
+                <w:b w:val="0"/>
+                <w:sz w:val="18"/>
+              </w:rPr>
+              <w:t>Citation-like label not present among retrieved citation labels</w:t>
+            </w:r>
+          </w:p>
+        </w:tc>
+        <w:tc>
+          <w:tcPr>
+            <w:tcW w:type="dxa" w:w="4680"/>
+          </w:tcPr>
+          <w:p>
+            <w:r>
+              <w:rPr>
+                <w:rFonts w:ascii="Arial" w:hAnsi="Arial"/>
+                <w:b w:val="0"/>
+                <w:sz w:val="18"/>
+              </w:rPr>
+              <w:t>unsupported_or_unretrieved_citation</w:t>
+            </w:r>
+          </w:p>
+        </w:tc>
+      </w:tr>
+      <w:tr>
+        <w:trPr>
+          <w:cantSplit/>
+        </w:trPr>
+        <w:tc>
+          <w:tcPr>
+            <w:tcW w:type="dxa" w:w="4680"/>
+          </w:tcPr>
+          <w:p>
+            <w:r>
+              <w:rPr>
+                <w:rFonts w:ascii="Arial" w:hAnsi="Arial"/>
+                <w:b w:val="0"/>
+                <w:sz w:val="18"/>
+              </w:rPr>
+              <w:t>Generated answer-term coverage below 0.50</w:t>
+            </w:r>
+          </w:p>
+        </w:tc>
+        <w:tc>
+          <w:tcPr>
+            <w:tcW w:type="dxa" w:w="4680"/>
+          </w:tcPr>
+          <w:p>
+            <w:r>
+              <w:rPr>
+                <w:rFonts w:ascii="Arial" w:hAnsi="Arial"/>
+                <w:b w:val="0"/>
+                <w:sz w:val="18"/>
+              </w:rPr>
+              <w:t>incomplete_answer</w:t>
+            </w:r>
+          </w:p>
+        </w:tc>
+      </w:tr>
+      <w:tr>
+        <w:trPr>
+          <w:cantSplit/>
+        </w:trPr>
+        <w:tc>
+          <w:tcPr>
+            <w:tcW w:type="dxa" w:w="4680"/>
+          </w:tcPr>
+          <w:p>
+            <w:r>
+              <w:rPr>
+                <w:rFonts w:ascii="Arial" w:hAnsi="Arial"/>
+                <w:b w:val="0"/>
+                <w:sz w:val="18"/>
+              </w:rPr>
+              <w:t>AI-judge faithfulness below 0.80</w:t>
+            </w:r>
+          </w:p>
+        </w:tc>
+        <w:tc>
+          <w:tcPr>
+            <w:tcW w:type="dxa" w:w="4680"/>
+          </w:tcPr>
+          <w:p>
+            <w:r>
+              <w:rPr>
+                <w:rFonts w:ascii="Arial" w:hAnsi="Arial"/>
+                <w:b w:val="0"/>
+                <w:sz w:val="18"/>
+              </w:rPr>
+              <w:t>judge_flagged_unfaithful</w:t>
+            </w:r>
+          </w:p>
+        </w:tc>
+      </w:tr>
+      <w:tr>
+        <w:trPr>
+          <w:cantSplit/>
+        </w:trPr>
+        <w:tc>
+          <w:tcPr>
+            <w:tcW w:type="dxa" w:w="4680"/>
+          </w:tcPr>
+          <w:p>
+            <w:r>
+              <w:rPr>
+                <w:rFonts w:ascii="Arial" w:hAnsi="Arial"/>
+                <w:b w:val="0"/>
+                <w:sz w:val="18"/>
+              </w:rPr>
+              <w:t>Unanswerable row without literal refusal detection</w:t>
+            </w:r>
+          </w:p>
+        </w:tc>
+        <w:tc>
+          <w:tcPr>
+            <w:tcW w:type="dxa" w:w="4680"/>
+          </w:tcPr>
+          <w:p>
+            <w:r>
+              <w:rPr>
+                <w:rFonts w:ascii="Arial" w:hAnsi="Arial"/>
+                <w:b w:val="0"/>
+                <w:sz w:val="18"/>
+              </w:rPr>
+              <w:t>failed_to_refuse</w:t>
+            </w:r>
+          </w:p>
+        </w:tc>
+      </w:tr>
+    </w:tbl>
+    <w:p/>
+    <w:p>
+      <w:r>
+        <w:t>The English completeness diagnostic experiment used AI-judge completeness below 0.80 to identify low-completeness answerable English rows. These thresholds were used for technical error analysis and targeted repair. They were not regulatory acceptance criteria.</w:t>
+      </w:r>
+    </w:p>
+    <w:p>
+      <w:pPr>
+        <w:pStyle w:val="Heading2"/>
+      </w:pPr>
+      <w:r>
+        <w:t>Automated AI Judge</w:t>
+      </w:r>
+    </w:p>
+    <w:p>
+      <w:r>
+        <w:t>The automated judge used models/gemini-flash-lite-latest with temperature 0.0. It received the question, system answer, expected answer, answerability flag, and retrieved evidence, then returned four numeric scores from 0 to 1: faithfulness, citation correctness, completeness, and refusal correctness. The judge was used as a structured technical scoring tool, not as an independent regulatory expert panel. The answer model and automated judge used the same Gemini model family, so same-model-family grading may overestimate answer quality.</w:t>
+      </w:r>
+    </w:p>
+    <w:p>
+      <w:r>
+        <w:t>The exact judge prompt, scoring definitions, model settings, row-level scores, rationales, and stage-level summaries are provided only in Supplementary Data 2 to avoid duplication across supplementary files.</w:t>
+      </w:r>
+    </w:p>
+    <w:p>
+      <w:pPr>
+        <w:pStyle w:val="Heading2"/>
+      </w:pPr>
+      <w:r>
+        <w:t>Confidence Intervals</w:t>
+      </w:r>
+    </w:p>
+    <w:p>
+      <w:r>
+        <w:t>When confidence intervals were reported, the method was pair-clustered percentile bootstrap:</w:t>
+      </w:r>
+    </w:p>
+    <w:tbl>
+      <w:tblPr>
+        <w:tblStyle w:val="TableGrid"/>
+        <w:tblW w:type="auto" w:w="0"/>
+        <w:tblLook w:firstColumn="1" w:firstRow="1" w:lastColumn="0" w:lastRow="0" w:noHBand="0" w:noVBand="1" w:val="04A0"/>
+      </w:tblPr>
+      <w:tblGrid>
+        <w:gridCol w:w="4680"/>
+        <w:gridCol w:w="4680"/>
+      </w:tblGrid>
+      <w:tr>
+        <w:trPr>
+          <w:cantSplit/>
+          <w:tblHeader w:val="true"/>
+        </w:trPr>
+        <w:tc>
+          <w:tcPr>
+            <w:tcW w:type="dxa" w:w="4680"/>
+          </w:tcPr>
+          <w:p>
+            <w:r>
+              <w:rPr>
+                <w:rFonts w:ascii="Arial" w:hAnsi="Arial"/>
+                <w:b/>
+                <w:sz w:val="18"/>
               </w:rPr>
               <w:t>Setting</w:t>
             </w:r>
@@ -6032,25 +2975,13 @@
         <w:tc>
           <w:tcPr>
             <w:tcW w:type="dxa" w:w="4680"/>
-            <w:tcMar>
-              <w:top w:w="80" w:type="dxa"/>
-              <w:start w:w="120" w:type="dxa"/>
-              <w:bottom w:w="80" w:type="dxa"/>
-              <w:end w:w="120" w:type="dxa"/>
-            </w:tcMar>
-            <w:vAlign w:val="center"/>
           </w:tcPr>
           <w:p>
-            <w:pPr>
-              <w:spacing w:after="0" w:line="252" w:lineRule="auto"/>
-            </w:pPr>
             <w:r>
               <w:rPr>
-                <w:rFonts w:ascii="Times New Roman" w:hAnsi="Times New Roman" w:eastAsia="Times New Roman" w:cs="Times New Roman"/>
+                <w:rFonts w:ascii="Arial" w:hAnsi="Arial"/>
                 <w:b/>
-                <w:i w:val="0"/>
-                <w:color w:val="000000"/>
-                <w:sz w:val="24"/>
+                <w:sz w:val="18"/>
               </w:rPr>
               <w:t>Value</w:t>
             </w:r>
@@ -6064,25 +2995,13 @@
         <w:tc>
           <w:tcPr>
             <w:tcW w:type="dxa" w:w="4680"/>
-            <w:tcMar>
-              <w:top w:w="80" w:type="dxa"/>
-              <w:start w:w="120" w:type="dxa"/>
-              <w:bottom w:w="80" w:type="dxa"/>
-              <w:end w:w="120" w:type="dxa"/>
-            </w:tcMar>
-            <w:vAlign w:val="center"/>
           </w:tcPr>
           <w:p>
-            <w:pPr>
-              <w:spacing w:after="0" w:line="252" w:lineRule="auto"/>
-            </w:pPr>
             <w:r>
               <w:rPr>
-                <w:rFonts w:ascii="Times New Roman" w:hAnsi="Times New Roman" w:eastAsia="Times New Roman" w:cs="Times New Roman"/>
+                <w:rFonts w:ascii="Arial" w:hAnsi="Arial"/>
                 <w:b w:val="0"/>
-                <w:i w:val="0"/>
-                <w:color w:val="000000"/>
-                <w:sz w:val="24"/>
+                <w:sz w:val="18"/>
               </w:rPr>
               <w:t>Confidence level</w:t>
             </w:r>
@@ -6091,25 +3010,13 @@
         <w:tc>
           <w:tcPr>
             <w:tcW w:type="dxa" w:w="4680"/>
-            <w:tcMar>
-              <w:top w:w="80" w:type="dxa"/>
-              <w:start w:w="120" w:type="dxa"/>
-              <w:bottom w:w="80" w:type="dxa"/>
-              <w:end w:w="120" w:type="dxa"/>
-            </w:tcMar>
-            <w:vAlign w:val="center"/>
           </w:tcPr>
           <w:p>
-            <w:pPr>
-              <w:spacing w:after="0" w:line="252" w:lineRule="auto"/>
-            </w:pPr>
             <w:r>
               <w:rPr>
-                <w:rFonts w:ascii="Times New Roman" w:hAnsi="Times New Roman" w:eastAsia="Times New Roman" w:cs="Times New Roman"/>
+                <w:rFonts w:ascii="Arial" w:hAnsi="Arial"/>
                 <w:b w:val="0"/>
-                <w:i w:val="0"/>
-                <w:color w:val="000000"/>
-                <w:sz w:val="24"/>
+                <w:sz w:val="18"/>
               </w:rPr>
               <w:t>95%</w:t>
             </w:r>
@@ -6123,25 +3030,13 @@
         <w:tc>
           <w:tcPr>
             <w:tcW w:type="dxa" w:w="4680"/>
-            <w:tcMar>
-              <w:top w:w="80" w:type="dxa"/>
-              <w:start w:w="120" w:type="dxa"/>
-              <w:bottom w:w="80" w:type="dxa"/>
-              <w:end w:w="120" w:type="dxa"/>
-            </w:tcMar>
-            <w:vAlign w:val="center"/>
           </w:tcPr>
           <w:p>
-            <w:pPr>
-              <w:spacing w:after="0" w:line="252" w:lineRule="auto"/>
-            </w:pPr>
             <w:r>
               <w:rPr>
-                <w:rFonts w:ascii="Times New Roman" w:hAnsi="Times New Roman" w:eastAsia="Times New Roman" w:cs="Times New Roman"/>
+                <w:rFonts w:ascii="Arial" w:hAnsi="Arial"/>
                 <w:b w:val="0"/>
-                <w:i w:val="0"/>
-                <w:color w:val="000000"/>
-                <w:sz w:val="24"/>
+                <w:sz w:val="18"/>
               </w:rPr>
               <w:t>Resamples</w:t>
             </w:r>
@@ -6150,25 +3045,13 @@
         <w:tc>
           <w:tcPr>
             <w:tcW w:type="dxa" w:w="4680"/>
-            <w:tcMar>
-              <w:top w:w="80" w:type="dxa"/>
-              <w:start w:w="120" w:type="dxa"/>
-              <w:bottom w:w="80" w:type="dxa"/>
-              <w:end w:w="120" w:type="dxa"/>
-            </w:tcMar>
-            <w:vAlign w:val="center"/>
           </w:tcPr>
           <w:p>
-            <w:pPr>
-              <w:spacing w:after="0" w:line="252" w:lineRule="auto"/>
-            </w:pPr>
             <w:r>
               <w:rPr>
-                <w:rFonts w:ascii="Times New Roman" w:hAnsi="Times New Roman" w:eastAsia="Times New Roman" w:cs="Times New Roman"/>
+                <w:rFonts w:ascii="Arial" w:hAnsi="Arial"/>
                 <w:b w:val="0"/>
-                <w:i w:val="0"/>
-                <w:color w:val="000000"/>
-                <w:sz w:val="24"/>
+                <w:sz w:val="18"/>
               </w:rPr>
               <w:t>2000</w:t>
             </w:r>
@@ -6182,25 +3065,13 @@
         <w:tc>
           <w:tcPr>
             <w:tcW w:type="dxa" w:w="4680"/>
-            <w:tcMar>
-              <w:top w:w="80" w:type="dxa"/>
-              <w:start w:w="120" w:type="dxa"/>
-              <w:bottom w:w="80" w:type="dxa"/>
-              <w:end w:w="120" w:type="dxa"/>
-            </w:tcMar>
-            <w:vAlign w:val="center"/>
           </w:tcPr>
           <w:p>
-            <w:pPr>
-              <w:spacing w:after="0" w:line="252" w:lineRule="auto"/>
-            </w:pPr>
             <w:r>
               <w:rPr>
-                <w:rFonts w:ascii="Times New Roman" w:hAnsi="Times New Roman" w:eastAsia="Times New Roman" w:cs="Times New Roman"/>
+                <w:rFonts w:ascii="Arial" w:hAnsi="Arial"/>
                 <w:b w:val="0"/>
-                <w:i w:val="0"/>
-                <w:color w:val="000000"/>
-                <w:sz w:val="24"/>
+                <w:sz w:val="18"/>
               </w:rPr>
               <w:t>Seed</w:t>
             </w:r>
@@ -6209,25 +3080,13 @@
         <w:tc>
           <w:tcPr>
             <w:tcW w:type="dxa" w:w="4680"/>
-            <w:tcMar>
-              <w:top w:w="80" w:type="dxa"/>
-              <w:start w:w="120" w:type="dxa"/>
-              <w:bottom w:w="80" w:type="dxa"/>
-              <w:end w:w="120" w:type="dxa"/>
-            </w:tcMar>
-            <w:vAlign w:val="center"/>
           </w:tcPr>
           <w:p>
-            <w:pPr>
-              <w:spacing w:after="0" w:line="252" w:lineRule="auto"/>
-            </w:pPr>
             <w:r>
               <w:rPr>
-                <w:rFonts w:ascii="Times New Roman" w:hAnsi="Times New Roman" w:eastAsia="Times New Roman" w:cs="Times New Roman"/>
+                <w:rFonts w:ascii="Arial" w:hAnsi="Arial"/>
                 <w:b w:val="0"/>
-                <w:i w:val="0"/>
-                <w:color w:val="000000"/>
-                <w:sz w:val="24"/>
+                <w:sz w:val="18"/>
               </w:rPr>
               <w:t>20260619</w:t>
             </w:r>
@@ -6241,25 +3100,13 @@
         <w:tc>
           <w:tcPr>
             <w:tcW w:type="dxa" w:w="4680"/>
-            <w:tcMar>
-              <w:top w:w="80" w:type="dxa"/>
-              <w:start w:w="120" w:type="dxa"/>
-              <w:bottom w:w="80" w:type="dxa"/>
-              <w:end w:w="120" w:type="dxa"/>
-            </w:tcMar>
-            <w:vAlign w:val="center"/>
           </w:tcPr>
           <w:p>
-            <w:pPr>
-              <w:spacing w:after="0" w:line="252" w:lineRule="auto"/>
-            </w:pPr>
             <w:r>
               <w:rPr>
-                <w:rFonts w:ascii="Times New Roman" w:hAnsi="Times New Roman" w:eastAsia="Times New Roman" w:cs="Times New Roman"/>
+                <w:rFonts w:ascii="Arial" w:hAnsi="Arial"/>
                 <w:b w:val="0"/>
-                <w:i w:val="0"/>
-                <w:color w:val="000000"/>
-                <w:sz w:val="24"/>
+                <w:sz w:val="18"/>
               </w:rPr>
               <w:t>Cluster key</w:t>
             </w:r>
@@ -6268,25 +3115,13 @@
         <w:tc>
           <w:tcPr>
             <w:tcW w:type="dxa" w:w="4680"/>
-            <w:tcMar>
-              <w:top w:w="80" w:type="dxa"/>
-              <w:start w:w="120" w:type="dxa"/>
-              <w:bottom w:w="80" w:type="dxa"/>
-              <w:end w:w="120" w:type="dxa"/>
-            </w:tcMar>
-            <w:vAlign w:val="center"/>
           </w:tcPr>
           <w:p>
-            <w:pPr>
-              <w:spacing w:after="0" w:line="252" w:lineRule="auto"/>
-            </w:pPr>
             <w:r>
               <w:rPr>
-                <w:rFonts w:ascii="Times New Roman" w:hAnsi="Times New Roman" w:eastAsia="Times New Roman" w:cs="Times New Roman"/>
+                <w:rFonts w:ascii="Arial" w:hAnsi="Arial"/>
                 <w:b w:val="0"/>
-                <w:i w:val="0"/>
-                <w:color w:val="000000"/>
-                <w:sz w:val="24"/>
+                <w:sz w:val="18"/>
               </w:rPr>
               <w:t>bilingual pair id</w:t>
             </w:r>
@@ -6296,117 +3131,24 @@
     </w:tbl>
     <w:p/>
     <w:p>
-      <w:pPr>
-        <w:spacing w:before="0" w:after="160" w:line="276" w:lineRule="auto"/>
-      </w:pPr>
       <w:r>
-        <w:rPr>
-          <w:rFonts w:ascii="Times New Roman" w:hAnsi="Times New Roman" w:eastAsia="Times New Roman" w:cs="Times New Roman"/>
-          <w:b w:val="0"/>
-          <w:i w:val="0"/>
-          <w:color w:val="000000"/>
-          <w:sz w:val="24"/>
-        </w:rPr>
         <w:t>Pair clustering was used because Portuguese and English questions were written as paired items.</w:t>
       </w:r>
     </w:p>
     <w:p>
       <w:pPr>
         <w:pStyle w:val="Heading2"/>
-        <w:spacing w:before="280" w:after="120"/>
       </w:pPr>
       <w:r>
-        <w:rPr>
-          <w:rFonts w:ascii="Times New Roman" w:hAnsi="Times New Roman" w:eastAsia="Times New Roman" w:cs="Times New Roman"/>
-          <w:b w:val="0"/>
-          <w:i w:val="0"/>
-          <w:color w:val="000000"/>
-          <w:sz w:val="24"/>
-        </w:rPr>
         <w:t>Reproducibility Boundary</w:t>
       </w:r>
     </w:p>
     <w:p>
-      <w:pPr>
-        <w:spacing w:before="0" w:after="160" w:line="276" w:lineRule="auto"/>
-      </w:pPr>
       <w:r>
-        <w:rPr>
-          <w:rFonts w:ascii="Times New Roman" w:hAnsi="Times New Roman" w:eastAsia="Times New Roman" w:cs="Times New Roman"/>
-          <w:color w:val="000000"/>
-          <w:sz w:val="24"/>
-        </w:rPr>
         <w:t>The package supports reproduction of the reported technical evaluation if the same code, corpus files, model identifiers, benchmark files, API model behavior, and package versions are available. A conda environment export and pip freeze file are included as environment.lock.yml and requirements-freeze.txt. Exact generated answers may still vary because hosted LLM behavior can change over time even when the model name and prompt are fixed. The archived per-question CSVs are therefore part of the evidence record and should be used to audit the reported results.</w:t>
       </w:r>
     </w:p>
-    <w:p>
-      <w:r>
-        <w:rPr>
-          <w:rFonts w:ascii="Times New Roman" w:hAnsi="Times New Roman" w:eastAsia="Times New Roman" w:cs="Times New Roman"/>
-          <w:color w:val="000000"/>
-          <w:sz w:val="24"/>
-        </w:rPr>
-        <w:br w:type="page"/>
-      </w:r>
-    </w:p>
-    <w:p>
-      <w:r>
-        <w:rPr>
-          <w:rFonts w:ascii="Times New Roman" w:hAnsi="Times New Roman" w:eastAsia="Times New Roman" w:cs="Times New Roman"/>
-          <w:b/>
-          <w:color w:val="000000"/>
-          <w:sz w:val="24"/>
-        </w:rPr>
-        <w:t>Operational Failure Thresholds</w:t>
-      </w:r>
-    </w:p>
-    <w:p>
-      <w:r>
-        <w:rPr>
-          <w:rFonts w:ascii="Times New Roman" w:hAnsi="Times New Roman" w:eastAsia="Times New Roman" w:cs="Times New Roman"/>
-          <w:b w:val="0"/>
-          <w:color w:val="000000"/>
-          <w:sz w:val="24"/>
-        </w:rPr>
-        <w:t>The primary reported metrics were continuous means. They were not converted into a single binary success claim for the manuscript. The evaluation code nevertheless used operational flags to identify rows requiring review.</w:t>
-      </w:r>
-    </w:p>
-    <w:p>
-      <w:r>
-        <w:rPr>
-          <w:rFonts w:ascii="Times New Roman" w:hAnsi="Times New Roman" w:eastAsia="Times New Roman" w:cs="Times New Roman"/>
-          <w:b w:val="0"/>
-          <w:color w:val="000000"/>
-          <w:sz w:val="24"/>
-        </w:rPr>
-        <w:t>Answerable rows were flagged when the retrieved gold source was missing, article retrieval was incomplete, retrieved expected-term coverage was below 0.50, generated answer-term coverage was below 0.50, citations were absent, cited labels were not among retrieved labels, or the system refused an answerable question.</w:t>
-      </w:r>
-    </w:p>
-    <w:p>
-      <w:r>
-        <w:rPr>
-          <w:rFonts w:ascii="Times New Roman" w:hAnsi="Times New Roman" w:eastAsia="Times New Roman" w:cs="Times New Roman"/>
-          <w:b w:val="0"/>
-          <w:color w:val="000000"/>
-          <w:sz w:val="24"/>
-        </w:rPr>
-        <w:t>AI-judge faithfulness below 0.80 was flagged as unfaithful. The English completeness diagnostic experiment used AI-judge completeness below 0.80 to identify low-completeness answerable English rows. Unanswerable rows were flagged when the literal refusal sentence was not detected.</w:t>
-      </w:r>
-    </w:p>
-    <w:p>
-      <w:r>
-        <w:rPr>
-          <w:rFonts w:ascii="Times New Roman" w:hAnsi="Times New Roman" w:eastAsia="Times New Roman" w:cs="Times New Roman"/>
-          <w:b w:val="0"/>
-          <w:color w:val="000000"/>
-          <w:sz w:val="24"/>
-        </w:rPr>
-        <w:t>These thresholds were used for technical error analysis and targeted repair. They were not regulatory acceptance criteria.</w:t>
-      </w:r>
-    </w:p>
     <w:sectPr>
-      <w:headerReference w:type="default" r:id="rId9"/>
-      <w:footerReference w:type="default" r:id="rId10"/>
       <w:pgSz w:w="12240" w:h="15840"/>
       <w:pgMar w:top="1440" w:right="1440" w:bottom="1440" w:left="1440" w:header="720" w:footer="720" w:gutter="0"/>
       <w:cols w:space="720"/>
@@ -6414,26 +3156,6 @@
     </w:sectPr>
   </w:body>
 </w:document>
-</file>
-
-<file path=word/footer1.xml><?xml version="1.0" encoding="utf-8"?>
-<w:ftr xmlns:m="http://schemas.openxmlformats.org/officeDocument/2006/math" xmlns:mc="http://schemas.openxmlformats.org/markup-compatibility/2006" xmlns:mo="http://schemas.microsoft.com/office/mac/office/2008/main" xmlns:mv="urn:schemas-microsoft-com:mac:vml" xmlns:o="urn:schemas-microsoft-com:office:office" xmlns:r="http://schemas.openxmlformats.org/officeDocument/2006/relationships" xmlns:v="urn:schemas-microsoft-com:vml" xmlns:w10="urn:schemas-microsoft-com:office:word" xmlns:w14="http://schemas.microsoft.com/office/word/2010/wordml" xmlns:w="http://schemas.openxmlformats.org/wordprocessingml/2006/main" xmlns:wne="http://schemas.microsoft.com/office/word/2006/wordml" xmlns:wp14="http://schemas.microsoft.com/office/word/2010/wordprocessingDrawing" xmlns:wp="http://schemas.openxmlformats.org/drawingml/2006/wordprocessingDrawing" xmlns:wpc="http://schemas.microsoft.com/office/word/2010/wordprocessingCanvas" xmlns:wpg="http://schemas.microsoft.com/office/word/2010/wordprocessingGroup" xmlns:wpi="http://schemas.microsoft.com/office/word/2010/wordprocessingInk" xmlns:wps="http://schemas.microsoft.com/office/word/2010/wordprocessingShape" mc:Ignorable="w14 wp14">
-  <w:p>
-    <w:pPr>
-      <w:pStyle w:val="Footer"/>
-    </w:pPr>
-  </w:p>
-</w:ftr>
-</file>
-
-<file path=word/header1.xml><?xml version="1.0" encoding="utf-8"?>
-<w:hdr xmlns:m="http://schemas.openxmlformats.org/officeDocument/2006/math" xmlns:mc="http://schemas.openxmlformats.org/markup-compatibility/2006" xmlns:mo="http://schemas.microsoft.com/office/mac/office/2008/main" xmlns:mv="urn:schemas-microsoft-com:mac:vml" xmlns:o="urn:schemas-microsoft-com:office:office" xmlns:r="http://schemas.openxmlformats.org/officeDocument/2006/relationships" xmlns:v="urn:schemas-microsoft-com:vml" xmlns:w10="urn:schemas-microsoft-com:office:word" xmlns:w14="http://schemas.microsoft.com/office/word/2010/wordml" xmlns:w="http://schemas.openxmlformats.org/wordprocessingml/2006/main" xmlns:wne="http://schemas.microsoft.com/office/word/2006/wordml" xmlns:wp14="http://schemas.microsoft.com/office/word/2010/wordprocessingDrawing" xmlns:wp="http://schemas.openxmlformats.org/drawingml/2006/wordprocessingDrawing" xmlns:wpc="http://schemas.microsoft.com/office/word/2010/wordprocessingCanvas" xmlns:wpg="http://schemas.microsoft.com/office/word/2010/wordprocessingGroup" xmlns:wpi="http://schemas.microsoft.com/office/word/2010/wordprocessingInk" xmlns:wps="http://schemas.microsoft.com/office/word/2010/wordprocessingShape" mc:Ignorable="w14 wp14">
-  <w:p>
-    <w:pPr>
-      <w:pStyle w:val="Header"/>
-    </w:pPr>
-  </w:p>
-</w:hdr>
 </file>
 
 <file path=word/numbering.xml><?xml version="1.0" encoding="utf-8"?>
@@ -6800,9 +3522,8 @@
     <w:qFormat/>
     <w:rsid w:val="00FC693F"/>
     <w:rPr>
-      <w:rFonts w:ascii="Times New Roman" w:hAnsi="Times New Roman" w:eastAsia="Times New Roman" w:cs="Times New Roman"/>
-      <w:color w:val="000000"/>
-      <w:sz w:val="24"/>
+      <w:rFonts w:ascii="Arial" w:hAnsi="Arial"/>
+      <w:sz w:val="22"/>
     </w:rPr>
   </w:style>
   <w:style w:type="paragraph" w:styleId="Header">
@@ -6819,11 +3540,6 @@
       </w:tabs>
       <w:spacing w:after="0" w:line="240" w:lineRule="auto"/>
     </w:pPr>
-    <w:rPr>
-      <w:rFonts w:ascii="Times New Roman" w:hAnsi="Times New Roman" w:eastAsia="Times New Roman" w:cs="Times New Roman"/>
-      <w:color w:val="000000"/>
-      <w:sz w:val="24"/>
-    </w:rPr>
   </w:style>
   <w:style w:type="character" w:customStyle="1" w:styleId="HeaderChar">
     <w:name w:val="Header Char"/>
@@ -6831,11 +3547,6 @@
     <w:link w:val="Header"/>
     <w:uiPriority w:val="99"/>
     <w:rsid w:val="00E618BF"/>
-    <w:rPr>
-      <w:rFonts w:ascii="Times New Roman" w:hAnsi="Times New Roman" w:eastAsia="Times New Roman" w:cs="Times New Roman"/>
-      <w:color w:val="000000"/>
-      <w:sz w:val="24"/>
-    </w:rPr>
   </w:style>
   <w:style w:type="paragraph" w:styleId="Footer">
     <w:name w:val="footer"/>
@@ -6851,11 +3562,6 @@
       </w:tabs>
       <w:spacing w:after="0" w:line="240" w:lineRule="auto"/>
     </w:pPr>
-    <w:rPr>
-      <w:rFonts w:ascii="Times New Roman" w:hAnsi="Times New Roman" w:eastAsia="Times New Roman" w:cs="Times New Roman"/>
-      <w:color w:val="000000"/>
-      <w:sz w:val="24"/>
-    </w:rPr>
   </w:style>
   <w:style w:type="character" w:customStyle="1" w:styleId="FooterChar">
     <w:name w:val="Footer Char"/>
@@ -6863,11 +3569,6 @@
     <w:link w:val="Footer"/>
     <w:uiPriority w:val="99"/>
     <w:rsid w:val="00E618BF"/>
-    <w:rPr>
-      <w:rFonts w:ascii="Times New Roman" w:hAnsi="Times New Roman" w:eastAsia="Times New Roman" w:cs="Times New Roman"/>
-      <w:color w:val="000000"/>
-      <w:sz w:val="24"/>
-    </w:rPr>
   </w:style>
   <w:style w:type="paragraph" w:styleId="Heading1">
     <w:name w:val="heading 1"/>
@@ -6884,11 +3585,10 @@
       <w:outlineLvl w:val="0"/>
     </w:pPr>
     <w:rPr>
-      <w:rFonts w:asciiTheme="majorHAnsi" w:eastAsiaTheme="majorEastAsia" w:hAnsiTheme="majorHAnsi" w:cstheme="majorBidi" w:ascii="Times New Roman" w:hAnsi="Times New Roman" w:eastAsia="Times New Roman" w:cs="Times New Roman"/>
-      <w:b w:val="0"/>
+      <w:rFonts w:asciiTheme="majorHAnsi" w:eastAsiaTheme="majorEastAsia" w:hAnsiTheme="majorHAnsi" w:cstheme="majorBidi" w:ascii="Arial" w:hAnsi="Arial"/>
+      <w:b/>
       <w:bCs/>
-      <w:color w:val="000000"/>
-      <w:sz w:val="24"/>
+      <w:sz w:val="28"/>
       <w:szCs w:val="28"/>
     </w:rPr>
   </w:style>
@@ -6908,11 +3608,10 @@
       <w:outlineLvl w:val="1"/>
     </w:pPr>
     <w:rPr>
-      <w:rFonts w:asciiTheme="majorHAnsi" w:eastAsiaTheme="majorEastAsia" w:hAnsiTheme="majorHAnsi" w:cstheme="majorBidi" w:ascii="Times New Roman" w:hAnsi="Times New Roman" w:eastAsia="Times New Roman" w:cs="Times New Roman"/>
-      <w:b w:val="0"/>
+      <w:rFonts w:asciiTheme="majorHAnsi" w:eastAsiaTheme="majorEastAsia" w:hAnsiTheme="majorHAnsi" w:cstheme="majorBidi" w:ascii="Arial" w:hAnsi="Arial"/>
+      <w:b/>
       <w:bCs/>
-      <w:color w:val="000000"/>
-      <w:sz w:val="24"/>
+      <w:sz w:val="26"/>
       <w:szCs w:val="26"/>
     </w:rPr>
   </w:style>
@@ -6932,11 +3631,9 @@
       <w:outlineLvl w:val="2"/>
     </w:pPr>
     <w:rPr>
-      <w:rFonts w:asciiTheme="majorHAnsi" w:eastAsiaTheme="majorEastAsia" w:hAnsiTheme="majorHAnsi" w:cstheme="majorBidi" w:ascii="Times New Roman" w:hAnsi="Times New Roman" w:eastAsia="Times New Roman" w:cs="Times New Roman"/>
-      <w:b w:val="0"/>
+      <w:rFonts w:asciiTheme="majorHAnsi" w:eastAsiaTheme="majorEastAsia" w:hAnsiTheme="majorHAnsi" w:cstheme="majorBidi" w:ascii="Arial" w:hAnsi="Arial"/>
+      <w:b/>
       <w:bCs/>
-      <w:color w:val="000000"/>
-      <w:sz w:val="24"/>
     </w:rPr>
   </w:style>
   <w:style w:type="paragraph" w:styleId="Heading4">
@@ -6956,13 +3653,12 @@
       <w:outlineLvl w:val="3"/>
     </w:pPr>
     <w:rPr>
-      <w:rFonts w:asciiTheme="majorHAnsi" w:eastAsiaTheme="majorEastAsia" w:hAnsiTheme="majorHAnsi" w:cstheme="majorBidi" w:ascii="Times New Roman" w:hAnsi="Times New Roman" w:eastAsia="Times New Roman" w:cs="Times New Roman"/>
+      <w:rFonts w:asciiTheme="majorHAnsi" w:eastAsiaTheme="majorEastAsia" w:hAnsiTheme="majorHAnsi" w:cstheme="majorBidi"/>
       <w:b/>
       <w:bCs/>
       <w:i/>
       <w:iCs/>
-      <w:color w:val="000000"/>
-      <w:sz w:val="24"/>
+      <w:color w:val="4F81BD" w:themeColor="accent1"/>
     </w:rPr>
   </w:style>
   <w:style w:type="paragraph" w:styleId="Heading5">
@@ -6982,9 +3678,8 @@
       <w:outlineLvl w:val="4"/>
     </w:pPr>
     <w:rPr>
-      <w:rFonts w:asciiTheme="majorHAnsi" w:eastAsiaTheme="majorEastAsia" w:hAnsiTheme="majorHAnsi" w:cstheme="majorBidi" w:ascii="Times New Roman" w:hAnsi="Times New Roman" w:eastAsia="Times New Roman" w:cs="Times New Roman"/>
-      <w:color w:val="000000"/>
-      <w:sz w:val="24"/>
+      <w:rFonts w:asciiTheme="majorHAnsi" w:eastAsiaTheme="majorEastAsia" w:hAnsiTheme="majorHAnsi" w:cstheme="majorBidi"/>
+      <w:color w:val="243F60" w:themeColor="accent1" w:themeShade="7F"/>
     </w:rPr>
   </w:style>
   <w:style w:type="paragraph" w:styleId="Heading6">
@@ -7004,11 +3699,10 @@
       <w:outlineLvl w:val="5"/>
     </w:pPr>
     <w:rPr>
-      <w:rFonts w:asciiTheme="majorHAnsi" w:eastAsiaTheme="majorEastAsia" w:hAnsiTheme="majorHAnsi" w:cstheme="majorBidi" w:ascii="Times New Roman" w:hAnsi="Times New Roman" w:eastAsia="Times New Roman" w:cs="Times New Roman"/>
+      <w:rFonts w:asciiTheme="majorHAnsi" w:eastAsiaTheme="majorEastAsia" w:hAnsiTheme="majorHAnsi" w:cstheme="majorBidi"/>
       <w:i/>
       <w:iCs/>
-      <w:color w:val="000000"/>
-      <w:sz w:val="24"/>
+      <w:color w:val="243F60" w:themeColor="accent1" w:themeShade="7F"/>
     </w:rPr>
   </w:style>
   <w:style w:type="paragraph" w:styleId="Heading7">
@@ -7028,11 +3722,10 @@
       <w:outlineLvl w:val="6"/>
     </w:pPr>
     <w:rPr>
-      <w:rFonts w:asciiTheme="majorHAnsi" w:eastAsiaTheme="majorEastAsia" w:hAnsiTheme="majorHAnsi" w:cstheme="majorBidi" w:ascii="Times New Roman" w:hAnsi="Times New Roman" w:eastAsia="Times New Roman" w:cs="Times New Roman"/>
+      <w:rFonts w:asciiTheme="majorHAnsi" w:eastAsiaTheme="majorEastAsia" w:hAnsiTheme="majorHAnsi" w:cstheme="majorBidi"/>
       <w:i/>
       <w:iCs/>
-      <w:color w:val="000000"/>
-      <w:sz w:val="24"/>
+      <w:color w:val="404040" w:themeColor="text1" w:themeTint="BF"/>
     </w:rPr>
   </w:style>
   <w:style w:type="paragraph" w:styleId="Heading8">
@@ -7052,9 +3745,9 @@
       <w:outlineLvl w:val="7"/>
     </w:pPr>
     <w:rPr>
-      <w:rFonts w:asciiTheme="majorHAnsi" w:eastAsiaTheme="majorEastAsia" w:hAnsiTheme="majorHAnsi" w:cstheme="majorBidi" w:ascii="Times New Roman" w:hAnsi="Times New Roman" w:eastAsia="Times New Roman" w:cs="Times New Roman"/>
-      <w:color w:val="000000"/>
-      <w:sz w:val="24"/>
+      <w:rFonts w:asciiTheme="majorHAnsi" w:eastAsiaTheme="majorEastAsia" w:hAnsiTheme="majorHAnsi" w:cstheme="majorBidi"/>
+      <w:color w:val="4F81BD" w:themeColor="accent1"/>
+      <w:sz w:val="20"/>
       <w:szCs w:val="20"/>
     </w:rPr>
   </w:style>
@@ -7075,11 +3768,11 @@
       <w:outlineLvl w:val="8"/>
     </w:pPr>
     <w:rPr>
-      <w:rFonts w:asciiTheme="majorHAnsi" w:eastAsiaTheme="majorEastAsia" w:hAnsiTheme="majorHAnsi" w:cstheme="majorBidi" w:ascii="Times New Roman" w:hAnsi="Times New Roman" w:eastAsia="Times New Roman" w:cs="Times New Roman"/>
+      <w:rFonts w:asciiTheme="majorHAnsi" w:eastAsiaTheme="majorEastAsia" w:hAnsiTheme="majorHAnsi" w:cstheme="majorBidi"/>
       <w:i/>
       <w:iCs/>
-      <w:color w:val="000000"/>
-      <w:sz w:val="24"/>
+      <w:color w:val="404040" w:themeColor="text1" w:themeTint="BF"/>
+      <w:sz w:val="20"/>
       <w:szCs w:val="20"/>
     </w:rPr>
   </w:style>
@@ -7088,11 +3781,6 @@
     <w:uiPriority w:val="1"/>
     <w:semiHidden/>
     <w:unhideWhenUsed/>
-    <w:rPr>
-      <w:rFonts w:ascii="Times New Roman" w:hAnsi="Times New Roman" w:eastAsia="Times New Roman" w:cs="Times New Roman"/>
-      <w:color w:val="000000"/>
-      <w:sz w:val="24"/>
-    </w:rPr>
   </w:style>
   <w:style w:type="table" w:default="1" w:styleId="TableNormal">
     <w:name w:val="Normal Table"/>
@@ -7123,11 +3811,6 @@
     <w:pPr>
       <w:spacing w:after="0" w:line="240" w:lineRule="auto"/>
     </w:pPr>
-    <w:rPr>
-      <w:rFonts w:ascii="Times New Roman" w:hAnsi="Times New Roman" w:eastAsia="Times New Roman" w:cs="Times New Roman"/>
-      <w:color w:val="000000"/>
-      <w:sz w:val="24"/>
-    </w:rPr>
   </w:style>
   <w:style w:type="character" w:customStyle="1" w:styleId="Heading1Char">
     <w:name w:val="Heading 1 Char"/>
@@ -7136,11 +3819,11 @@
     <w:uiPriority w:val="9"/>
     <w:rsid w:val="00FC693F"/>
     <w:rPr>
-      <w:rFonts w:asciiTheme="majorHAnsi" w:eastAsiaTheme="majorEastAsia" w:hAnsiTheme="majorHAnsi" w:cstheme="majorBidi" w:ascii="Times New Roman" w:hAnsi="Times New Roman" w:eastAsia="Times New Roman" w:cs="Times New Roman"/>
+      <w:rFonts w:asciiTheme="majorHAnsi" w:eastAsiaTheme="majorEastAsia" w:hAnsiTheme="majorHAnsi" w:cstheme="majorBidi"/>
       <w:b/>
       <w:bCs/>
-      <w:color w:val="000000"/>
-      <w:sz w:val="24"/>
+      <w:color w:val="365F91" w:themeColor="accent1" w:themeShade="BF"/>
+      <w:sz w:val="28"/>
       <w:szCs w:val="28"/>
     </w:rPr>
   </w:style>
@@ -7151,11 +3834,11 @@
     <w:uiPriority w:val="9"/>
     <w:rsid w:val="00FC693F"/>
     <w:rPr>
-      <w:rFonts w:asciiTheme="majorHAnsi" w:eastAsiaTheme="majorEastAsia" w:hAnsiTheme="majorHAnsi" w:cstheme="majorBidi" w:ascii="Times New Roman" w:hAnsi="Times New Roman" w:eastAsia="Times New Roman" w:cs="Times New Roman"/>
+      <w:rFonts w:asciiTheme="majorHAnsi" w:eastAsiaTheme="majorEastAsia" w:hAnsiTheme="majorHAnsi" w:cstheme="majorBidi"/>
       <w:b/>
       <w:bCs/>
-      <w:color w:val="000000"/>
-      <w:sz w:val="24"/>
+      <w:color w:val="4F81BD" w:themeColor="accent1"/>
+      <w:sz w:val="26"/>
       <w:szCs w:val="26"/>
     </w:rPr>
   </w:style>
@@ -7166,11 +3849,10 @@
     <w:uiPriority w:val="9"/>
     <w:rsid w:val="00FC693F"/>
     <w:rPr>
-      <w:rFonts w:asciiTheme="majorHAnsi" w:eastAsiaTheme="majorEastAsia" w:hAnsiTheme="majorHAnsi" w:cstheme="majorBidi" w:ascii="Times New Roman" w:hAnsi="Times New Roman" w:eastAsia="Times New Roman" w:cs="Times New Roman"/>
+      <w:rFonts w:asciiTheme="majorHAnsi" w:eastAsiaTheme="majorEastAsia" w:hAnsiTheme="majorHAnsi" w:cstheme="majorBidi"/>
       <w:b/>
       <w:bCs/>
-      <w:color w:val="000000"/>
-      <w:sz w:val="24"/>
+      <w:color w:val="4F81BD" w:themeColor="accent1"/>
     </w:rPr>
   </w:style>
   <w:style w:type="paragraph" w:styleId="Title">
@@ -7189,11 +3871,11 @@
       <w:contextualSpacing/>
     </w:pPr>
     <w:rPr>
-      <w:rFonts w:asciiTheme="majorHAnsi" w:eastAsiaTheme="majorEastAsia" w:hAnsiTheme="majorHAnsi" w:cstheme="majorBidi" w:ascii="Times New Roman" w:hAnsi="Times New Roman" w:eastAsia="Times New Roman" w:cs="Times New Roman"/>
-      <w:color w:val="000000"/>
+      <w:rFonts w:asciiTheme="majorHAnsi" w:eastAsiaTheme="majorEastAsia" w:hAnsiTheme="majorHAnsi" w:cstheme="majorBidi"/>
+      <w:color w:val="17365D" w:themeColor="text2" w:themeShade="BF"/>
       <w:spacing w:val="5"/>
       <w:kern w:val="28"/>
-      <w:sz w:val="24"/>
+      <w:sz w:val="52"/>
       <w:szCs w:val="52"/>
     </w:rPr>
   </w:style>
@@ -7204,11 +3886,11 @@
     <w:uiPriority w:val="10"/>
     <w:rsid w:val="00FC693F"/>
     <w:rPr>
-      <w:rFonts w:asciiTheme="majorHAnsi" w:eastAsiaTheme="majorEastAsia" w:hAnsiTheme="majorHAnsi" w:cstheme="majorBidi" w:ascii="Times New Roman" w:hAnsi="Times New Roman" w:eastAsia="Times New Roman" w:cs="Times New Roman"/>
-      <w:color w:val="000000"/>
+      <w:rFonts w:asciiTheme="majorHAnsi" w:eastAsiaTheme="majorEastAsia" w:hAnsiTheme="majorHAnsi" w:cstheme="majorBidi"/>
+      <w:color w:val="17365D" w:themeColor="text2" w:themeShade="BF"/>
       <w:spacing w:val="5"/>
       <w:kern w:val="28"/>
-      <w:sz w:val="24"/>
+      <w:sz w:val="52"/>
       <w:szCs w:val="52"/>
     </w:rPr>
   </w:style>
@@ -7226,10 +3908,10 @@
       </w:numPr>
     </w:pPr>
     <w:rPr>
-      <w:rFonts w:asciiTheme="majorHAnsi" w:eastAsiaTheme="majorEastAsia" w:hAnsiTheme="majorHAnsi" w:cstheme="majorBidi" w:ascii="Times New Roman" w:hAnsi="Times New Roman" w:eastAsia="Times New Roman" w:cs="Times New Roman"/>
+      <w:rFonts w:asciiTheme="majorHAnsi" w:eastAsiaTheme="majorEastAsia" w:hAnsiTheme="majorHAnsi" w:cstheme="majorBidi"/>
       <w:i/>
       <w:iCs/>
-      <w:color w:val="000000"/>
+      <w:color w:val="4F81BD" w:themeColor="accent1"/>
       <w:spacing w:val="15"/>
       <w:sz w:val="24"/>
       <w:szCs w:val="24"/>
@@ -7242,10 +3924,10 @@
     <w:uiPriority w:val="11"/>
     <w:rsid w:val="00FC693F"/>
     <w:rPr>
-      <w:rFonts w:asciiTheme="majorHAnsi" w:eastAsiaTheme="majorEastAsia" w:hAnsiTheme="majorHAnsi" w:cstheme="majorBidi" w:ascii="Times New Roman" w:hAnsi="Times New Roman" w:eastAsia="Times New Roman" w:cs="Times New Roman"/>
+      <w:rFonts w:asciiTheme="majorHAnsi" w:eastAsiaTheme="majorEastAsia" w:hAnsiTheme="majorHAnsi" w:cstheme="majorBidi"/>
       <w:i/>
       <w:iCs/>
-      <w:color w:val="000000"/>
+      <w:color w:val="4F81BD" w:themeColor="accent1"/>
       <w:spacing w:val="15"/>
       <w:sz w:val="24"/>
       <w:szCs w:val="24"/>
@@ -7261,11 +3943,6 @@
       <w:ind w:left="720"/>
       <w:contextualSpacing/>
     </w:pPr>
-    <w:rPr>
-      <w:rFonts w:ascii="Times New Roman" w:hAnsi="Times New Roman" w:eastAsia="Times New Roman" w:cs="Times New Roman"/>
-      <w:color w:val="000000"/>
-      <w:sz w:val="24"/>
-    </w:rPr>
   </w:style>
   <w:style w:type="paragraph" w:styleId="BodyText">
     <w:name w:val="Body Text"/>
@@ -7277,11 +3954,6 @@
     <w:pPr>
       <w:spacing w:after="120"/>
     </w:pPr>
-    <w:rPr>
-      <w:rFonts w:ascii="Times New Roman" w:hAnsi="Times New Roman" w:eastAsia="Times New Roman" w:cs="Times New Roman"/>
-      <w:color w:val="000000"/>
-      <w:sz w:val="24"/>
-    </w:rPr>
   </w:style>
   <w:style w:type="character" w:customStyle="1" w:styleId="BodyTextChar">
     <w:name w:val="Body Text Char"/>
@@ -7289,11 +3961,6 @@
     <w:link w:val="BodyText"/>
     <w:uiPriority w:val="99"/>
     <w:rsid w:val="00AA1D8D"/>
-    <w:rPr>
-      <w:rFonts w:ascii="Times New Roman" w:hAnsi="Times New Roman" w:eastAsia="Times New Roman" w:cs="Times New Roman"/>
-      <w:color w:val="000000"/>
-      <w:sz w:val="24"/>
-    </w:rPr>
   </w:style>
   <w:style w:type="paragraph" w:styleId="BodyText2">
     <w:name w:val="Body Text 2"/>
@@ -7305,11 +3972,6 @@
     <w:pPr>
       <w:spacing w:after="120" w:line="480" w:lineRule="auto"/>
     </w:pPr>
-    <w:rPr>
-      <w:rFonts w:ascii="Times New Roman" w:hAnsi="Times New Roman" w:eastAsia="Times New Roman" w:cs="Times New Roman"/>
-      <w:color w:val="000000"/>
-      <w:sz w:val="24"/>
-    </w:rPr>
   </w:style>
   <w:style w:type="character" w:customStyle="1" w:styleId="BodyText2Char">
     <w:name w:val="Body Text 2 Char"/>
@@ -7317,11 +3979,6 @@
     <w:link w:val="BodyText2"/>
     <w:uiPriority w:val="99"/>
     <w:rsid w:val="00AA1D8D"/>
-    <w:rPr>
-      <w:rFonts w:ascii="Times New Roman" w:hAnsi="Times New Roman" w:eastAsia="Times New Roman" w:cs="Times New Roman"/>
-      <w:color w:val="000000"/>
-      <w:sz w:val="24"/>
-    </w:rPr>
   </w:style>
   <w:style w:type="paragraph" w:styleId="BodyText3">
     <w:name w:val="Body Text 3"/>
@@ -7334,9 +3991,7 @@
       <w:spacing w:after="120"/>
     </w:pPr>
     <w:rPr>
-      <w:rFonts w:ascii="Times New Roman" w:hAnsi="Times New Roman" w:eastAsia="Times New Roman" w:cs="Times New Roman"/>
-      <w:color w:val="000000"/>
-      <w:sz w:val="24"/>
+      <w:sz w:val="16"/>
       <w:szCs w:val="16"/>
     </w:rPr>
   </w:style>
@@ -7347,9 +4002,7 @@
     <w:uiPriority w:val="99"/>
     <w:rsid w:val="00AA1D8D"/>
     <w:rPr>
-      <w:rFonts w:ascii="Times New Roman" w:hAnsi="Times New Roman" w:eastAsia="Times New Roman" w:cs="Times New Roman"/>
-      <w:color w:val="000000"/>
-      <w:sz w:val="24"/>
+      <w:sz w:val="16"/>
       <w:szCs w:val="16"/>
     </w:rPr>
   </w:style>
@@ -7363,11 +4016,6 @@
       <w:ind w:left="360" w:hanging="360"/>
       <w:contextualSpacing/>
     </w:pPr>
-    <w:rPr>
-      <w:rFonts w:ascii="Times New Roman" w:hAnsi="Times New Roman" w:eastAsia="Times New Roman" w:cs="Times New Roman"/>
-      <w:color w:val="000000"/>
-      <w:sz w:val="24"/>
-    </w:rPr>
   </w:style>
   <w:style w:type="paragraph" w:styleId="List2">
     <w:name w:val="List 2"/>
@@ -7379,11 +4027,6 @@
       <w:ind w:left="720" w:hanging="360"/>
       <w:contextualSpacing/>
     </w:pPr>
-    <w:rPr>
-      <w:rFonts w:ascii="Times New Roman" w:hAnsi="Times New Roman" w:eastAsia="Times New Roman" w:cs="Times New Roman"/>
-      <w:color w:val="000000"/>
-      <w:sz w:val="24"/>
-    </w:rPr>
   </w:style>
   <w:style w:type="paragraph" w:styleId="List3">
     <w:name w:val="List 3"/>
@@ -7395,11 +4038,6 @@
       <w:ind w:left="1080" w:hanging="360"/>
       <w:contextualSpacing/>
     </w:pPr>
-    <w:rPr>
-      <w:rFonts w:ascii="Times New Roman" w:hAnsi="Times New Roman" w:eastAsia="Times New Roman" w:cs="Times New Roman"/>
-      <w:color w:val="000000"/>
-      <w:sz w:val="24"/>
-    </w:rPr>
   </w:style>
   <w:style w:type="paragraph" w:styleId="ListBullet">
     <w:name w:val="List Bullet"/>
@@ -7413,11 +4051,6 @@
       </w:numPr>
       <w:contextualSpacing/>
     </w:pPr>
-    <w:rPr>
-      <w:rFonts w:ascii="Times New Roman" w:hAnsi="Times New Roman" w:eastAsia="Times New Roman" w:cs="Times New Roman"/>
-      <w:color w:val="000000"/>
-      <w:sz w:val="24"/>
-    </w:rPr>
   </w:style>
   <w:style w:type="paragraph" w:styleId="ListBullet2">
     <w:name w:val="List Bullet 2"/>
@@ -7431,11 +4064,6 @@
       </w:numPr>
       <w:contextualSpacing/>
     </w:pPr>
-    <w:rPr>
-      <w:rFonts w:ascii="Times New Roman" w:hAnsi="Times New Roman" w:eastAsia="Times New Roman" w:cs="Times New Roman"/>
-      <w:color w:val="000000"/>
-      <w:sz w:val="24"/>
-    </w:rPr>
   </w:style>
   <w:style w:type="paragraph" w:styleId="ListBullet3">
     <w:name w:val="List Bullet 3"/>
@@ -7449,11 +4077,6 @@
       </w:numPr>
       <w:contextualSpacing/>
     </w:pPr>
-    <w:rPr>
-      <w:rFonts w:ascii="Times New Roman" w:hAnsi="Times New Roman" w:eastAsia="Times New Roman" w:cs="Times New Roman"/>
-      <w:color w:val="000000"/>
-      <w:sz w:val="24"/>
-    </w:rPr>
   </w:style>
   <w:style w:type="paragraph" w:styleId="ListNumber">
     <w:name w:val="List Number"/>
@@ -7467,11 +4090,6 @@
       </w:numPr>
       <w:contextualSpacing/>
     </w:pPr>
-    <w:rPr>
-      <w:rFonts w:ascii="Times New Roman" w:hAnsi="Times New Roman" w:eastAsia="Times New Roman" w:cs="Times New Roman"/>
-      <w:color w:val="000000"/>
-      <w:sz w:val="24"/>
-    </w:rPr>
   </w:style>
   <w:style w:type="paragraph" w:styleId="ListNumber2">
     <w:name w:val="List Number 2"/>
@@ -7485,11 +4103,6 @@
       </w:numPr>
       <w:contextualSpacing/>
     </w:pPr>
-    <w:rPr>
-      <w:rFonts w:ascii="Times New Roman" w:hAnsi="Times New Roman" w:eastAsia="Times New Roman" w:cs="Times New Roman"/>
-      <w:color w:val="000000"/>
-      <w:sz w:val="24"/>
-    </w:rPr>
   </w:style>
   <w:style w:type="paragraph" w:styleId="ListNumber3">
     <w:name w:val="List Number 3"/>
@@ -7503,11 +4116,6 @@
       </w:numPr>
       <w:contextualSpacing/>
     </w:pPr>
-    <w:rPr>
-      <w:rFonts w:ascii="Times New Roman" w:hAnsi="Times New Roman" w:eastAsia="Times New Roman" w:cs="Times New Roman"/>
-      <w:color w:val="000000"/>
-      <w:sz w:val="24"/>
-    </w:rPr>
   </w:style>
   <w:style w:type="paragraph" w:styleId="ListContinue">
     <w:name w:val="List Continue"/>
@@ -7520,11 +4128,6 @@
       <w:ind w:left="360"/>
       <w:contextualSpacing/>
     </w:pPr>
-    <w:rPr>
-      <w:rFonts w:ascii="Times New Roman" w:hAnsi="Times New Roman" w:eastAsia="Times New Roman" w:cs="Times New Roman"/>
-      <w:color w:val="000000"/>
-      <w:sz w:val="24"/>
-    </w:rPr>
   </w:style>
   <w:style w:type="paragraph" w:styleId="ListContinue2">
     <w:name w:val="List Continue 2"/>
@@ -7537,11 +4140,6 @@
       <w:ind w:left="720"/>
       <w:contextualSpacing/>
     </w:pPr>
-    <w:rPr>
-      <w:rFonts w:ascii="Times New Roman" w:hAnsi="Times New Roman" w:eastAsia="Times New Roman" w:cs="Times New Roman"/>
-      <w:color w:val="000000"/>
-      <w:sz w:val="24"/>
-    </w:rPr>
   </w:style>
   <w:style w:type="paragraph" w:styleId="ListContinue3">
     <w:name w:val="List Continue 3"/>
@@ -7554,11 +4152,6 @@
       <w:ind w:left="1080"/>
       <w:contextualSpacing/>
     </w:pPr>
-    <w:rPr>
-      <w:rFonts w:ascii="Times New Roman" w:hAnsi="Times New Roman" w:eastAsia="Times New Roman" w:cs="Times New Roman"/>
-      <w:color w:val="000000"/>
-      <w:sz w:val="24"/>
-    </w:rPr>
   </w:style>
   <w:style w:type="paragraph" w:styleId="MacroText">
     <w:name w:val="macro"/>
@@ -7578,9 +4171,8 @@
       </w:tabs>
     </w:pPr>
     <w:rPr>
-      <w:rFonts w:ascii="Times New Roman" w:hAnsi="Times New Roman" w:eastAsia="Times New Roman" w:cs="Times New Roman"/>
-      <w:color w:val="000000"/>
-      <w:sz w:val="24"/>
+      <w:rFonts w:ascii="Courier" w:hAnsi="Courier"/>
+      <w:sz w:val="20"/>
       <w:szCs w:val="20"/>
     </w:rPr>
   </w:style>
@@ -7591,9 +4183,8 @@
     <w:uiPriority w:val="99"/>
     <w:rsid w:val="0029639D"/>
     <w:rPr>
-      <w:rFonts w:ascii="Times New Roman" w:hAnsi="Times New Roman" w:eastAsia="Times New Roman" w:cs="Times New Roman"/>
-      <w:color w:val="000000"/>
-      <w:sz w:val="24"/>
+      <w:rFonts w:ascii="Courier" w:hAnsi="Courier"/>
+      <w:sz w:val="20"/>
       <w:szCs w:val="20"/>
     </w:rPr>
   </w:style>
@@ -7606,11 +4197,9 @@
     <w:qFormat/>
     <w:rsid w:val="00FC693F"/>
     <w:rPr>
-      <w:rFonts w:ascii="Times New Roman" w:hAnsi="Times New Roman" w:eastAsia="Times New Roman" w:cs="Times New Roman"/>
       <w:i/>
       <w:iCs/>
-      <w:color w:val="000000"/>
-      <w:sz w:val="24"/>
+      <w:color w:val="000000" w:themeColor="text1"/>
     </w:rPr>
   </w:style>
   <w:style w:type="character" w:customStyle="1" w:styleId="QuoteChar">
@@ -7620,11 +4209,9 @@
     <w:uiPriority w:val="29"/>
     <w:rsid w:val="00FC693F"/>
     <w:rPr>
-      <w:rFonts w:ascii="Times New Roman" w:hAnsi="Times New Roman" w:eastAsia="Times New Roman" w:cs="Times New Roman"/>
       <w:i/>
       <w:iCs/>
-      <w:color w:val="000000"/>
-      <w:sz w:val="24"/>
+      <w:color w:val="000000" w:themeColor="text1"/>
     </w:rPr>
   </w:style>
   <w:style w:type="character" w:customStyle="1" w:styleId="Heading4Char">
@@ -7635,13 +4222,12 @@
     <w:semiHidden/>
     <w:rsid w:val="00FC693F"/>
     <w:rPr>
-      <w:rFonts w:asciiTheme="majorHAnsi" w:eastAsiaTheme="majorEastAsia" w:hAnsiTheme="majorHAnsi" w:cstheme="majorBidi" w:ascii="Times New Roman" w:hAnsi="Times New Roman" w:eastAsia="Times New Roman" w:cs="Times New Roman"/>
+      <w:rFonts w:asciiTheme="majorHAnsi" w:eastAsiaTheme="majorEastAsia" w:hAnsiTheme="majorHAnsi" w:cstheme="majorBidi"/>
       <w:b/>
       <w:bCs/>
       <w:i/>
       <w:iCs/>
-      <w:color w:val="000000"/>
-      <w:sz w:val="24"/>
+      <w:color w:val="4F81BD" w:themeColor="accent1"/>
     </w:rPr>
   </w:style>
   <w:style w:type="character" w:customStyle="1" w:styleId="Heading5Char">
@@ -7652,9 +4238,8 @@
     <w:semiHidden/>
     <w:rsid w:val="00FC693F"/>
     <w:rPr>
-      <w:rFonts w:asciiTheme="majorHAnsi" w:eastAsiaTheme="majorEastAsia" w:hAnsiTheme="majorHAnsi" w:cstheme="majorBidi" w:ascii="Times New Roman" w:hAnsi="Times New Roman" w:eastAsia="Times New Roman" w:cs="Times New Roman"/>
-      <w:color w:val="000000"/>
-      <w:sz w:val="24"/>
+      <w:rFonts w:asciiTheme="majorHAnsi" w:eastAsiaTheme="majorEastAsia" w:hAnsiTheme="majorHAnsi" w:cstheme="majorBidi"/>
+      <w:color w:val="243F60" w:themeColor="accent1" w:themeShade="7F"/>
     </w:rPr>
   </w:style>
   <w:style w:type="character" w:customStyle="1" w:styleId="Heading6Char">
@@ -7665,11 +4250,10 @@
     <w:semiHidden/>
     <w:rsid w:val="00FC693F"/>
     <w:rPr>
-      <w:rFonts w:asciiTheme="majorHAnsi" w:eastAsiaTheme="majorEastAsia" w:hAnsiTheme="majorHAnsi" w:cstheme="majorBidi" w:ascii="Times New Roman" w:hAnsi="Times New Roman" w:eastAsia="Times New Roman" w:cs="Times New Roman"/>
+      <w:rFonts w:asciiTheme="majorHAnsi" w:eastAsiaTheme="majorEastAsia" w:hAnsiTheme="majorHAnsi" w:cstheme="majorBidi"/>
       <w:i/>
       <w:iCs/>
-      <w:color w:val="000000"/>
-      <w:sz w:val="24"/>
+      <w:color w:val="243F60" w:themeColor="accent1" w:themeShade="7F"/>
     </w:rPr>
   </w:style>
   <w:style w:type="character" w:customStyle="1" w:styleId="Heading7Char">
@@ -7680,11 +4264,10 @@
     <w:semiHidden/>
     <w:rsid w:val="00FC693F"/>
     <w:rPr>
-      <w:rFonts w:asciiTheme="majorHAnsi" w:eastAsiaTheme="majorEastAsia" w:hAnsiTheme="majorHAnsi" w:cstheme="majorBidi" w:ascii="Times New Roman" w:hAnsi="Times New Roman" w:eastAsia="Times New Roman" w:cs="Times New Roman"/>
+      <w:rFonts w:asciiTheme="majorHAnsi" w:eastAsiaTheme="majorEastAsia" w:hAnsiTheme="majorHAnsi" w:cstheme="majorBidi"/>
       <w:i/>
       <w:iCs/>
-      <w:color w:val="000000"/>
-      <w:sz w:val="24"/>
+      <w:color w:val="404040" w:themeColor="text1" w:themeTint="BF"/>
     </w:rPr>
   </w:style>
   <w:style w:type="character" w:customStyle="1" w:styleId="Heading8Char">
@@ -7695,9 +4278,9 @@
     <w:semiHidden/>
     <w:rsid w:val="00FC693F"/>
     <w:rPr>
-      <w:rFonts w:asciiTheme="majorHAnsi" w:eastAsiaTheme="majorEastAsia" w:hAnsiTheme="majorHAnsi" w:cstheme="majorBidi" w:ascii="Times New Roman" w:hAnsi="Times New Roman" w:eastAsia="Times New Roman" w:cs="Times New Roman"/>
-      <w:color w:val="000000"/>
-      <w:sz w:val="24"/>
+      <w:rFonts w:asciiTheme="majorHAnsi" w:eastAsiaTheme="majorEastAsia" w:hAnsiTheme="majorHAnsi" w:cstheme="majorBidi"/>
+      <w:color w:val="4F81BD" w:themeColor="accent1"/>
+      <w:sz w:val="20"/>
       <w:szCs w:val="20"/>
     </w:rPr>
   </w:style>
@@ -7709,11 +4292,11 @@
     <w:semiHidden/>
     <w:rsid w:val="00FC693F"/>
     <w:rPr>
-      <w:rFonts w:asciiTheme="majorHAnsi" w:eastAsiaTheme="majorEastAsia" w:hAnsiTheme="majorHAnsi" w:cstheme="majorBidi" w:ascii="Times New Roman" w:hAnsi="Times New Roman" w:eastAsia="Times New Roman" w:cs="Times New Roman"/>
+      <w:rFonts w:asciiTheme="majorHAnsi" w:eastAsiaTheme="majorEastAsia" w:hAnsiTheme="majorHAnsi" w:cstheme="majorBidi"/>
       <w:i/>
       <w:iCs/>
-      <w:color w:val="000000"/>
-      <w:sz w:val="24"/>
+      <w:color w:val="404040" w:themeColor="text1" w:themeTint="BF"/>
+      <w:sz w:val="20"/>
       <w:szCs w:val="20"/>
     </w:rPr>
   </w:style>
@@ -7730,11 +4313,10 @@
       <w:spacing w:line="240" w:lineRule="auto"/>
     </w:pPr>
     <w:rPr>
-      <w:rFonts w:ascii="Times New Roman" w:hAnsi="Times New Roman" w:eastAsia="Times New Roman" w:cs="Times New Roman"/>
       <w:b/>
       <w:bCs/>
-      <w:color w:val="000000"/>
-      <w:sz w:val="24"/>
+      <w:color w:val="4F81BD" w:themeColor="accent1"/>
+      <w:sz w:val="18"/>
       <w:szCs w:val="18"/>
     </w:rPr>
   </w:style>
@@ -7745,11 +4327,8 @@
     <w:qFormat/>
     <w:rsid w:val="00FC693F"/>
     <w:rPr>
-      <w:rFonts w:ascii="Times New Roman" w:hAnsi="Times New Roman" w:eastAsia="Times New Roman" w:cs="Times New Roman"/>
       <w:b/>
       <w:bCs/>
-      <w:color w:val="000000"/>
-      <w:sz w:val="24"/>
     </w:rPr>
   </w:style>
   <w:style w:type="character" w:styleId="Emphasis">
@@ -7759,11 +4338,8 @@
     <w:qFormat/>
     <w:rsid w:val="00FC693F"/>
     <w:rPr>
-      <w:rFonts w:ascii="Times New Roman" w:hAnsi="Times New Roman" w:eastAsia="Times New Roman" w:cs="Times New Roman"/>
       <w:i/>
       <w:iCs/>
-      <w:color w:val="000000"/>
-      <w:sz w:val="24"/>
     </w:rPr>
   </w:style>
   <w:style w:type="paragraph" w:styleId="IntenseQuote">
@@ -7782,13 +4358,11 @@
       <w:ind w:left="936" w:right="936"/>
     </w:pPr>
     <w:rPr>
-      <w:rFonts w:ascii="Times New Roman" w:hAnsi="Times New Roman" w:eastAsia="Times New Roman" w:cs="Times New Roman"/>
       <w:b/>
       <w:bCs/>
       <w:i/>
       <w:iCs/>
-      <w:color w:val="000000"/>
-      <w:sz w:val="24"/>
+      <w:color w:val="4F81BD" w:themeColor="accent1"/>
     </w:rPr>
   </w:style>
   <w:style w:type="character" w:customStyle="1" w:styleId="IntenseQuoteChar">
@@ -7798,13 +4372,11 @@
     <w:uiPriority w:val="30"/>
     <w:rsid w:val="00FC693F"/>
     <w:rPr>
-      <w:rFonts w:ascii="Times New Roman" w:hAnsi="Times New Roman" w:eastAsia="Times New Roman" w:cs="Times New Roman"/>
       <w:b/>
       <w:bCs/>
       <w:i/>
       <w:iCs/>
-      <w:color w:val="000000"/>
-      <w:sz w:val="24"/>
+      <w:color w:val="4F81BD" w:themeColor="accent1"/>
     </w:rPr>
   </w:style>
   <w:style w:type="character" w:styleId="SubtleEmphasis">
@@ -7814,11 +4386,9 @@
     <w:qFormat/>
     <w:rsid w:val="00FC693F"/>
     <w:rPr>
-      <w:rFonts w:ascii="Times New Roman" w:hAnsi="Times New Roman" w:eastAsia="Times New Roman" w:cs="Times New Roman"/>
       <w:i/>
       <w:iCs/>
-      <w:color w:val="000000"/>
-      <w:sz w:val="24"/>
+      <w:color w:val="808080" w:themeColor="text1" w:themeTint="7F"/>
     </w:rPr>
   </w:style>
   <w:style w:type="character" w:styleId="IntenseEmphasis">
@@ -7828,13 +4398,11 @@
     <w:qFormat/>
     <w:rsid w:val="00FC693F"/>
     <w:rPr>
-      <w:rFonts w:ascii="Times New Roman" w:hAnsi="Times New Roman" w:eastAsia="Times New Roman" w:cs="Times New Roman"/>
       <w:b/>
       <w:bCs/>
       <w:i/>
       <w:iCs/>
-      <w:color w:val="000000"/>
-      <w:sz w:val="24"/>
+      <w:color w:val="4F81BD" w:themeColor="accent1"/>
     </w:rPr>
   </w:style>
   <w:style w:type="character" w:styleId="SubtleReference">
@@ -7844,10 +4412,8 @@
     <w:qFormat/>
     <w:rsid w:val="00FC693F"/>
     <w:rPr>
-      <w:rFonts w:ascii="Times New Roman" w:hAnsi="Times New Roman" w:eastAsia="Times New Roman" w:cs="Times New Roman"/>
       <w:smallCaps/>
-      <w:color w:val="000000"/>
-      <w:sz w:val="24"/>
+      <w:color w:val="C0504D" w:themeColor="accent2"/>
       <w:u w:val="single"/>
     </w:rPr>
   </w:style>
@@ -7858,13 +4424,11 @@
     <w:qFormat/>
     <w:rsid w:val="00FC693F"/>
     <w:rPr>
-      <w:rFonts w:ascii="Times New Roman" w:hAnsi="Times New Roman" w:eastAsia="Times New Roman" w:cs="Times New Roman"/>
       <w:b/>
       <w:bCs/>
       <w:smallCaps/>
-      <w:color w:val="000000"/>
+      <w:color w:val="C0504D" w:themeColor="accent2"/>
       <w:spacing w:val="5"/>
-      <w:sz w:val="24"/>
       <w:u w:val="single"/>
     </w:rPr>
   </w:style>
@@ -7875,13 +4439,10 @@
     <w:qFormat/>
     <w:rsid w:val="00FC693F"/>
     <w:rPr>
-      <w:rFonts w:ascii="Times New Roman" w:hAnsi="Times New Roman" w:eastAsia="Times New Roman" w:cs="Times New Roman"/>
       <w:b/>
       <w:bCs/>
       <w:smallCaps/>
-      <w:color w:val="000000"/>
       <w:spacing w:val="5"/>
-      <w:sz w:val="24"/>
     </w:rPr>
   </w:style>
   <w:style w:type="paragraph" w:styleId="TOCHeading">
@@ -7896,11 +4457,6 @@
     <w:pPr>
       <w:outlineLvl w:val="9"/>
     </w:pPr>
-    <w:rPr>
-      <w:rFonts w:ascii="Times New Roman" w:hAnsi="Times New Roman" w:eastAsia="Times New Roman" w:cs="Times New Roman"/>
-      <w:color w:val="000000"/>
-      <w:sz w:val="24"/>
-    </w:rPr>
   </w:style>
   <w:style w:type="table" w:styleId="TableGrid">
     <w:name w:val="Table Grid"/>
